--- a/AMIU_Constitution_2028_Flagship_Governance_Edition.docx
+++ b/AMIU_Constitution_2028_Flagship_Governance_Edition.docx
@@ -42,7 +42,7 @@
             </w:pPr>
             <w:r>
               <w:rPr>
-                <w:rFonts w:ascii="Liberation Sans" w:hAnsi="Liberation Sans"/>
+                <w:rFonts w:ascii="Archivo" w:hAnsi="Archivo"/>
                 <w:color w:val="8C97AB"/>
                 <w:sz w:val="16"/>
                 <w:spacing w:val="30"/>
@@ -53,33 +53,18 @@
           <w:p>
             <w:pPr>
               <w:jc w:val="center"/>
-              <w:spacing w:before="0" w:after="60"/>
-              <w:suppressAutoHyphens/>
-            </w:pPr>
-            <w:r>
-              <w:rPr>
-                <w:rFonts w:ascii="Cinzel" w:hAnsi="Cinzel"/>
+              <w:spacing w:before="0" w:after="80"/>
+              <w:suppressAutoHyphens/>
+            </w:pPr>
+            <w:r>
+              <w:rPr>
+                <w:rFonts w:ascii="Archivo" w:hAnsi="Archivo"/>
+                <w:b/>
                 <w:color w:val="B08625"/>
-                <w:sz w:val="40"/>
-                <w:spacing w:val="24"/>
-              </w:rPr>
-              <w:t>AL-MULK</w:t>
-            </w:r>
-          </w:p>
-          <w:p>
-            <w:pPr>
-              <w:jc w:val="center"/>
-              <w:spacing w:before="0" w:after="500"/>
-              <w:suppressAutoHyphens/>
-            </w:pPr>
-            <w:r>
-              <w:rPr>
-                <w:rFonts w:ascii="Cinzel" w:hAnsi="Cinzel"/>
-                <w:color w:val="B08625"/>
-                <w:sz w:val="40"/>
-                <w:spacing w:val="24"/>
-              </w:rPr>
-              <w:t>INTERNATIONAL UNIVERSITY</w:t>
+                <w:sz w:val="24"/>
+                <w:spacing w:val="20"/>
+              </w:rPr>
+              <w:t>AL-MULK INTERNATIONAL UNIVERSITY</w:t>
             </w:r>
           </w:p>
           <w:p>
@@ -94,7 +79,7 @@
             </w:pPr>
             <w:r>
               <w:rPr>
-                <w:rFonts w:ascii="Cinzel" w:hAnsi="Cinzel"/>
+                <w:rFonts w:ascii="Fraunces Black" w:hAnsi="Fraunces Black"/>
                 <w:b/>
                 <w:color w:val="FFFFFF"/>
                 <w:sz w:val="76"/>
@@ -111,7 +96,7 @@
             </w:pPr>
             <w:r>
               <w:rPr>
-                <w:rFonts w:ascii="Cormorant Garamond" w:hAnsi="Cormorant Garamond"/>
+                <w:rFonts w:ascii="Fraunces" w:hAnsi="Fraunces"/>
                 <w:i/>
                 <w:color w:val="DCE3F0"/>
                 <w:sz w:val="27"/>
@@ -127,7 +112,7 @@
             </w:pPr>
             <w:r>
               <w:rPr>
-                <w:rFonts w:ascii="Cinzel" w:hAnsi="Cinzel"/>
+                <w:rFonts w:ascii="Archivo SemiBold" w:hAnsi="Archivo SemiBold"/>
                 <w:color w:val="8C97AB"/>
                 <w:sz w:val="20"/>
                 <w:spacing w:val="18"/>
@@ -143,7 +128,7 @@
             </w:pPr>
             <w:r>
               <w:rPr>
-                <w:rFonts w:ascii="Liberation Sans" w:hAnsi="Liberation Sans"/>
+                <w:rFonts w:ascii="Archivo" w:hAnsi="Archivo"/>
                 <w:color w:val="8C97AB"/>
                 <w:sz w:val="16"/>
               </w:rPr>
@@ -151,7 +136,7 @@
             </w:r>
             <w:r>
               <w:rPr>
-                <w:rFonts w:ascii="Cinzel" w:hAnsi="Cinzel"/>
+                <w:rFonts w:ascii="Archivo SemiBold" w:hAnsi="Archivo SemiBold"/>
                 <w:color w:val="B08625"/>
                 <w:b/>
                 <w:sz w:val="16"/>
@@ -167,7 +152,7 @@
             </w:pPr>
             <w:r>
               <w:rPr>
-                <w:rFonts w:ascii="Liberation Sans" w:hAnsi="Liberation Sans"/>
+                <w:rFonts w:ascii="Archivo" w:hAnsi="Archivo"/>
                 <w:color w:val="8C97AB"/>
                 <w:sz w:val="15"/>
               </w:rPr>
@@ -439,7 +424,7 @@
           <w:iCs/>
           <w:i/>
         </w:rPr>
-        <w:t xml:space="preserve">Typesetting and Publication Design: this Constitution is set in the same three-family editorial system as the University’s Strategic Implementation Blueprint — Cinzel monumental display, Cormorant Garamond editorial headings, EB Garamond body serif — so that every AMIU governing and planning publication reads as one institutional family, produced under one publication standard.</w:t>
+        <w:t xml:space="preserve">Typesetting and Publication Design: this Constitution is set in the same three-role editorial system as the University’s Strategic Implementation Blueprint — Fraunces display, Source Serif 4 reading, Archivo structural — so that every AMIU governing and planning publication reads as one institutional family, produced under one publication standard.</w:t>
       </w:r>
     </w:p>
     <w:p>
@@ -528,7 +513,7 @@
       </w:pPr>
       <w:r>
         <w:rPr>
-          <w:rFonts w:ascii="Cormorant Garamond" w:hAnsi="Cormorant Garamond"/>
+          <w:rFonts w:ascii="Fraunces" w:hAnsi="Fraunces"/>
           <w:i/>
           <w:color w:val="122A4E"/>
           <w:sz w:val="30"/>
@@ -689,7 +674,7 @@
       <w:r>
         <w:drawing>
           <wp:inline>
-            <wp:extent cx="5753100" cy="4219895"/>
+            <wp:extent cx="5753100" cy="4239000"/>
             <wp:effectExtent b="0" l="0" r="0" t="0"/>
             <wp:docPr descr="Governance Hierarchy: Bicameral Authority, One Executive Link" title="" id="24" name="Picture"/>
             <a:graphic>
@@ -710,7 +695,7 @@
                   <pic:spPr bwMode="auto">
                     <a:xfrm>
                       <a:off x="0" y="0"/>
-                      <a:ext cx="5753100" cy="4219895"/>
+                      <a:ext cx="5753100" cy="4239000"/>
                     </a:xfrm>
                     <a:prstGeom prst="rect">
                       <a:avLst/>
@@ -801,7 +786,7 @@
       <w:r>
         <w:drawing>
           <wp:inline>
-            <wp:extent cx="5753100" cy="4728575"/>
+            <wp:extent cx="5753100" cy="4745292"/>
             <wp:effectExtent b="0" l="0" r="0" t="0"/>
             <wp:docPr descr="The Seven-Tier Stackable Academic Ladder" title="" id="28" name="Picture"/>
             <a:graphic>
@@ -822,7 +807,7 @@
                   <pic:spPr bwMode="auto">
                     <a:xfrm>
                       <a:off x="0" y="0"/>
-                      <a:ext cx="5753100" cy="4728575"/>
+                      <a:ext cx="5753100" cy="4745292"/>
                     </a:xfrm>
                     <a:prstGeom prst="rect">
                       <a:avLst/>
@@ -913,7 +898,7 @@
       <w:r>
         <w:drawing>
           <wp:inline>
-            <wp:extent cx="5753100" cy="5031872"/>
+            <wp:extent cx="5753100" cy="5048590"/>
             <wp:effectExtent b="0" l="0" r="0" t="0"/>
             <wp:docPr descr="The ISLAMIC Values Framework" title="" id="32" name="Picture"/>
             <a:graphic>
@@ -934,7 +919,7 @@
                   <pic:spPr bwMode="auto">
                     <a:xfrm>
                       <a:off x="0" y="0"/>
-                      <a:ext cx="5753100" cy="5031872"/>
+                      <a:ext cx="5753100" cy="5048590"/>
                     </a:xfrm>
                     <a:prstGeom prst="rect">
                       <a:avLst/>
@@ -1323,7 +1308,7 @@
                 <w:bCs/>
                 <w:b/>
               </w:rPr>
-              <w:t xml:space="preserve">16</w:t>
+              <w:t xml:space="preserve">17</w:t>
             </w:r>
           </w:p>
         </w:tc>
@@ -1362,7 +1347,7 @@
                 <w:bCs/>
                 <w:b/>
               </w:rPr>
-              <w:t xml:space="preserve">20</w:t>
+              <w:t xml:space="preserve">22</w:t>
             </w:r>
           </w:p>
         </w:tc>
@@ -1401,7 +1386,7 @@
                 <w:bCs/>
                 <w:b/>
               </w:rPr>
-              <w:t xml:space="preserve">24</w:t>
+              <w:t xml:space="preserve">26</w:t>
             </w:r>
           </w:p>
         </w:tc>
@@ -1440,7 +1425,7 @@
                 <w:bCs/>
                 <w:b/>
               </w:rPr>
-              <w:t xml:space="preserve">27</w:t>
+              <w:t xml:space="preserve">29</w:t>
             </w:r>
           </w:p>
         </w:tc>
@@ -1479,7 +1464,7 @@
                 <w:bCs/>
                 <w:b/>
               </w:rPr>
-              <w:t xml:space="preserve">31</w:t>
+              <w:t xml:space="preserve">33</w:t>
             </w:r>
           </w:p>
         </w:tc>
@@ -1518,7 +1503,7 @@
                 <w:bCs/>
                 <w:b/>
               </w:rPr>
-              <w:t xml:space="preserve">39</w:t>
+              <w:t xml:space="preserve">41</w:t>
             </w:r>
           </w:p>
         </w:tc>
@@ -1557,7 +1542,7 @@
                 <w:bCs/>
                 <w:b/>
               </w:rPr>
-              <w:t xml:space="preserve">43</w:t>
+              <w:t xml:space="preserve">45</w:t>
             </w:r>
           </w:p>
         </w:tc>
@@ -1596,7 +1581,7 @@
                 <w:bCs/>
                 <w:b/>
               </w:rPr>
-              <w:t xml:space="preserve">50</w:t>
+              <w:t xml:space="preserve">51</w:t>
             </w:r>
           </w:p>
         </w:tc>
@@ -1635,7 +1620,7 @@
                 <w:bCs/>
                 <w:b/>
               </w:rPr>
-              <w:t xml:space="preserve">53</w:t>
+              <w:t xml:space="preserve">54</w:t>
             </w:r>
           </w:p>
         </w:tc>
@@ -1674,7 +1659,7 @@
                 <w:bCs/>
                 <w:b/>
               </w:rPr>
-              <w:t xml:space="preserve">56</w:t>
+              <w:t xml:space="preserve">57</w:t>
             </w:r>
           </w:p>
         </w:tc>
@@ -1713,7 +1698,7 @@
                 <w:bCs/>
                 <w:b/>
               </w:rPr>
-              <w:t xml:space="preserve">58</w:t>
+              <w:t xml:space="preserve">59</w:t>
             </w:r>
           </w:p>
         </w:tc>
@@ -1752,7 +1737,7 @@
                 <w:bCs/>
                 <w:b/>
               </w:rPr>
-              <w:t xml:space="preserve">61</w:t>
+              <w:t xml:space="preserve">62</w:t>
             </w:r>
           </w:p>
         </w:tc>
@@ -1791,7 +1776,7 @@
                 <w:bCs/>
                 <w:b/>
               </w:rPr>
-              <w:t xml:space="preserve">63</w:t>
+              <w:t xml:space="preserve">64</w:t>
             </w:r>
           </w:p>
         </w:tc>
@@ -1830,7 +1815,7 @@
                 <w:bCs/>
                 <w:b/>
               </w:rPr>
-              <w:t xml:space="preserve">65</w:t>
+              <w:t xml:space="preserve">66</w:t>
             </w:r>
           </w:p>
         </w:tc>
@@ -1869,7 +1854,7 @@
                 <w:bCs/>
                 <w:b/>
               </w:rPr>
-              <w:t xml:space="preserve">68</w:t>
+              <w:t xml:space="preserve">69</w:t>
             </w:r>
           </w:p>
         </w:tc>
@@ -1908,7 +1893,7 @@
                 <w:bCs/>
                 <w:b/>
               </w:rPr>
-              <w:t xml:space="preserve">70</w:t>
+              <w:t xml:space="preserve">71</w:t>
             </w:r>
           </w:p>
         </w:tc>
@@ -1947,7 +1932,7 @@
                 <w:bCs/>
                 <w:b/>
               </w:rPr>
-              <w:t xml:space="preserve">72</w:t>
+              <w:t xml:space="preserve">73</w:t>
             </w:r>
           </w:p>
         </w:tc>
@@ -1986,7 +1971,7 @@
                 <w:bCs/>
                 <w:b/>
               </w:rPr>
-              <w:t xml:space="preserve">74</w:t>
+              <w:t xml:space="preserve">75</w:t>
             </w:r>
           </w:p>
         </w:tc>
@@ -2025,7 +2010,7 @@
                 <w:bCs/>
                 <w:b/>
               </w:rPr>
-              <w:t xml:space="preserve">76</w:t>
+              <w:t xml:space="preserve">77</w:t>
             </w:r>
           </w:p>
         </w:tc>
@@ -2064,7 +2049,7 @@
                 <w:bCs/>
                 <w:b/>
               </w:rPr>
-              <w:t xml:space="preserve">78</w:t>
+              <w:t xml:space="preserve">79</w:t>
             </w:r>
           </w:p>
         </w:tc>
@@ -2103,7 +2088,7 @@
                 <w:bCs/>
                 <w:b/>
               </w:rPr>
-              <w:t xml:space="preserve">80</w:t>
+              <w:t xml:space="preserve">81</w:t>
             </w:r>
           </w:p>
         </w:tc>
@@ -2142,7 +2127,7 @@
                 <w:bCs/>
                 <w:b/>
               </w:rPr>
-              <w:t xml:space="preserve">82</w:t>
+              <w:t xml:space="preserve">83</w:t>
             </w:r>
           </w:p>
         </w:tc>
@@ -2181,7 +2166,7 @@
                 <w:bCs/>
                 <w:b/>
               </w:rPr>
-              <w:t xml:space="preserve">83</w:t>
+              <w:t xml:space="preserve">84</w:t>
             </w:r>
           </w:p>
         </w:tc>
@@ -2220,7 +2205,7 @@
                 <w:bCs/>
                 <w:b/>
               </w:rPr>
-              <w:t xml:space="preserve">84</w:t>
+              <w:t xml:space="preserve">85</w:t>
             </w:r>
           </w:p>
         </w:tc>
@@ -2287,7 +2272,7 @@
             </w:pPr>
             <w:r>
               <w:rPr>
-                <w:rFonts w:ascii="Cinzel" w:hAnsi="Cinzel"/>
+                <w:rFonts w:ascii="Archivo SemiBold" w:hAnsi="Archivo SemiBold"/>
                 <w:color w:val="8C97AB"/>
                 <w:sz w:val="17"/>
                 <w:spacing w:val="24"/>
@@ -2302,7 +2287,7 @@
             </w:pPr>
             <w:r>
               <w:rPr>
-                <w:rFonts w:ascii="Cinzel" w:hAnsi="Cinzel"/>
+                <w:rFonts w:ascii="Fraunces Black" w:hAnsi="Fraunces Black"/>
                 <w:color w:val="B08625"/>
                 <w:b/>
                 <w:sz w:val="100"/>
@@ -2317,7 +2302,7 @@
             </w:pPr>
             <w:r>
               <w:rPr>
-                <w:rFonts w:ascii="Cormorant Garamond" w:hAnsi="Cormorant Garamond"/>
+                <w:rFonts w:ascii="Fraunces" w:hAnsi="Fraunces"/>
                 <w:color w:val="FFFFFF"/>
                 <w:b/>
                 <w:sz w:val="60"/>
@@ -2335,7 +2320,7 @@
             </w:pPr>
             <w:r>
               <w:rPr>
-                <w:rFonts w:ascii="Liberation Sans" w:hAnsi="Liberation Sans"/>
+                <w:rFonts w:ascii="Archivo" w:hAnsi="Archivo"/>
                 <w:color w:val="8C97AB"/>
                 <w:sz w:val="17"/>
                 <w:spacing w:val="14"/>
@@ -2351,7 +2336,7 @@
             </w:pPr>
             <w:r>
               <w:rPr>
-                <w:rFonts w:ascii="Cormorant Garamond" w:hAnsi="Cormorant Garamond"/>
+                <w:rFonts w:ascii="Fraunces" w:hAnsi="Fraunces"/>
                 <w:i/>
                 <w:color w:val="DCE3F0"/>
                 <w:sz w:val="25"/>
@@ -2366,7 +2351,7 @@
             </w:pPr>
             <w:r>
               <w:rPr>
-                <w:rFonts w:ascii="Liberation Sans" w:hAnsi="Liberation Sans"/>
+                <w:rFonts w:ascii="Archivo" w:hAnsi="Archivo"/>
                 <w:color w:val="B08625"/>
                 <w:b/>
                 <w:sz w:val="16"/>
@@ -2382,7 +2367,7 @@
             </w:pPr>
             <w:r>
               <w:rPr>
-                <w:rFonts w:ascii="Cinzel" w:hAnsi="Cinzel"/>
+                <w:rFonts w:ascii="Archivo SemiBold" w:hAnsi="Archivo SemiBold"/>
                 <w:color w:val="B08625"/>
                 <w:b/>
                 <w:sz w:val="19"/>
@@ -2391,7 +2376,7 @@
             </w:r>
             <w:r>
               <w:rPr>
-                <w:rFonts w:ascii="Liberation Sans" w:hAnsi="Liberation Sans"/>
+                <w:rFonts w:ascii="Archivo" w:hAnsi="Archivo"/>
                 <w:color w:val="FFFFFF"/>
                 <w:sz w:val="18"/>
               </w:rPr>
@@ -2405,7 +2390,7 @@
             </w:pPr>
             <w:r>
               <w:rPr>
-                <w:rFonts w:ascii="Cinzel" w:hAnsi="Cinzel"/>
+                <w:rFonts w:ascii="Archivo SemiBold" w:hAnsi="Archivo SemiBold"/>
                 <w:color w:val="B08625"/>
                 <w:b/>
                 <w:sz w:val="19"/>
@@ -2414,7 +2399,7 @@
             </w:r>
             <w:r>
               <w:rPr>
-                <w:rFonts w:ascii="Liberation Sans" w:hAnsi="Liberation Sans"/>
+                <w:rFonts w:ascii="Archivo" w:hAnsi="Archivo"/>
                 <w:color w:val="FFFFFF"/>
                 <w:sz w:val="18"/>
               </w:rPr>
@@ -4277,7 +4262,7 @@
             </w:pPr>
             <w:r>
               <w:rPr>
-                <w:rFonts w:ascii="Cinzel" w:hAnsi="Cinzel"/>
+                <w:rFonts w:ascii="Archivo SemiBold" w:hAnsi="Archivo SemiBold"/>
                 <w:color w:val="8C97AB"/>
                 <w:sz w:val="17"/>
                 <w:spacing w:val="24"/>
@@ -4292,7 +4277,7 @@
             </w:pPr>
             <w:r>
               <w:rPr>
-                <w:rFonts w:ascii="Cinzel" w:hAnsi="Cinzel"/>
+                <w:rFonts w:ascii="Fraunces Black" w:hAnsi="Fraunces Black"/>
                 <w:color w:val="B08625"/>
                 <w:b/>
                 <w:sz w:val="100"/>
@@ -4307,7 +4292,7 @@
             </w:pPr>
             <w:r>
               <w:rPr>
-                <w:rFonts w:ascii="Cormorant Garamond" w:hAnsi="Cormorant Garamond"/>
+                <w:rFonts w:ascii="Fraunces" w:hAnsi="Fraunces"/>
                 <w:color w:val="FFFFFF"/>
                 <w:b/>
                 <w:sz w:val="60"/>
@@ -4325,7 +4310,7 @@
             </w:pPr>
             <w:r>
               <w:rPr>
-                <w:rFonts w:ascii="Liberation Sans" w:hAnsi="Liberation Sans"/>
+                <w:rFonts w:ascii="Archivo" w:hAnsi="Archivo"/>
                 <w:color w:val="8C97AB"/>
                 <w:sz w:val="17"/>
                 <w:spacing w:val="14"/>
@@ -4341,7 +4326,7 @@
             </w:pPr>
             <w:r>
               <w:rPr>
-                <w:rFonts w:ascii="Cormorant Garamond" w:hAnsi="Cormorant Garamond"/>
+                <w:rFonts w:ascii="Fraunces" w:hAnsi="Fraunces"/>
                 <w:i/>
                 <w:color w:val="DCE3F0"/>
                 <w:sz w:val="25"/>
@@ -4356,7 +4341,7 @@
             </w:pPr>
             <w:r>
               <w:rPr>
-                <w:rFonts w:ascii="Liberation Sans" w:hAnsi="Liberation Sans"/>
+                <w:rFonts w:ascii="Archivo" w:hAnsi="Archivo"/>
                 <w:color w:val="B08625"/>
                 <w:b/>
                 <w:sz w:val="16"/>
@@ -4372,7 +4357,7 @@
             </w:pPr>
             <w:r>
               <w:rPr>
-                <w:rFonts w:ascii="Cinzel" w:hAnsi="Cinzel"/>
+                <w:rFonts w:ascii="Archivo SemiBold" w:hAnsi="Archivo SemiBold"/>
                 <w:color w:val="B08625"/>
                 <w:b/>
                 <w:sz w:val="19"/>
@@ -4381,7 +4366,7 @@
             </w:r>
             <w:r>
               <w:rPr>
-                <w:rFonts w:ascii="Liberation Sans" w:hAnsi="Liberation Sans"/>
+                <w:rFonts w:ascii="Archivo" w:hAnsi="Archivo"/>
                 <w:color w:val="FFFFFF"/>
                 <w:sz w:val="18"/>
               </w:rPr>
@@ -4395,7 +4380,7 @@
             </w:pPr>
             <w:r>
               <w:rPr>
-                <w:rFonts w:ascii="Cinzel" w:hAnsi="Cinzel"/>
+                <w:rFonts w:ascii="Archivo SemiBold" w:hAnsi="Archivo SemiBold"/>
                 <w:color w:val="B08625"/>
                 <w:b/>
                 <w:sz w:val="19"/>
@@ -4404,7 +4389,7 @@
             </w:r>
             <w:r>
               <w:rPr>
-                <w:rFonts w:ascii="Liberation Sans" w:hAnsi="Liberation Sans"/>
+                <w:rFonts w:ascii="Archivo" w:hAnsi="Archivo"/>
                 <w:color w:val="FFFFFF"/>
                 <w:sz w:val="18"/>
               </w:rPr>
@@ -4418,7 +4403,7 @@
             </w:pPr>
             <w:r>
               <w:rPr>
-                <w:rFonts w:ascii="Cinzel" w:hAnsi="Cinzel"/>
+                <w:rFonts w:ascii="Archivo SemiBold" w:hAnsi="Archivo SemiBold"/>
                 <w:color w:val="B08625"/>
                 <w:b/>
                 <w:sz w:val="19"/>
@@ -4427,7 +4412,7 @@
             </w:r>
             <w:r>
               <w:rPr>
-                <w:rFonts w:ascii="Liberation Sans" w:hAnsi="Liberation Sans"/>
+                <w:rFonts w:ascii="Archivo" w:hAnsi="Archivo"/>
                 <w:color w:val="FFFFFF"/>
                 <w:sz w:val="18"/>
               </w:rPr>
@@ -4441,7 +4426,7 @@
             </w:pPr>
             <w:r>
               <w:rPr>
-                <w:rFonts w:ascii="Cinzel" w:hAnsi="Cinzel"/>
+                <w:rFonts w:ascii="Archivo SemiBold" w:hAnsi="Archivo SemiBold"/>
                 <w:color w:val="B08625"/>
                 <w:b/>
                 <w:sz w:val="19"/>
@@ -4450,7 +4435,7 @@
             </w:r>
             <w:r>
               <w:rPr>
-                <w:rFonts w:ascii="Liberation Sans" w:hAnsi="Liberation Sans"/>
+                <w:rFonts w:ascii="Archivo" w:hAnsi="Archivo"/>
                 <w:color w:val="FFFFFF"/>
                 <w:sz w:val="18"/>
               </w:rPr>
@@ -4464,7 +4449,7 @@
             </w:pPr>
             <w:r>
               <w:rPr>
-                <w:rFonts w:ascii="Cinzel" w:hAnsi="Cinzel"/>
+                <w:rFonts w:ascii="Archivo SemiBold" w:hAnsi="Archivo SemiBold"/>
                 <w:color w:val="B08625"/>
                 <w:b/>
                 <w:sz w:val="19"/>
@@ -4473,7 +4458,7 @@
             </w:r>
             <w:r>
               <w:rPr>
-                <w:rFonts w:ascii="Liberation Sans" w:hAnsi="Liberation Sans"/>
+                <w:rFonts w:ascii="Archivo" w:hAnsi="Archivo"/>
                 <w:color w:val="FFFFFF"/>
                 <w:sz w:val="18"/>
               </w:rPr>
@@ -4487,7 +4472,7 @@
             </w:pPr>
             <w:r>
               <w:rPr>
-                <w:rFonts w:ascii="Cinzel" w:hAnsi="Cinzel"/>
+                <w:rFonts w:ascii="Archivo SemiBold" w:hAnsi="Archivo SemiBold"/>
                 <w:color w:val="B08625"/>
                 <w:b/>
                 <w:sz w:val="19"/>
@@ -4496,7 +4481,7 @@
             </w:r>
             <w:r>
               <w:rPr>
-                <w:rFonts w:ascii="Liberation Sans" w:hAnsi="Liberation Sans"/>
+                <w:rFonts w:ascii="Archivo" w:hAnsi="Archivo"/>
                 <w:color w:val="FFFFFF"/>
                 <w:sz w:val="18"/>
               </w:rPr>
@@ -4510,7 +4495,7 @@
             </w:pPr>
             <w:r>
               <w:rPr>
-                <w:rFonts w:ascii="Cinzel" w:hAnsi="Cinzel"/>
+                <w:rFonts w:ascii="Archivo SemiBold" w:hAnsi="Archivo SemiBold"/>
                 <w:color w:val="B08625"/>
                 <w:b/>
                 <w:sz w:val="19"/>
@@ -4519,7 +4504,7 @@
             </w:r>
             <w:r>
               <w:rPr>
-                <w:rFonts w:ascii="Liberation Sans" w:hAnsi="Liberation Sans"/>
+                <w:rFonts w:ascii="Archivo" w:hAnsi="Archivo"/>
                 <w:color w:val="FFFFFF"/>
                 <w:sz w:val="18"/>
               </w:rPr>
@@ -5566,7 +5551,7 @@
             </w:pPr>
             <w:r>
               <w:rPr>
-                <w:rFonts w:ascii="Cinzel" w:hAnsi="Cinzel"/>
+                <w:rFonts w:ascii="Archivo SemiBold" w:hAnsi="Archivo SemiBold"/>
                 <w:color w:val="8C97AB"/>
                 <w:sz w:val="17"/>
                 <w:spacing w:val="24"/>
@@ -5581,7 +5566,7 @@
             </w:pPr>
             <w:r>
               <w:rPr>
-                <w:rFonts w:ascii="Cinzel" w:hAnsi="Cinzel"/>
+                <w:rFonts w:ascii="Fraunces Black" w:hAnsi="Fraunces Black"/>
                 <w:color w:val="B08625"/>
                 <w:b/>
                 <w:sz w:val="100"/>
@@ -5596,7 +5581,7 @@
             </w:pPr>
             <w:r>
               <w:rPr>
-                <w:rFonts w:ascii="Cormorant Garamond" w:hAnsi="Cormorant Garamond"/>
+                <w:rFonts w:ascii="Fraunces" w:hAnsi="Fraunces"/>
                 <w:color w:val="FFFFFF"/>
                 <w:b/>
                 <w:sz w:val="60"/>
@@ -5614,7 +5599,7 @@
             </w:pPr>
             <w:r>
               <w:rPr>
-                <w:rFonts w:ascii="Liberation Sans" w:hAnsi="Liberation Sans"/>
+                <w:rFonts w:ascii="Archivo" w:hAnsi="Archivo"/>
                 <w:color w:val="8C97AB"/>
                 <w:sz w:val="17"/>
                 <w:spacing w:val="14"/>
@@ -5630,7 +5615,7 @@
             </w:pPr>
             <w:r>
               <w:rPr>
-                <w:rFonts w:ascii="Cormorant Garamond" w:hAnsi="Cormorant Garamond"/>
+                <w:rFonts w:ascii="Fraunces" w:hAnsi="Fraunces"/>
                 <w:i/>
                 <w:color w:val="DCE3F0"/>
                 <w:sz w:val="25"/>
@@ -5645,7 +5630,7 @@
             </w:pPr>
             <w:r>
               <w:rPr>
-                <w:rFonts w:ascii="Liberation Sans" w:hAnsi="Liberation Sans"/>
+                <w:rFonts w:ascii="Archivo" w:hAnsi="Archivo"/>
                 <w:color w:val="B08625"/>
                 <w:b/>
                 <w:sz w:val="16"/>
@@ -5661,7 +5646,7 @@
             </w:pPr>
             <w:r>
               <w:rPr>
-                <w:rFonts w:ascii="Cinzel" w:hAnsi="Cinzel"/>
+                <w:rFonts w:ascii="Archivo SemiBold" w:hAnsi="Archivo SemiBold"/>
                 <w:color w:val="B08625"/>
                 <w:b/>
                 <w:sz w:val="19"/>
@@ -5670,7 +5655,7 @@
             </w:r>
             <w:r>
               <w:rPr>
-                <w:rFonts w:ascii="Liberation Sans" w:hAnsi="Liberation Sans"/>
+                <w:rFonts w:ascii="Archivo" w:hAnsi="Archivo"/>
                 <w:color w:val="FFFFFF"/>
                 <w:sz w:val="18"/>
               </w:rPr>
@@ -5684,7 +5669,7 @@
             </w:pPr>
             <w:r>
               <w:rPr>
-                <w:rFonts w:ascii="Cinzel" w:hAnsi="Cinzel"/>
+                <w:rFonts w:ascii="Archivo SemiBold" w:hAnsi="Archivo SemiBold"/>
                 <w:color w:val="B08625"/>
                 <w:b/>
                 <w:sz w:val="19"/>
@@ -5693,7 +5678,7 @@
             </w:r>
             <w:r>
               <w:rPr>
-                <w:rFonts w:ascii="Liberation Sans" w:hAnsi="Liberation Sans"/>
+                <w:rFonts w:ascii="Archivo" w:hAnsi="Archivo"/>
                 <w:color w:val="FFFFFF"/>
                 <w:sz w:val="18"/>
               </w:rPr>
@@ -5707,7 +5692,7 @@
             </w:pPr>
             <w:r>
               <w:rPr>
-                <w:rFonts w:ascii="Cinzel" w:hAnsi="Cinzel"/>
+                <w:rFonts w:ascii="Archivo SemiBold" w:hAnsi="Archivo SemiBold"/>
                 <w:color w:val="B08625"/>
                 <w:b/>
                 <w:sz w:val="19"/>
@@ -5716,7 +5701,7 @@
             </w:r>
             <w:r>
               <w:rPr>
-                <w:rFonts w:ascii="Liberation Sans" w:hAnsi="Liberation Sans"/>
+                <w:rFonts w:ascii="Archivo" w:hAnsi="Archivo"/>
                 <w:color w:val="FFFFFF"/>
                 <w:sz w:val="18"/>
               </w:rPr>
@@ -5730,7 +5715,7 @@
             </w:pPr>
             <w:r>
               <w:rPr>
-                <w:rFonts w:ascii="Cinzel" w:hAnsi="Cinzel"/>
+                <w:rFonts w:ascii="Archivo SemiBold" w:hAnsi="Archivo SemiBold"/>
                 <w:color w:val="B08625"/>
                 <w:b/>
                 <w:sz w:val="19"/>
@@ -5739,7 +5724,7 @@
             </w:r>
             <w:r>
               <w:rPr>
-                <w:rFonts w:ascii="Liberation Sans" w:hAnsi="Liberation Sans"/>
+                <w:rFonts w:ascii="Archivo" w:hAnsi="Archivo"/>
                 <w:color w:val="FFFFFF"/>
                 <w:sz w:val="18"/>
               </w:rPr>
@@ -6593,7 +6578,7 @@
             </w:pPr>
             <w:r>
               <w:rPr>
-                <w:rFonts w:ascii="Cinzel" w:hAnsi="Cinzel"/>
+                <w:rFonts w:ascii="Archivo SemiBold" w:hAnsi="Archivo SemiBold"/>
                 <w:color w:val="8C97AB"/>
                 <w:sz w:val="17"/>
                 <w:spacing w:val="24"/>
@@ -6608,7 +6593,7 @@
             </w:pPr>
             <w:r>
               <w:rPr>
-                <w:rFonts w:ascii="Cinzel" w:hAnsi="Cinzel"/>
+                <w:rFonts w:ascii="Fraunces Black" w:hAnsi="Fraunces Black"/>
                 <w:color w:val="B08625"/>
                 <w:b/>
                 <w:sz w:val="100"/>
@@ -6623,7 +6608,7 @@
             </w:pPr>
             <w:r>
               <w:rPr>
-                <w:rFonts w:ascii="Cormorant Garamond" w:hAnsi="Cormorant Garamond"/>
+                <w:rFonts w:ascii="Fraunces" w:hAnsi="Fraunces"/>
                 <w:color w:val="FFFFFF"/>
                 <w:b/>
                 <w:sz w:val="60"/>
@@ -6641,7 +6626,7 @@
             </w:pPr>
             <w:r>
               <w:rPr>
-                <w:rFonts w:ascii="Liberation Sans" w:hAnsi="Liberation Sans"/>
+                <w:rFonts w:ascii="Archivo" w:hAnsi="Archivo"/>
                 <w:color w:val="8C97AB"/>
                 <w:sz w:val="17"/>
                 <w:spacing w:val="14"/>
@@ -6657,7 +6642,7 @@
             </w:pPr>
             <w:r>
               <w:rPr>
-                <w:rFonts w:ascii="Cormorant Garamond" w:hAnsi="Cormorant Garamond"/>
+                <w:rFonts w:ascii="Fraunces" w:hAnsi="Fraunces"/>
                 <w:i/>
                 <w:color w:val="DCE3F0"/>
                 <w:sz w:val="25"/>
@@ -6672,7 +6657,7 @@
             </w:pPr>
             <w:r>
               <w:rPr>
-                <w:rFonts w:ascii="Liberation Sans" w:hAnsi="Liberation Sans"/>
+                <w:rFonts w:ascii="Archivo" w:hAnsi="Archivo"/>
                 <w:color w:val="B08625"/>
                 <w:b/>
                 <w:sz w:val="16"/>
@@ -6688,7 +6673,7 @@
             </w:pPr>
             <w:r>
               <w:rPr>
-                <w:rFonts w:ascii="Cinzel" w:hAnsi="Cinzel"/>
+                <w:rFonts w:ascii="Archivo SemiBold" w:hAnsi="Archivo SemiBold"/>
                 <w:color w:val="B08625"/>
                 <w:b/>
                 <w:sz w:val="19"/>
@@ -6697,7 +6682,7 @@
             </w:r>
             <w:r>
               <w:rPr>
-                <w:rFonts w:ascii="Liberation Sans" w:hAnsi="Liberation Sans"/>
+                <w:rFonts w:ascii="Archivo" w:hAnsi="Archivo"/>
                 <w:color w:val="FFFFFF"/>
                 <w:sz w:val="18"/>
               </w:rPr>
@@ -6711,7 +6696,7 @@
             </w:pPr>
             <w:r>
               <w:rPr>
-                <w:rFonts w:ascii="Cinzel" w:hAnsi="Cinzel"/>
+                <w:rFonts w:ascii="Archivo SemiBold" w:hAnsi="Archivo SemiBold"/>
                 <w:color w:val="B08625"/>
                 <w:b/>
                 <w:sz w:val="19"/>
@@ -6720,7 +6705,7 @@
             </w:r>
             <w:r>
               <w:rPr>
-                <w:rFonts w:ascii="Liberation Sans" w:hAnsi="Liberation Sans"/>
+                <w:rFonts w:ascii="Archivo" w:hAnsi="Archivo"/>
                 <w:color w:val="FFFFFF"/>
                 <w:sz w:val="18"/>
               </w:rPr>
@@ -6734,7 +6719,7 @@
             </w:pPr>
             <w:r>
               <w:rPr>
-                <w:rFonts w:ascii="Cinzel" w:hAnsi="Cinzel"/>
+                <w:rFonts w:ascii="Archivo SemiBold" w:hAnsi="Archivo SemiBold"/>
                 <w:color w:val="B08625"/>
                 <w:b/>
                 <w:sz w:val="19"/>
@@ -6743,7 +6728,7 @@
             </w:r>
             <w:r>
               <w:rPr>
-                <w:rFonts w:ascii="Liberation Sans" w:hAnsi="Liberation Sans"/>
+                <w:rFonts w:ascii="Archivo" w:hAnsi="Archivo"/>
                 <w:color w:val="FFFFFF"/>
                 <w:sz w:val="18"/>
               </w:rPr>
@@ -7191,7 +7176,7 @@
             </w:pPr>
             <w:r>
               <w:rPr>
-                <w:rFonts w:ascii="Cinzel" w:hAnsi="Cinzel"/>
+                <w:rFonts w:ascii="Archivo SemiBold" w:hAnsi="Archivo SemiBold"/>
                 <w:color w:val="8C97AB"/>
                 <w:sz w:val="17"/>
                 <w:spacing w:val="24"/>
@@ -7206,7 +7191,7 @@
             </w:pPr>
             <w:r>
               <w:rPr>
-                <w:rFonts w:ascii="Cinzel" w:hAnsi="Cinzel"/>
+                <w:rFonts w:ascii="Fraunces Black" w:hAnsi="Fraunces Black"/>
                 <w:color w:val="B08625"/>
                 <w:b/>
                 <w:sz w:val="100"/>
@@ -7221,7 +7206,7 @@
             </w:pPr>
             <w:r>
               <w:rPr>
-                <w:rFonts w:ascii="Cormorant Garamond" w:hAnsi="Cormorant Garamond"/>
+                <w:rFonts w:ascii="Fraunces" w:hAnsi="Fraunces"/>
                 <w:color w:val="FFFFFF"/>
                 <w:b/>
                 <w:sz w:val="60"/>
@@ -7239,7 +7224,7 @@
             </w:pPr>
             <w:r>
               <w:rPr>
-                <w:rFonts w:ascii="Liberation Sans" w:hAnsi="Liberation Sans"/>
+                <w:rFonts w:ascii="Archivo" w:hAnsi="Archivo"/>
                 <w:color w:val="8C97AB"/>
                 <w:sz w:val="17"/>
                 <w:spacing w:val="14"/>
@@ -7255,7 +7240,7 @@
             </w:pPr>
             <w:r>
               <w:rPr>
-                <w:rFonts w:ascii="Cormorant Garamond" w:hAnsi="Cormorant Garamond"/>
+                <w:rFonts w:ascii="Fraunces" w:hAnsi="Fraunces"/>
                 <w:i/>
                 <w:color w:val="DCE3F0"/>
                 <w:sz w:val="25"/>
@@ -7270,7 +7255,7 @@
             </w:pPr>
             <w:r>
               <w:rPr>
-                <w:rFonts w:ascii="Liberation Sans" w:hAnsi="Liberation Sans"/>
+                <w:rFonts w:ascii="Archivo" w:hAnsi="Archivo"/>
                 <w:color w:val="B08625"/>
                 <w:b/>
                 <w:sz w:val="16"/>
@@ -7286,7 +7271,7 @@
             </w:pPr>
             <w:r>
               <w:rPr>
-                <w:rFonts w:ascii="Cinzel" w:hAnsi="Cinzel"/>
+                <w:rFonts w:ascii="Archivo SemiBold" w:hAnsi="Archivo SemiBold"/>
                 <w:color w:val="B08625"/>
                 <w:b/>
                 <w:sz w:val="19"/>
@@ -7295,7 +7280,7 @@
             </w:r>
             <w:r>
               <w:rPr>
-                <w:rFonts w:ascii="Liberation Sans" w:hAnsi="Liberation Sans"/>
+                <w:rFonts w:ascii="Archivo" w:hAnsi="Archivo"/>
                 <w:color w:val="FFFFFF"/>
                 <w:sz w:val="18"/>
               </w:rPr>
@@ -7309,7 +7294,7 @@
             </w:pPr>
             <w:r>
               <w:rPr>
-                <w:rFonts w:ascii="Cinzel" w:hAnsi="Cinzel"/>
+                <w:rFonts w:ascii="Archivo SemiBold" w:hAnsi="Archivo SemiBold"/>
                 <w:color w:val="B08625"/>
                 <w:b/>
                 <w:sz w:val="19"/>
@@ -7318,7 +7303,7 @@
             </w:r>
             <w:r>
               <w:rPr>
-                <w:rFonts w:ascii="Liberation Sans" w:hAnsi="Liberation Sans"/>
+                <w:rFonts w:ascii="Archivo" w:hAnsi="Archivo"/>
                 <w:color w:val="FFFFFF"/>
                 <w:sz w:val="18"/>
               </w:rPr>
@@ -7332,7 +7317,7 @@
             </w:pPr>
             <w:r>
               <w:rPr>
-                <w:rFonts w:ascii="Cinzel" w:hAnsi="Cinzel"/>
+                <w:rFonts w:ascii="Archivo SemiBold" w:hAnsi="Archivo SemiBold"/>
                 <w:color w:val="B08625"/>
                 <w:b/>
                 <w:sz w:val="19"/>
@@ -7341,7 +7326,7 @@
             </w:r>
             <w:r>
               <w:rPr>
-                <w:rFonts w:ascii="Liberation Sans" w:hAnsi="Liberation Sans"/>
+                <w:rFonts w:ascii="Archivo" w:hAnsi="Archivo"/>
                 <w:color w:val="FFFFFF"/>
                 <w:sz w:val="18"/>
               </w:rPr>
@@ -7355,7 +7340,7 @@
             </w:pPr>
             <w:r>
               <w:rPr>
-                <w:rFonts w:ascii="Cinzel" w:hAnsi="Cinzel"/>
+                <w:rFonts w:ascii="Archivo SemiBold" w:hAnsi="Archivo SemiBold"/>
                 <w:color w:val="B08625"/>
                 <w:b/>
                 <w:sz w:val="19"/>
@@ -7364,7 +7349,7 @@
             </w:r>
             <w:r>
               <w:rPr>
-                <w:rFonts w:ascii="Liberation Sans" w:hAnsi="Liberation Sans"/>
+                <w:rFonts w:ascii="Archivo" w:hAnsi="Archivo"/>
                 <w:color w:val="FFFFFF"/>
                 <w:sz w:val="18"/>
               </w:rPr>
@@ -7378,7 +7363,7 @@
             </w:pPr>
             <w:r>
               <w:rPr>
-                <w:rFonts w:ascii="Cinzel" w:hAnsi="Cinzel"/>
+                <w:rFonts w:ascii="Archivo SemiBold" w:hAnsi="Archivo SemiBold"/>
                 <w:color w:val="B08625"/>
                 <w:b/>
                 <w:sz w:val="19"/>
@@ -7387,7 +7372,7 @@
             </w:r>
             <w:r>
               <w:rPr>
-                <w:rFonts w:ascii="Liberation Sans" w:hAnsi="Liberation Sans"/>
+                <w:rFonts w:ascii="Archivo" w:hAnsi="Archivo"/>
                 <w:color w:val="FFFFFF"/>
                 <w:sz w:val="18"/>
               </w:rPr>
@@ -8487,7 +8472,7 @@
             </w:pPr>
             <w:r>
               <w:rPr>
-                <w:rFonts w:ascii="Cinzel" w:hAnsi="Cinzel"/>
+                <w:rFonts w:ascii="Archivo SemiBold" w:hAnsi="Archivo SemiBold"/>
                 <w:color w:val="8C97AB"/>
                 <w:sz w:val="17"/>
                 <w:spacing w:val="24"/>
@@ -8502,7 +8487,7 @@
             </w:pPr>
             <w:r>
               <w:rPr>
-                <w:rFonts w:ascii="Cinzel" w:hAnsi="Cinzel"/>
+                <w:rFonts w:ascii="Fraunces Black" w:hAnsi="Fraunces Black"/>
                 <w:color w:val="B08625"/>
                 <w:b/>
                 <w:sz w:val="100"/>
@@ -8517,7 +8502,7 @@
             </w:pPr>
             <w:r>
               <w:rPr>
-                <w:rFonts w:ascii="Cormorant Garamond" w:hAnsi="Cormorant Garamond"/>
+                <w:rFonts w:ascii="Fraunces" w:hAnsi="Fraunces"/>
                 <w:color w:val="FFFFFF"/>
                 <w:b/>
                 <w:sz w:val="60"/>
@@ -8535,7 +8520,7 @@
             </w:pPr>
             <w:r>
               <w:rPr>
-                <w:rFonts w:ascii="Liberation Sans" w:hAnsi="Liberation Sans"/>
+                <w:rFonts w:ascii="Archivo" w:hAnsi="Archivo"/>
                 <w:color w:val="8C97AB"/>
                 <w:sz w:val="17"/>
                 <w:spacing w:val="14"/>
@@ -8551,7 +8536,7 @@
             </w:pPr>
             <w:r>
               <w:rPr>
-                <w:rFonts w:ascii="Cormorant Garamond" w:hAnsi="Cormorant Garamond"/>
+                <w:rFonts w:ascii="Fraunces" w:hAnsi="Fraunces"/>
                 <w:i/>
                 <w:color w:val="DCE3F0"/>
                 <w:sz w:val="25"/>
@@ -8566,7 +8551,7 @@
             </w:pPr>
             <w:r>
               <w:rPr>
-                <w:rFonts w:ascii="Liberation Sans" w:hAnsi="Liberation Sans"/>
+                <w:rFonts w:ascii="Archivo" w:hAnsi="Archivo"/>
                 <w:color w:val="B08625"/>
                 <w:b/>
                 <w:sz w:val="16"/>
@@ -8582,7 +8567,7 @@
             </w:pPr>
             <w:r>
               <w:rPr>
-                <w:rFonts w:ascii="Cinzel" w:hAnsi="Cinzel"/>
+                <w:rFonts w:ascii="Archivo SemiBold" w:hAnsi="Archivo SemiBold"/>
                 <w:color w:val="B08625"/>
                 <w:b/>
                 <w:sz w:val="19"/>
@@ -8591,7 +8576,7 @@
             </w:r>
             <w:r>
               <w:rPr>
-                <w:rFonts w:ascii="Liberation Sans" w:hAnsi="Liberation Sans"/>
+                <w:rFonts w:ascii="Archivo" w:hAnsi="Archivo"/>
                 <w:color w:val="FFFFFF"/>
                 <w:sz w:val="18"/>
               </w:rPr>
@@ -8605,7 +8590,7 @@
             </w:pPr>
             <w:r>
               <w:rPr>
-                <w:rFonts w:ascii="Cinzel" w:hAnsi="Cinzel"/>
+                <w:rFonts w:ascii="Archivo SemiBold" w:hAnsi="Archivo SemiBold"/>
                 <w:color w:val="B08625"/>
                 <w:b/>
                 <w:sz w:val="19"/>
@@ -8614,7 +8599,7 @@
             </w:r>
             <w:r>
               <w:rPr>
-                <w:rFonts w:ascii="Liberation Sans" w:hAnsi="Liberation Sans"/>
+                <w:rFonts w:ascii="Archivo" w:hAnsi="Archivo"/>
                 <w:color w:val="FFFFFF"/>
                 <w:sz w:val="18"/>
               </w:rPr>
@@ -8628,7 +8613,7 @@
             </w:pPr>
             <w:r>
               <w:rPr>
-                <w:rFonts w:ascii="Cinzel" w:hAnsi="Cinzel"/>
+                <w:rFonts w:ascii="Archivo SemiBold" w:hAnsi="Archivo SemiBold"/>
                 <w:color w:val="B08625"/>
                 <w:b/>
                 <w:sz w:val="19"/>
@@ -8637,7 +8622,7 @@
             </w:r>
             <w:r>
               <w:rPr>
-                <w:rFonts w:ascii="Liberation Sans" w:hAnsi="Liberation Sans"/>
+                <w:rFonts w:ascii="Archivo" w:hAnsi="Archivo"/>
                 <w:color w:val="FFFFFF"/>
                 <w:sz w:val="18"/>
               </w:rPr>
@@ -8651,7 +8636,7 @@
             </w:pPr>
             <w:r>
               <w:rPr>
-                <w:rFonts w:ascii="Cinzel" w:hAnsi="Cinzel"/>
+                <w:rFonts w:ascii="Archivo SemiBold" w:hAnsi="Archivo SemiBold"/>
                 <w:color w:val="B08625"/>
                 <w:b/>
                 <w:sz w:val="19"/>
@@ -8660,7 +8645,7 @@
             </w:r>
             <w:r>
               <w:rPr>
-                <w:rFonts w:ascii="Liberation Sans" w:hAnsi="Liberation Sans"/>
+                <w:rFonts w:ascii="Archivo" w:hAnsi="Archivo"/>
                 <w:color w:val="FFFFFF"/>
                 <w:sz w:val="18"/>
               </w:rPr>
@@ -8674,7 +8659,7 @@
             </w:pPr>
             <w:r>
               <w:rPr>
-                <w:rFonts w:ascii="Cinzel" w:hAnsi="Cinzel"/>
+                <w:rFonts w:ascii="Archivo SemiBold" w:hAnsi="Archivo SemiBold"/>
                 <w:color w:val="B08625"/>
                 <w:b/>
                 <w:sz w:val="19"/>
@@ -8683,7 +8668,7 @@
             </w:r>
             <w:r>
               <w:rPr>
-                <w:rFonts w:ascii="Liberation Sans" w:hAnsi="Liberation Sans"/>
+                <w:rFonts w:ascii="Archivo" w:hAnsi="Archivo"/>
                 <w:color w:val="FFFFFF"/>
                 <w:sz w:val="18"/>
               </w:rPr>
@@ -8697,7 +8682,7 @@
             </w:pPr>
             <w:r>
               <w:rPr>
-                <w:rFonts w:ascii="Cinzel" w:hAnsi="Cinzel"/>
+                <w:rFonts w:ascii="Archivo SemiBold" w:hAnsi="Archivo SemiBold"/>
                 <w:color w:val="B08625"/>
                 <w:b/>
                 <w:sz w:val="19"/>
@@ -8706,7 +8691,7 @@
             </w:r>
             <w:r>
               <w:rPr>
-                <w:rFonts w:ascii="Liberation Sans" w:hAnsi="Liberation Sans"/>
+                <w:rFonts w:ascii="Archivo" w:hAnsi="Archivo"/>
                 <w:color w:val="FFFFFF"/>
                 <w:sz w:val="18"/>
               </w:rPr>
@@ -8720,7 +8705,7 @@
             </w:pPr>
             <w:r>
               <w:rPr>
-                <w:rFonts w:ascii="Cinzel" w:hAnsi="Cinzel"/>
+                <w:rFonts w:ascii="Archivo SemiBold" w:hAnsi="Archivo SemiBold"/>
                 <w:color w:val="B08625"/>
                 <w:b/>
                 <w:sz w:val="19"/>
@@ -8729,7 +8714,7 @@
             </w:r>
             <w:r>
               <w:rPr>
-                <w:rFonts w:ascii="Liberation Sans" w:hAnsi="Liberation Sans"/>
+                <w:rFonts w:ascii="Archivo" w:hAnsi="Archivo"/>
                 <w:color w:val="FFFFFF"/>
                 <w:sz w:val="18"/>
               </w:rPr>
@@ -8743,7 +8728,7 @@
             </w:pPr>
             <w:r>
               <w:rPr>
-                <w:rFonts w:ascii="Cinzel" w:hAnsi="Cinzel"/>
+                <w:rFonts w:ascii="Archivo SemiBold" w:hAnsi="Archivo SemiBold"/>
                 <w:color w:val="B08625"/>
                 <w:b/>
                 <w:sz w:val="19"/>
@@ -8752,7 +8737,7 @@
             </w:r>
             <w:r>
               <w:rPr>
-                <w:rFonts w:ascii="Liberation Sans" w:hAnsi="Liberation Sans"/>
+                <w:rFonts w:ascii="Archivo" w:hAnsi="Archivo"/>
                 <w:color w:val="FFFFFF"/>
                 <w:sz w:val="18"/>
               </w:rPr>
@@ -8766,7 +8751,7 @@
             </w:pPr>
             <w:r>
               <w:rPr>
-                <w:rFonts w:ascii="Cinzel" w:hAnsi="Cinzel"/>
+                <w:rFonts w:ascii="Archivo SemiBold" w:hAnsi="Archivo SemiBold"/>
                 <w:color w:val="B08625"/>
                 <w:b/>
                 <w:sz w:val="19"/>
@@ -8775,7 +8760,7 @@
             </w:r>
             <w:r>
               <w:rPr>
-                <w:rFonts w:ascii="Liberation Sans" w:hAnsi="Liberation Sans"/>
+                <w:rFonts w:ascii="Archivo" w:hAnsi="Archivo"/>
                 <w:color w:val="FFFFFF"/>
                 <w:sz w:val="18"/>
               </w:rPr>
@@ -11237,7 +11222,7 @@
             </w:pPr>
             <w:r>
               <w:rPr>
-                <w:rFonts w:ascii="Cinzel" w:hAnsi="Cinzel"/>
+                <w:rFonts w:ascii="Archivo SemiBold" w:hAnsi="Archivo SemiBold"/>
                 <w:color w:val="8C97AB"/>
                 <w:sz w:val="17"/>
                 <w:spacing w:val="24"/>
@@ -11252,7 +11237,7 @@
             </w:pPr>
             <w:r>
               <w:rPr>
-                <w:rFonts w:ascii="Cinzel" w:hAnsi="Cinzel"/>
+                <w:rFonts w:ascii="Fraunces Black" w:hAnsi="Fraunces Black"/>
                 <w:color w:val="B08625"/>
                 <w:b/>
                 <w:sz w:val="100"/>
@@ -11267,7 +11252,7 @@
             </w:pPr>
             <w:r>
               <w:rPr>
-                <w:rFonts w:ascii="Cormorant Garamond" w:hAnsi="Cormorant Garamond"/>
+                <w:rFonts w:ascii="Fraunces" w:hAnsi="Fraunces"/>
                 <w:color w:val="FFFFFF"/>
                 <w:b/>
                 <w:sz w:val="60"/>
@@ -11285,7 +11270,7 @@
             </w:pPr>
             <w:r>
               <w:rPr>
-                <w:rFonts w:ascii="Liberation Sans" w:hAnsi="Liberation Sans"/>
+                <w:rFonts w:ascii="Archivo" w:hAnsi="Archivo"/>
                 <w:color w:val="8C97AB"/>
                 <w:sz w:val="17"/>
                 <w:spacing w:val="14"/>
@@ -11301,7 +11286,7 @@
             </w:pPr>
             <w:r>
               <w:rPr>
-                <w:rFonts w:ascii="Cormorant Garamond" w:hAnsi="Cormorant Garamond"/>
+                <w:rFonts w:ascii="Fraunces" w:hAnsi="Fraunces"/>
                 <w:i/>
                 <w:color w:val="DCE3F0"/>
                 <w:sz w:val="25"/>
@@ -11316,7 +11301,7 @@
             </w:pPr>
             <w:r>
               <w:rPr>
-                <w:rFonts w:ascii="Liberation Sans" w:hAnsi="Liberation Sans"/>
+                <w:rFonts w:ascii="Archivo" w:hAnsi="Archivo"/>
                 <w:color w:val="B08625"/>
                 <w:b/>
                 <w:sz w:val="16"/>
@@ -11332,7 +11317,7 @@
             </w:pPr>
             <w:r>
               <w:rPr>
-                <w:rFonts w:ascii="Cinzel" w:hAnsi="Cinzel"/>
+                <w:rFonts w:ascii="Archivo SemiBold" w:hAnsi="Archivo SemiBold"/>
                 <w:color w:val="B08625"/>
                 <w:b/>
                 <w:sz w:val="19"/>
@@ -11341,7 +11326,7 @@
             </w:r>
             <w:r>
               <w:rPr>
-                <w:rFonts w:ascii="Liberation Sans" w:hAnsi="Liberation Sans"/>
+                <w:rFonts w:ascii="Archivo" w:hAnsi="Archivo"/>
                 <w:color w:val="FFFFFF"/>
                 <w:sz w:val="18"/>
               </w:rPr>
@@ -11355,7 +11340,7 @@
             </w:pPr>
             <w:r>
               <w:rPr>
-                <w:rFonts w:ascii="Cinzel" w:hAnsi="Cinzel"/>
+                <w:rFonts w:ascii="Archivo SemiBold" w:hAnsi="Archivo SemiBold"/>
                 <w:color w:val="B08625"/>
                 <w:b/>
                 <w:sz w:val="19"/>
@@ -11364,7 +11349,7 @@
             </w:r>
             <w:r>
               <w:rPr>
-                <w:rFonts w:ascii="Liberation Sans" w:hAnsi="Liberation Sans"/>
+                <w:rFonts w:ascii="Archivo" w:hAnsi="Archivo"/>
                 <w:color w:val="FFFFFF"/>
                 <w:sz w:val="18"/>
               </w:rPr>
@@ -11378,7 +11363,7 @@
             </w:pPr>
             <w:r>
               <w:rPr>
-                <w:rFonts w:ascii="Cinzel" w:hAnsi="Cinzel"/>
+                <w:rFonts w:ascii="Archivo SemiBold" w:hAnsi="Archivo SemiBold"/>
                 <w:color w:val="B08625"/>
                 <w:b/>
                 <w:sz w:val="19"/>
@@ -11387,7 +11372,7 @@
             </w:r>
             <w:r>
               <w:rPr>
-                <w:rFonts w:ascii="Liberation Sans" w:hAnsi="Liberation Sans"/>
+                <w:rFonts w:ascii="Archivo" w:hAnsi="Archivo"/>
                 <w:color w:val="FFFFFF"/>
                 <w:sz w:val="18"/>
               </w:rPr>
@@ -11401,7 +11386,7 @@
             </w:pPr>
             <w:r>
               <w:rPr>
-                <w:rFonts w:ascii="Cinzel" w:hAnsi="Cinzel"/>
+                <w:rFonts w:ascii="Archivo SemiBold" w:hAnsi="Archivo SemiBold"/>
                 <w:color w:val="B08625"/>
                 <w:b/>
                 <w:sz w:val="19"/>
@@ -11410,7 +11395,7 @@
             </w:r>
             <w:r>
               <w:rPr>
-                <w:rFonts w:ascii="Liberation Sans" w:hAnsi="Liberation Sans"/>
+                <w:rFonts w:ascii="Archivo" w:hAnsi="Archivo"/>
                 <w:color w:val="FFFFFF"/>
                 <w:sz w:val="18"/>
               </w:rPr>
@@ -11424,7 +11409,7 @@
             </w:pPr>
             <w:r>
               <w:rPr>
-                <w:rFonts w:ascii="Cinzel" w:hAnsi="Cinzel"/>
+                <w:rFonts w:ascii="Archivo SemiBold" w:hAnsi="Archivo SemiBold"/>
                 <w:color w:val="B08625"/>
                 <w:b/>
                 <w:sz w:val="19"/>
@@ -11433,7 +11418,7 @@
             </w:r>
             <w:r>
               <w:rPr>
-                <w:rFonts w:ascii="Liberation Sans" w:hAnsi="Liberation Sans"/>
+                <w:rFonts w:ascii="Archivo" w:hAnsi="Archivo"/>
                 <w:color w:val="FFFFFF"/>
                 <w:sz w:val="18"/>
               </w:rPr>
@@ -11447,7 +11432,7 @@
             </w:pPr>
             <w:r>
               <w:rPr>
-                <w:rFonts w:ascii="Cinzel" w:hAnsi="Cinzel"/>
+                <w:rFonts w:ascii="Archivo SemiBold" w:hAnsi="Archivo SemiBold"/>
                 <w:color w:val="B08625"/>
                 <w:b/>
                 <w:sz w:val="19"/>
@@ -11456,7 +11441,7 @@
             </w:r>
             <w:r>
               <w:rPr>
-                <w:rFonts w:ascii="Liberation Sans" w:hAnsi="Liberation Sans"/>
+                <w:rFonts w:ascii="Archivo" w:hAnsi="Archivo"/>
                 <w:color w:val="FFFFFF"/>
                 <w:sz w:val="18"/>
               </w:rPr>
@@ -12400,7 +12385,7 @@
             </w:pPr>
             <w:r>
               <w:rPr>
-                <w:rFonts w:ascii="Cinzel" w:hAnsi="Cinzel"/>
+                <w:rFonts w:ascii="Archivo SemiBold" w:hAnsi="Archivo SemiBold"/>
                 <w:color w:val="8C97AB"/>
                 <w:sz w:val="17"/>
                 <w:spacing w:val="24"/>
@@ -12415,7 +12400,7 @@
             </w:pPr>
             <w:r>
               <w:rPr>
-                <w:rFonts w:ascii="Cinzel" w:hAnsi="Cinzel"/>
+                <w:rFonts w:ascii="Fraunces Black" w:hAnsi="Fraunces Black"/>
                 <w:color w:val="B08625"/>
                 <w:b/>
                 <w:sz w:val="100"/>
@@ -12430,7 +12415,7 @@
             </w:pPr>
             <w:r>
               <w:rPr>
-                <w:rFonts w:ascii="Cormorant Garamond" w:hAnsi="Cormorant Garamond"/>
+                <w:rFonts w:ascii="Fraunces" w:hAnsi="Fraunces"/>
                 <w:color w:val="FFFFFF"/>
                 <w:b/>
                 <w:sz w:val="60"/>
@@ -12448,7 +12433,7 @@
             </w:pPr>
             <w:r>
               <w:rPr>
-                <w:rFonts w:ascii="Liberation Sans" w:hAnsi="Liberation Sans"/>
+                <w:rFonts w:ascii="Archivo" w:hAnsi="Archivo"/>
                 <w:color w:val="8C97AB"/>
                 <w:sz w:val="17"/>
                 <w:spacing w:val="14"/>
@@ -12464,7 +12449,7 @@
             </w:pPr>
             <w:r>
               <w:rPr>
-                <w:rFonts w:ascii="Cormorant Garamond" w:hAnsi="Cormorant Garamond"/>
+                <w:rFonts w:ascii="Fraunces" w:hAnsi="Fraunces"/>
                 <w:i/>
                 <w:color w:val="DCE3F0"/>
                 <w:sz w:val="25"/>
@@ -12479,7 +12464,7 @@
             </w:pPr>
             <w:r>
               <w:rPr>
-                <w:rFonts w:ascii="Liberation Sans" w:hAnsi="Liberation Sans"/>
+                <w:rFonts w:ascii="Archivo" w:hAnsi="Archivo"/>
                 <w:color w:val="B08625"/>
                 <w:b/>
                 <w:sz w:val="16"/>
@@ -12495,7 +12480,7 @@
             </w:pPr>
             <w:r>
               <w:rPr>
-                <w:rFonts w:ascii="Cinzel" w:hAnsi="Cinzel"/>
+                <w:rFonts w:ascii="Archivo SemiBold" w:hAnsi="Archivo SemiBold"/>
                 <w:color w:val="B08625"/>
                 <w:b/>
                 <w:sz w:val="19"/>
@@ -12504,7 +12489,7 @@
             </w:r>
             <w:r>
               <w:rPr>
-                <w:rFonts w:ascii="Liberation Sans" w:hAnsi="Liberation Sans"/>
+                <w:rFonts w:ascii="Archivo" w:hAnsi="Archivo"/>
                 <w:color w:val="FFFFFF"/>
                 <w:sz w:val="18"/>
               </w:rPr>
@@ -12518,7 +12503,7 @@
             </w:pPr>
             <w:r>
               <w:rPr>
-                <w:rFonts w:ascii="Cinzel" w:hAnsi="Cinzel"/>
+                <w:rFonts w:ascii="Archivo SemiBold" w:hAnsi="Archivo SemiBold"/>
                 <w:color w:val="B08625"/>
                 <w:b/>
                 <w:sz w:val="19"/>
@@ -12527,7 +12512,7 @@
             </w:r>
             <w:r>
               <w:rPr>
-                <w:rFonts w:ascii="Liberation Sans" w:hAnsi="Liberation Sans"/>
+                <w:rFonts w:ascii="Archivo" w:hAnsi="Archivo"/>
                 <w:color w:val="FFFFFF"/>
                 <w:sz w:val="18"/>
               </w:rPr>
@@ -12541,7 +12526,7 @@
             </w:pPr>
             <w:r>
               <w:rPr>
-                <w:rFonts w:ascii="Cinzel" w:hAnsi="Cinzel"/>
+                <w:rFonts w:ascii="Archivo SemiBold" w:hAnsi="Archivo SemiBold"/>
                 <w:color w:val="B08625"/>
                 <w:b/>
                 <w:sz w:val="19"/>
@@ -12550,7 +12535,7 @@
             </w:r>
             <w:r>
               <w:rPr>
-                <w:rFonts w:ascii="Liberation Sans" w:hAnsi="Liberation Sans"/>
+                <w:rFonts w:ascii="Archivo" w:hAnsi="Archivo"/>
                 <w:color w:val="FFFFFF"/>
                 <w:sz w:val="18"/>
               </w:rPr>
@@ -12564,7 +12549,7 @@
             </w:pPr>
             <w:r>
               <w:rPr>
-                <w:rFonts w:ascii="Cinzel" w:hAnsi="Cinzel"/>
+                <w:rFonts w:ascii="Archivo SemiBold" w:hAnsi="Archivo SemiBold"/>
                 <w:color w:val="B08625"/>
                 <w:b/>
                 <w:sz w:val="19"/>
@@ -12573,7 +12558,7 @@
             </w:r>
             <w:r>
               <w:rPr>
-                <w:rFonts w:ascii="Liberation Sans" w:hAnsi="Liberation Sans"/>
+                <w:rFonts w:ascii="Archivo" w:hAnsi="Archivo"/>
                 <w:color w:val="FFFFFF"/>
                 <w:sz w:val="18"/>
               </w:rPr>
@@ -12587,7 +12572,7 @@
             </w:pPr>
             <w:r>
               <w:rPr>
-                <w:rFonts w:ascii="Cinzel" w:hAnsi="Cinzel"/>
+                <w:rFonts w:ascii="Archivo SemiBold" w:hAnsi="Archivo SemiBold"/>
                 <w:color w:val="B08625"/>
                 <w:b/>
                 <w:sz w:val="19"/>
@@ -12596,7 +12581,7 @@
             </w:r>
             <w:r>
               <w:rPr>
-                <w:rFonts w:ascii="Liberation Sans" w:hAnsi="Liberation Sans"/>
+                <w:rFonts w:ascii="Archivo" w:hAnsi="Archivo"/>
                 <w:color w:val="FFFFFF"/>
                 <w:sz w:val="18"/>
               </w:rPr>
@@ -12610,7 +12595,7 @@
             </w:pPr>
             <w:r>
               <w:rPr>
-                <w:rFonts w:ascii="Cinzel" w:hAnsi="Cinzel"/>
+                <w:rFonts w:ascii="Archivo SemiBold" w:hAnsi="Archivo SemiBold"/>
                 <w:color w:val="B08625"/>
                 <w:b/>
                 <w:sz w:val="19"/>
@@ -12619,7 +12604,7 @@
             </w:r>
             <w:r>
               <w:rPr>
-                <w:rFonts w:ascii="Liberation Sans" w:hAnsi="Liberation Sans"/>
+                <w:rFonts w:ascii="Archivo" w:hAnsi="Archivo"/>
                 <w:color w:val="FFFFFF"/>
                 <w:sz w:val="18"/>
               </w:rPr>
@@ -12633,7 +12618,7 @@
             </w:pPr>
             <w:r>
               <w:rPr>
-                <w:rFonts w:ascii="Cinzel" w:hAnsi="Cinzel"/>
+                <w:rFonts w:ascii="Archivo SemiBold" w:hAnsi="Archivo SemiBold"/>
                 <w:color w:val="B08625"/>
                 <w:b/>
                 <w:sz w:val="19"/>
@@ -12642,7 +12627,7 @@
             </w:r>
             <w:r>
               <w:rPr>
-                <w:rFonts w:ascii="Liberation Sans" w:hAnsi="Liberation Sans"/>
+                <w:rFonts w:ascii="Archivo" w:hAnsi="Archivo"/>
                 <w:color w:val="FFFFFF"/>
                 <w:sz w:val="18"/>
               </w:rPr>
@@ -12656,7 +12641,7 @@
             </w:pPr>
             <w:r>
               <w:rPr>
-                <w:rFonts w:ascii="Cinzel" w:hAnsi="Cinzel"/>
+                <w:rFonts w:ascii="Archivo SemiBold" w:hAnsi="Archivo SemiBold"/>
                 <w:color w:val="B08625"/>
                 <w:b/>
                 <w:sz w:val="19"/>
@@ -12665,7 +12650,7 @@
             </w:r>
             <w:r>
               <w:rPr>
-                <w:rFonts w:ascii="Liberation Sans" w:hAnsi="Liberation Sans"/>
+                <w:rFonts w:ascii="Archivo" w:hAnsi="Archivo"/>
                 <w:color w:val="FFFFFF"/>
                 <w:sz w:val="18"/>
               </w:rPr>
@@ -14816,7 +14801,7 @@
             </w:pPr>
             <w:r>
               <w:rPr>
-                <w:rFonts w:ascii="Cinzel" w:hAnsi="Cinzel"/>
+                <w:rFonts w:ascii="Archivo SemiBold" w:hAnsi="Archivo SemiBold"/>
                 <w:color w:val="8C97AB"/>
                 <w:sz w:val="17"/>
                 <w:spacing w:val="24"/>
@@ -14831,7 +14816,7 @@
             </w:pPr>
             <w:r>
               <w:rPr>
-                <w:rFonts w:ascii="Cinzel" w:hAnsi="Cinzel"/>
+                <w:rFonts w:ascii="Fraunces Black" w:hAnsi="Fraunces Black"/>
                 <w:color w:val="B08625"/>
                 <w:b/>
                 <w:sz w:val="100"/>
@@ -14846,7 +14831,7 @@
             </w:pPr>
             <w:r>
               <w:rPr>
-                <w:rFonts w:ascii="Cormorant Garamond" w:hAnsi="Cormorant Garamond"/>
+                <w:rFonts w:ascii="Fraunces" w:hAnsi="Fraunces"/>
                 <w:color w:val="FFFFFF"/>
                 <w:b/>
                 <w:sz w:val="60"/>
@@ -14864,7 +14849,7 @@
             </w:pPr>
             <w:r>
               <w:rPr>
-                <w:rFonts w:ascii="Liberation Sans" w:hAnsi="Liberation Sans"/>
+                <w:rFonts w:ascii="Archivo" w:hAnsi="Archivo"/>
                 <w:color w:val="8C97AB"/>
                 <w:sz w:val="17"/>
                 <w:spacing w:val="14"/>
@@ -14880,7 +14865,7 @@
             </w:pPr>
             <w:r>
               <w:rPr>
-                <w:rFonts w:ascii="Cormorant Garamond" w:hAnsi="Cormorant Garamond"/>
+                <w:rFonts w:ascii="Fraunces" w:hAnsi="Fraunces"/>
                 <w:i/>
                 <w:color w:val="DCE3F0"/>
                 <w:sz w:val="25"/>
@@ -14895,7 +14880,7 @@
             </w:pPr>
             <w:r>
               <w:rPr>
-                <w:rFonts w:ascii="Liberation Sans" w:hAnsi="Liberation Sans"/>
+                <w:rFonts w:ascii="Archivo" w:hAnsi="Archivo"/>
                 <w:color w:val="B08625"/>
                 <w:b/>
                 <w:sz w:val="16"/>
@@ -14911,7 +14896,7 @@
             </w:pPr>
             <w:r>
               <w:rPr>
-                <w:rFonts w:ascii="Cinzel" w:hAnsi="Cinzel"/>
+                <w:rFonts w:ascii="Archivo SemiBold" w:hAnsi="Archivo SemiBold"/>
                 <w:color w:val="B08625"/>
                 <w:b/>
                 <w:sz w:val="19"/>
@@ -14920,7 +14905,7 @@
             </w:r>
             <w:r>
               <w:rPr>
-                <w:rFonts w:ascii="Liberation Sans" w:hAnsi="Liberation Sans"/>
+                <w:rFonts w:ascii="Archivo" w:hAnsi="Archivo"/>
                 <w:color w:val="FFFFFF"/>
                 <w:sz w:val="18"/>
               </w:rPr>
@@ -14934,7 +14919,7 @@
             </w:pPr>
             <w:r>
               <w:rPr>
-                <w:rFonts w:ascii="Cinzel" w:hAnsi="Cinzel"/>
+                <w:rFonts w:ascii="Archivo SemiBold" w:hAnsi="Archivo SemiBold"/>
                 <w:color w:val="B08625"/>
                 <w:b/>
                 <w:sz w:val="19"/>
@@ -14943,7 +14928,7 @@
             </w:r>
             <w:r>
               <w:rPr>
-                <w:rFonts w:ascii="Liberation Sans" w:hAnsi="Liberation Sans"/>
+                <w:rFonts w:ascii="Archivo" w:hAnsi="Archivo"/>
                 <w:color w:val="FFFFFF"/>
                 <w:sz w:val="18"/>
               </w:rPr>
@@ -14957,7 +14942,7 @@
             </w:pPr>
             <w:r>
               <w:rPr>
-                <w:rFonts w:ascii="Cinzel" w:hAnsi="Cinzel"/>
+                <w:rFonts w:ascii="Archivo SemiBold" w:hAnsi="Archivo SemiBold"/>
                 <w:color w:val="B08625"/>
                 <w:b/>
                 <w:sz w:val="19"/>
@@ -14966,7 +14951,7 @@
             </w:r>
             <w:r>
               <w:rPr>
-                <w:rFonts w:ascii="Liberation Sans" w:hAnsi="Liberation Sans"/>
+                <w:rFonts w:ascii="Archivo" w:hAnsi="Archivo"/>
                 <w:color w:val="FFFFFF"/>
                 <w:sz w:val="18"/>
               </w:rPr>
@@ -14980,7 +14965,7 @@
             </w:pPr>
             <w:r>
               <w:rPr>
-                <w:rFonts w:ascii="Cinzel" w:hAnsi="Cinzel"/>
+                <w:rFonts w:ascii="Archivo SemiBold" w:hAnsi="Archivo SemiBold"/>
                 <w:color w:val="B08625"/>
                 <w:b/>
                 <w:sz w:val="19"/>
@@ -14989,7 +14974,7 @@
             </w:r>
             <w:r>
               <w:rPr>
-                <w:rFonts w:ascii="Liberation Sans" w:hAnsi="Liberation Sans"/>
+                <w:rFonts w:ascii="Archivo" w:hAnsi="Archivo"/>
                 <w:color w:val="FFFFFF"/>
                 <w:sz w:val="18"/>
               </w:rPr>
@@ -15496,7 +15481,7 @@
             </w:pPr>
             <w:r>
               <w:rPr>
-                <w:rFonts w:ascii="Cinzel" w:hAnsi="Cinzel"/>
+                <w:rFonts w:ascii="Archivo SemiBold" w:hAnsi="Archivo SemiBold"/>
                 <w:color w:val="8C97AB"/>
                 <w:sz w:val="17"/>
                 <w:spacing w:val="24"/>
@@ -15511,7 +15496,7 @@
             </w:pPr>
             <w:r>
               <w:rPr>
-                <w:rFonts w:ascii="Cinzel" w:hAnsi="Cinzel"/>
+                <w:rFonts w:ascii="Fraunces Black" w:hAnsi="Fraunces Black"/>
                 <w:color w:val="B08625"/>
                 <w:b/>
                 <w:sz w:val="100"/>
@@ -15526,7 +15511,7 @@
             </w:pPr>
             <w:r>
               <w:rPr>
-                <w:rFonts w:ascii="Cormorant Garamond" w:hAnsi="Cormorant Garamond"/>
+                <w:rFonts w:ascii="Fraunces" w:hAnsi="Fraunces"/>
                 <w:color w:val="FFFFFF"/>
                 <w:b/>
                 <w:sz w:val="60"/>
@@ -15544,7 +15529,7 @@
             </w:pPr>
             <w:r>
               <w:rPr>
-                <w:rFonts w:ascii="Liberation Sans" w:hAnsi="Liberation Sans"/>
+                <w:rFonts w:ascii="Archivo" w:hAnsi="Archivo"/>
                 <w:color w:val="8C97AB"/>
                 <w:sz w:val="17"/>
                 <w:spacing w:val="14"/>
@@ -15560,7 +15545,7 @@
             </w:pPr>
             <w:r>
               <w:rPr>
-                <w:rFonts w:ascii="Cormorant Garamond" w:hAnsi="Cormorant Garamond"/>
+                <w:rFonts w:ascii="Fraunces" w:hAnsi="Fraunces"/>
                 <w:i/>
                 <w:color w:val="DCE3F0"/>
                 <w:sz w:val="25"/>
@@ -15575,7 +15560,7 @@
             </w:pPr>
             <w:r>
               <w:rPr>
-                <w:rFonts w:ascii="Liberation Sans" w:hAnsi="Liberation Sans"/>
+                <w:rFonts w:ascii="Archivo" w:hAnsi="Archivo"/>
                 <w:color w:val="B08625"/>
                 <w:b/>
                 <w:sz w:val="16"/>
@@ -15591,7 +15576,7 @@
             </w:pPr>
             <w:r>
               <w:rPr>
-                <w:rFonts w:ascii="Cinzel" w:hAnsi="Cinzel"/>
+                <w:rFonts w:ascii="Archivo SemiBold" w:hAnsi="Archivo SemiBold"/>
                 <w:color w:val="B08625"/>
                 <w:b/>
                 <w:sz w:val="19"/>
@@ -15600,7 +15585,7 @@
             </w:r>
             <w:r>
               <w:rPr>
-                <w:rFonts w:ascii="Liberation Sans" w:hAnsi="Liberation Sans"/>
+                <w:rFonts w:ascii="Archivo" w:hAnsi="Archivo"/>
                 <w:color w:val="FFFFFF"/>
                 <w:sz w:val="18"/>
               </w:rPr>
@@ -15614,7 +15599,7 @@
             </w:pPr>
             <w:r>
               <w:rPr>
-                <w:rFonts w:ascii="Cinzel" w:hAnsi="Cinzel"/>
+                <w:rFonts w:ascii="Archivo SemiBold" w:hAnsi="Archivo SemiBold"/>
                 <w:color w:val="B08625"/>
                 <w:b/>
                 <w:sz w:val="19"/>
@@ -15623,7 +15608,7 @@
             </w:r>
             <w:r>
               <w:rPr>
-                <w:rFonts w:ascii="Liberation Sans" w:hAnsi="Liberation Sans"/>
+                <w:rFonts w:ascii="Archivo" w:hAnsi="Archivo"/>
                 <w:color w:val="FFFFFF"/>
                 <w:sz w:val="18"/>
               </w:rPr>
@@ -15637,7 +15622,7 @@
             </w:pPr>
             <w:r>
               <w:rPr>
-                <w:rFonts w:ascii="Cinzel" w:hAnsi="Cinzel"/>
+                <w:rFonts w:ascii="Archivo SemiBold" w:hAnsi="Archivo SemiBold"/>
                 <w:color w:val="B08625"/>
                 <w:b/>
                 <w:sz w:val="19"/>
@@ -15646,7 +15631,7 @@
             </w:r>
             <w:r>
               <w:rPr>
-                <w:rFonts w:ascii="Liberation Sans" w:hAnsi="Liberation Sans"/>
+                <w:rFonts w:ascii="Archivo" w:hAnsi="Archivo"/>
                 <w:color w:val="FFFFFF"/>
                 <w:sz w:val="18"/>
               </w:rPr>
@@ -16373,7 +16358,7 @@
             </w:pPr>
             <w:r>
               <w:rPr>
-                <w:rFonts w:ascii="Cinzel" w:hAnsi="Cinzel"/>
+                <w:rFonts w:ascii="Archivo SemiBold" w:hAnsi="Archivo SemiBold"/>
                 <w:color w:val="8C97AB"/>
                 <w:sz w:val="17"/>
                 <w:spacing w:val="24"/>
@@ -16388,7 +16373,7 @@
             </w:pPr>
             <w:r>
               <w:rPr>
-                <w:rFonts w:ascii="Cinzel" w:hAnsi="Cinzel"/>
+                <w:rFonts w:ascii="Fraunces Black" w:hAnsi="Fraunces Black"/>
                 <w:color w:val="B08625"/>
                 <w:b/>
                 <w:sz w:val="100"/>
@@ -16403,7 +16388,7 @@
             </w:pPr>
             <w:r>
               <w:rPr>
-                <w:rFonts w:ascii="Cormorant Garamond" w:hAnsi="Cormorant Garamond"/>
+                <w:rFonts w:ascii="Fraunces" w:hAnsi="Fraunces"/>
                 <w:color w:val="FFFFFF"/>
                 <w:b/>
                 <w:sz w:val="60"/>
@@ -16421,7 +16406,7 @@
             </w:pPr>
             <w:r>
               <w:rPr>
-                <w:rFonts w:ascii="Liberation Sans" w:hAnsi="Liberation Sans"/>
+                <w:rFonts w:ascii="Archivo" w:hAnsi="Archivo"/>
                 <w:color w:val="8C97AB"/>
                 <w:sz w:val="17"/>
                 <w:spacing w:val="14"/>
@@ -16437,7 +16422,7 @@
             </w:pPr>
             <w:r>
               <w:rPr>
-                <w:rFonts w:ascii="Cormorant Garamond" w:hAnsi="Cormorant Garamond"/>
+                <w:rFonts w:ascii="Fraunces" w:hAnsi="Fraunces"/>
                 <w:i/>
                 <w:color w:val="DCE3F0"/>
                 <w:sz w:val="25"/>
@@ -16452,7 +16437,7 @@
             </w:pPr>
             <w:r>
               <w:rPr>
-                <w:rFonts w:ascii="Liberation Sans" w:hAnsi="Liberation Sans"/>
+                <w:rFonts w:ascii="Archivo" w:hAnsi="Archivo"/>
                 <w:color w:val="B08625"/>
                 <w:b/>
                 <w:sz w:val="16"/>
@@ -16468,7 +16453,7 @@
             </w:pPr>
             <w:r>
               <w:rPr>
-                <w:rFonts w:ascii="Cinzel" w:hAnsi="Cinzel"/>
+                <w:rFonts w:ascii="Archivo SemiBold" w:hAnsi="Archivo SemiBold"/>
                 <w:color w:val="B08625"/>
                 <w:b/>
                 <w:sz w:val="19"/>
@@ -16477,7 +16462,7 @@
             </w:r>
             <w:r>
               <w:rPr>
-                <w:rFonts w:ascii="Liberation Sans" w:hAnsi="Liberation Sans"/>
+                <w:rFonts w:ascii="Archivo" w:hAnsi="Archivo"/>
                 <w:color w:val="FFFFFF"/>
                 <w:sz w:val="18"/>
               </w:rPr>
@@ -16491,7 +16476,7 @@
             </w:pPr>
             <w:r>
               <w:rPr>
-                <w:rFonts w:ascii="Cinzel" w:hAnsi="Cinzel"/>
+                <w:rFonts w:ascii="Archivo SemiBold" w:hAnsi="Archivo SemiBold"/>
                 <w:color w:val="B08625"/>
                 <w:b/>
                 <w:sz w:val="19"/>
@@ -16500,7 +16485,7 @@
             </w:r>
             <w:r>
               <w:rPr>
-                <w:rFonts w:ascii="Liberation Sans" w:hAnsi="Liberation Sans"/>
+                <w:rFonts w:ascii="Archivo" w:hAnsi="Archivo"/>
                 <w:color w:val="FFFFFF"/>
                 <w:sz w:val="18"/>
               </w:rPr>
@@ -16809,7 +16794,7 @@
             </w:pPr>
             <w:r>
               <w:rPr>
-                <w:rFonts w:ascii="Cinzel" w:hAnsi="Cinzel"/>
+                <w:rFonts w:ascii="Archivo SemiBold" w:hAnsi="Archivo SemiBold"/>
                 <w:color w:val="8C97AB"/>
                 <w:sz w:val="17"/>
                 <w:spacing w:val="24"/>
@@ -16824,7 +16809,7 @@
             </w:pPr>
             <w:r>
               <w:rPr>
-                <w:rFonts w:ascii="Cinzel" w:hAnsi="Cinzel"/>
+                <w:rFonts w:ascii="Fraunces Black" w:hAnsi="Fraunces Black"/>
                 <w:color w:val="B08625"/>
                 <w:b/>
                 <w:sz w:val="100"/>
@@ -16839,7 +16824,7 @@
             </w:pPr>
             <w:r>
               <w:rPr>
-                <w:rFonts w:ascii="Cormorant Garamond" w:hAnsi="Cormorant Garamond"/>
+                <w:rFonts w:ascii="Fraunces" w:hAnsi="Fraunces"/>
                 <w:color w:val="FFFFFF"/>
                 <w:b/>
                 <w:sz w:val="52"/>
@@ -16857,7 +16842,7 @@
             </w:pPr>
             <w:r>
               <w:rPr>
-                <w:rFonts w:ascii="Liberation Sans" w:hAnsi="Liberation Sans"/>
+                <w:rFonts w:ascii="Archivo" w:hAnsi="Archivo"/>
                 <w:color w:val="8C97AB"/>
                 <w:sz w:val="17"/>
                 <w:spacing w:val="14"/>
@@ -16873,7 +16858,7 @@
             </w:pPr>
             <w:r>
               <w:rPr>
-                <w:rFonts w:ascii="Cormorant Garamond" w:hAnsi="Cormorant Garamond"/>
+                <w:rFonts w:ascii="Fraunces" w:hAnsi="Fraunces"/>
                 <w:i/>
                 <w:color w:val="DCE3F0"/>
                 <w:sz w:val="25"/>
@@ -16888,7 +16873,7 @@
             </w:pPr>
             <w:r>
               <w:rPr>
-                <w:rFonts w:ascii="Liberation Sans" w:hAnsi="Liberation Sans"/>
+                <w:rFonts w:ascii="Archivo" w:hAnsi="Archivo"/>
                 <w:color w:val="B08625"/>
                 <w:b/>
                 <w:sz w:val="16"/>
@@ -16904,7 +16889,7 @@
             </w:pPr>
             <w:r>
               <w:rPr>
-                <w:rFonts w:ascii="Cinzel" w:hAnsi="Cinzel"/>
+                <w:rFonts w:ascii="Archivo SemiBold" w:hAnsi="Archivo SemiBold"/>
                 <w:color w:val="B08625"/>
                 <w:b/>
                 <w:sz w:val="19"/>
@@ -16913,7 +16898,7 @@
             </w:r>
             <w:r>
               <w:rPr>
-                <w:rFonts w:ascii="Liberation Sans" w:hAnsi="Liberation Sans"/>
+                <w:rFonts w:ascii="Archivo" w:hAnsi="Archivo"/>
                 <w:color w:val="FFFFFF"/>
                 <w:sz w:val="18"/>
               </w:rPr>
@@ -16927,7 +16912,7 @@
             </w:pPr>
             <w:r>
               <w:rPr>
-                <w:rFonts w:ascii="Cinzel" w:hAnsi="Cinzel"/>
+                <w:rFonts w:ascii="Archivo SemiBold" w:hAnsi="Archivo SemiBold"/>
                 <w:color w:val="B08625"/>
                 <w:b/>
                 <w:sz w:val="19"/>
@@ -16936,7 +16921,7 @@
             </w:r>
             <w:r>
               <w:rPr>
-                <w:rFonts w:ascii="Liberation Sans" w:hAnsi="Liberation Sans"/>
+                <w:rFonts w:ascii="Archivo" w:hAnsi="Archivo"/>
                 <w:color w:val="FFFFFF"/>
                 <w:sz w:val="18"/>
               </w:rPr>
@@ -16950,7 +16935,7 @@
             </w:pPr>
             <w:r>
               <w:rPr>
-                <w:rFonts w:ascii="Cinzel" w:hAnsi="Cinzel"/>
+                <w:rFonts w:ascii="Archivo SemiBold" w:hAnsi="Archivo SemiBold"/>
                 <w:color w:val="B08625"/>
                 <w:b/>
                 <w:sz w:val="19"/>
@@ -16959,7 +16944,7 @@
             </w:r>
             <w:r>
               <w:rPr>
-                <w:rFonts w:ascii="Liberation Sans" w:hAnsi="Liberation Sans"/>
+                <w:rFonts w:ascii="Archivo" w:hAnsi="Archivo"/>
                 <w:color w:val="FFFFFF"/>
                 <w:sz w:val="18"/>
               </w:rPr>
@@ -17343,7 +17328,7 @@
             </w:pPr>
             <w:r>
               <w:rPr>
-                <w:rFonts w:ascii="Cinzel" w:hAnsi="Cinzel"/>
+                <w:rFonts w:ascii="Archivo SemiBold" w:hAnsi="Archivo SemiBold"/>
                 <w:color w:val="8C97AB"/>
                 <w:sz w:val="17"/>
                 <w:spacing w:val="24"/>
@@ -17358,7 +17343,7 @@
             </w:pPr>
             <w:r>
               <w:rPr>
-                <w:rFonts w:ascii="Cinzel" w:hAnsi="Cinzel"/>
+                <w:rFonts w:ascii="Fraunces Black" w:hAnsi="Fraunces Black"/>
                 <w:color w:val="B08625"/>
                 <w:b/>
                 <w:sz w:val="100"/>
@@ -17373,7 +17358,7 @@
             </w:pPr>
             <w:r>
               <w:rPr>
-                <w:rFonts w:ascii="Cormorant Garamond" w:hAnsi="Cormorant Garamond"/>
+                <w:rFonts w:ascii="Fraunces" w:hAnsi="Fraunces"/>
                 <w:color w:val="FFFFFF"/>
                 <w:b/>
                 <w:sz w:val="52"/>
@@ -17391,7 +17376,7 @@
             </w:pPr>
             <w:r>
               <w:rPr>
-                <w:rFonts w:ascii="Liberation Sans" w:hAnsi="Liberation Sans"/>
+                <w:rFonts w:ascii="Archivo" w:hAnsi="Archivo"/>
                 <w:color w:val="8C97AB"/>
                 <w:sz w:val="17"/>
                 <w:spacing w:val="14"/>
@@ -17407,7 +17392,7 @@
             </w:pPr>
             <w:r>
               <w:rPr>
-                <w:rFonts w:ascii="Cormorant Garamond" w:hAnsi="Cormorant Garamond"/>
+                <w:rFonts w:ascii="Fraunces" w:hAnsi="Fraunces"/>
                 <w:i/>
                 <w:color w:val="DCE3F0"/>
                 <w:sz w:val="25"/>
@@ -17422,7 +17407,7 @@
             </w:pPr>
             <w:r>
               <w:rPr>
-                <w:rFonts w:ascii="Liberation Sans" w:hAnsi="Liberation Sans"/>
+                <w:rFonts w:ascii="Archivo" w:hAnsi="Archivo"/>
                 <w:color w:val="B08625"/>
                 <w:b/>
                 <w:sz w:val="16"/>
@@ -17438,7 +17423,7 @@
             </w:pPr>
             <w:r>
               <w:rPr>
-                <w:rFonts w:ascii="Cinzel" w:hAnsi="Cinzel"/>
+                <w:rFonts w:ascii="Archivo SemiBold" w:hAnsi="Archivo SemiBold"/>
                 <w:color w:val="B08625"/>
                 <w:b/>
                 <w:sz w:val="19"/>
@@ -17447,7 +17432,7 @@
             </w:r>
             <w:r>
               <w:rPr>
-                <w:rFonts w:ascii="Liberation Sans" w:hAnsi="Liberation Sans"/>
+                <w:rFonts w:ascii="Archivo" w:hAnsi="Archivo"/>
                 <w:color w:val="FFFFFF"/>
                 <w:sz w:val="18"/>
               </w:rPr>
@@ -17461,7 +17446,7 @@
             </w:pPr>
             <w:r>
               <w:rPr>
-                <w:rFonts w:ascii="Cinzel" w:hAnsi="Cinzel"/>
+                <w:rFonts w:ascii="Archivo SemiBold" w:hAnsi="Archivo SemiBold"/>
                 <w:color w:val="B08625"/>
                 <w:b/>
                 <w:sz w:val="19"/>
@@ -17470,7 +17455,7 @@
             </w:r>
             <w:r>
               <w:rPr>
-                <w:rFonts w:ascii="Liberation Sans" w:hAnsi="Liberation Sans"/>
+                <w:rFonts w:ascii="Archivo" w:hAnsi="Archivo"/>
                 <w:color w:val="FFFFFF"/>
                 <w:sz w:val="18"/>
               </w:rPr>
@@ -17737,7 +17722,7 @@
             </w:pPr>
             <w:r>
               <w:rPr>
-                <w:rFonts w:ascii="Cinzel" w:hAnsi="Cinzel"/>
+                <w:rFonts w:ascii="Archivo SemiBold" w:hAnsi="Archivo SemiBold"/>
                 <w:color w:val="8C97AB"/>
                 <w:sz w:val="17"/>
                 <w:spacing w:val="24"/>
@@ -17752,7 +17737,7 @@
             </w:pPr>
             <w:r>
               <w:rPr>
-                <w:rFonts w:ascii="Cinzel" w:hAnsi="Cinzel"/>
+                <w:rFonts w:ascii="Fraunces Black" w:hAnsi="Fraunces Black"/>
                 <w:color w:val="B08625"/>
                 <w:b/>
                 <w:sz w:val="100"/>
@@ -17767,7 +17752,7 @@
             </w:pPr>
             <w:r>
               <w:rPr>
-                <w:rFonts w:ascii="Cormorant Garamond" w:hAnsi="Cormorant Garamond"/>
+                <w:rFonts w:ascii="Fraunces" w:hAnsi="Fraunces"/>
                 <w:color w:val="FFFFFF"/>
                 <w:b/>
                 <w:sz w:val="60"/>
@@ -17785,7 +17770,7 @@
             </w:pPr>
             <w:r>
               <w:rPr>
-                <w:rFonts w:ascii="Liberation Sans" w:hAnsi="Liberation Sans"/>
+                <w:rFonts w:ascii="Archivo" w:hAnsi="Archivo"/>
                 <w:color w:val="8C97AB"/>
                 <w:sz w:val="17"/>
                 <w:spacing w:val="14"/>
@@ -17801,7 +17786,7 @@
             </w:pPr>
             <w:r>
               <w:rPr>
-                <w:rFonts w:ascii="Cormorant Garamond" w:hAnsi="Cormorant Garamond"/>
+                <w:rFonts w:ascii="Fraunces" w:hAnsi="Fraunces"/>
                 <w:i/>
                 <w:color w:val="DCE3F0"/>
                 <w:sz w:val="25"/>
@@ -17816,7 +17801,7 @@
             </w:pPr>
             <w:r>
               <w:rPr>
-                <w:rFonts w:ascii="Liberation Sans" w:hAnsi="Liberation Sans"/>
+                <w:rFonts w:ascii="Archivo" w:hAnsi="Archivo"/>
                 <w:color w:val="B08625"/>
                 <w:b/>
                 <w:sz w:val="16"/>
@@ -17832,7 +17817,7 @@
             </w:pPr>
             <w:r>
               <w:rPr>
-                <w:rFonts w:ascii="Cinzel" w:hAnsi="Cinzel"/>
+                <w:rFonts w:ascii="Archivo SemiBold" w:hAnsi="Archivo SemiBold"/>
                 <w:color w:val="B08625"/>
                 <w:b/>
                 <w:sz w:val="19"/>
@@ -17841,7 +17826,7 @@
             </w:r>
             <w:r>
               <w:rPr>
-                <w:rFonts w:ascii="Liberation Sans" w:hAnsi="Liberation Sans"/>
+                <w:rFonts w:ascii="Archivo" w:hAnsi="Archivo"/>
                 <w:color w:val="FFFFFF"/>
                 <w:sz w:val="18"/>
               </w:rPr>
@@ -17855,7 +17840,7 @@
             </w:pPr>
             <w:r>
               <w:rPr>
-                <w:rFonts w:ascii="Cinzel" w:hAnsi="Cinzel"/>
+                <w:rFonts w:ascii="Archivo SemiBold" w:hAnsi="Archivo SemiBold"/>
                 <w:color w:val="B08625"/>
                 <w:b/>
                 <w:sz w:val="19"/>
@@ -17864,7 +17849,7 @@
             </w:r>
             <w:r>
               <w:rPr>
-                <w:rFonts w:ascii="Liberation Sans" w:hAnsi="Liberation Sans"/>
+                <w:rFonts w:ascii="Archivo" w:hAnsi="Archivo"/>
                 <w:color w:val="FFFFFF"/>
                 <w:sz w:val="18"/>
               </w:rPr>
@@ -17878,7 +17863,7 @@
             </w:pPr>
             <w:r>
               <w:rPr>
-                <w:rFonts w:ascii="Cinzel" w:hAnsi="Cinzel"/>
+                <w:rFonts w:ascii="Archivo SemiBold" w:hAnsi="Archivo SemiBold"/>
                 <w:color w:val="B08625"/>
                 <w:b/>
                 <w:sz w:val="19"/>
@@ -17887,7 +17872,7 @@
             </w:r>
             <w:r>
               <w:rPr>
-                <w:rFonts w:ascii="Liberation Sans" w:hAnsi="Liberation Sans"/>
+                <w:rFonts w:ascii="Archivo" w:hAnsi="Archivo"/>
                 <w:color w:val="FFFFFF"/>
                 <w:sz w:val="18"/>
               </w:rPr>
@@ -18212,7 +18197,7 @@
             </w:pPr>
             <w:r>
               <w:rPr>
-                <w:rFonts w:ascii="Cinzel" w:hAnsi="Cinzel"/>
+                <w:rFonts w:ascii="Archivo SemiBold" w:hAnsi="Archivo SemiBold"/>
                 <w:color w:val="8C97AB"/>
                 <w:sz w:val="17"/>
                 <w:spacing w:val="24"/>
@@ -18227,7 +18212,7 @@
             </w:pPr>
             <w:r>
               <w:rPr>
-                <w:rFonts w:ascii="Cinzel" w:hAnsi="Cinzel"/>
+                <w:rFonts w:ascii="Fraunces Black" w:hAnsi="Fraunces Black"/>
                 <w:color w:val="B08625"/>
                 <w:b/>
                 <w:sz w:val="100"/>
@@ -18242,7 +18227,7 @@
             </w:pPr>
             <w:r>
               <w:rPr>
-                <w:rFonts w:ascii="Cormorant Garamond" w:hAnsi="Cormorant Garamond"/>
+                <w:rFonts w:ascii="Fraunces" w:hAnsi="Fraunces"/>
                 <w:color w:val="FFFFFF"/>
                 <w:b/>
                 <w:sz w:val="52"/>
@@ -18260,7 +18245,7 @@
             </w:pPr>
             <w:r>
               <w:rPr>
-                <w:rFonts w:ascii="Liberation Sans" w:hAnsi="Liberation Sans"/>
+                <w:rFonts w:ascii="Archivo" w:hAnsi="Archivo"/>
                 <w:color w:val="8C97AB"/>
                 <w:sz w:val="17"/>
                 <w:spacing w:val="14"/>
@@ -18276,7 +18261,7 @@
             </w:pPr>
             <w:r>
               <w:rPr>
-                <w:rFonts w:ascii="Cormorant Garamond" w:hAnsi="Cormorant Garamond"/>
+                <w:rFonts w:ascii="Fraunces" w:hAnsi="Fraunces"/>
                 <w:i/>
                 <w:color w:val="DCE3F0"/>
                 <w:sz w:val="25"/>
@@ -18291,7 +18276,7 @@
             </w:pPr>
             <w:r>
               <w:rPr>
-                <w:rFonts w:ascii="Liberation Sans" w:hAnsi="Liberation Sans"/>
+                <w:rFonts w:ascii="Archivo" w:hAnsi="Archivo"/>
                 <w:color w:val="B08625"/>
                 <w:b/>
                 <w:sz w:val="16"/>
@@ -18307,7 +18292,7 @@
             </w:pPr>
             <w:r>
               <w:rPr>
-                <w:rFonts w:ascii="Cinzel" w:hAnsi="Cinzel"/>
+                <w:rFonts w:ascii="Archivo SemiBold" w:hAnsi="Archivo SemiBold"/>
                 <w:color w:val="B08625"/>
                 <w:b/>
                 <w:sz w:val="19"/>
@@ -18316,7 +18301,7 @@
             </w:r>
             <w:r>
               <w:rPr>
-                <w:rFonts w:ascii="Liberation Sans" w:hAnsi="Liberation Sans"/>
+                <w:rFonts w:ascii="Archivo" w:hAnsi="Archivo"/>
                 <w:color w:val="FFFFFF"/>
                 <w:sz w:val="18"/>
               </w:rPr>
@@ -18330,7 +18315,7 @@
             </w:pPr>
             <w:r>
               <w:rPr>
-                <w:rFonts w:ascii="Cinzel" w:hAnsi="Cinzel"/>
+                <w:rFonts w:ascii="Archivo SemiBold" w:hAnsi="Archivo SemiBold"/>
                 <w:color w:val="B08625"/>
                 <w:b/>
                 <w:sz w:val="19"/>
@@ -18339,7 +18324,7 @@
             </w:r>
             <w:r>
               <w:rPr>
-                <w:rFonts w:ascii="Liberation Sans" w:hAnsi="Liberation Sans"/>
+                <w:rFonts w:ascii="Archivo" w:hAnsi="Archivo"/>
                 <w:color w:val="FFFFFF"/>
                 <w:sz w:val="18"/>
               </w:rPr>
@@ -18353,7 +18338,7 @@
             </w:pPr>
             <w:r>
               <w:rPr>
-                <w:rFonts w:ascii="Cinzel" w:hAnsi="Cinzel"/>
+                <w:rFonts w:ascii="Archivo SemiBold" w:hAnsi="Archivo SemiBold"/>
                 <w:color w:val="B08625"/>
                 <w:b/>
                 <w:sz w:val="19"/>
@@ -18362,7 +18347,7 @@
             </w:r>
             <w:r>
               <w:rPr>
-                <w:rFonts w:ascii="Liberation Sans" w:hAnsi="Liberation Sans"/>
+                <w:rFonts w:ascii="Archivo" w:hAnsi="Archivo"/>
                 <w:color w:val="FFFFFF"/>
                 <w:sz w:val="18"/>
               </w:rPr>
@@ -18376,7 +18361,7 @@
             </w:pPr>
             <w:r>
               <w:rPr>
-                <w:rFonts w:ascii="Cinzel" w:hAnsi="Cinzel"/>
+                <w:rFonts w:ascii="Archivo SemiBold" w:hAnsi="Archivo SemiBold"/>
                 <w:color w:val="B08625"/>
                 <w:b/>
                 <w:sz w:val="19"/>
@@ -18385,7 +18370,7 @@
             </w:r>
             <w:r>
               <w:rPr>
-                <w:rFonts w:ascii="Liberation Sans" w:hAnsi="Liberation Sans"/>
+                <w:rFonts w:ascii="Archivo" w:hAnsi="Archivo"/>
                 <w:color w:val="FFFFFF"/>
                 <w:sz w:val="18"/>
               </w:rPr>
@@ -18843,7 +18828,7 @@
             </w:pPr>
             <w:r>
               <w:rPr>
-                <w:rFonts w:ascii="Cinzel" w:hAnsi="Cinzel"/>
+                <w:rFonts w:ascii="Archivo SemiBold" w:hAnsi="Archivo SemiBold"/>
                 <w:color w:val="8C97AB"/>
                 <w:sz w:val="17"/>
                 <w:spacing w:val="24"/>
@@ -18858,7 +18843,7 @@
             </w:pPr>
             <w:r>
               <w:rPr>
-                <w:rFonts w:ascii="Cinzel" w:hAnsi="Cinzel"/>
+                <w:rFonts w:ascii="Fraunces Black" w:hAnsi="Fraunces Black"/>
                 <w:color w:val="B08625"/>
                 <w:b/>
                 <w:sz w:val="100"/>
@@ -18873,7 +18858,7 @@
             </w:pPr>
             <w:r>
               <w:rPr>
-                <w:rFonts w:ascii="Cormorant Garamond" w:hAnsi="Cormorant Garamond"/>
+                <w:rFonts w:ascii="Fraunces" w:hAnsi="Fraunces"/>
                 <w:color w:val="FFFFFF"/>
                 <w:b/>
                 <w:sz w:val="60"/>
@@ -18891,7 +18876,7 @@
             </w:pPr>
             <w:r>
               <w:rPr>
-                <w:rFonts w:ascii="Liberation Sans" w:hAnsi="Liberation Sans"/>
+                <w:rFonts w:ascii="Archivo" w:hAnsi="Archivo"/>
                 <w:color w:val="8C97AB"/>
                 <w:sz w:val="17"/>
                 <w:spacing w:val="14"/>
@@ -18907,7 +18892,7 @@
             </w:pPr>
             <w:r>
               <w:rPr>
-                <w:rFonts w:ascii="Cormorant Garamond" w:hAnsi="Cormorant Garamond"/>
+                <w:rFonts w:ascii="Fraunces" w:hAnsi="Fraunces"/>
                 <w:i/>
                 <w:color w:val="DCE3F0"/>
                 <w:sz w:val="25"/>
@@ -18922,7 +18907,7 @@
             </w:pPr>
             <w:r>
               <w:rPr>
-                <w:rFonts w:ascii="Liberation Sans" w:hAnsi="Liberation Sans"/>
+                <w:rFonts w:ascii="Archivo" w:hAnsi="Archivo"/>
                 <w:color w:val="B08625"/>
                 <w:b/>
                 <w:sz w:val="16"/>
@@ -18938,7 +18923,7 @@
             </w:pPr>
             <w:r>
               <w:rPr>
-                <w:rFonts w:ascii="Cinzel" w:hAnsi="Cinzel"/>
+                <w:rFonts w:ascii="Archivo SemiBold" w:hAnsi="Archivo SemiBold"/>
                 <w:color w:val="B08625"/>
                 <w:b/>
                 <w:sz w:val="19"/>
@@ -18947,7 +18932,7 @@
             </w:r>
             <w:r>
               <w:rPr>
-                <w:rFonts w:ascii="Liberation Sans" w:hAnsi="Liberation Sans"/>
+                <w:rFonts w:ascii="Archivo" w:hAnsi="Archivo"/>
                 <w:color w:val="FFFFFF"/>
                 <w:sz w:val="18"/>
               </w:rPr>
@@ -18961,7 +18946,7 @@
             </w:pPr>
             <w:r>
               <w:rPr>
-                <w:rFonts w:ascii="Cinzel" w:hAnsi="Cinzel"/>
+                <w:rFonts w:ascii="Archivo SemiBold" w:hAnsi="Archivo SemiBold"/>
                 <w:color w:val="B08625"/>
                 <w:b/>
                 <w:sz w:val="19"/>
@@ -18970,7 +18955,7 @@
             </w:r>
             <w:r>
               <w:rPr>
-                <w:rFonts w:ascii="Liberation Sans" w:hAnsi="Liberation Sans"/>
+                <w:rFonts w:ascii="Archivo" w:hAnsi="Archivo"/>
                 <w:color w:val="FFFFFF"/>
                 <w:sz w:val="18"/>
               </w:rPr>
@@ -18984,7 +18969,7 @@
             </w:pPr>
             <w:r>
               <w:rPr>
-                <w:rFonts w:ascii="Cinzel" w:hAnsi="Cinzel"/>
+                <w:rFonts w:ascii="Archivo SemiBold" w:hAnsi="Archivo SemiBold"/>
                 <w:color w:val="B08625"/>
                 <w:b/>
                 <w:sz w:val="19"/>
@@ -18993,7 +18978,7 @@
             </w:r>
             <w:r>
               <w:rPr>
-                <w:rFonts w:ascii="Liberation Sans" w:hAnsi="Liberation Sans"/>
+                <w:rFonts w:ascii="Archivo" w:hAnsi="Archivo"/>
                 <w:color w:val="FFFFFF"/>
                 <w:sz w:val="18"/>
               </w:rPr>
@@ -19297,7 +19282,7 @@
             </w:pPr>
             <w:r>
               <w:rPr>
-                <w:rFonts w:ascii="Cinzel" w:hAnsi="Cinzel"/>
+                <w:rFonts w:ascii="Archivo SemiBold" w:hAnsi="Archivo SemiBold"/>
                 <w:color w:val="8C97AB"/>
                 <w:sz w:val="17"/>
                 <w:spacing w:val="24"/>
@@ -19312,7 +19297,7 @@
             </w:pPr>
             <w:r>
               <w:rPr>
-                <w:rFonts w:ascii="Cinzel" w:hAnsi="Cinzel"/>
+                <w:rFonts w:ascii="Fraunces Black" w:hAnsi="Fraunces Black"/>
                 <w:color w:val="B08625"/>
                 <w:b/>
                 <w:sz w:val="100"/>
@@ -19327,7 +19312,7 @@
             </w:pPr>
             <w:r>
               <w:rPr>
-                <w:rFonts w:ascii="Cormorant Garamond" w:hAnsi="Cormorant Garamond"/>
+                <w:rFonts w:ascii="Fraunces" w:hAnsi="Fraunces"/>
                 <w:color w:val="FFFFFF"/>
                 <w:b/>
                 <w:sz w:val="60"/>
@@ -19345,7 +19330,7 @@
             </w:pPr>
             <w:r>
               <w:rPr>
-                <w:rFonts w:ascii="Liberation Sans" w:hAnsi="Liberation Sans"/>
+                <w:rFonts w:ascii="Archivo" w:hAnsi="Archivo"/>
                 <w:color w:val="8C97AB"/>
                 <w:sz w:val="17"/>
                 <w:spacing w:val="14"/>
@@ -19361,7 +19346,7 @@
             </w:pPr>
             <w:r>
               <w:rPr>
-                <w:rFonts w:ascii="Cormorant Garamond" w:hAnsi="Cormorant Garamond"/>
+                <w:rFonts w:ascii="Fraunces" w:hAnsi="Fraunces"/>
                 <w:i/>
                 <w:color w:val="DCE3F0"/>
                 <w:sz w:val="25"/>
@@ -19376,7 +19361,7 @@
             </w:pPr>
             <w:r>
               <w:rPr>
-                <w:rFonts w:ascii="Liberation Sans" w:hAnsi="Liberation Sans"/>
+                <w:rFonts w:ascii="Archivo" w:hAnsi="Archivo"/>
                 <w:color w:val="B08625"/>
                 <w:b/>
                 <w:sz w:val="16"/>
@@ -19392,7 +19377,7 @@
             </w:pPr>
             <w:r>
               <w:rPr>
-                <w:rFonts w:ascii="Cinzel" w:hAnsi="Cinzel"/>
+                <w:rFonts w:ascii="Archivo SemiBold" w:hAnsi="Archivo SemiBold"/>
                 <w:color w:val="B08625"/>
                 <w:b/>
                 <w:sz w:val="19"/>
@@ -19401,7 +19386,7 @@
             </w:r>
             <w:r>
               <w:rPr>
-                <w:rFonts w:ascii="Liberation Sans" w:hAnsi="Liberation Sans"/>
+                <w:rFonts w:ascii="Archivo" w:hAnsi="Archivo"/>
                 <w:color w:val="FFFFFF"/>
                 <w:sz w:val="18"/>
               </w:rPr>
@@ -19415,7 +19400,7 @@
             </w:pPr>
             <w:r>
               <w:rPr>
-                <w:rFonts w:ascii="Cinzel" w:hAnsi="Cinzel"/>
+                <w:rFonts w:ascii="Archivo SemiBold" w:hAnsi="Archivo SemiBold"/>
                 <w:color w:val="B08625"/>
                 <w:b/>
                 <w:sz w:val="19"/>
@@ -19424,7 +19409,7 @@
             </w:r>
             <w:r>
               <w:rPr>
-                <w:rFonts w:ascii="Liberation Sans" w:hAnsi="Liberation Sans"/>
+                <w:rFonts w:ascii="Archivo" w:hAnsi="Archivo"/>
                 <w:color w:val="FFFFFF"/>
                 <w:sz w:val="18"/>
               </w:rPr>
@@ -19647,7 +19632,7 @@
             </w:pPr>
             <w:r>
               <w:rPr>
-                <w:rFonts w:ascii="Cinzel" w:hAnsi="Cinzel"/>
+                <w:rFonts w:ascii="Archivo SemiBold" w:hAnsi="Archivo SemiBold"/>
                 <w:color w:val="8C97AB"/>
                 <w:sz w:val="17"/>
                 <w:spacing w:val="24"/>
@@ -19662,7 +19647,7 @@
             </w:pPr>
             <w:r>
               <w:rPr>
-                <w:rFonts w:ascii="Cinzel" w:hAnsi="Cinzel"/>
+                <w:rFonts w:ascii="Fraunces Black" w:hAnsi="Fraunces Black"/>
                 <w:color w:val="B08625"/>
                 <w:b/>
                 <w:sz w:val="100"/>
@@ -19677,7 +19662,7 @@
             </w:pPr>
             <w:r>
               <w:rPr>
-                <w:rFonts w:ascii="Cormorant Garamond" w:hAnsi="Cormorant Garamond"/>
+                <w:rFonts w:ascii="Fraunces" w:hAnsi="Fraunces"/>
                 <w:color w:val="FFFFFF"/>
                 <w:b/>
                 <w:sz w:val="60"/>
@@ -19695,7 +19680,7 @@
             </w:pPr>
             <w:r>
               <w:rPr>
-                <w:rFonts w:ascii="Liberation Sans" w:hAnsi="Liberation Sans"/>
+                <w:rFonts w:ascii="Archivo" w:hAnsi="Archivo"/>
                 <w:color w:val="8C97AB"/>
                 <w:sz w:val="17"/>
                 <w:spacing w:val="14"/>
@@ -19711,7 +19696,7 @@
             </w:pPr>
             <w:r>
               <w:rPr>
-                <w:rFonts w:ascii="Cormorant Garamond" w:hAnsi="Cormorant Garamond"/>
+                <w:rFonts w:ascii="Fraunces" w:hAnsi="Fraunces"/>
                 <w:i/>
                 <w:color w:val="DCE3F0"/>
                 <w:sz w:val="25"/>
@@ -19726,7 +19711,7 @@
             </w:pPr>
             <w:r>
               <w:rPr>
-                <w:rFonts w:ascii="Liberation Sans" w:hAnsi="Liberation Sans"/>
+                <w:rFonts w:ascii="Archivo" w:hAnsi="Archivo"/>
                 <w:color w:val="B08625"/>
                 <w:b/>
                 <w:sz w:val="16"/>
@@ -19742,7 +19727,7 @@
             </w:pPr>
             <w:r>
               <w:rPr>
-                <w:rFonts w:ascii="Cinzel" w:hAnsi="Cinzel"/>
+                <w:rFonts w:ascii="Archivo SemiBold" w:hAnsi="Archivo SemiBold"/>
                 <w:color w:val="B08625"/>
                 <w:b/>
                 <w:sz w:val="19"/>
@@ -19751,7 +19736,7 @@
             </w:r>
             <w:r>
               <w:rPr>
-                <w:rFonts w:ascii="Liberation Sans" w:hAnsi="Liberation Sans"/>
+                <w:rFonts w:ascii="Archivo" w:hAnsi="Archivo"/>
                 <w:color w:val="FFFFFF"/>
                 <w:sz w:val="18"/>
               </w:rPr>
@@ -19765,7 +19750,7 @@
             </w:pPr>
             <w:r>
               <w:rPr>
-                <w:rFonts w:ascii="Cinzel" w:hAnsi="Cinzel"/>
+                <w:rFonts w:ascii="Archivo SemiBold" w:hAnsi="Archivo SemiBold"/>
                 <w:color w:val="B08625"/>
                 <w:b/>
                 <w:sz w:val="19"/>
@@ -19774,7 +19759,7 @@
             </w:r>
             <w:r>
               <w:rPr>
-                <w:rFonts w:ascii="Liberation Sans" w:hAnsi="Liberation Sans"/>
+                <w:rFonts w:ascii="Archivo" w:hAnsi="Archivo"/>
                 <w:color w:val="FFFFFF"/>
                 <w:sz w:val="18"/>
               </w:rPr>
@@ -19997,7 +19982,7 @@
             </w:pPr>
             <w:r>
               <w:rPr>
-                <w:rFonts w:ascii="Cinzel" w:hAnsi="Cinzel"/>
+                <w:rFonts w:ascii="Archivo SemiBold" w:hAnsi="Archivo SemiBold"/>
                 <w:color w:val="8C97AB"/>
                 <w:sz w:val="17"/>
                 <w:spacing w:val="24"/>
@@ -20012,7 +19997,7 @@
             </w:pPr>
             <w:r>
               <w:rPr>
-                <w:rFonts w:ascii="Cinzel" w:hAnsi="Cinzel"/>
+                <w:rFonts w:ascii="Fraunces Black" w:hAnsi="Fraunces Black"/>
                 <w:color w:val="B08625"/>
                 <w:b/>
                 <w:sz w:val="100"/>
@@ -20027,7 +20012,7 @@
             </w:pPr>
             <w:r>
               <w:rPr>
-                <w:rFonts w:ascii="Cormorant Garamond" w:hAnsi="Cormorant Garamond"/>
+                <w:rFonts w:ascii="Fraunces" w:hAnsi="Fraunces"/>
                 <w:color w:val="FFFFFF"/>
                 <w:b/>
                 <w:sz w:val="60"/>
@@ -20045,7 +20030,7 @@
             </w:pPr>
             <w:r>
               <w:rPr>
-                <w:rFonts w:ascii="Liberation Sans" w:hAnsi="Liberation Sans"/>
+                <w:rFonts w:ascii="Archivo" w:hAnsi="Archivo"/>
                 <w:color w:val="8C97AB"/>
                 <w:sz w:val="17"/>
                 <w:spacing w:val="14"/>
@@ -20061,7 +20046,7 @@
             </w:pPr>
             <w:r>
               <w:rPr>
-                <w:rFonts w:ascii="Cormorant Garamond" w:hAnsi="Cormorant Garamond"/>
+                <w:rFonts w:ascii="Fraunces" w:hAnsi="Fraunces"/>
                 <w:i/>
                 <w:color w:val="DCE3F0"/>
                 <w:sz w:val="25"/>
@@ -20076,7 +20061,7 @@
             </w:pPr>
             <w:r>
               <w:rPr>
-                <w:rFonts w:ascii="Liberation Sans" w:hAnsi="Liberation Sans"/>
+                <w:rFonts w:ascii="Archivo" w:hAnsi="Archivo"/>
                 <w:color w:val="B08625"/>
                 <w:b/>
                 <w:sz w:val="16"/>
@@ -20092,7 +20077,7 @@
             </w:pPr>
             <w:r>
               <w:rPr>
-                <w:rFonts w:ascii="Cinzel" w:hAnsi="Cinzel"/>
+                <w:rFonts w:ascii="Archivo SemiBold" w:hAnsi="Archivo SemiBold"/>
                 <w:color w:val="B08625"/>
                 <w:b/>
                 <w:sz w:val="19"/>
@@ -20101,7 +20086,7 @@
             </w:r>
             <w:r>
               <w:rPr>
-                <w:rFonts w:ascii="Liberation Sans" w:hAnsi="Liberation Sans"/>
+                <w:rFonts w:ascii="Archivo" w:hAnsi="Archivo"/>
                 <w:color w:val="FFFFFF"/>
                 <w:sz w:val="18"/>
               </w:rPr>
@@ -20264,7 +20249,7 @@
             </w:pPr>
             <w:r>
               <w:rPr>
-                <w:rFonts w:ascii="Cinzel" w:hAnsi="Cinzel"/>
+                <w:rFonts w:ascii="Archivo SemiBold" w:hAnsi="Archivo SemiBold"/>
                 <w:color w:val="8C97AB"/>
                 <w:sz w:val="17"/>
                 <w:spacing w:val="24"/>
@@ -20279,7 +20264,7 @@
             </w:pPr>
             <w:r>
               <w:rPr>
-                <w:rFonts w:ascii="Cinzel" w:hAnsi="Cinzel"/>
+                <w:rFonts w:ascii="Fraunces Black" w:hAnsi="Fraunces Black"/>
                 <w:color w:val="B08625"/>
                 <w:b/>
                 <w:sz w:val="100"/>
@@ -20294,7 +20279,7 @@
             </w:pPr>
             <w:r>
               <w:rPr>
-                <w:rFonts w:ascii="Cormorant Garamond" w:hAnsi="Cormorant Garamond"/>
+                <w:rFonts w:ascii="Fraunces" w:hAnsi="Fraunces"/>
                 <w:color w:val="FFFFFF"/>
                 <w:b/>
                 <w:sz w:val="60"/>
@@ -20312,7 +20297,7 @@
             </w:pPr>
             <w:r>
               <w:rPr>
-                <w:rFonts w:ascii="Liberation Sans" w:hAnsi="Liberation Sans"/>
+                <w:rFonts w:ascii="Archivo" w:hAnsi="Archivo"/>
                 <w:color w:val="8C97AB"/>
                 <w:sz w:val="17"/>
                 <w:spacing w:val="14"/>
@@ -20328,7 +20313,7 @@
             </w:pPr>
             <w:r>
               <w:rPr>
-                <w:rFonts w:ascii="Cormorant Garamond" w:hAnsi="Cormorant Garamond"/>
+                <w:rFonts w:ascii="Fraunces" w:hAnsi="Fraunces"/>
                 <w:i/>
                 <w:color w:val="DCE3F0"/>
                 <w:sz w:val="25"/>
@@ -20343,7 +20328,7 @@
             </w:pPr>
             <w:r>
               <w:rPr>
-                <w:rFonts w:ascii="Liberation Sans" w:hAnsi="Liberation Sans"/>
+                <w:rFonts w:ascii="Archivo" w:hAnsi="Archivo"/>
                 <w:color w:val="B08625"/>
                 <w:b/>
                 <w:sz w:val="16"/>
@@ -20359,7 +20344,7 @@
             </w:pPr>
             <w:r>
               <w:rPr>
-                <w:rFonts w:ascii="Cinzel" w:hAnsi="Cinzel"/>
+                <w:rFonts w:ascii="Archivo SemiBold" w:hAnsi="Archivo SemiBold"/>
                 <w:color w:val="B08625"/>
                 <w:b/>
                 <w:sz w:val="19"/>
@@ -20368,7 +20353,7 @@
             </w:r>
             <w:r>
               <w:rPr>
-                <w:rFonts w:ascii="Liberation Sans" w:hAnsi="Liberation Sans"/>
+                <w:rFonts w:ascii="Archivo" w:hAnsi="Archivo"/>
                 <w:color w:val="FFFFFF"/>
                 <w:sz w:val="18"/>
               </w:rPr>
@@ -20531,7 +20516,7 @@
             </w:pPr>
             <w:r>
               <w:rPr>
-                <w:rFonts w:ascii="Cinzel" w:hAnsi="Cinzel"/>
+                <w:rFonts w:ascii="Archivo SemiBold" w:hAnsi="Archivo SemiBold"/>
                 <w:color w:val="8C97AB"/>
                 <w:sz w:val="17"/>
                 <w:spacing w:val="24"/>
@@ -20546,7 +20531,7 @@
             </w:pPr>
             <w:r>
               <w:rPr>
-                <w:rFonts w:ascii="Cinzel" w:hAnsi="Cinzel"/>
+                <w:rFonts w:ascii="Fraunces Black" w:hAnsi="Fraunces Black"/>
                 <w:color w:val="B08625"/>
                 <w:b/>
                 <w:sz w:val="100"/>
@@ -20561,7 +20546,7 @@
             </w:pPr>
             <w:r>
               <w:rPr>
-                <w:rFonts w:ascii="Cormorant Garamond" w:hAnsi="Cormorant Garamond"/>
+                <w:rFonts w:ascii="Fraunces" w:hAnsi="Fraunces"/>
                 <w:color w:val="FFFFFF"/>
                 <w:b/>
                 <w:sz w:val="52"/>
@@ -20579,7 +20564,7 @@
             </w:pPr>
             <w:r>
               <w:rPr>
-                <w:rFonts w:ascii="Liberation Sans" w:hAnsi="Liberation Sans"/>
+                <w:rFonts w:ascii="Archivo" w:hAnsi="Archivo"/>
                 <w:color w:val="8C97AB"/>
                 <w:sz w:val="17"/>
                 <w:spacing w:val="14"/>
@@ -20595,7 +20580,7 @@
             </w:pPr>
             <w:r>
               <w:rPr>
-                <w:rFonts w:ascii="Cormorant Garamond" w:hAnsi="Cormorant Garamond"/>
+                <w:rFonts w:ascii="Fraunces" w:hAnsi="Fraunces"/>
                 <w:i/>
                 <w:color w:val="DCE3F0"/>
                 <w:sz w:val="25"/>
@@ -20610,7 +20595,7 @@
             </w:pPr>
             <w:r>
               <w:rPr>
-                <w:rFonts w:ascii="Liberation Sans" w:hAnsi="Liberation Sans"/>
+                <w:rFonts w:ascii="Archivo" w:hAnsi="Archivo"/>
                 <w:color w:val="B08625"/>
                 <w:b/>
                 <w:sz w:val="16"/>
@@ -20626,7 +20611,7 @@
             </w:pPr>
             <w:r>
               <w:rPr>
-                <w:rFonts w:ascii="Cinzel" w:hAnsi="Cinzel"/>
+                <w:rFonts w:ascii="Archivo SemiBold" w:hAnsi="Archivo SemiBold"/>
                 <w:color w:val="B08625"/>
                 <w:b/>
                 <w:sz w:val="19"/>
@@ -20635,7 +20620,7 @@
             </w:r>
             <w:r>
               <w:rPr>
-                <w:rFonts w:ascii="Liberation Sans" w:hAnsi="Liberation Sans"/>
+                <w:rFonts w:ascii="Archivo" w:hAnsi="Archivo"/>
                 <w:color w:val="FFFFFF"/>
                 <w:sz w:val="18"/>
               </w:rPr>
@@ -20649,7 +20634,7 @@
             </w:pPr>
             <w:r>
               <w:rPr>
-                <w:rFonts w:ascii="Cinzel" w:hAnsi="Cinzel"/>
+                <w:rFonts w:ascii="Archivo SemiBold" w:hAnsi="Archivo SemiBold"/>
                 <w:color w:val="B08625"/>
                 <w:b/>
                 <w:sz w:val="19"/>
@@ -20658,7 +20643,7 @@
             </w:r>
             <w:r>
               <w:rPr>
-                <w:rFonts w:ascii="Liberation Sans" w:hAnsi="Liberation Sans"/>
+                <w:rFonts w:ascii="Archivo" w:hAnsi="Archivo"/>
                 <w:color w:val="FFFFFF"/>
                 <w:sz w:val="18"/>
               </w:rPr>
@@ -20672,7 +20657,7 @@
             </w:pPr>
             <w:r>
               <w:rPr>
-                <w:rFonts w:ascii="Cinzel" w:hAnsi="Cinzel"/>
+                <w:rFonts w:ascii="Archivo SemiBold" w:hAnsi="Archivo SemiBold"/>
                 <w:color w:val="B08625"/>
                 <w:b/>
                 <w:sz w:val="19"/>
@@ -20681,7 +20666,7 @@
             </w:r>
             <w:r>
               <w:rPr>
-                <w:rFonts w:ascii="Liberation Sans" w:hAnsi="Liberation Sans"/>
+                <w:rFonts w:ascii="Archivo" w:hAnsi="Archivo"/>
                 <w:color w:val="FFFFFF"/>
                 <w:sz w:val="18"/>
               </w:rPr>
@@ -20943,7 +20928,7 @@
             </w:pPr>
             <w:r>
               <w:rPr>
-                <w:rFonts w:ascii="Cinzel" w:hAnsi="Cinzel"/>
+                <w:rFonts w:ascii="Archivo SemiBold" w:hAnsi="Archivo SemiBold"/>
                 <w:color w:val="8C97AB"/>
                 <w:sz w:val="17"/>
                 <w:spacing w:val="24"/>
@@ -20958,7 +20943,7 @@
             </w:pPr>
             <w:r>
               <w:rPr>
-                <w:rFonts w:ascii="Cinzel" w:hAnsi="Cinzel"/>
+                <w:rFonts w:ascii="Fraunces Black" w:hAnsi="Fraunces Black"/>
                 <w:color w:val="B08625"/>
                 <w:b/>
                 <w:sz w:val="100"/>
@@ -20973,7 +20958,7 @@
             </w:pPr>
             <w:r>
               <w:rPr>
-                <w:rFonts w:ascii="Cormorant Garamond" w:hAnsi="Cormorant Garamond"/>
+                <w:rFonts w:ascii="Fraunces" w:hAnsi="Fraunces"/>
                 <w:color w:val="FFFFFF"/>
                 <w:b/>
                 <w:sz w:val="60"/>
@@ -20991,7 +20976,7 @@
             </w:pPr>
             <w:r>
               <w:rPr>
-                <w:rFonts w:ascii="Liberation Sans" w:hAnsi="Liberation Sans"/>
+                <w:rFonts w:ascii="Archivo" w:hAnsi="Archivo"/>
                 <w:color w:val="8C97AB"/>
                 <w:sz w:val="17"/>
                 <w:spacing w:val="14"/>
@@ -21007,7 +20992,7 @@
             </w:pPr>
             <w:r>
               <w:rPr>
-                <w:rFonts w:ascii="Cormorant Garamond" w:hAnsi="Cormorant Garamond"/>
+                <w:rFonts w:ascii="Fraunces" w:hAnsi="Fraunces"/>
                 <w:i/>
                 <w:color w:val="DCE3F0"/>
                 <w:sz w:val="25"/>
@@ -21022,7 +21007,7 @@
             </w:pPr>
             <w:r>
               <w:rPr>
-                <w:rFonts w:ascii="Liberation Sans" w:hAnsi="Liberation Sans"/>
+                <w:rFonts w:ascii="Archivo" w:hAnsi="Archivo"/>
                 <w:color w:val="B08625"/>
                 <w:b/>
                 <w:sz w:val="16"/>
@@ -21038,7 +21023,7 @@
             </w:pPr>
             <w:r>
               <w:rPr>
-                <w:rFonts w:ascii="Cinzel" w:hAnsi="Cinzel"/>
+                <w:rFonts w:ascii="Archivo SemiBold" w:hAnsi="Archivo SemiBold"/>
                 <w:color w:val="B08625"/>
                 <w:b/>
                 <w:sz w:val="19"/>
@@ -21047,7 +21032,7 @@
             </w:r>
             <w:r>
               <w:rPr>
-                <w:rFonts w:ascii="Liberation Sans" w:hAnsi="Liberation Sans"/>
+                <w:rFonts w:ascii="Archivo" w:hAnsi="Archivo"/>
                 <w:color w:val="FFFFFF"/>
                 <w:sz w:val="18"/>
               </w:rPr>
@@ -21228,7 +21213,7 @@
             </w:pPr>
             <w:r>
               <w:rPr>
-                <w:rFonts w:ascii="Cinzel" w:hAnsi="Cinzel"/>
+                <w:rFonts w:ascii="Archivo SemiBold" w:hAnsi="Archivo SemiBold"/>
                 <w:color w:val="8C97AB"/>
                 <w:sz w:val="17"/>
                 <w:spacing w:val="24"/>
@@ -21243,7 +21228,7 @@
             </w:pPr>
             <w:r>
               <w:rPr>
-                <w:rFonts w:ascii="Cinzel" w:hAnsi="Cinzel"/>
+                <w:rFonts w:ascii="Fraunces Black" w:hAnsi="Fraunces Black"/>
                 <w:color w:val="B08625"/>
                 <w:b/>
                 <w:sz w:val="100"/>
@@ -21258,7 +21243,7 @@
             </w:pPr>
             <w:r>
               <w:rPr>
-                <w:rFonts w:ascii="Cormorant Garamond" w:hAnsi="Cormorant Garamond"/>
+                <w:rFonts w:ascii="Fraunces" w:hAnsi="Fraunces"/>
                 <w:color w:val="FFFFFF"/>
                 <w:b/>
                 <w:sz w:val="60"/>
@@ -21276,7 +21261,7 @@
             </w:pPr>
             <w:r>
               <w:rPr>
-                <w:rFonts w:ascii="Liberation Sans" w:hAnsi="Liberation Sans"/>
+                <w:rFonts w:ascii="Archivo" w:hAnsi="Archivo"/>
                 <w:color w:val="8C97AB"/>
                 <w:sz w:val="17"/>
                 <w:spacing w:val="14"/>
@@ -21292,7 +21277,7 @@
             </w:pPr>
             <w:r>
               <w:rPr>
-                <w:rFonts w:ascii="Cormorant Garamond" w:hAnsi="Cormorant Garamond"/>
+                <w:rFonts w:ascii="Fraunces" w:hAnsi="Fraunces"/>
                 <w:i/>
                 <w:color w:val="DCE3F0"/>
                 <w:sz w:val="25"/>
@@ -21307,7 +21292,7 @@
             </w:pPr>
             <w:r>
               <w:rPr>
-                <w:rFonts w:ascii="Liberation Sans" w:hAnsi="Liberation Sans"/>
+                <w:rFonts w:ascii="Archivo" w:hAnsi="Archivo"/>
                 <w:color w:val="B08625"/>
                 <w:b/>
                 <w:sz w:val="16"/>
@@ -21323,7 +21308,7 @@
             </w:pPr>
             <w:r>
               <w:rPr>
-                <w:rFonts w:ascii="Cinzel" w:hAnsi="Cinzel"/>
+                <w:rFonts w:ascii="Archivo SemiBold" w:hAnsi="Archivo SemiBold"/>
                 <w:color w:val="B08625"/>
                 <w:b/>
                 <w:sz w:val="19"/>
@@ -21332,7 +21317,7 @@
             </w:r>
             <w:r>
               <w:rPr>
-                <w:rFonts w:ascii="Liberation Sans" w:hAnsi="Liberation Sans"/>
+                <w:rFonts w:ascii="Archivo" w:hAnsi="Archivo"/>
                 <w:color w:val="FFFFFF"/>
                 <w:sz w:val="18"/>
               </w:rPr>
@@ -21346,7 +21331,7 @@
             </w:pPr>
             <w:r>
               <w:rPr>
-                <w:rFonts w:ascii="Cinzel" w:hAnsi="Cinzel"/>
+                <w:rFonts w:ascii="Archivo SemiBold" w:hAnsi="Archivo SemiBold"/>
                 <w:color w:val="B08625"/>
                 <w:b/>
                 <w:sz w:val="19"/>
@@ -21355,7 +21340,7 @@
             </w:r>
             <w:r>
               <w:rPr>
-                <w:rFonts w:ascii="Liberation Sans" w:hAnsi="Liberation Sans"/>
+                <w:rFonts w:ascii="Archivo" w:hAnsi="Archivo"/>
                 <w:color w:val="FFFFFF"/>
                 <w:sz w:val="18"/>
               </w:rPr>
@@ -22150,7 +22135,7 @@
             </w:pPr>
             <w:r>
               <w:rPr>
-                <w:rFonts w:ascii="Cinzel" w:hAnsi="Cinzel"/>
+                <w:rFonts w:ascii="Fraunces Black" w:hAnsi="Fraunces Black"/>
                 <w:color w:val="FFFFFF"/>
                 <w:b/>
                 <w:sz w:val="34"/>
@@ -22166,7 +22151,7 @@
             </w:pPr>
             <w:r>
               <w:rPr>
-                <w:rFonts w:ascii="Cormorant Garamond" w:hAnsi="Cormorant Garamond"/>
+                <w:rFonts w:ascii="Fraunces" w:hAnsi="Fraunces"/>
                 <w:i/>
                 <w:color w:val="DCE3F0"/>
                 <w:sz w:val="22"/>
@@ -22182,7 +22167,7 @@
             </w:pPr>
             <w:r>
               <w:rPr>
-                <w:rFonts w:ascii="Liberation Sans" w:hAnsi="Liberation Sans"/>
+                <w:rFonts w:ascii="Archivo" w:hAnsi="Archivo"/>
                 <w:color w:val="B08625"/>
                 <w:sz w:val="18"/>
               </w:rPr>
@@ -22197,7 +22182,7 @@
             </w:pPr>
             <w:r>
               <w:rPr>
-                <w:rFonts w:ascii="Liberation Sans" w:hAnsi="Liberation Sans"/>
+                <w:rFonts w:ascii="Archivo" w:hAnsi="Archivo"/>
                 <w:color w:val="8C97AB"/>
                 <w:sz w:val="16"/>
               </w:rPr>
@@ -22212,7 +22197,7 @@
             </w:pPr>
             <w:r>
               <w:rPr>
-                <w:rFonts w:ascii="Liberation Sans" w:hAnsi="Liberation Sans"/>
+                <w:rFonts w:ascii="Archivo" w:hAnsi="Archivo"/>
                 <w:i/>
                 <w:color w:val="8C97AB"/>
                 <w:sz w:val="15"/>
@@ -22228,7 +22213,7 @@
             </w:pPr>
             <w:r>
               <w:rPr>
-                <w:rFonts w:ascii="Liberation Sans" w:hAnsi="Liberation Sans"/>
+                <w:rFonts w:ascii="Archivo" w:hAnsi="Archivo"/>
                 <w:i/>
                 <w:color w:val="8C97AB"/>
                 <w:sz w:val="15"/>
@@ -23590,16 +23575,16 @@
     <w:pPr>
       <w:keepNext w:val="0"/>
       <w:widowControl/>
-      <w:spacing w:after="180" w:before="0" w:line="324" w:lineRule="auto"/>
+      <w:spacing w:after="180" w:before="0" w:line="307" w:lineRule="auto"/>
     </w:pPr>
     <w:rPr>
-      <w:rFonts w:ascii="EB Garamond" w:cs="EB Garamond" w:eastAsia="EB Garamond" w:hAnsi="EB Garamond"/>
+      <w:rFonts w:ascii="Source Serif 4" w:cs="Source Serif 4" w:eastAsia="Source Serif 4" w:hAnsi="Source Serif 4"/>
       <w:b w:val="0"/>
       <w:i w:val="0"/>
       <w:caps w:val="0"/>
       <w:smallCaps w:val="0"/>
       <w:color w:val="1A1F2B"/>
-      <w:sz w:val="23"/>
+      <w:sz w:val="21"/>
       <w:lang w:val="en-US"/>
     </w:rPr>
   </w:style>
@@ -23610,17 +23595,17 @@
     <w:pPr>
       <w:keepNext w:val="0"/>
       <w:widowControl/>
-      <w:spacing w:after="140" w:before="0" w:line="317" w:lineRule="auto"/>
+      <w:spacing w:after="140" w:before="0" w:line="300" w:lineRule="auto"/>
     </w:pPr>
     <w:qFormat/>
     <w:rPr>
-      <w:rFonts w:ascii="EB Garamond" w:cs="EB Garamond" w:eastAsia="EB Garamond" w:hAnsi="EB Garamond"/>
+      <w:rFonts w:ascii="Source Serif 4" w:cs="Source Serif 4" w:eastAsia="Source Serif 4" w:hAnsi="Source Serif 4"/>
       <w:b w:val="0"/>
       <w:i w:val="0"/>
       <w:caps w:val="0"/>
       <w:smallCaps w:val="0"/>
       <w:color w:val="1A1F2B"/>
-      <w:sz w:val="23"/>
+      <w:sz w:val="21"/>
       <w:lang w:val="en-US"/>
     </w:rPr>
   </w:style>
@@ -23632,16 +23617,16 @@
     <w:pPr>
       <w:keepNext w:val="0"/>
       <w:widowControl/>
-      <w:spacing w:after="140" w:before="0" w:line="317" w:lineRule="auto"/>
+      <w:spacing w:after="140" w:before="0" w:line="300" w:lineRule="auto"/>
     </w:pPr>
     <w:rPr>
-      <w:rFonts w:ascii="EB Garamond" w:cs="EB Garamond" w:eastAsia="EB Garamond" w:hAnsi="EB Garamond"/>
+      <w:rFonts w:ascii="Source Serif 4" w:cs="Source Serif 4" w:eastAsia="Source Serif 4" w:hAnsi="Source Serif 4"/>
       <w:b w:val="0"/>
       <w:i w:val="0"/>
       <w:caps w:val="0"/>
       <w:smallCaps w:val="0"/>
       <w:color w:val="1A1F2B"/>
-      <w:sz w:val="23"/>
+      <w:sz w:val="21"/>
       <w:lang w:val="en-US"/>
     </w:rPr>
   </w:style>
@@ -23652,16 +23637,16 @@
     <w:pPr>
       <w:keepNext w:val="0"/>
       <w:widowControl/>
-      <w:spacing w:after="140" w:before="0" w:line="317" w:lineRule="auto"/>
+      <w:spacing w:after="140" w:before="0" w:line="300" w:lineRule="auto"/>
     </w:pPr>
     <w:rPr>
-      <w:rFonts w:ascii="EB Garamond" w:cs="EB Garamond" w:eastAsia="EB Garamond" w:hAnsi="EB Garamond"/>
+      <w:rFonts w:ascii="Source Serif 4" w:cs="Source Serif 4" w:eastAsia="Source Serif 4" w:hAnsi="Source Serif 4"/>
       <w:b w:val="0"/>
       <w:i w:val="0"/>
       <w:caps w:val="0"/>
       <w:smallCaps w:val="0"/>
       <w:color w:val="1A1F2B"/>
-      <w:sz w:val="23"/>
+      <w:sz w:val="21"/>
       <w:lang w:val="en-US"/>
     </w:rPr>
   </w:style>
@@ -23678,7 +23663,7 @@
       <w:suppressAutoHyphens w:val="true"/>
     </w:pPr>
     <w:rPr>
-      <w:rFonts w:ascii="Cormorant Garamond" w:cs="Cormorant Garamond" w:eastAsia="Cormorant Garamond" w:hAnsi="Cormorant Garamond"/>
+      <w:rFonts w:ascii="Fraunces" w:cs="Fraunces" w:eastAsia="Fraunces" w:hAnsi="Fraunces"/>
       <w:b/>
       <w:bCs/>
       <w:i w:val="0"/>
@@ -23704,7 +23689,7 @@
       <w:suppressAutoHyphens w:val="true"/>
     </w:pPr>
     <w:rPr>
-      <w:rFonts w:ascii="Cormorant Garamond" w:cs="Cormorant Garamond" w:eastAsia="Cormorant Garamond" w:hAnsi="Cormorant Garamond"/>
+      <w:rFonts w:ascii="Fraunces" w:cs="Fraunces" w:eastAsia="Fraunces" w:hAnsi="Fraunces"/>
       <w:b w:val="0"/>
       <w:i/>
       <w:caps w:val="0"/>
@@ -23794,7 +23779,7 @@
       </w:pBdr>
     </w:pPr>
     <w:rPr>
-      <w:rFonts w:ascii="Cormorant Garamond" w:cs="Cormorant Garamond" w:eastAsia="Cormorant Garamond" w:hAnsi="Cormorant Garamond"/>
+      <w:rFonts w:ascii="Fraunces" w:cs="Fraunces" w:eastAsia="Fraunces" w:hAnsi="Fraunces"/>
       <w:b/>
       <w:bCs/>
       <w:i w:val="0"/>
@@ -23825,7 +23810,7 @@
       </w:pBdr>
     </w:pPr>
     <w:rPr>
-      <w:rFonts w:ascii="Cormorant Garamond SemiBold" w:cs="Cormorant Garamond SemiBold" w:eastAsia="Cormorant Garamond SemiBold" w:hAnsi="Cormorant Garamond SemiBold"/>
+      <w:rFonts w:ascii="Fraunces SemiBold" w:cs="Fraunces SemiBold" w:eastAsia="Fraunces SemiBold" w:hAnsi="Fraunces SemiBold"/>
       <w:b/>
       <w:bCs/>
       <w:i w:val="0"/>
@@ -23853,7 +23838,7 @@
       <w:suppressAutoHyphens w:val="true"/>
     </w:pPr>
     <w:rPr>
-      <w:rFonts w:ascii="Liberation Sans" w:cs="Liberation Sans" w:eastAsia="Liberation Sans" w:hAnsi="Liberation Sans"/>
+      <w:rFonts w:ascii="Archivo" w:cs="Archivo" w:eastAsia="Archivo" w:hAnsi="Archivo"/>
       <w:b/>
       <w:bCs/>
       <w:i w:val="0"/>
@@ -23880,7 +23865,7 @@
       <w:suppressAutoHyphens w:val="true"/>
     </w:pPr>
     <w:rPr>
-      <w:rFonts w:ascii="Liberation Sans" w:cs="Liberation Sans" w:eastAsia="Liberation Sans" w:hAnsi="Liberation Sans"/>
+      <w:rFonts w:ascii="Archivo" w:cs="Archivo" w:eastAsia="Archivo" w:hAnsi="Archivo"/>
       <w:i/>
       <w:b/>
       <w:bCs/>
@@ -24006,7 +23991,7 @@
       <w:ind w:firstLine="0" w:left="480" w:right="480"/>
     </w:pPr>
     <w:rPr>
-      <w:rFonts w:ascii="Cormorant Garamond" w:cs="Cormorant Garamond" w:eastAsia="Cormorant Garamond" w:hAnsi="Cormorant Garamond"/>
+      <w:rFonts w:ascii="Fraunces" w:cs="Fraunces" w:eastAsia="Fraunces" w:hAnsi="Fraunces"/>
       <w:b w:val="0"/>
       <w:i/>
       <w:caps w:val="0"/>
@@ -24110,7 +24095,7 @@
       <w:suppressAutoHyphens w:val="true"/>
     </w:pPr>
     <w:rPr>
-      <w:rFonts w:ascii="Liberation Sans" w:cs="Liberation Sans" w:eastAsia="Liberation Sans" w:hAnsi="Liberation Sans"/>
+      <w:rFonts w:ascii="Archivo" w:cs="Archivo" w:eastAsia="Archivo" w:hAnsi="Archivo"/>
       <w:b/>
       <w:i w:val="0"/>
       <w:caps w:val="0"/>
@@ -24188,7 +24173,7 @@
       <w:suppressAutoHyphens w:val="true"/>
     </w:pPr>
     <w:rPr>
-      <w:rFonts w:ascii="Cormorant Garamond" w:cs="Cormorant Garamond" w:eastAsia="Cormorant Garamond" w:hAnsi="Cormorant Garamond"/>
+      <w:rFonts w:ascii="Fraunces" w:cs="Fraunces" w:eastAsia="Fraunces" w:hAnsi="Fraunces"/>
       <w:b/>
       <w:bCs w:val="0"/>
       <w:i w:val="0"/>
@@ -24209,7 +24194,7 @@
       <w:suppressAutoHyphens w:val="true"/>
     </w:pPr>
     <w:rPr>
-      <w:rFonts w:ascii="Cormorant Garamond" w:cs="Cormorant Garamond" w:eastAsia="Cormorant Garamond" w:hAnsi="Cormorant Garamond"/>
+      <w:rFonts w:ascii="Fraunces" w:cs="Fraunces" w:eastAsia="Fraunces" w:hAnsi="Fraunces"/>
       <w:b w:val="0"/>
       <w:i/>
       <w:caps w:val="0"/>
@@ -24229,7 +24214,7 @@
       <w:suppressAutoHyphens w:val="true"/>
     </w:pPr>
     <w:rPr>
-      <w:rFonts w:ascii="Cinzel" w:cs="Cinzel" w:eastAsia="Cinzel" w:hAnsi="Cinzel"/>
+      <w:rFonts w:ascii="Archivo SemiBold" w:cs="Archivo SemiBold" w:eastAsia="Archivo SemiBold" w:hAnsi="Archivo SemiBold"/>
       <w:b/>
       <w:i w:val="0"/>
       <w:caps/>
@@ -24249,7 +24234,7 @@
       <w:suppressAutoHyphens w:val="true"/>
     </w:pPr>
     <w:rPr>
-      <w:rFonts w:ascii="Cinzel" w:cs="Cinzel" w:eastAsia="Cinzel" w:hAnsi="Cinzel"/>
+      <w:rFonts w:ascii="Archivo SemiBold" w:cs="Archivo SemiBold" w:eastAsia="Archivo SemiBold" w:hAnsi="Archivo SemiBold"/>
       <w:b/>
       <w:i w:val="0"/>
       <w:caps/>
@@ -24269,7 +24254,7 @@
       <w:suppressAutoHyphens w:val="true"/>
     </w:pPr>
     <w:rPr>
-      <w:rFonts w:ascii="Cormorant Garamond" w:cs="Cormorant Garamond" w:eastAsia="Cormorant Garamond" w:hAnsi="Cormorant Garamond"/>
+      <w:rFonts w:ascii="Fraunces" w:cs="Fraunces" w:eastAsia="Fraunces" w:hAnsi="Fraunces"/>
       <w:b w:val="0"/>
       <w:i/>
       <w:caps w:val="0"/>

--- a/AMIU_Constitution_2028_Flagship_Governance_Edition.docx
+++ b/AMIU_Constitution_2028_Flagship_Governance_Edition.docx
@@ -34,6 +34,47 @@
             </w:tcMar>
             <w:vAlign w:val="center"/>
           </w:tcPr>
+          <w:p>
+            <w:pPr>
+              <w:jc w:val="center"/>
+              <w:spacing w:before="0" w:after="280"/>
+              <w:suppressAutoHyphens/>
+            </w:pPr>
+            <w:r>
+              <w:drawing>
+                <wp:inline>
+                  <wp:extent cx="1051560" cy="1051560"/>
+                  <wp:docPr id="34" name="Picture 34"/>
+                  <wp:cNvGraphicFramePr>
+                    <a:graphicFrameLocks noChangeAspect="1"/>
+                  </wp:cNvGraphicFramePr>
+                  <a:graphic>
+                    <a:graphicData uri="http://schemas.openxmlformats.org/drawingml/2006/picture">
+                      <pic:pic>
+                        <pic:nvPicPr>
+                          <pic:cNvPr id="0" name="amiu_seal_medallion.png"/>
+                          <pic:cNvPicPr/>
+                        </pic:nvPicPr>
+                        <pic:blipFill>
+                          <a:blip r:embed="rId13"/>
+                          <a:stretch>
+                            <a:fillRect/>
+                          </a:stretch>
+                        </pic:blipFill>
+                        <pic:spPr>
+                          <a:xfrm>
+                            <a:off x="0" y="0"/>
+                            <a:ext cx="1051560" cy="1051560"/>
+                          </a:xfrm>
+                          <a:prstGeom prst="rect"/>
+                        </pic:spPr>
+                      </pic:pic>
+                    </a:graphicData>
+                  </a:graphic>
+                </wp:inline>
+              </w:drawing>
+            </w:r>
+          </w:p>
           <w:p>
             <w:pPr>
               <w:jc w:val="center"/>

--- a/AMIU_Constitution_2028_Flagship_Governance_Edition.docx
+++ b/AMIU_Constitution_2028_Flagship_Governance_Edition.docx
@@ -56,7 +56,7 @@
                           <pic:cNvPicPr/>
                         </pic:nvPicPr>
                         <pic:blipFill>
-                          <a:blip r:embed="rId13"/>
+                          <a:blip r:embed="rId15"/>
                           <a:stretch>
                             <a:fillRect/>
                           </a:stretch>
@@ -22268,10 +22268,8 @@
     <w:bookmarkEnd w:id="121"/>
     <w:bookmarkEnd w:id="122"/>
     <w:sectPr>
-      <w:headerReference r:id="rId9" w:type="default"/>
-      <w:footerReference r:id="rId11" w:type="default"/>
-      <w:headerReference r:id="rId10" w:type="first"/>
-      <w:footerReference r:id="rId12" w:type="first"/>
+      <w:headerReference w:type="default" r:id="rId13"/>
+      <w:footerReference w:type="default" r:id="rId14"/>
       <w:pgSz w:h="15840" w:w="12240"/>
       <w:pgMar w:bottom="1440" w:footer="720" w:header="720" w:left="1584" w:right="1584" w:top="1440"/>
       <w:titlePg/>
@@ -22296,11 +22294,47 @@
       <w:spacing w:before="120"/>
     </w:pPr>
     <w:r/>
+    <w:r>
+      <w:rPr>
+        <w:rFonts w:ascii="Archivo SemiBold" w:hAnsi="Archivo SemiBold"/>
+        <w:smallCaps/>
+        <w:color w:val="5B6372"/>
+        <w:sz w:val="15"/>
+        <w:spacing w:val="10"/>
+      </w:rPr>
+      <w:t>AMIU-CON-001</w:t>
+    </w:r>
+    <w:r>
+      <w:tab/>
+      <w:tab/>
+    </w:r>
+    <w:r>
+      <w:rPr>
+        <w:rFonts w:ascii="Source Serif 4" w:hAnsi="Source Serif 4"/>
+        <w:b w:val="0"/>
+        <w:color w:val="122A4E"/>
+        <w:sz w:val="20"/>
+      </w:rPr>
+      <w:fldChar w:fldCharType="begin"/>
+      <w:instrText xml:space="preserve">PAGE</w:instrText>
+      <w:fldChar w:fldCharType="end"/>
+    </w:r>
   </w:p>
 </w:ftr>
 </file>
 
 <file path=word/footer2.xml><?xml version="1.0" encoding="utf-8"?>
+<w:ftr xmlns:m="http://schemas.openxmlformats.org/officeDocument/2006/math" xmlns:mc="http://schemas.openxmlformats.org/markup-compatibility/2006" xmlns:mo="http://schemas.microsoft.com/office/mac/office/2008/main" xmlns:mv="urn:schemas-microsoft-com:mac:vml" xmlns:o="urn:schemas-microsoft-com:office:office" xmlns:r="http://schemas.openxmlformats.org/officeDocument/2006/relationships" xmlns:v="urn:schemas-microsoft-com:vml" xmlns:w10="urn:schemas-microsoft-com:office:word" xmlns:w14="http://schemas.microsoft.com/office/word/2010/wordml" xmlns:w="http://schemas.openxmlformats.org/wordprocessingml/2006/main" xmlns:wne="http://schemas.microsoft.com/office/word/2006/wordml" xmlns:wp14="http://schemas.microsoft.com/office/word/2010/wordprocessingDrawing" xmlns:wp="http://schemas.openxmlformats.org/drawingml/2006/wordprocessingDrawing" xmlns:wpc="http://schemas.microsoft.com/office/word/2010/wordprocessingCanvas" xmlns:wpg="http://schemas.microsoft.com/office/word/2010/wordprocessingGroup" xmlns:wpi="http://schemas.microsoft.com/office/word/2010/wordprocessingInk" xmlns:wps="http://schemas.microsoft.com/office/word/2010/wordprocessingShape" mc:Ignorable="w14 wp14">
+  <w:p>
+    <w:pPr>
+      <w:pStyle w:val="Footer"/>
+    </w:pPr>
+    <w:r/>
+  </w:p>
+</w:ftr>
+</file>
+
+<file path=word/footer3.xml><?xml version="1.0" encoding="utf-8"?>
 <w:ftr xmlns:m="http://schemas.openxmlformats.org/officeDocument/2006/math" xmlns:mc="http://schemas.openxmlformats.org/markup-compatibility/2006" xmlns:mo="http://schemas.microsoft.com/office/mac/office/2008/main" xmlns:mv="urn:schemas-microsoft-com:mac:vml" xmlns:o="urn:schemas-microsoft-com:office:office" xmlns:r="http://schemas.openxmlformats.org/officeDocument/2006/relationships" xmlns:v="urn:schemas-microsoft-com:vml" xmlns:w10="urn:schemas-microsoft-com:office:word" xmlns:w14="http://schemas.microsoft.com/office/word/2010/wordml" xmlns:w="http://schemas.openxmlformats.org/wordprocessingml/2006/main" xmlns:wne="http://schemas.microsoft.com/office/word/2006/wordml" xmlns:wp14="http://schemas.microsoft.com/office/word/2010/wordprocessingDrawing" xmlns:wp="http://schemas.openxmlformats.org/drawingml/2006/wordprocessingDrawing" xmlns:wpc="http://schemas.microsoft.com/office/word/2010/wordprocessingCanvas" xmlns:wpg="http://schemas.microsoft.com/office/word/2010/wordprocessingGroup" xmlns:wpi="http://schemas.microsoft.com/office/word/2010/wordprocessingInk" xmlns:wps="http://schemas.microsoft.com/office/word/2010/wordprocessingShape" mc:Ignorable="w14 wp14">
   <w:p>
     <w:pPr>
@@ -22344,11 +22378,46 @@
       </w:pBdr>
     </w:pPr>
     <w:r/>
+    <w:r>
+      <w:rPr>
+        <w:rFonts w:ascii="Archivo SemiBold" w:hAnsi="Archivo SemiBold"/>
+        <w:b w:val="0"/>
+        <w:caps/>
+        <w:smallCaps/>
+        <w:color w:val="122A4E"/>
+        <w:sz w:val="17"/>
+        <w:spacing w:val="14"/>
+      </w:rPr>
+      <w:t>Al-Mulk International University</w:t>
+    </w:r>
+    <w:r>
+      <w:tab/>
+    </w:r>
+    <w:r>
+      <w:rPr>
+        <w:rFonts w:ascii="Fraunces" w:hAnsi="Fraunces"/>
+        <w:i/>
+        <w:color w:val="5B6372"/>
+        <w:sz w:val="19"/>
+      </w:rPr>
+      <w:t>Constitution · Flagship Governance Edition</w:t>
+    </w:r>
   </w:p>
 </w:hdr>
 </file>
 
 <file path=word/header2.xml><?xml version="1.0" encoding="utf-8"?>
+<w:hdr xmlns:m="http://schemas.openxmlformats.org/officeDocument/2006/math" xmlns:mc="http://schemas.openxmlformats.org/markup-compatibility/2006" xmlns:mo="http://schemas.microsoft.com/office/mac/office/2008/main" xmlns:mv="urn:schemas-microsoft-com:mac:vml" xmlns:o="urn:schemas-microsoft-com:office:office" xmlns:r="http://schemas.openxmlformats.org/officeDocument/2006/relationships" xmlns:v="urn:schemas-microsoft-com:vml" xmlns:w10="urn:schemas-microsoft-com:office:word" xmlns:w14="http://schemas.microsoft.com/office/word/2010/wordml" xmlns:w="http://schemas.openxmlformats.org/wordprocessingml/2006/main" xmlns:wne="http://schemas.microsoft.com/office/word/2006/wordml" xmlns:wp14="http://schemas.microsoft.com/office/word/2010/wordprocessingDrawing" xmlns:wp="http://schemas.openxmlformats.org/drawingml/2006/wordprocessingDrawing" xmlns:wpc="http://schemas.microsoft.com/office/word/2010/wordprocessingCanvas" xmlns:wpg="http://schemas.microsoft.com/office/word/2010/wordprocessingGroup" xmlns:wpi="http://schemas.microsoft.com/office/word/2010/wordprocessingInk" xmlns:wps="http://schemas.microsoft.com/office/word/2010/wordprocessingShape" mc:Ignorable="w14 wp14">
+  <w:p>
+    <w:pPr>
+      <w:pStyle w:val="Header"/>
+    </w:pPr>
+    <w:r/>
+  </w:p>
+</w:hdr>
+</file>
+
+<file path=word/header3.xml><?xml version="1.0" encoding="utf-8"?>
 <w:hdr xmlns:m="http://schemas.openxmlformats.org/officeDocument/2006/math" xmlns:mc="http://schemas.openxmlformats.org/markup-compatibility/2006" xmlns:mo="http://schemas.microsoft.com/office/mac/office/2008/main" xmlns:mv="urn:schemas-microsoft-com:mac:vml" xmlns:o="urn:schemas-microsoft-com:office:office" xmlns:r="http://schemas.openxmlformats.org/officeDocument/2006/relationships" xmlns:v="urn:schemas-microsoft-com:vml" xmlns:w10="urn:schemas-microsoft-com:office:word" xmlns:w14="http://schemas.microsoft.com/office/word/2010/wordml" xmlns:w="http://schemas.openxmlformats.org/wordprocessingml/2006/main" xmlns:wne="http://schemas.microsoft.com/office/word/2006/wordml" xmlns:wp14="http://schemas.microsoft.com/office/word/2010/wordprocessingDrawing" xmlns:wp="http://schemas.openxmlformats.org/drawingml/2006/wordprocessingDrawing" xmlns:wpc="http://schemas.microsoft.com/office/word/2010/wordprocessingCanvas" xmlns:wpg="http://schemas.microsoft.com/office/word/2010/wordprocessingGroup" xmlns:wpi="http://schemas.microsoft.com/office/word/2010/wordprocessingInk" xmlns:wps="http://schemas.microsoft.com/office/word/2010/wordprocessingShape" mc:Ignorable="w14 wp14">
   <w:p>
     <w:pPr>

--- a/AMIU_Constitution_2028_Flagship_Governance_Edition.docx
+++ b/AMIU_Constitution_2028_Flagship_Governance_Edition.docx
@@ -236,7 +236,16 @@
           <w:cantSplit/>
         </w:trPr>
         <w:tc>
-          <w:tcPr/>
+          <w:tcPr>
+            <w:tcMar>
+              <w:top w:w="100" w:type="dxa"/>
+              <w:bottom w:w="100" w:type="dxa"/>
+              <w:left w:w="150" w:type="dxa"/>
+              <w:right w:w="150" w:type="dxa"/>
+            </w:tcMar>
+            <w:vAlign w:val="center"/>
+            <w:shd w:val="clear" w:color="auto" w:fill="E9EDF6"/>
+          </w:tcPr>
           <w:p>
             <w:pPr>
               <w:pStyle w:val="Compact"/>
@@ -253,7 +262,16 @@
           </w:p>
         </w:tc>
         <w:tc>
-          <w:tcPr/>
+          <w:tcPr>
+            <w:tcMar>
+              <w:top w:w="100" w:type="dxa"/>
+              <w:bottom w:w="100" w:type="dxa"/>
+              <w:left w:w="150" w:type="dxa"/>
+              <w:right w:w="150" w:type="dxa"/>
+            </w:tcMar>
+            <w:vAlign w:val="center"/>
+            <w:shd w:val="clear" w:color="auto" w:fill="E9EDF6"/>
+          </w:tcPr>
           <w:p>
             <w:pPr>
               <w:pStyle w:val="Compact"/>
@@ -271,7 +289,15 @@
           <w:cantSplit/>
         </w:trPr>
         <w:tc>
-          <w:tcPr/>
+          <w:tcPr>
+            <w:tcMar>
+              <w:top w:w="100" w:type="dxa"/>
+              <w:bottom w:w="100" w:type="dxa"/>
+              <w:left w:w="150" w:type="dxa"/>
+              <w:right w:w="150" w:type="dxa"/>
+            </w:tcMar>
+            <w:vAlign w:val="center"/>
+          </w:tcPr>
           <w:p>
             <w:pPr>
               <w:pStyle w:val="Compact"/>
@@ -288,7 +314,15 @@
           </w:p>
         </w:tc>
         <w:tc>
-          <w:tcPr/>
+          <w:tcPr>
+            <w:tcMar>
+              <w:top w:w="100" w:type="dxa"/>
+              <w:bottom w:w="100" w:type="dxa"/>
+              <w:left w:w="150" w:type="dxa"/>
+              <w:right w:w="150" w:type="dxa"/>
+            </w:tcMar>
+            <w:vAlign w:val="center"/>
+          </w:tcPr>
           <w:p>
             <w:pPr>
               <w:pStyle w:val="Compact"/>
@@ -306,7 +340,16 @@
           <w:cantSplit/>
         </w:trPr>
         <w:tc>
-          <w:tcPr/>
+          <w:tcPr>
+            <w:tcMar>
+              <w:top w:w="100" w:type="dxa"/>
+              <w:bottom w:w="100" w:type="dxa"/>
+              <w:left w:w="150" w:type="dxa"/>
+              <w:right w:w="150" w:type="dxa"/>
+            </w:tcMar>
+            <w:vAlign w:val="center"/>
+            <w:shd w:val="clear" w:color="auto" w:fill="E9EDF6"/>
+          </w:tcPr>
           <w:p>
             <w:pPr>
               <w:pStyle w:val="Compact"/>
@@ -323,7 +366,16 @@
           </w:p>
         </w:tc>
         <w:tc>
-          <w:tcPr/>
+          <w:tcPr>
+            <w:tcMar>
+              <w:top w:w="100" w:type="dxa"/>
+              <w:bottom w:w="100" w:type="dxa"/>
+              <w:left w:w="150" w:type="dxa"/>
+              <w:right w:w="150" w:type="dxa"/>
+            </w:tcMar>
+            <w:vAlign w:val="center"/>
+            <w:shd w:val="clear" w:color="auto" w:fill="E9EDF6"/>
+          </w:tcPr>
           <w:p>
             <w:pPr>
               <w:pStyle w:val="Compact"/>
@@ -341,7 +393,15 @@
           <w:cantSplit/>
         </w:trPr>
         <w:tc>
-          <w:tcPr/>
+          <w:tcPr>
+            <w:tcMar>
+              <w:top w:w="100" w:type="dxa"/>
+              <w:bottom w:w="100" w:type="dxa"/>
+              <w:left w:w="150" w:type="dxa"/>
+              <w:right w:w="150" w:type="dxa"/>
+            </w:tcMar>
+            <w:vAlign w:val="center"/>
+          </w:tcPr>
           <w:p>
             <w:pPr>
               <w:pStyle w:val="Compact"/>
@@ -358,7 +418,15 @@
           </w:p>
         </w:tc>
         <w:tc>
-          <w:tcPr/>
+          <w:tcPr>
+            <w:tcMar>
+              <w:top w:w="100" w:type="dxa"/>
+              <w:bottom w:w="100" w:type="dxa"/>
+              <w:left w:w="150" w:type="dxa"/>
+              <w:right w:w="150" w:type="dxa"/>
+            </w:tcMar>
+            <w:vAlign w:val="center"/>
+          </w:tcPr>
           <w:p>
             <w:pPr>
               <w:pStyle w:val="Compact"/>
@@ -376,7 +444,16 @@
           <w:cantSplit/>
         </w:trPr>
         <w:tc>
-          <w:tcPr/>
+          <w:tcPr>
+            <w:tcMar>
+              <w:top w:w="100" w:type="dxa"/>
+              <w:bottom w:w="100" w:type="dxa"/>
+              <w:left w:w="150" w:type="dxa"/>
+              <w:right w:w="150" w:type="dxa"/>
+            </w:tcMar>
+            <w:vAlign w:val="center"/>
+            <w:shd w:val="clear" w:color="auto" w:fill="E9EDF6"/>
+          </w:tcPr>
           <w:p>
             <w:pPr>
               <w:pStyle w:val="Compact"/>
@@ -393,7 +470,16 @@
           </w:p>
         </w:tc>
         <w:tc>
-          <w:tcPr/>
+          <w:tcPr>
+            <w:tcMar>
+              <w:top w:w="100" w:type="dxa"/>
+              <w:bottom w:w="100" w:type="dxa"/>
+              <w:left w:w="150" w:type="dxa"/>
+              <w:right w:w="150" w:type="dxa"/>
+            </w:tcMar>
+            <w:vAlign w:val="center"/>
+            <w:shd w:val="clear" w:color="auto" w:fill="E9EDF6"/>
+          </w:tcPr>
           <w:p>
             <w:pPr>
               <w:pStyle w:val="Compact"/>
@@ -411,7 +497,15 @@
           <w:cantSplit/>
         </w:trPr>
         <w:tc>
-          <w:tcPr/>
+          <w:tcPr>
+            <w:tcMar>
+              <w:top w:w="100" w:type="dxa"/>
+              <w:bottom w:w="100" w:type="dxa"/>
+              <w:left w:w="150" w:type="dxa"/>
+              <w:right w:w="150" w:type="dxa"/>
+            </w:tcMar>
+            <w:vAlign w:val="center"/>
+          </w:tcPr>
           <w:p>
             <w:pPr>
               <w:pStyle w:val="Compact"/>
@@ -428,7 +522,15 @@
           </w:p>
         </w:tc>
         <w:tc>
-          <w:tcPr/>
+          <w:tcPr>
+            <w:tcMar>
+              <w:top w:w="100" w:type="dxa"/>
+              <w:bottom w:w="100" w:type="dxa"/>
+              <w:left w:w="150" w:type="dxa"/>
+              <w:right w:w="150" w:type="dxa"/>
+            </w:tcMar>
+            <w:vAlign w:val="center"/>
+          </w:tcPr>
           <w:p>
             <w:pPr>
               <w:pStyle w:val="Compact"/>
@@ -1047,7 +1149,16 @@
           <w:cantSplit/>
         </w:trPr>
         <w:tc>
-          <w:tcPr/>
+          <w:tcPr>
+            <w:tcMar>
+              <w:top w:w="100" w:type="dxa"/>
+              <w:bottom w:w="100" w:type="dxa"/>
+              <w:left w:w="150" w:type="dxa"/>
+              <w:right w:w="150" w:type="dxa"/>
+            </w:tcMar>
+            <w:vAlign w:val="center"/>
+            <w:shd w:val="clear" w:color="auto" w:fill="E9EDF6"/>
+          </w:tcPr>
           <w:p>
             <w:pPr>
               <w:pStyle w:val="Compact"/>
@@ -1064,7 +1175,16 @@
           </w:p>
         </w:tc>
         <w:tc>
-          <w:tcPr/>
+          <w:tcPr>
+            <w:tcMar>
+              <w:top w:w="100" w:type="dxa"/>
+              <w:bottom w:w="100" w:type="dxa"/>
+              <w:left w:w="150" w:type="dxa"/>
+              <w:right w:w="150" w:type="dxa"/>
+            </w:tcMar>
+            <w:vAlign w:val="center"/>
+            <w:shd w:val="clear" w:color="auto" w:fill="E9EDF6"/>
+          </w:tcPr>
           <w:p>
             <w:pPr>
               <w:pStyle w:val="Compact"/>
@@ -1086,7 +1206,15 @@
           <w:cantSplit/>
         </w:trPr>
         <w:tc>
-          <w:tcPr/>
+          <w:tcPr>
+            <w:tcMar>
+              <w:top w:w="100" w:type="dxa"/>
+              <w:bottom w:w="100" w:type="dxa"/>
+              <w:left w:w="150" w:type="dxa"/>
+              <w:right w:w="150" w:type="dxa"/>
+            </w:tcMar>
+            <w:vAlign w:val="center"/>
+          </w:tcPr>
           <w:p>
             <w:pPr>
               <w:pStyle w:val="Compact"/>
@@ -1103,7 +1231,15 @@
           </w:p>
         </w:tc>
         <w:tc>
-          <w:tcPr/>
+          <w:tcPr>
+            <w:tcMar>
+              <w:top w:w="100" w:type="dxa"/>
+              <w:bottom w:w="100" w:type="dxa"/>
+              <w:left w:w="150" w:type="dxa"/>
+              <w:right w:w="150" w:type="dxa"/>
+            </w:tcMar>
+            <w:vAlign w:val="center"/>
+          </w:tcPr>
           <w:p>
             <w:pPr>
               <w:pStyle w:val="Compact"/>
@@ -1125,7 +1261,16 @@
           <w:cantSplit/>
         </w:trPr>
         <w:tc>
-          <w:tcPr/>
+          <w:tcPr>
+            <w:tcMar>
+              <w:top w:w="100" w:type="dxa"/>
+              <w:bottom w:w="100" w:type="dxa"/>
+              <w:left w:w="150" w:type="dxa"/>
+              <w:right w:w="150" w:type="dxa"/>
+            </w:tcMar>
+            <w:vAlign w:val="center"/>
+            <w:shd w:val="clear" w:color="auto" w:fill="E9EDF6"/>
+          </w:tcPr>
           <w:p>
             <w:pPr>
               <w:pStyle w:val="Compact"/>
@@ -1142,7 +1287,16 @@
           </w:p>
         </w:tc>
         <w:tc>
-          <w:tcPr/>
+          <w:tcPr>
+            <w:tcMar>
+              <w:top w:w="100" w:type="dxa"/>
+              <w:bottom w:w="100" w:type="dxa"/>
+              <w:left w:w="150" w:type="dxa"/>
+              <w:right w:w="150" w:type="dxa"/>
+            </w:tcMar>
+            <w:vAlign w:val="center"/>
+            <w:shd w:val="clear" w:color="auto" w:fill="E9EDF6"/>
+          </w:tcPr>
           <w:p>
             <w:pPr>
               <w:pStyle w:val="Compact"/>
@@ -1164,7 +1318,15 @@
           <w:cantSplit/>
         </w:trPr>
         <w:tc>
-          <w:tcPr/>
+          <w:tcPr>
+            <w:tcMar>
+              <w:top w:w="100" w:type="dxa"/>
+              <w:bottom w:w="100" w:type="dxa"/>
+              <w:left w:w="150" w:type="dxa"/>
+              <w:right w:w="150" w:type="dxa"/>
+            </w:tcMar>
+            <w:vAlign w:val="center"/>
+          </w:tcPr>
           <w:p>
             <w:pPr>
               <w:pStyle w:val="Compact"/>
@@ -1181,7 +1343,15 @@
           </w:p>
         </w:tc>
         <w:tc>
-          <w:tcPr/>
+          <w:tcPr>
+            <w:tcMar>
+              <w:top w:w="100" w:type="dxa"/>
+              <w:bottom w:w="100" w:type="dxa"/>
+              <w:left w:w="150" w:type="dxa"/>
+              <w:right w:w="150" w:type="dxa"/>
+            </w:tcMar>
+            <w:vAlign w:val="center"/>
+          </w:tcPr>
           <w:p>
             <w:pPr>
               <w:pStyle w:val="Compact"/>
@@ -1203,7 +1373,16 @@
           <w:cantSplit/>
         </w:trPr>
         <w:tc>
-          <w:tcPr/>
+          <w:tcPr>
+            <w:tcMar>
+              <w:top w:w="100" w:type="dxa"/>
+              <w:bottom w:w="100" w:type="dxa"/>
+              <w:left w:w="150" w:type="dxa"/>
+              <w:right w:w="150" w:type="dxa"/>
+            </w:tcMar>
+            <w:vAlign w:val="center"/>
+            <w:shd w:val="clear" w:color="auto" w:fill="E9EDF6"/>
+          </w:tcPr>
           <w:p>
             <w:pPr>
               <w:pStyle w:val="Compact"/>
@@ -1220,7 +1399,16 @@
           </w:p>
         </w:tc>
         <w:tc>
-          <w:tcPr/>
+          <w:tcPr>
+            <w:tcMar>
+              <w:top w:w="100" w:type="dxa"/>
+              <w:bottom w:w="100" w:type="dxa"/>
+              <w:left w:w="150" w:type="dxa"/>
+              <w:right w:w="150" w:type="dxa"/>
+            </w:tcMar>
+            <w:vAlign w:val="center"/>
+            <w:shd w:val="clear" w:color="auto" w:fill="E9EDF6"/>
+          </w:tcPr>
           <w:p>
             <w:pPr>
               <w:pStyle w:val="Compact"/>
@@ -1242,7 +1430,15 @@
           <w:cantSplit/>
         </w:trPr>
         <w:tc>
-          <w:tcPr/>
+          <w:tcPr>
+            <w:tcMar>
+              <w:top w:w="100" w:type="dxa"/>
+              <w:bottom w:w="100" w:type="dxa"/>
+              <w:left w:w="150" w:type="dxa"/>
+              <w:right w:w="150" w:type="dxa"/>
+            </w:tcMar>
+            <w:vAlign w:val="center"/>
+          </w:tcPr>
           <w:p>
             <w:pPr>
               <w:pStyle w:val="Compact"/>
@@ -1259,7 +1455,15 @@
           </w:p>
         </w:tc>
         <w:tc>
-          <w:tcPr/>
+          <w:tcPr>
+            <w:tcMar>
+              <w:top w:w="100" w:type="dxa"/>
+              <w:bottom w:w="100" w:type="dxa"/>
+              <w:left w:w="150" w:type="dxa"/>
+              <w:right w:w="150" w:type="dxa"/>
+            </w:tcMar>
+            <w:vAlign w:val="center"/>
+          </w:tcPr>
           <w:p>
             <w:pPr>
               <w:pStyle w:val="Compact"/>
@@ -1281,7 +1485,16 @@
           <w:cantSplit/>
         </w:trPr>
         <w:tc>
-          <w:tcPr/>
+          <w:tcPr>
+            <w:tcMar>
+              <w:top w:w="100" w:type="dxa"/>
+              <w:bottom w:w="100" w:type="dxa"/>
+              <w:left w:w="150" w:type="dxa"/>
+              <w:right w:w="150" w:type="dxa"/>
+            </w:tcMar>
+            <w:vAlign w:val="center"/>
+            <w:shd w:val="clear" w:color="auto" w:fill="E9EDF6"/>
+          </w:tcPr>
           <w:p>
             <w:pPr>
               <w:pStyle w:val="Compact"/>
@@ -1298,7 +1511,16 @@
           </w:p>
         </w:tc>
         <w:tc>
-          <w:tcPr/>
+          <w:tcPr>
+            <w:tcMar>
+              <w:top w:w="100" w:type="dxa"/>
+              <w:bottom w:w="100" w:type="dxa"/>
+              <w:left w:w="150" w:type="dxa"/>
+              <w:right w:w="150" w:type="dxa"/>
+            </w:tcMar>
+            <w:vAlign w:val="center"/>
+            <w:shd w:val="clear" w:color="auto" w:fill="E9EDF6"/>
+          </w:tcPr>
           <w:p>
             <w:pPr>
               <w:pStyle w:val="Compact"/>
@@ -1310,7 +1532,7 @@
                 <w:bCs/>
                 <w:b/>
               </w:rPr>
-              <w:t xml:space="preserve">12</w:t>
+              <w:t xml:space="preserve">13</w:t>
             </w:r>
           </w:p>
         </w:tc>
@@ -1320,7 +1542,15 @@
           <w:cantSplit/>
         </w:trPr>
         <w:tc>
-          <w:tcPr/>
+          <w:tcPr>
+            <w:tcMar>
+              <w:top w:w="100" w:type="dxa"/>
+              <w:bottom w:w="100" w:type="dxa"/>
+              <w:left w:w="150" w:type="dxa"/>
+              <w:right w:w="150" w:type="dxa"/>
+            </w:tcMar>
+            <w:vAlign w:val="center"/>
+          </w:tcPr>
           <w:p>
             <w:pPr>
               <w:pStyle w:val="Compact"/>
@@ -1337,7 +1567,15 @@
           </w:p>
         </w:tc>
         <w:tc>
-          <w:tcPr/>
+          <w:tcPr>
+            <w:tcMar>
+              <w:top w:w="100" w:type="dxa"/>
+              <w:bottom w:w="100" w:type="dxa"/>
+              <w:left w:w="150" w:type="dxa"/>
+              <w:right w:w="150" w:type="dxa"/>
+            </w:tcMar>
+            <w:vAlign w:val="center"/>
+          </w:tcPr>
           <w:p>
             <w:pPr>
               <w:pStyle w:val="Compact"/>
@@ -1349,7 +1587,7 @@
                 <w:bCs/>
                 <w:b/>
               </w:rPr>
-              <w:t xml:space="preserve">17</w:t>
+              <w:t xml:space="preserve">18</w:t>
             </w:r>
           </w:p>
         </w:tc>
@@ -1359,7 +1597,16 @@
           <w:cantSplit/>
         </w:trPr>
         <w:tc>
-          <w:tcPr/>
+          <w:tcPr>
+            <w:tcMar>
+              <w:top w:w="100" w:type="dxa"/>
+              <w:bottom w:w="100" w:type="dxa"/>
+              <w:left w:w="150" w:type="dxa"/>
+              <w:right w:w="150" w:type="dxa"/>
+            </w:tcMar>
+            <w:vAlign w:val="center"/>
+            <w:shd w:val="clear" w:color="auto" w:fill="E9EDF6"/>
+          </w:tcPr>
           <w:p>
             <w:pPr>
               <w:pStyle w:val="Compact"/>
@@ -1376,7 +1623,16 @@
           </w:p>
         </w:tc>
         <w:tc>
-          <w:tcPr/>
+          <w:tcPr>
+            <w:tcMar>
+              <w:top w:w="100" w:type="dxa"/>
+              <w:bottom w:w="100" w:type="dxa"/>
+              <w:left w:w="150" w:type="dxa"/>
+              <w:right w:w="150" w:type="dxa"/>
+            </w:tcMar>
+            <w:vAlign w:val="center"/>
+            <w:shd w:val="clear" w:color="auto" w:fill="E9EDF6"/>
+          </w:tcPr>
           <w:p>
             <w:pPr>
               <w:pStyle w:val="Compact"/>
@@ -1388,7 +1644,7 @@
                 <w:bCs/>
                 <w:b/>
               </w:rPr>
-              <w:t xml:space="preserve">22</w:t>
+              <w:t xml:space="preserve">23</w:t>
             </w:r>
           </w:p>
         </w:tc>
@@ -1398,7 +1654,15 @@
           <w:cantSplit/>
         </w:trPr>
         <w:tc>
-          <w:tcPr/>
+          <w:tcPr>
+            <w:tcMar>
+              <w:top w:w="100" w:type="dxa"/>
+              <w:bottom w:w="100" w:type="dxa"/>
+              <w:left w:w="150" w:type="dxa"/>
+              <w:right w:w="150" w:type="dxa"/>
+            </w:tcMar>
+            <w:vAlign w:val="center"/>
+          </w:tcPr>
           <w:p>
             <w:pPr>
               <w:pStyle w:val="Compact"/>
@@ -1415,7 +1679,15 @@
           </w:p>
         </w:tc>
         <w:tc>
-          <w:tcPr/>
+          <w:tcPr>
+            <w:tcMar>
+              <w:top w:w="100" w:type="dxa"/>
+              <w:bottom w:w="100" w:type="dxa"/>
+              <w:left w:w="150" w:type="dxa"/>
+              <w:right w:w="150" w:type="dxa"/>
+            </w:tcMar>
+            <w:vAlign w:val="center"/>
+          </w:tcPr>
           <w:p>
             <w:pPr>
               <w:pStyle w:val="Compact"/>
@@ -1427,7 +1699,7 @@
                 <w:bCs/>
                 <w:b/>
               </w:rPr>
-              <w:t xml:space="preserve">26</w:t>
+              <w:t xml:space="preserve">28</w:t>
             </w:r>
           </w:p>
         </w:tc>
@@ -1437,7 +1709,16 @@
           <w:cantSplit/>
         </w:trPr>
         <w:tc>
-          <w:tcPr/>
+          <w:tcPr>
+            <w:tcMar>
+              <w:top w:w="100" w:type="dxa"/>
+              <w:bottom w:w="100" w:type="dxa"/>
+              <w:left w:w="150" w:type="dxa"/>
+              <w:right w:w="150" w:type="dxa"/>
+            </w:tcMar>
+            <w:vAlign w:val="center"/>
+            <w:shd w:val="clear" w:color="auto" w:fill="E9EDF6"/>
+          </w:tcPr>
           <w:p>
             <w:pPr>
               <w:pStyle w:val="Compact"/>
@@ -1454,7 +1735,16 @@
           </w:p>
         </w:tc>
         <w:tc>
-          <w:tcPr/>
+          <w:tcPr>
+            <w:tcMar>
+              <w:top w:w="100" w:type="dxa"/>
+              <w:bottom w:w="100" w:type="dxa"/>
+              <w:left w:w="150" w:type="dxa"/>
+              <w:right w:w="150" w:type="dxa"/>
+            </w:tcMar>
+            <w:vAlign w:val="center"/>
+            <w:shd w:val="clear" w:color="auto" w:fill="E9EDF6"/>
+          </w:tcPr>
           <w:p>
             <w:pPr>
               <w:pStyle w:val="Compact"/>
@@ -1466,7 +1756,7 @@
                 <w:bCs/>
                 <w:b/>
               </w:rPr>
-              <w:t xml:space="preserve">29</w:t>
+              <w:t xml:space="preserve">31</w:t>
             </w:r>
           </w:p>
         </w:tc>
@@ -1476,7 +1766,15 @@
           <w:cantSplit/>
         </w:trPr>
         <w:tc>
-          <w:tcPr/>
+          <w:tcPr>
+            <w:tcMar>
+              <w:top w:w="100" w:type="dxa"/>
+              <w:bottom w:w="100" w:type="dxa"/>
+              <w:left w:w="150" w:type="dxa"/>
+              <w:right w:w="150" w:type="dxa"/>
+            </w:tcMar>
+            <w:vAlign w:val="center"/>
+          </w:tcPr>
           <w:p>
             <w:pPr>
               <w:pStyle w:val="Compact"/>
@@ -1493,7 +1791,15 @@
           </w:p>
         </w:tc>
         <w:tc>
-          <w:tcPr/>
+          <w:tcPr>
+            <w:tcMar>
+              <w:top w:w="100" w:type="dxa"/>
+              <w:bottom w:w="100" w:type="dxa"/>
+              <w:left w:w="150" w:type="dxa"/>
+              <w:right w:w="150" w:type="dxa"/>
+            </w:tcMar>
+            <w:vAlign w:val="center"/>
+          </w:tcPr>
           <w:p>
             <w:pPr>
               <w:pStyle w:val="Compact"/>
@@ -1505,7 +1811,7 @@
                 <w:bCs/>
                 <w:b/>
               </w:rPr>
-              <w:t xml:space="preserve">33</w:t>
+              <w:t xml:space="preserve">35</w:t>
             </w:r>
           </w:p>
         </w:tc>
@@ -1515,7 +1821,16 @@
           <w:cantSplit/>
         </w:trPr>
         <w:tc>
-          <w:tcPr/>
+          <w:tcPr>
+            <w:tcMar>
+              <w:top w:w="100" w:type="dxa"/>
+              <w:bottom w:w="100" w:type="dxa"/>
+              <w:left w:w="150" w:type="dxa"/>
+              <w:right w:w="150" w:type="dxa"/>
+            </w:tcMar>
+            <w:vAlign w:val="center"/>
+            <w:shd w:val="clear" w:color="auto" w:fill="E9EDF6"/>
+          </w:tcPr>
           <w:p>
             <w:pPr>
               <w:pStyle w:val="Compact"/>
@@ -1532,7 +1847,16 @@
           </w:p>
         </w:tc>
         <w:tc>
-          <w:tcPr/>
+          <w:tcPr>
+            <w:tcMar>
+              <w:top w:w="100" w:type="dxa"/>
+              <w:bottom w:w="100" w:type="dxa"/>
+              <w:left w:w="150" w:type="dxa"/>
+              <w:right w:w="150" w:type="dxa"/>
+            </w:tcMar>
+            <w:vAlign w:val="center"/>
+            <w:shd w:val="clear" w:color="auto" w:fill="E9EDF6"/>
+          </w:tcPr>
           <w:p>
             <w:pPr>
               <w:pStyle w:val="Compact"/>
@@ -1544,7 +1868,7 @@
                 <w:bCs/>
                 <w:b/>
               </w:rPr>
-              <w:t xml:space="preserve">41</w:t>
+              <w:t xml:space="preserve">43</w:t>
             </w:r>
           </w:p>
         </w:tc>
@@ -1554,7 +1878,15 @@
           <w:cantSplit/>
         </w:trPr>
         <w:tc>
-          <w:tcPr/>
+          <w:tcPr>
+            <w:tcMar>
+              <w:top w:w="100" w:type="dxa"/>
+              <w:bottom w:w="100" w:type="dxa"/>
+              <w:left w:w="150" w:type="dxa"/>
+              <w:right w:w="150" w:type="dxa"/>
+            </w:tcMar>
+            <w:vAlign w:val="center"/>
+          </w:tcPr>
           <w:p>
             <w:pPr>
               <w:pStyle w:val="Compact"/>
@@ -1571,7 +1903,15 @@
           </w:p>
         </w:tc>
         <w:tc>
-          <w:tcPr/>
+          <w:tcPr>
+            <w:tcMar>
+              <w:top w:w="100" w:type="dxa"/>
+              <w:bottom w:w="100" w:type="dxa"/>
+              <w:left w:w="150" w:type="dxa"/>
+              <w:right w:w="150" w:type="dxa"/>
+            </w:tcMar>
+            <w:vAlign w:val="center"/>
+          </w:tcPr>
           <w:p>
             <w:pPr>
               <w:pStyle w:val="Compact"/>
@@ -1583,7 +1923,7 @@
                 <w:bCs/>
                 <w:b/>
               </w:rPr>
-              <w:t xml:space="preserve">45</w:t>
+              <w:t xml:space="preserve">47</w:t>
             </w:r>
           </w:p>
         </w:tc>
@@ -1593,7 +1933,16 @@
           <w:cantSplit/>
         </w:trPr>
         <w:tc>
-          <w:tcPr/>
+          <w:tcPr>
+            <w:tcMar>
+              <w:top w:w="100" w:type="dxa"/>
+              <w:bottom w:w="100" w:type="dxa"/>
+              <w:left w:w="150" w:type="dxa"/>
+              <w:right w:w="150" w:type="dxa"/>
+            </w:tcMar>
+            <w:vAlign w:val="center"/>
+            <w:shd w:val="clear" w:color="auto" w:fill="E9EDF6"/>
+          </w:tcPr>
           <w:p>
             <w:pPr>
               <w:pStyle w:val="Compact"/>
@@ -1610,7 +1959,16 @@
           </w:p>
         </w:tc>
         <w:tc>
-          <w:tcPr/>
+          <w:tcPr>
+            <w:tcMar>
+              <w:top w:w="100" w:type="dxa"/>
+              <w:bottom w:w="100" w:type="dxa"/>
+              <w:left w:w="150" w:type="dxa"/>
+              <w:right w:w="150" w:type="dxa"/>
+            </w:tcMar>
+            <w:vAlign w:val="center"/>
+            <w:shd w:val="clear" w:color="auto" w:fill="E9EDF6"/>
+          </w:tcPr>
           <w:p>
             <w:pPr>
               <w:pStyle w:val="Compact"/>
@@ -1622,7 +1980,7 @@
                 <w:bCs/>
                 <w:b/>
               </w:rPr>
-              <w:t xml:space="preserve">51</w:t>
+              <w:t xml:space="preserve">54</w:t>
             </w:r>
           </w:p>
         </w:tc>
@@ -1632,7 +1990,15 @@
           <w:cantSplit/>
         </w:trPr>
         <w:tc>
-          <w:tcPr/>
+          <w:tcPr>
+            <w:tcMar>
+              <w:top w:w="100" w:type="dxa"/>
+              <w:bottom w:w="100" w:type="dxa"/>
+              <w:left w:w="150" w:type="dxa"/>
+              <w:right w:w="150" w:type="dxa"/>
+            </w:tcMar>
+            <w:vAlign w:val="center"/>
+          </w:tcPr>
           <w:p>
             <w:pPr>
               <w:pStyle w:val="Compact"/>
@@ -1649,7 +2015,15 @@
           </w:p>
         </w:tc>
         <w:tc>
-          <w:tcPr/>
+          <w:tcPr>
+            <w:tcMar>
+              <w:top w:w="100" w:type="dxa"/>
+              <w:bottom w:w="100" w:type="dxa"/>
+              <w:left w:w="150" w:type="dxa"/>
+              <w:right w:w="150" w:type="dxa"/>
+            </w:tcMar>
+            <w:vAlign w:val="center"/>
+          </w:tcPr>
           <w:p>
             <w:pPr>
               <w:pStyle w:val="Compact"/>
@@ -1661,7 +2035,7 @@
                 <w:bCs/>
                 <w:b/>
               </w:rPr>
-              <w:t xml:space="preserve">54</w:t>
+              <w:t xml:space="preserve">57</w:t>
             </w:r>
           </w:p>
         </w:tc>
@@ -1671,7 +2045,16 @@
           <w:cantSplit/>
         </w:trPr>
         <w:tc>
-          <w:tcPr/>
+          <w:tcPr>
+            <w:tcMar>
+              <w:top w:w="100" w:type="dxa"/>
+              <w:bottom w:w="100" w:type="dxa"/>
+              <w:left w:w="150" w:type="dxa"/>
+              <w:right w:w="150" w:type="dxa"/>
+            </w:tcMar>
+            <w:vAlign w:val="center"/>
+            <w:shd w:val="clear" w:color="auto" w:fill="E9EDF6"/>
+          </w:tcPr>
           <w:p>
             <w:pPr>
               <w:pStyle w:val="Compact"/>
@@ -1688,7 +2071,16 @@
           </w:p>
         </w:tc>
         <w:tc>
-          <w:tcPr/>
+          <w:tcPr>
+            <w:tcMar>
+              <w:top w:w="100" w:type="dxa"/>
+              <w:bottom w:w="100" w:type="dxa"/>
+              <w:left w:w="150" w:type="dxa"/>
+              <w:right w:w="150" w:type="dxa"/>
+            </w:tcMar>
+            <w:vAlign w:val="center"/>
+            <w:shd w:val="clear" w:color="auto" w:fill="E9EDF6"/>
+          </w:tcPr>
           <w:p>
             <w:pPr>
               <w:pStyle w:val="Compact"/>
@@ -1700,7 +2092,7 @@
                 <w:bCs/>
                 <w:b/>
               </w:rPr>
-              <w:t xml:space="preserve">57</w:t>
+              <w:t xml:space="preserve">60</w:t>
             </w:r>
           </w:p>
         </w:tc>
@@ -1710,7 +2102,15 @@
           <w:cantSplit/>
         </w:trPr>
         <w:tc>
-          <w:tcPr/>
+          <w:tcPr>
+            <w:tcMar>
+              <w:top w:w="100" w:type="dxa"/>
+              <w:bottom w:w="100" w:type="dxa"/>
+              <w:left w:w="150" w:type="dxa"/>
+              <w:right w:w="150" w:type="dxa"/>
+            </w:tcMar>
+            <w:vAlign w:val="center"/>
+          </w:tcPr>
           <w:p>
             <w:pPr>
               <w:pStyle w:val="Compact"/>
@@ -1727,7 +2127,15 @@
           </w:p>
         </w:tc>
         <w:tc>
-          <w:tcPr/>
+          <w:tcPr>
+            <w:tcMar>
+              <w:top w:w="100" w:type="dxa"/>
+              <w:bottom w:w="100" w:type="dxa"/>
+              <w:left w:w="150" w:type="dxa"/>
+              <w:right w:w="150" w:type="dxa"/>
+            </w:tcMar>
+            <w:vAlign w:val="center"/>
+          </w:tcPr>
           <w:p>
             <w:pPr>
               <w:pStyle w:val="Compact"/>
@@ -1739,7 +2147,7 @@
                 <w:bCs/>
                 <w:b/>
               </w:rPr>
-              <w:t xml:space="preserve">59</w:t>
+              <w:t xml:space="preserve">62</w:t>
             </w:r>
           </w:p>
         </w:tc>
@@ -1749,7 +2157,16 @@
           <w:cantSplit/>
         </w:trPr>
         <w:tc>
-          <w:tcPr/>
+          <w:tcPr>
+            <w:tcMar>
+              <w:top w:w="100" w:type="dxa"/>
+              <w:bottom w:w="100" w:type="dxa"/>
+              <w:left w:w="150" w:type="dxa"/>
+              <w:right w:w="150" w:type="dxa"/>
+            </w:tcMar>
+            <w:vAlign w:val="center"/>
+            <w:shd w:val="clear" w:color="auto" w:fill="E9EDF6"/>
+          </w:tcPr>
           <w:p>
             <w:pPr>
               <w:pStyle w:val="Compact"/>
@@ -1766,7 +2183,16 @@
           </w:p>
         </w:tc>
         <w:tc>
-          <w:tcPr/>
+          <w:tcPr>
+            <w:tcMar>
+              <w:top w:w="100" w:type="dxa"/>
+              <w:bottom w:w="100" w:type="dxa"/>
+              <w:left w:w="150" w:type="dxa"/>
+              <w:right w:w="150" w:type="dxa"/>
+            </w:tcMar>
+            <w:vAlign w:val="center"/>
+            <w:shd w:val="clear" w:color="auto" w:fill="E9EDF6"/>
+          </w:tcPr>
           <w:p>
             <w:pPr>
               <w:pStyle w:val="Compact"/>
@@ -1778,7 +2204,7 @@
                 <w:bCs/>
                 <w:b/>
               </w:rPr>
-              <w:t xml:space="preserve">62</w:t>
+              <w:t xml:space="preserve">65</w:t>
             </w:r>
           </w:p>
         </w:tc>
@@ -1788,7 +2214,15 @@
           <w:cantSplit/>
         </w:trPr>
         <w:tc>
-          <w:tcPr/>
+          <w:tcPr>
+            <w:tcMar>
+              <w:top w:w="100" w:type="dxa"/>
+              <w:bottom w:w="100" w:type="dxa"/>
+              <w:left w:w="150" w:type="dxa"/>
+              <w:right w:w="150" w:type="dxa"/>
+            </w:tcMar>
+            <w:vAlign w:val="center"/>
+          </w:tcPr>
           <w:p>
             <w:pPr>
               <w:pStyle w:val="Compact"/>
@@ -1805,7 +2239,15 @@
           </w:p>
         </w:tc>
         <w:tc>
-          <w:tcPr/>
+          <w:tcPr>
+            <w:tcMar>
+              <w:top w:w="100" w:type="dxa"/>
+              <w:bottom w:w="100" w:type="dxa"/>
+              <w:left w:w="150" w:type="dxa"/>
+              <w:right w:w="150" w:type="dxa"/>
+            </w:tcMar>
+            <w:vAlign w:val="center"/>
+          </w:tcPr>
           <w:p>
             <w:pPr>
               <w:pStyle w:val="Compact"/>
@@ -1817,7 +2259,7 @@
                 <w:bCs/>
                 <w:b/>
               </w:rPr>
-              <w:t xml:space="preserve">64</w:t>
+              <w:t xml:space="preserve">67</w:t>
             </w:r>
           </w:p>
         </w:tc>
@@ -1827,7 +2269,16 @@
           <w:cantSplit/>
         </w:trPr>
         <w:tc>
-          <w:tcPr/>
+          <w:tcPr>
+            <w:tcMar>
+              <w:top w:w="100" w:type="dxa"/>
+              <w:bottom w:w="100" w:type="dxa"/>
+              <w:left w:w="150" w:type="dxa"/>
+              <w:right w:w="150" w:type="dxa"/>
+            </w:tcMar>
+            <w:vAlign w:val="center"/>
+            <w:shd w:val="clear" w:color="auto" w:fill="E9EDF6"/>
+          </w:tcPr>
           <w:p>
             <w:pPr>
               <w:pStyle w:val="Compact"/>
@@ -1844,7 +2295,16 @@
           </w:p>
         </w:tc>
         <w:tc>
-          <w:tcPr/>
+          <w:tcPr>
+            <w:tcMar>
+              <w:top w:w="100" w:type="dxa"/>
+              <w:bottom w:w="100" w:type="dxa"/>
+              <w:left w:w="150" w:type="dxa"/>
+              <w:right w:w="150" w:type="dxa"/>
+            </w:tcMar>
+            <w:vAlign w:val="center"/>
+            <w:shd w:val="clear" w:color="auto" w:fill="E9EDF6"/>
+          </w:tcPr>
           <w:p>
             <w:pPr>
               <w:pStyle w:val="Compact"/>
@@ -1856,7 +2316,7 @@
                 <w:bCs/>
                 <w:b/>
               </w:rPr>
-              <w:t xml:space="preserve">66</w:t>
+              <w:t xml:space="preserve">69</w:t>
             </w:r>
           </w:p>
         </w:tc>
@@ -1866,7 +2326,15 @@
           <w:cantSplit/>
         </w:trPr>
         <w:tc>
-          <w:tcPr/>
+          <w:tcPr>
+            <w:tcMar>
+              <w:top w:w="100" w:type="dxa"/>
+              <w:bottom w:w="100" w:type="dxa"/>
+              <w:left w:w="150" w:type="dxa"/>
+              <w:right w:w="150" w:type="dxa"/>
+            </w:tcMar>
+            <w:vAlign w:val="center"/>
+          </w:tcPr>
           <w:p>
             <w:pPr>
               <w:pStyle w:val="Compact"/>
@@ -1883,7 +2351,15 @@
           </w:p>
         </w:tc>
         <w:tc>
-          <w:tcPr/>
+          <w:tcPr>
+            <w:tcMar>
+              <w:top w:w="100" w:type="dxa"/>
+              <w:bottom w:w="100" w:type="dxa"/>
+              <w:left w:w="150" w:type="dxa"/>
+              <w:right w:w="150" w:type="dxa"/>
+            </w:tcMar>
+            <w:vAlign w:val="center"/>
+          </w:tcPr>
           <w:p>
             <w:pPr>
               <w:pStyle w:val="Compact"/>
@@ -1895,7 +2371,7 @@
                 <w:bCs/>
                 <w:b/>
               </w:rPr>
-              <w:t xml:space="preserve">69</w:t>
+              <w:t xml:space="preserve">72</w:t>
             </w:r>
           </w:p>
         </w:tc>
@@ -1905,7 +2381,16 @@
           <w:cantSplit/>
         </w:trPr>
         <w:tc>
-          <w:tcPr/>
+          <w:tcPr>
+            <w:tcMar>
+              <w:top w:w="100" w:type="dxa"/>
+              <w:bottom w:w="100" w:type="dxa"/>
+              <w:left w:w="150" w:type="dxa"/>
+              <w:right w:w="150" w:type="dxa"/>
+            </w:tcMar>
+            <w:vAlign w:val="center"/>
+            <w:shd w:val="clear" w:color="auto" w:fill="E9EDF6"/>
+          </w:tcPr>
           <w:p>
             <w:pPr>
               <w:pStyle w:val="Compact"/>
@@ -1922,7 +2407,16 @@
           </w:p>
         </w:tc>
         <w:tc>
-          <w:tcPr/>
+          <w:tcPr>
+            <w:tcMar>
+              <w:top w:w="100" w:type="dxa"/>
+              <w:bottom w:w="100" w:type="dxa"/>
+              <w:left w:w="150" w:type="dxa"/>
+              <w:right w:w="150" w:type="dxa"/>
+            </w:tcMar>
+            <w:vAlign w:val="center"/>
+            <w:shd w:val="clear" w:color="auto" w:fill="E9EDF6"/>
+          </w:tcPr>
           <w:p>
             <w:pPr>
               <w:pStyle w:val="Compact"/>
@@ -1934,7 +2428,7 @@
                 <w:bCs/>
                 <w:b/>
               </w:rPr>
-              <w:t xml:space="preserve">71</w:t>
+              <w:t xml:space="preserve">74</w:t>
             </w:r>
           </w:p>
         </w:tc>
@@ -1944,7 +2438,15 @@
           <w:cantSplit/>
         </w:trPr>
         <w:tc>
-          <w:tcPr/>
+          <w:tcPr>
+            <w:tcMar>
+              <w:top w:w="100" w:type="dxa"/>
+              <w:bottom w:w="100" w:type="dxa"/>
+              <w:left w:w="150" w:type="dxa"/>
+              <w:right w:w="150" w:type="dxa"/>
+            </w:tcMar>
+            <w:vAlign w:val="center"/>
+          </w:tcPr>
           <w:p>
             <w:pPr>
               <w:pStyle w:val="Compact"/>
@@ -1961,7 +2463,15 @@
           </w:p>
         </w:tc>
         <w:tc>
-          <w:tcPr/>
+          <w:tcPr>
+            <w:tcMar>
+              <w:top w:w="100" w:type="dxa"/>
+              <w:bottom w:w="100" w:type="dxa"/>
+              <w:left w:w="150" w:type="dxa"/>
+              <w:right w:w="150" w:type="dxa"/>
+            </w:tcMar>
+            <w:vAlign w:val="center"/>
+          </w:tcPr>
           <w:p>
             <w:pPr>
               <w:pStyle w:val="Compact"/>
@@ -1973,7 +2483,7 @@
                 <w:bCs/>
                 <w:b/>
               </w:rPr>
-              <w:t xml:space="preserve">73</w:t>
+              <w:t xml:space="preserve">76</w:t>
             </w:r>
           </w:p>
         </w:tc>
@@ -1983,7 +2493,16 @@
           <w:cantSplit/>
         </w:trPr>
         <w:tc>
-          <w:tcPr/>
+          <w:tcPr>
+            <w:tcMar>
+              <w:top w:w="100" w:type="dxa"/>
+              <w:bottom w:w="100" w:type="dxa"/>
+              <w:left w:w="150" w:type="dxa"/>
+              <w:right w:w="150" w:type="dxa"/>
+            </w:tcMar>
+            <w:vAlign w:val="center"/>
+            <w:shd w:val="clear" w:color="auto" w:fill="E9EDF6"/>
+          </w:tcPr>
           <w:p>
             <w:pPr>
               <w:pStyle w:val="Compact"/>
@@ -2000,7 +2519,16 @@
           </w:p>
         </w:tc>
         <w:tc>
-          <w:tcPr/>
+          <w:tcPr>
+            <w:tcMar>
+              <w:top w:w="100" w:type="dxa"/>
+              <w:bottom w:w="100" w:type="dxa"/>
+              <w:left w:w="150" w:type="dxa"/>
+              <w:right w:w="150" w:type="dxa"/>
+            </w:tcMar>
+            <w:vAlign w:val="center"/>
+            <w:shd w:val="clear" w:color="auto" w:fill="E9EDF6"/>
+          </w:tcPr>
           <w:p>
             <w:pPr>
               <w:pStyle w:val="Compact"/>
@@ -2012,7 +2540,7 @@
                 <w:bCs/>
                 <w:b/>
               </w:rPr>
-              <w:t xml:space="preserve">75</w:t>
+              <w:t xml:space="preserve">78</w:t>
             </w:r>
           </w:p>
         </w:tc>
@@ -2022,7 +2550,15 @@
           <w:cantSplit/>
         </w:trPr>
         <w:tc>
-          <w:tcPr/>
+          <w:tcPr>
+            <w:tcMar>
+              <w:top w:w="100" w:type="dxa"/>
+              <w:bottom w:w="100" w:type="dxa"/>
+              <w:left w:w="150" w:type="dxa"/>
+              <w:right w:w="150" w:type="dxa"/>
+            </w:tcMar>
+            <w:vAlign w:val="center"/>
+          </w:tcPr>
           <w:p>
             <w:pPr>
               <w:pStyle w:val="Compact"/>
@@ -2039,7 +2575,15 @@
           </w:p>
         </w:tc>
         <w:tc>
-          <w:tcPr/>
+          <w:tcPr>
+            <w:tcMar>
+              <w:top w:w="100" w:type="dxa"/>
+              <w:bottom w:w="100" w:type="dxa"/>
+              <w:left w:w="150" w:type="dxa"/>
+              <w:right w:w="150" w:type="dxa"/>
+            </w:tcMar>
+            <w:vAlign w:val="center"/>
+          </w:tcPr>
           <w:p>
             <w:pPr>
               <w:pStyle w:val="Compact"/>
@@ -2051,7 +2595,7 @@
                 <w:bCs/>
                 <w:b/>
               </w:rPr>
-              <w:t xml:space="preserve">77</w:t>
+              <w:t xml:space="preserve">80</w:t>
             </w:r>
           </w:p>
         </w:tc>
@@ -2061,7 +2605,16 @@
           <w:cantSplit/>
         </w:trPr>
         <w:tc>
-          <w:tcPr/>
+          <w:tcPr>
+            <w:tcMar>
+              <w:top w:w="100" w:type="dxa"/>
+              <w:bottom w:w="100" w:type="dxa"/>
+              <w:left w:w="150" w:type="dxa"/>
+              <w:right w:w="150" w:type="dxa"/>
+            </w:tcMar>
+            <w:vAlign w:val="center"/>
+            <w:shd w:val="clear" w:color="auto" w:fill="E9EDF6"/>
+          </w:tcPr>
           <w:p>
             <w:pPr>
               <w:pStyle w:val="Compact"/>
@@ -2078,7 +2631,16 @@
           </w:p>
         </w:tc>
         <w:tc>
-          <w:tcPr/>
+          <w:tcPr>
+            <w:tcMar>
+              <w:top w:w="100" w:type="dxa"/>
+              <w:bottom w:w="100" w:type="dxa"/>
+              <w:left w:w="150" w:type="dxa"/>
+              <w:right w:w="150" w:type="dxa"/>
+            </w:tcMar>
+            <w:vAlign w:val="center"/>
+            <w:shd w:val="clear" w:color="auto" w:fill="E9EDF6"/>
+          </w:tcPr>
           <w:p>
             <w:pPr>
               <w:pStyle w:val="Compact"/>
@@ -2090,7 +2652,7 @@
                 <w:bCs/>
                 <w:b/>
               </w:rPr>
-              <w:t xml:space="preserve">79</w:t>
+              <w:t xml:space="preserve">82</w:t>
             </w:r>
           </w:p>
         </w:tc>
@@ -2100,7 +2662,15 @@
           <w:cantSplit/>
         </w:trPr>
         <w:tc>
-          <w:tcPr/>
+          <w:tcPr>
+            <w:tcMar>
+              <w:top w:w="100" w:type="dxa"/>
+              <w:bottom w:w="100" w:type="dxa"/>
+              <w:left w:w="150" w:type="dxa"/>
+              <w:right w:w="150" w:type="dxa"/>
+            </w:tcMar>
+            <w:vAlign w:val="center"/>
+          </w:tcPr>
           <w:p>
             <w:pPr>
               <w:pStyle w:val="Compact"/>
@@ -2117,7 +2687,15 @@
           </w:p>
         </w:tc>
         <w:tc>
-          <w:tcPr/>
+          <w:tcPr>
+            <w:tcMar>
+              <w:top w:w="100" w:type="dxa"/>
+              <w:bottom w:w="100" w:type="dxa"/>
+              <w:left w:w="150" w:type="dxa"/>
+              <w:right w:w="150" w:type="dxa"/>
+            </w:tcMar>
+            <w:vAlign w:val="center"/>
+          </w:tcPr>
           <w:p>
             <w:pPr>
               <w:pStyle w:val="Compact"/>
@@ -2129,7 +2707,7 @@
                 <w:bCs/>
                 <w:b/>
               </w:rPr>
-              <w:t xml:space="preserve">81</w:t>
+              <w:t xml:space="preserve">84</w:t>
             </w:r>
           </w:p>
         </w:tc>
@@ -2139,7 +2717,16 @@
           <w:cantSplit/>
         </w:trPr>
         <w:tc>
-          <w:tcPr/>
+          <w:tcPr>
+            <w:tcMar>
+              <w:top w:w="100" w:type="dxa"/>
+              <w:bottom w:w="100" w:type="dxa"/>
+              <w:left w:w="150" w:type="dxa"/>
+              <w:right w:w="150" w:type="dxa"/>
+            </w:tcMar>
+            <w:vAlign w:val="center"/>
+            <w:shd w:val="clear" w:color="auto" w:fill="E9EDF6"/>
+          </w:tcPr>
           <w:p>
             <w:pPr>
               <w:pStyle w:val="Compact"/>
@@ -2156,7 +2743,16 @@
           </w:p>
         </w:tc>
         <w:tc>
-          <w:tcPr/>
+          <w:tcPr>
+            <w:tcMar>
+              <w:top w:w="100" w:type="dxa"/>
+              <w:bottom w:w="100" w:type="dxa"/>
+              <w:left w:w="150" w:type="dxa"/>
+              <w:right w:w="150" w:type="dxa"/>
+            </w:tcMar>
+            <w:vAlign w:val="center"/>
+            <w:shd w:val="clear" w:color="auto" w:fill="E9EDF6"/>
+          </w:tcPr>
           <w:p>
             <w:pPr>
               <w:pStyle w:val="Compact"/>
@@ -2168,7 +2764,7 @@
                 <w:bCs/>
                 <w:b/>
               </w:rPr>
-              <w:t xml:space="preserve">83</w:t>
+              <w:t xml:space="preserve">86</w:t>
             </w:r>
           </w:p>
         </w:tc>
@@ -2178,7 +2774,15 @@
           <w:cantSplit/>
         </w:trPr>
         <w:tc>
-          <w:tcPr/>
+          <w:tcPr>
+            <w:tcMar>
+              <w:top w:w="100" w:type="dxa"/>
+              <w:bottom w:w="100" w:type="dxa"/>
+              <w:left w:w="150" w:type="dxa"/>
+              <w:right w:w="150" w:type="dxa"/>
+            </w:tcMar>
+            <w:vAlign w:val="center"/>
+          </w:tcPr>
           <w:p>
             <w:pPr>
               <w:pStyle w:val="Compact"/>
@@ -2195,7 +2799,15 @@
           </w:p>
         </w:tc>
         <w:tc>
-          <w:tcPr/>
+          <w:tcPr>
+            <w:tcMar>
+              <w:top w:w="100" w:type="dxa"/>
+              <w:bottom w:w="100" w:type="dxa"/>
+              <w:left w:w="150" w:type="dxa"/>
+              <w:right w:w="150" w:type="dxa"/>
+            </w:tcMar>
+            <w:vAlign w:val="center"/>
+          </w:tcPr>
           <w:p>
             <w:pPr>
               <w:pStyle w:val="Compact"/>
@@ -2207,7 +2819,7 @@
                 <w:bCs/>
                 <w:b/>
               </w:rPr>
-              <w:t xml:space="preserve">84</w:t>
+              <w:t xml:space="preserve">87</w:t>
             </w:r>
           </w:p>
         </w:tc>
@@ -2217,7 +2829,16 @@
           <w:cantSplit/>
         </w:trPr>
         <w:tc>
-          <w:tcPr/>
+          <w:tcPr>
+            <w:tcMar>
+              <w:top w:w="100" w:type="dxa"/>
+              <w:bottom w:w="100" w:type="dxa"/>
+              <w:left w:w="150" w:type="dxa"/>
+              <w:right w:w="150" w:type="dxa"/>
+            </w:tcMar>
+            <w:vAlign w:val="center"/>
+            <w:shd w:val="clear" w:color="auto" w:fill="E9EDF6"/>
+          </w:tcPr>
           <w:p>
             <w:pPr>
               <w:pStyle w:val="Compact"/>
@@ -2234,7 +2855,16 @@
           </w:p>
         </w:tc>
         <w:tc>
-          <w:tcPr/>
+          <w:tcPr>
+            <w:tcMar>
+              <w:top w:w="100" w:type="dxa"/>
+              <w:bottom w:w="100" w:type="dxa"/>
+              <w:left w:w="150" w:type="dxa"/>
+              <w:right w:w="150" w:type="dxa"/>
+            </w:tcMar>
+            <w:vAlign w:val="center"/>
+            <w:shd w:val="clear" w:color="auto" w:fill="E9EDF6"/>
+          </w:tcPr>
           <w:p>
             <w:pPr>
               <w:pStyle w:val="Compact"/>
@@ -2246,7 +2876,7 @@
                 <w:bCs/>
                 <w:b/>
               </w:rPr>
-              <w:t xml:space="preserve">85</w:t>
+              <w:t xml:space="preserve">88</w:t>
             </w:r>
           </w:p>
         </w:tc>
@@ -6072,7 +6702,19 @@
           <w:cantSplit/>
         </w:trPr>
         <w:tc>
-          <w:tcPr/>
+          <w:tcPr>
+            <w:shd w:val="clear" w:color="auto" w:fill="122A4E"/>
+            <w:tcMar>
+              <w:top w:w="130" w:type="dxa"/>
+              <w:bottom w:w="130" w:type="dxa"/>
+              <w:left w:w="150" w:type="dxa"/>
+              <w:right w:w="150" w:type="dxa"/>
+            </w:tcMar>
+            <w:tcBorders>
+              <w:bottom w:val="single" w:sz="16" w:space="0" w:color="B08625"/>
+            </w:tcBorders>
+            <w:vAlign w:val="center"/>
+          </w:tcPr>
           <w:p>
             <w:pPr>
               <w:pStyle w:val="Compact"/>
@@ -6080,12 +6722,30 @@
               <w:suppressAutoHyphens/>
             </w:pPr>
             <w:r>
+              <w:rPr>
+                <w:b/>
+                <w:color w:val="FFFFFF"/>
+                <w:caps/>
+                <w:spacing w:val="4"/>
+              </w:rPr>
               <w:t xml:space="preserve">Letter</w:t>
             </w:r>
           </w:p>
         </w:tc>
         <w:tc>
-          <w:tcPr/>
+          <w:tcPr>
+            <w:shd w:val="clear" w:color="auto" w:fill="122A4E"/>
+            <w:tcMar>
+              <w:top w:w="130" w:type="dxa"/>
+              <w:bottom w:w="130" w:type="dxa"/>
+              <w:left w:w="150" w:type="dxa"/>
+              <w:right w:w="150" w:type="dxa"/>
+            </w:tcMar>
+            <w:tcBorders>
+              <w:bottom w:val="single" w:sz="16" w:space="0" w:color="B08625"/>
+            </w:tcBorders>
+            <w:vAlign w:val="center"/>
+          </w:tcPr>
           <w:p>
             <w:pPr>
               <w:pStyle w:val="Compact"/>
@@ -6093,12 +6753,30 @@
               <w:suppressAutoHyphens/>
             </w:pPr>
             <w:r>
+              <w:rPr>
+                <w:b/>
+                <w:color w:val="FFFFFF"/>
+                <w:caps/>
+                <w:spacing w:val="4"/>
+              </w:rPr>
               <w:t xml:space="preserve">Word</w:t>
             </w:r>
           </w:p>
         </w:tc>
         <w:tc>
-          <w:tcPr/>
+          <w:tcPr>
+            <w:shd w:val="clear" w:color="auto" w:fill="122A4E"/>
+            <w:tcMar>
+              <w:top w:w="130" w:type="dxa"/>
+              <w:bottom w:w="130" w:type="dxa"/>
+              <w:left w:w="150" w:type="dxa"/>
+              <w:right w:w="150" w:type="dxa"/>
+            </w:tcMar>
+            <w:tcBorders>
+              <w:bottom w:val="single" w:sz="16" w:space="0" w:color="B08625"/>
+            </w:tcBorders>
+            <w:vAlign w:val="center"/>
+          </w:tcPr>
           <w:p>
             <w:pPr>
               <w:pStyle w:val="Compact"/>
@@ -6106,6 +6784,12 @@
               <w:suppressAutoHyphens/>
             </w:pPr>
             <w:r>
+              <w:rPr>
+                <w:b/>
+                <w:color w:val="FFFFFF"/>
+                <w:caps/>
+                <w:spacing w:val="4"/>
+              </w:rPr>
               <w:t xml:space="preserve">Meaning</w:t>
             </w:r>
           </w:p>
@@ -6116,7 +6800,16 @@
           <w:cantSplit/>
         </w:trPr>
         <w:tc>
-          <w:tcPr/>
+          <w:tcPr>
+            <w:tcMar>
+              <w:top w:w="100" w:type="dxa"/>
+              <w:bottom w:w="100" w:type="dxa"/>
+              <w:left w:w="150" w:type="dxa"/>
+              <w:right w:w="150" w:type="dxa"/>
+            </w:tcMar>
+            <w:vAlign w:val="center"/>
+            <w:shd w:val="clear" w:color="auto" w:fill="E9EDF6"/>
+          </w:tcPr>
           <w:p>
             <w:pPr>
               <w:pStyle w:val="Compact"/>
@@ -6129,7 +6822,16 @@
           </w:p>
         </w:tc>
         <w:tc>
-          <w:tcPr/>
+          <w:tcPr>
+            <w:tcMar>
+              <w:top w:w="100" w:type="dxa"/>
+              <w:bottom w:w="100" w:type="dxa"/>
+              <w:left w:w="150" w:type="dxa"/>
+              <w:right w:w="150" w:type="dxa"/>
+            </w:tcMar>
+            <w:vAlign w:val="center"/>
+            <w:shd w:val="clear" w:color="auto" w:fill="E9EDF6"/>
+          </w:tcPr>
           <w:p>
             <w:pPr>
               <w:pStyle w:val="Compact"/>
@@ -6142,7 +6844,16 @@
           </w:p>
         </w:tc>
         <w:tc>
-          <w:tcPr/>
+          <w:tcPr>
+            <w:tcMar>
+              <w:top w:w="100" w:type="dxa"/>
+              <w:bottom w:w="100" w:type="dxa"/>
+              <w:left w:w="150" w:type="dxa"/>
+              <w:right w:w="150" w:type="dxa"/>
+            </w:tcMar>
+            <w:vAlign w:val="center"/>
+            <w:shd w:val="clear" w:color="auto" w:fill="E9EDF6"/>
+          </w:tcPr>
           <w:p>
             <w:pPr>
               <w:pStyle w:val="Compact"/>
@@ -6160,7 +6871,15 @@
           <w:cantSplit/>
         </w:trPr>
         <w:tc>
-          <w:tcPr/>
+          <w:tcPr>
+            <w:tcMar>
+              <w:top w:w="100" w:type="dxa"/>
+              <w:bottom w:w="100" w:type="dxa"/>
+              <w:left w:w="150" w:type="dxa"/>
+              <w:right w:w="150" w:type="dxa"/>
+            </w:tcMar>
+            <w:vAlign w:val="center"/>
+          </w:tcPr>
           <w:p>
             <w:pPr>
               <w:pStyle w:val="Compact"/>
@@ -6173,7 +6892,15 @@
           </w:p>
         </w:tc>
         <w:tc>
-          <w:tcPr/>
+          <w:tcPr>
+            <w:tcMar>
+              <w:top w:w="100" w:type="dxa"/>
+              <w:bottom w:w="100" w:type="dxa"/>
+              <w:left w:w="150" w:type="dxa"/>
+              <w:right w:w="150" w:type="dxa"/>
+            </w:tcMar>
+            <w:vAlign w:val="center"/>
+          </w:tcPr>
           <w:p>
             <w:pPr>
               <w:pStyle w:val="Compact"/>
@@ -6186,7 +6913,15 @@
           </w:p>
         </w:tc>
         <w:tc>
-          <w:tcPr/>
+          <w:tcPr>
+            <w:tcMar>
+              <w:top w:w="100" w:type="dxa"/>
+              <w:bottom w:w="100" w:type="dxa"/>
+              <w:left w:w="150" w:type="dxa"/>
+              <w:right w:w="150" w:type="dxa"/>
+            </w:tcMar>
+            <w:vAlign w:val="center"/>
+          </w:tcPr>
           <w:p>
             <w:pPr>
               <w:pStyle w:val="Compact"/>
@@ -6204,7 +6939,16 @@
           <w:cantSplit/>
         </w:trPr>
         <w:tc>
-          <w:tcPr/>
+          <w:tcPr>
+            <w:tcMar>
+              <w:top w:w="100" w:type="dxa"/>
+              <w:bottom w:w="100" w:type="dxa"/>
+              <w:left w:w="150" w:type="dxa"/>
+              <w:right w:w="150" w:type="dxa"/>
+            </w:tcMar>
+            <w:vAlign w:val="center"/>
+            <w:shd w:val="clear" w:color="auto" w:fill="E9EDF6"/>
+          </w:tcPr>
           <w:p>
             <w:pPr>
               <w:pStyle w:val="Compact"/>
@@ -6217,7 +6961,16 @@
           </w:p>
         </w:tc>
         <w:tc>
-          <w:tcPr/>
+          <w:tcPr>
+            <w:tcMar>
+              <w:top w:w="100" w:type="dxa"/>
+              <w:bottom w:w="100" w:type="dxa"/>
+              <w:left w:w="150" w:type="dxa"/>
+              <w:right w:w="150" w:type="dxa"/>
+            </w:tcMar>
+            <w:vAlign w:val="center"/>
+            <w:shd w:val="clear" w:color="auto" w:fill="E9EDF6"/>
+          </w:tcPr>
           <w:p>
             <w:pPr>
               <w:pStyle w:val="Compact"/>
@@ -6230,7 +6983,16 @@
           </w:p>
         </w:tc>
         <w:tc>
-          <w:tcPr/>
+          <w:tcPr>
+            <w:tcMar>
+              <w:top w:w="100" w:type="dxa"/>
+              <w:bottom w:w="100" w:type="dxa"/>
+              <w:left w:w="150" w:type="dxa"/>
+              <w:right w:w="150" w:type="dxa"/>
+            </w:tcMar>
+            <w:vAlign w:val="center"/>
+            <w:shd w:val="clear" w:color="auto" w:fill="E9EDF6"/>
+          </w:tcPr>
           <w:p>
             <w:pPr>
               <w:pStyle w:val="Compact"/>
@@ -6248,7 +7010,15 @@
           <w:cantSplit/>
         </w:trPr>
         <w:tc>
-          <w:tcPr/>
+          <w:tcPr>
+            <w:tcMar>
+              <w:top w:w="100" w:type="dxa"/>
+              <w:bottom w:w="100" w:type="dxa"/>
+              <w:left w:w="150" w:type="dxa"/>
+              <w:right w:w="150" w:type="dxa"/>
+            </w:tcMar>
+            <w:vAlign w:val="center"/>
+          </w:tcPr>
           <w:p>
             <w:pPr>
               <w:pStyle w:val="Compact"/>
@@ -6261,7 +7031,15 @@
           </w:p>
         </w:tc>
         <w:tc>
-          <w:tcPr/>
+          <w:tcPr>
+            <w:tcMar>
+              <w:top w:w="100" w:type="dxa"/>
+              <w:bottom w:w="100" w:type="dxa"/>
+              <w:left w:w="150" w:type="dxa"/>
+              <w:right w:w="150" w:type="dxa"/>
+            </w:tcMar>
+            <w:vAlign w:val="center"/>
+          </w:tcPr>
           <w:p>
             <w:pPr>
               <w:pStyle w:val="Compact"/>
@@ -6274,7 +7052,15 @@
           </w:p>
         </w:tc>
         <w:tc>
-          <w:tcPr/>
+          <w:tcPr>
+            <w:tcMar>
+              <w:top w:w="100" w:type="dxa"/>
+              <w:bottom w:w="100" w:type="dxa"/>
+              <w:left w:w="150" w:type="dxa"/>
+              <w:right w:w="150" w:type="dxa"/>
+            </w:tcMar>
+            <w:vAlign w:val="center"/>
+          </w:tcPr>
           <w:p>
             <w:pPr>
               <w:pStyle w:val="Compact"/>
@@ -6292,7 +7078,16 @@
           <w:cantSplit/>
         </w:trPr>
         <w:tc>
-          <w:tcPr/>
+          <w:tcPr>
+            <w:tcMar>
+              <w:top w:w="100" w:type="dxa"/>
+              <w:bottom w:w="100" w:type="dxa"/>
+              <w:left w:w="150" w:type="dxa"/>
+              <w:right w:w="150" w:type="dxa"/>
+            </w:tcMar>
+            <w:vAlign w:val="center"/>
+            <w:shd w:val="clear" w:color="auto" w:fill="E9EDF6"/>
+          </w:tcPr>
           <w:p>
             <w:pPr>
               <w:pStyle w:val="Compact"/>
@@ -6305,7 +7100,16 @@
           </w:p>
         </w:tc>
         <w:tc>
-          <w:tcPr/>
+          <w:tcPr>
+            <w:tcMar>
+              <w:top w:w="100" w:type="dxa"/>
+              <w:bottom w:w="100" w:type="dxa"/>
+              <w:left w:w="150" w:type="dxa"/>
+              <w:right w:w="150" w:type="dxa"/>
+            </w:tcMar>
+            <w:vAlign w:val="center"/>
+            <w:shd w:val="clear" w:color="auto" w:fill="E9EDF6"/>
+          </w:tcPr>
           <w:p>
             <w:pPr>
               <w:pStyle w:val="Compact"/>
@@ -6318,7 +7122,16 @@
           </w:p>
         </w:tc>
         <w:tc>
-          <w:tcPr/>
+          <w:tcPr>
+            <w:tcMar>
+              <w:top w:w="100" w:type="dxa"/>
+              <w:bottom w:w="100" w:type="dxa"/>
+              <w:left w:w="150" w:type="dxa"/>
+              <w:right w:w="150" w:type="dxa"/>
+            </w:tcMar>
+            <w:vAlign w:val="center"/>
+            <w:shd w:val="clear" w:color="auto" w:fill="E9EDF6"/>
+          </w:tcPr>
           <w:p>
             <w:pPr>
               <w:pStyle w:val="Compact"/>
@@ -6336,7 +7149,15 @@
           <w:cantSplit/>
         </w:trPr>
         <w:tc>
-          <w:tcPr/>
+          <w:tcPr>
+            <w:tcMar>
+              <w:top w:w="100" w:type="dxa"/>
+              <w:bottom w:w="100" w:type="dxa"/>
+              <w:left w:w="150" w:type="dxa"/>
+              <w:right w:w="150" w:type="dxa"/>
+            </w:tcMar>
+            <w:vAlign w:val="center"/>
+          </w:tcPr>
           <w:p>
             <w:pPr>
               <w:pStyle w:val="Compact"/>
@@ -6349,7 +7170,15 @@
           </w:p>
         </w:tc>
         <w:tc>
-          <w:tcPr/>
+          <w:tcPr>
+            <w:tcMar>
+              <w:top w:w="100" w:type="dxa"/>
+              <w:bottom w:w="100" w:type="dxa"/>
+              <w:left w:w="150" w:type="dxa"/>
+              <w:right w:w="150" w:type="dxa"/>
+            </w:tcMar>
+            <w:vAlign w:val="center"/>
+          </w:tcPr>
           <w:p>
             <w:pPr>
               <w:pStyle w:val="Compact"/>
@@ -6362,7 +7191,15 @@
           </w:p>
         </w:tc>
         <w:tc>
-          <w:tcPr/>
+          <w:tcPr>
+            <w:tcMar>
+              <w:top w:w="100" w:type="dxa"/>
+              <w:bottom w:w="100" w:type="dxa"/>
+              <w:left w:w="150" w:type="dxa"/>
+              <w:right w:w="150" w:type="dxa"/>
+            </w:tcMar>
+            <w:vAlign w:val="center"/>
+          </w:tcPr>
           <w:p>
             <w:pPr>
               <w:pStyle w:val="Compact"/>
@@ -6380,7 +7217,16 @@
           <w:cantSplit/>
         </w:trPr>
         <w:tc>
-          <w:tcPr/>
+          <w:tcPr>
+            <w:tcMar>
+              <w:top w:w="100" w:type="dxa"/>
+              <w:bottom w:w="100" w:type="dxa"/>
+              <w:left w:w="150" w:type="dxa"/>
+              <w:right w:w="150" w:type="dxa"/>
+            </w:tcMar>
+            <w:vAlign w:val="center"/>
+            <w:shd w:val="clear" w:color="auto" w:fill="E9EDF6"/>
+          </w:tcPr>
           <w:p>
             <w:pPr>
               <w:pStyle w:val="Compact"/>
@@ -6393,7 +7239,16 @@
           </w:p>
         </w:tc>
         <w:tc>
-          <w:tcPr/>
+          <w:tcPr>
+            <w:tcMar>
+              <w:top w:w="100" w:type="dxa"/>
+              <w:bottom w:w="100" w:type="dxa"/>
+              <w:left w:w="150" w:type="dxa"/>
+              <w:right w:w="150" w:type="dxa"/>
+            </w:tcMar>
+            <w:vAlign w:val="center"/>
+            <w:shd w:val="clear" w:color="auto" w:fill="E9EDF6"/>
+          </w:tcPr>
           <w:p>
             <w:pPr>
               <w:pStyle w:val="Compact"/>
@@ -6406,7 +7261,16 @@
           </w:p>
         </w:tc>
         <w:tc>
-          <w:tcPr/>
+          <w:tcPr>
+            <w:tcMar>
+              <w:top w:w="100" w:type="dxa"/>
+              <w:bottom w:w="100" w:type="dxa"/>
+              <w:left w:w="150" w:type="dxa"/>
+              <w:right w:w="150" w:type="dxa"/>
+            </w:tcMar>
+            <w:vAlign w:val="center"/>
+            <w:shd w:val="clear" w:color="auto" w:fill="E9EDF6"/>
+          </w:tcPr>
           <w:p>
             <w:pPr>
               <w:pStyle w:val="Compact"/>
@@ -7488,7 +8352,19 @@
           <w:cantSplit/>
         </w:trPr>
         <w:tc>
-          <w:tcPr/>
+          <w:tcPr>
+            <w:shd w:val="clear" w:color="auto" w:fill="122A4E"/>
+            <w:tcMar>
+              <w:top w:w="130" w:type="dxa"/>
+              <w:bottom w:w="130" w:type="dxa"/>
+              <w:left w:w="150" w:type="dxa"/>
+              <w:right w:w="150" w:type="dxa"/>
+            </w:tcMar>
+            <w:tcBorders>
+              <w:bottom w:val="single" w:sz="16" w:space="0" w:color="B08625"/>
+            </w:tcBorders>
+            <w:vAlign w:val="center"/>
+          </w:tcPr>
           <w:p>
             <w:pPr>
               <w:pStyle w:val="Compact"/>
@@ -7496,12 +8372,30 @@
               <w:suppressAutoHyphens/>
             </w:pPr>
             <w:r>
+              <w:rPr>
+                <w:b/>
+                <w:color w:val="FFFFFF"/>
+                <w:caps/>
+                <w:spacing w:val="4"/>
+              </w:rPr>
               <w:t xml:space="preserve">Body</w:t>
             </w:r>
           </w:p>
         </w:tc>
         <w:tc>
-          <w:tcPr/>
+          <w:tcPr>
+            <w:shd w:val="clear" w:color="auto" w:fill="122A4E"/>
+            <w:tcMar>
+              <w:top w:w="130" w:type="dxa"/>
+              <w:bottom w:w="130" w:type="dxa"/>
+              <w:left w:w="150" w:type="dxa"/>
+              <w:right w:w="150" w:type="dxa"/>
+            </w:tcMar>
+            <w:tcBorders>
+              <w:bottom w:val="single" w:sz="16" w:space="0" w:color="B08625"/>
+            </w:tcBorders>
+            <w:vAlign w:val="center"/>
+          </w:tcPr>
           <w:p>
             <w:pPr>
               <w:pStyle w:val="Compact"/>
@@ -7509,12 +8403,30 @@
               <w:suppressAutoHyphens/>
             </w:pPr>
             <w:r>
+              <w:rPr>
+                <w:b/>
+                <w:color w:val="FFFFFF"/>
+                <w:caps/>
+                <w:spacing w:val="4"/>
+              </w:rPr>
               <w:t xml:space="preserve">Authority</w:t>
             </w:r>
           </w:p>
         </w:tc>
         <w:tc>
-          <w:tcPr/>
+          <w:tcPr>
+            <w:shd w:val="clear" w:color="auto" w:fill="122A4E"/>
+            <w:tcMar>
+              <w:top w:w="130" w:type="dxa"/>
+              <w:bottom w:w="130" w:type="dxa"/>
+              <w:left w:w="150" w:type="dxa"/>
+              <w:right w:w="150" w:type="dxa"/>
+            </w:tcMar>
+            <w:tcBorders>
+              <w:bottom w:val="single" w:sz="16" w:space="0" w:color="B08625"/>
+            </w:tcBorders>
+            <w:vAlign w:val="center"/>
+          </w:tcPr>
           <w:p>
             <w:pPr>
               <w:pStyle w:val="Compact"/>
@@ -7522,6 +8434,12 @@
               <w:suppressAutoHyphens/>
             </w:pPr>
             <w:r>
+              <w:rPr>
+                <w:b/>
+                <w:color w:val="FFFFFF"/>
+                <w:caps/>
+                <w:spacing w:val="4"/>
+              </w:rPr>
               <w:t xml:space="preserve">Reports</w:t>
             </w:r>
           </w:p>
@@ -7532,7 +8450,16 @@
           <w:cantSplit/>
         </w:trPr>
         <w:tc>
-          <w:tcPr/>
+          <w:tcPr>
+            <w:tcMar>
+              <w:top w:w="100" w:type="dxa"/>
+              <w:bottom w:w="100" w:type="dxa"/>
+              <w:left w:w="150" w:type="dxa"/>
+              <w:right w:w="150" w:type="dxa"/>
+            </w:tcMar>
+            <w:vAlign w:val="center"/>
+            <w:shd w:val="clear" w:color="auto" w:fill="E9EDF6"/>
+          </w:tcPr>
           <w:p>
             <w:pPr>
               <w:pStyle w:val="Compact"/>
@@ -7545,7 +8472,16 @@
           </w:p>
         </w:tc>
         <w:tc>
-          <w:tcPr/>
+          <w:tcPr>
+            <w:tcMar>
+              <w:top w:w="100" w:type="dxa"/>
+              <w:bottom w:w="100" w:type="dxa"/>
+              <w:left w:w="150" w:type="dxa"/>
+              <w:right w:w="150" w:type="dxa"/>
+            </w:tcMar>
+            <w:vAlign w:val="center"/>
+            <w:shd w:val="clear" w:color="auto" w:fill="E9EDF6"/>
+          </w:tcPr>
           <w:p>
             <w:pPr>
               <w:pStyle w:val="Compact"/>
@@ -7558,7 +8494,16 @@
           </w:p>
         </w:tc>
         <w:tc>
-          <w:tcPr/>
+          <w:tcPr>
+            <w:tcMar>
+              <w:top w:w="100" w:type="dxa"/>
+              <w:bottom w:w="100" w:type="dxa"/>
+              <w:left w:w="150" w:type="dxa"/>
+              <w:right w:w="150" w:type="dxa"/>
+            </w:tcMar>
+            <w:vAlign w:val="center"/>
+            <w:shd w:val="clear" w:color="auto" w:fill="E9EDF6"/>
+          </w:tcPr>
           <w:p>
             <w:pPr>
               <w:pStyle w:val="Compact"/>
@@ -7576,7 +8521,15 @@
           <w:cantSplit/>
         </w:trPr>
         <w:tc>
-          <w:tcPr/>
+          <w:tcPr>
+            <w:tcMar>
+              <w:top w:w="100" w:type="dxa"/>
+              <w:bottom w:w="100" w:type="dxa"/>
+              <w:left w:w="150" w:type="dxa"/>
+              <w:right w:w="150" w:type="dxa"/>
+            </w:tcMar>
+            <w:vAlign w:val="center"/>
+          </w:tcPr>
           <w:p>
             <w:pPr>
               <w:pStyle w:val="Compact"/>
@@ -7589,7 +8542,15 @@
           </w:p>
         </w:tc>
         <w:tc>
-          <w:tcPr/>
+          <w:tcPr>
+            <w:tcMar>
+              <w:top w:w="100" w:type="dxa"/>
+              <w:bottom w:w="100" w:type="dxa"/>
+              <w:left w:w="150" w:type="dxa"/>
+              <w:right w:w="150" w:type="dxa"/>
+            </w:tcMar>
+            <w:vAlign w:val="center"/>
+          </w:tcPr>
           <w:p>
             <w:pPr>
               <w:pStyle w:val="Compact"/>
@@ -7602,7 +8563,15 @@
           </w:p>
         </w:tc>
         <w:tc>
-          <w:tcPr/>
+          <w:tcPr>
+            <w:tcMar>
+              <w:top w:w="100" w:type="dxa"/>
+              <w:bottom w:w="100" w:type="dxa"/>
+              <w:left w:w="150" w:type="dxa"/>
+              <w:right w:w="150" w:type="dxa"/>
+            </w:tcMar>
+            <w:vAlign w:val="center"/>
+          </w:tcPr>
           <w:p>
             <w:pPr>
               <w:pStyle w:val="Compact"/>
@@ -7620,7 +8589,16 @@
           <w:cantSplit/>
         </w:trPr>
         <w:tc>
-          <w:tcPr/>
+          <w:tcPr>
+            <w:tcMar>
+              <w:top w:w="100" w:type="dxa"/>
+              <w:bottom w:w="100" w:type="dxa"/>
+              <w:left w:w="150" w:type="dxa"/>
+              <w:right w:w="150" w:type="dxa"/>
+            </w:tcMar>
+            <w:vAlign w:val="center"/>
+            <w:shd w:val="clear" w:color="auto" w:fill="E9EDF6"/>
+          </w:tcPr>
           <w:p>
             <w:pPr>
               <w:pStyle w:val="Compact"/>
@@ -7633,7 +8611,16 @@
           </w:p>
         </w:tc>
         <w:tc>
-          <w:tcPr/>
+          <w:tcPr>
+            <w:tcMar>
+              <w:top w:w="100" w:type="dxa"/>
+              <w:bottom w:w="100" w:type="dxa"/>
+              <w:left w:w="150" w:type="dxa"/>
+              <w:right w:w="150" w:type="dxa"/>
+            </w:tcMar>
+            <w:vAlign w:val="center"/>
+            <w:shd w:val="clear" w:color="auto" w:fill="E9EDF6"/>
+          </w:tcPr>
           <w:p>
             <w:pPr>
               <w:pStyle w:val="Compact"/>
@@ -7646,7 +8633,16 @@
           </w:p>
         </w:tc>
         <w:tc>
-          <w:tcPr/>
+          <w:tcPr>
+            <w:tcMar>
+              <w:top w:w="100" w:type="dxa"/>
+              <w:bottom w:w="100" w:type="dxa"/>
+              <w:left w:w="150" w:type="dxa"/>
+              <w:right w:w="150" w:type="dxa"/>
+            </w:tcMar>
+            <w:vAlign w:val="center"/>
+            <w:shd w:val="clear" w:color="auto" w:fill="E9EDF6"/>
+          </w:tcPr>
           <w:p>
             <w:pPr>
               <w:pStyle w:val="Compact"/>
@@ -7664,7 +8660,15 @@
           <w:cantSplit/>
         </w:trPr>
         <w:tc>
-          <w:tcPr/>
+          <w:tcPr>
+            <w:tcMar>
+              <w:top w:w="100" w:type="dxa"/>
+              <w:bottom w:w="100" w:type="dxa"/>
+              <w:left w:w="150" w:type="dxa"/>
+              <w:right w:w="150" w:type="dxa"/>
+            </w:tcMar>
+            <w:vAlign w:val="center"/>
+          </w:tcPr>
           <w:p>
             <w:pPr>
               <w:pStyle w:val="Compact"/>
@@ -7677,7 +8681,15 @@
           </w:p>
         </w:tc>
         <w:tc>
-          <w:tcPr/>
+          <w:tcPr>
+            <w:tcMar>
+              <w:top w:w="100" w:type="dxa"/>
+              <w:bottom w:w="100" w:type="dxa"/>
+              <w:left w:w="150" w:type="dxa"/>
+              <w:right w:w="150" w:type="dxa"/>
+            </w:tcMar>
+            <w:vAlign w:val="center"/>
+          </w:tcPr>
           <w:p>
             <w:pPr>
               <w:pStyle w:val="Compact"/>
@@ -7690,7 +8702,15 @@
           </w:p>
         </w:tc>
         <w:tc>
-          <w:tcPr/>
+          <w:tcPr>
+            <w:tcMar>
+              <w:top w:w="100" w:type="dxa"/>
+              <w:bottom w:w="100" w:type="dxa"/>
+              <w:left w:w="150" w:type="dxa"/>
+              <w:right w:w="150" w:type="dxa"/>
+            </w:tcMar>
+            <w:vAlign w:val="center"/>
+          </w:tcPr>
           <w:p>
             <w:pPr>
               <w:pStyle w:val="Compact"/>
@@ -12902,7 +13922,19 @@
           <w:cantSplit/>
         </w:trPr>
         <w:tc>
-          <w:tcPr/>
+          <w:tcPr>
+            <w:shd w:val="clear" w:color="auto" w:fill="122A4E"/>
+            <w:tcMar>
+              <w:top w:w="130" w:type="dxa"/>
+              <w:bottom w:w="130" w:type="dxa"/>
+              <w:left w:w="150" w:type="dxa"/>
+              <w:right w:w="150" w:type="dxa"/>
+            </w:tcMar>
+            <w:tcBorders>
+              <w:bottom w:val="single" w:sz="16" w:space="0" w:color="B08625"/>
+            </w:tcBorders>
+            <w:vAlign w:val="center"/>
+          </w:tcPr>
           <w:p>
             <w:pPr>
               <w:pStyle w:val="Compact"/>
@@ -12910,12 +13942,30 @@
               <w:suppressAutoHyphens/>
             </w:pPr>
             <w:r>
+              <w:rPr>
+                <w:b/>
+                <w:color w:val="FFFFFF"/>
+                <w:caps/>
+                <w:spacing w:val="4"/>
+              </w:rPr>
               <w:t xml:space="preserve">Seat</w:t>
             </w:r>
           </w:p>
         </w:tc>
         <w:tc>
-          <w:tcPr/>
+          <w:tcPr>
+            <w:shd w:val="clear" w:color="auto" w:fill="122A4E"/>
+            <w:tcMar>
+              <w:top w:w="130" w:type="dxa"/>
+              <w:bottom w:w="130" w:type="dxa"/>
+              <w:left w:w="150" w:type="dxa"/>
+              <w:right w:w="150" w:type="dxa"/>
+            </w:tcMar>
+            <w:tcBorders>
+              <w:bottom w:val="single" w:sz="16" w:space="0" w:color="B08625"/>
+            </w:tcBorders>
+            <w:vAlign w:val="center"/>
+          </w:tcPr>
           <w:p>
             <w:pPr>
               <w:pStyle w:val="Compact"/>
@@ -12923,12 +13973,30 @@
               <w:suppressAutoHyphens/>
             </w:pPr>
             <w:r>
+              <w:rPr>
+                <w:b/>
+                <w:color w:val="FFFFFF"/>
+                <w:caps/>
+                <w:spacing w:val="4"/>
+              </w:rPr>
               <w:t xml:space="preserve">Role</w:t>
             </w:r>
           </w:p>
         </w:tc>
         <w:tc>
-          <w:tcPr/>
+          <w:tcPr>
+            <w:shd w:val="clear" w:color="auto" w:fill="122A4E"/>
+            <w:tcMar>
+              <w:top w:w="130" w:type="dxa"/>
+              <w:bottom w:w="130" w:type="dxa"/>
+              <w:left w:w="150" w:type="dxa"/>
+              <w:right w:w="150" w:type="dxa"/>
+            </w:tcMar>
+            <w:tcBorders>
+              <w:bottom w:val="single" w:sz="16" w:space="0" w:color="B08625"/>
+            </w:tcBorders>
+            <w:vAlign w:val="center"/>
+          </w:tcPr>
           <w:p>
             <w:pPr>
               <w:pStyle w:val="Compact"/>
@@ -12936,6 +14004,12 @@
               <w:suppressAutoHyphens/>
             </w:pPr>
             <w:r>
+              <w:rPr>
+                <w:b/>
+                <w:color w:val="FFFFFF"/>
+                <w:caps/>
+                <w:spacing w:val="4"/>
+              </w:rPr>
               <w:t xml:space="preserve">Appointment</w:t>
             </w:r>
           </w:p>
@@ -12946,7 +14020,16 @@
           <w:cantSplit/>
         </w:trPr>
         <w:tc>
-          <w:tcPr/>
+          <w:tcPr>
+            <w:tcMar>
+              <w:top w:w="100" w:type="dxa"/>
+              <w:bottom w:w="100" w:type="dxa"/>
+              <w:left w:w="150" w:type="dxa"/>
+              <w:right w:w="150" w:type="dxa"/>
+            </w:tcMar>
+            <w:vAlign w:val="center"/>
+            <w:shd w:val="clear" w:color="auto" w:fill="E9EDF6"/>
+          </w:tcPr>
           <w:p>
             <w:pPr>
               <w:pStyle w:val="Compact"/>
@@ -12959,7 +14042,16 @@
           </w:p>
         </w:tc>
         <w:tc>
-          <w:tcPr/>
+          <w:tcPr>
+            <w:tcMar>
+              <w:top w:w="100" w:type="dxa"/>
+              <w:bottom w:w="100" w:type="dxa"/>
+              <w:left w:w="150" w:type="dxa"/>
+              <w:right w:w="150" w:type="dxa"/>
+            </w:tcMar>
+            <w:vAlign w:val="center"/>
+            <w:shd w:val="clear" w:color="auto" w:fill="E9EDF6"/>
+          </w:tcPr>
           <w:p>
             <w:pPr>
               <w:pStyle w:val="Compact"/>
@@ -12972,7 +14064,16 @@
           </w:p>
         </w:tc>
         <w:tc>
-          <w:tcPr/>
+          <w:tcPr>
+            <w:tcMar>
+              <w:top w:w="100" w:type="dxa"/>
+              <w:bottom w:w="100" w:type="dxa"/>
+              <w:left w:w="150" w:type="dxa"/>
+              <w:right w:w="150" w:type="dxa"/>
+            </w:tcMar>
+            <w:vAlign w:val="center"/>
+            <w:shd w:val="clear" w:color="auto" w:fill="E9EDF6"/>
+          </w:tcPr>
           <w:p>
             <w:pPr>
               <w:pStyle w:val="Compact"/>
@@ -12990,7 +14091,15 @@
           <w:cantSplit/>
         </w:trPr>
         <w:tc>
-          <w:tcPr/>
+          <w:tcPr>
+            <w:tcMar>
+              <w:top w:w="100" w:type="dxa"/>
+              <w:bottom w:w="100" w:type="dxa"/>
+              <w:left w:w="150" w:type="dxa"/>
+              <w:right w:w="150" w:type="dxa"/>
+            </w:tcMar>
+            <w:vAlign w:val="center"/>
+          </w:tcPr>
           <w:p>
             <w:pPr>
               <w:pStyle w:val="Compact"/>
@@ -13003,7 +14112,15 @@
           </w:p>
         </w:tc>
         <w:tc>
-          <w:tcPr/>
+          <w:tcPr>
+            <w:tcMar>
+              <w:top w:w="100" w:type="dxa"/>
+              <w:bottom w:w="100" w:type="dxa"/>
+              <w:left w:w="150" w:type="dxa"/>
+              <w:right w:w="150" w:type="dxa"/>
+            </w:tcMar>
+            <w:vAlign w:val="center"/>
+          </w:tcPr>
           <w:p>
             <w:pPr>
               <w:pStyle w:val="Compact"/>
@@ -13016,7 +14133,15 @@
           </w:p>
         </w:tc>
         <w:tc>
-          <w:tcPr/>
+          <w:tcPr>
+            <w:tcMar>
+              <w:top w:w="100" w:type="dxa"/>
+              <w:bottom w:w="100" w:type="dxa"/>
+              <w:left w:w="150" w:type="dxa"/>
+              <w:right w:w="150" w:type="dxa"/>
+            </w:tcMar>
+            <w:vAlign w:val="center"/>
+          </w:tcPr>
           <w:p>
             <w:pPr>
               <w:pStyle w:val="Compact"/>
@@ -13034,7 +14159,16 @@
           <w:cantSplit/>
         </w:trPr>
         <w:tc>
-          <w:tcPr/>
+          <w:tcPr>
+            <w:tcMar>
+              <w:top w:w="100" w:type="dxa"/>
+              <w:bottom w:w="100" w:type="dxa"/>
+              <w:left w:w="150" w:type="dxa"/>
+              <w:right w:w="150" w:type="dxa"/>
+            </w:tcMar>
+            <w:vAlign w:val="center"/>
+            <w:shd w:val="clear" w:color="auto" w:fill="E9EDF6"/>
+          </w:tcPr>
           <w:p>
             <w:pPr>
               <w:pStyle w:val="Compact"/>
@@ -13047,7 +14181,16 @@
           </w:p>
         </w:tc>
         <w:tc>
-          <w:tcPr/>
+          <w:tcPr>
+            <w:tcMar>
+              <w:top w:w="100" w:type="dxa"/>
+              <w:bottom w:w="100" w:type="dxa"/>
+              <w:left w:w="150" w:type="dxa"/>
+              <w:right w:w="150" w:type="dxa"/>
+            </w:tcMar>
+            <w:vAlign w:val="center"/>
+            <w:shd w:val="clear" w:color="auto" w:fill="E9EDF6"/>
+          </w:tcPr>
           <w:p>
             <w:pPr>
               <w:pStyle w:val="Compact"/>
@@ -13060,7 +14203,16 @@
           </w:p>
         </w:tc>
         <w:tc>
-          <w:tcPr/>
+          <w:tcPr>
+            <w:tcMar>
+              <w:top w:w="100" w:type="dxa"/>
+              <w:bottom w:w="100" w:type="dxa"/>
+              <w:left w:w="150" w:type="dxa"/>
+              <w:right w:w="150" w:type="dxa"/>
+            </w:tcMar>
+            <w:vAlign w:val="center"/>
+            <w:shd w:val="clear" w:color="auto" w:fill="E9EDF6"/>
+          </w:tcPr>
           <w:p>
             <w:pPr>
               <w:pStyle w:val="Compact"/>
@@ -13105,7 +14257,19 @@
           <w:cantSplit/>
         </w:trPr>
         <w:tc>
-          <w:tcPr/>
+          <w:tcPr>
+            <w:shd w:val="clear" w:color="auto" w:fill="122A4E"/>
+            <w:tcMar>
+              <w:top w:w="130" w:type="dxa"/>
+              <w:bottom w:w="130" w:type="dxa"/>
+              <w:left w:w="150" w:type="dxa"/>
+              <w:right w:w="150" w:type="dxa"/>
+            </w:tcMar>
+            <w:tcBorders>
+              <w:bottom w:val="single" w:sz="16" w:space="0" w:color="B08625"/>
+            </w:tcBorders>
+            <w:vAlign w:val="center"/>
+          </w:tcPr>
           <w:p>
             <w:pPr>
               <w:pStyle w:val="Compact"/>
@@ -13113,12 +14277,30 @@
               <w:suppressAutoHyphens/>
             </w:pPr>
             <w:r>
+              <w:rPr>
+                <w:b/>
+                <w:color w:val="FFFFFF"/>
+                <w:caps/>
+                <w:spacing w:val="4"/>
+              </w:rPr>
               <w:t xml:space="preserve">Seat</w:t>
             </w:r>
           </w:p>
         </w:tc>
         <w:tc>
-          <w:tcPr/>
+          <w:tcPr>
+            <w:shd w:val="clear" w:color="auto" w:fill="122A4E"/>
+            <w:tcMar>
+              <w:top w:w="130" w:type="dxa"/>
+              <w:bottom w:w="130" w:type="dxa"/>
+              <w:left w:w="150" w:type="dxa"/>
+              <w:right w:w="150" w:type="dxa"/>
+            </w:tcMar>
+            <w:tcBorders>
+              <w:bottom w:val="single" w:sz="16" w:space="0" w:color="B08625"/>
+            </w:tcBorders>
+            <w:vAlign w:val="center"/>
+          </w:tcPr>
           <w:p>
             <w:pPr>
               <w:pStyle w:val="Compact"/>
@@ -13126,12 +14308,30 @@
               <w:suppressAutoHyphens/>
             </w:pPr>
             <w:r>
+              <w:rPr>
+                <w:b/>
+                <w:color w:val="FFFFFF"/>
+                <w:caps/>
+                <w:spacing w:val="4"/>
+              </w:rPr>
               <w:t xml:space="preserve">Role</w:t>
             </w:r>
           </w:p>
         </w:tc>
         <w:tc>
-          <w:tcPr/>
+          <w:tcPr>
+            <w:shd w:val="clear" w:color="auto" w:fill="122A4E"/>
+            <w:tcMar>
+              <w:top w:w="130" w:type="dxa"/>
+              <w:bottom w:w="130" w:type="dxa"/>
+              <w:left w:w="150" w:type="dxa"/>
+              <w:right w:w="150" w:type="dxa"/>
+            </w:tcMar>
+            <w:tcBorders>
+              <w:bottom w:val="single" w:sz="16" w:space="0" w:color="B08625"/>
+            </w:tcBorders>
+            <w:vAlign w:val="center"/>
+          </w:tcPr>
           <w:p>
             <w:pPr>
               <w:pStyle w:val="Compact"/>
@@ -13139,6 +14339,12 @@
               <w:suppressAutoHyphens/>
             </w:pPr>
             <w:r>
+              <w:rPr>
+                <w:b/>
+                <w:color w:val="FFFFFF"/>
+                <w:caps/>
+                <w:spacing w:val="4"/>
+              </w:rPr>
               <w:t xml:space="preserve">Appointment</w:t>
             </w:r>
           </w:p>
@@ -13149,7 +14355,16 @@
           <w:cantSplit/>
         </w:trPr>
         <w:tc>
-          <w:tcPr/>
+          <w:tcPr>
+            <w:tcMar>
+              <w:top w:w="100" w:type="dxa"/>
+              <w:bottom w:w="100" w:type="dxa"/>
+              <w:left w:w="150" w:type="dxa"/>
+              <w:right w:w="150" w:type="dxa"/>
+            </w:tcMar>
+            <w:vAlign w:val="center"/>
+            <w:shd w:val="clear" w:color="auto" w:fill="E9EDF6"/>
+          </w:tcPr>
           <w:p>
             <w:pPr>
               <w:pStyle w:val="Compact"/>
@@ -13162,7 +14377,16 @@
           </w:p>
         </w:tc>
         <w:tc>
-          <w:tcPr/>
+          <w:tcPr>
+            <w:tcMar>
+              <w:top w:w="100" w:type="dxa"/>
+              <w:bottom w:w="100" w:type="dxa"/>
+              <w:left w:w="150" w:type="dxa"/>
+              <w:right w:w="150" w:type="dxa"/>
+            </w:tcMar>
+            <w:vAlign w:val="center"/>
+            <w:shd w:val="clear" w:color="auto" w:fill="E9EDF6"/>
+          </w:tcPr>
           <w:p>
             <w:pPr>
               <w:pStyle w:val="Compact"/>
@@ -13175,7 +14399,16 @@
           </w:p>
         </w:tc>
         <w:tc>
-          <w:tcPr/>
+          <w:tcPr>
+            <w:tcMar>
+              <w:top w:w="100" w:type="dxa"/>
+              <w:bottom w:w="100" w:type="dxa"/>
+              <w:left w:w="150" w:type="dxa"/>
+              <w:right w:w="150" w:type="dxa"/>
+            </w:tcMar>
+            <w:vAlign w:val="center"/>
+            <w:shd w:val="clear" w:color="auto" w:fill="E9EDF6"/>
+          </w:tcPr>
           <w:p>
             <w:pPr>
               <w:pStyle w:val="Compact"/>
@@ -13193,7 +14426,15 @@
           <w:cantSplit/>
         </w:trPr>
         <w:tc>
-          <w:tcPr/>
+          <w:tcPr>
+            <w:tcMar>
+              <w:top w:w="100" w:type="dxa"/>
+              <w:bottom w:w="100" w:type="dxa"/>
+              <w:left w:w="150" w:type="dxa"/>
+              <w:right w:w="150" w:type="dxa"/>
+            </w:tcMar>
+            <w:vAlign w:val="center"/>
+          </w:tcPr>
           <w:p>
             <w:pPr>
               <w:pStyle w:val="Compact"/>
@@ -13206,7 +14447,15 @@
           </w:p>
         </w:tc>
         <w:tc>
-          <w:tcPr/>
+          <w:tcPr>
+            <w:tcMar>
+              <w:top w:w="100" w:type="dxa"/>
+              <w:bottom w:w="100" w:type="dxa"/>
+              <w:left w:w="150" w:type="dxa"/>
+              <w:right w:w="150" w:type="dxa"/>
+            </w:tcMar>
+            <w:vAlign w:val="center"/>
+          </w:tcPr>
           <w:p>
             <w:pPr>
               <w:pStyle w:val="Compact"/>
@@ -13219,7 +14468,15 @@
           </w:p>
         </w:tc>
         <w:tc>
-          <w:tcPr/>
+          <w:tcPr>
+            <w:tcMar>
+              <w:top w:w="100" w:type="dxa"/>
+              <w:bottom w:w="100" w:type="dxa"/>
+              <w:left w:w="150" w:type="dxa"/>
+              <w:right w:w="150" w:type="dxa"/>
+            </w:tcMar>
+            <w:vAlign w:val="center"/>
+          </w:tcPr>
           <w:p>
             <w:pPr>
               <w:pStyle w:val="Compact"/>
@@ -13237,7 +14494,16 @@
           <w:cantSplit/>
         </w:trPr>
         <w:tc>
-          <w:tcPr/>
+          <w:tcPr>
+            <w:tcMar>
+              <w:top w:w="100" w:type="dxa"/>
+              <w:bottom w:w="100" w:type="dxa"/>
+              <w:left w:w="150" w:type="dxa"/>
+              <w:right w:w="150" w:type="dxa"/>
+            </w:tcMar>
+            <w:vAlign w:val="center"/>
+            <w:shd w:val="clear" w:color="auto" w:fill="E9EDF6"/>
+          </w:tcPr>
           <w:p>
             <w:pPr>
               <w:pStyle w:val="Compact"/>
@@ -13250,7 +14516,16 @@
           </w:p>
         </w:tc>
         <w:tc>
-          <w:tcPr/>
+          <w:tcPr>
+            <w:tcMar>
+              <w:top w:w="100" w:type="dxa"/>
+              <w:bottom w:w="100" w:type="dxa"/>
+              <w:left w:w="150" w:type="dxa"/>
+              <w:right w:w="150" w:type="dxa"/>
+            </w:tcMar>
+            <w:vAlign w:val="center"/>
+            <w:shd w:val="clear" w:color="auto" w:fill="E9EDF6"/>
+          </w:tcPr>
           <w:p>
             <w:pPr>
               <w:pStyle w:val="Compact"/>
@@ -13263,7 +14538,16 @@
           </w:p>
         </w:tc>
         <w:tc>
-          <w:tcPr/>
+          <w:tcPr>
+            <w:tcMar>
+              <w:top w:w="100" w:type="dxa"/>
+              <w:bottom w:w="100" w:type="dxa"/>
+              <w:left w:w="150" w:type="dxa"/>
+              <w:right w:w="150" w:type="dxa"/>
+            </w:tcMar>
+            <w:vAlign w:val="center"/>
+            <w:shd w:val="clear" w:color="auto" w:fill="E9EDF6"/>
+          </w:tcPr>
           <w:p>
             <w:pPr>
               <w:pStyle w:val="Compact"/>
@@ -13281,7 +14565,15 @@
           <w:cantSplit/>
         </w:trPr>
         <w:tc>
-          <w:tcPr/>
+          <w:tcPr>
+            <w:tcMar>
+              <w:top w:w="100" w:type="dxa"/>
+              <w:bottom w:w="100" w:type="dxa"/>
+              <w:left w:w="150" w:type="dxa"/>
+              <w:right w:w="150" w:type="dxa"/>
+            </w:tcMar>
+            <w:vAlign w:val="center"/>
+          </w:tcPr>
           <w:p>
             <w:pPr>
               <w:pStyle w:val="Compact"/>
@@ -13294,7 +14586,15 @@
           </w:p>
         </w:tc>
         <w:tc>
-          <w:tcPr/>
+          <w:tcPr>
+            <w:tcMar>
+              <w:top w:w="100" w:type="dxa"/>
+              <w:bottom w:w="100" w:type="dxa"/>
+              <w:left w:w="150" w:type="dxa"/>
+              <w:right w:w="150" w:type="dxa"/>
+            </w:tcMar>
+            <w:vAlign w:val="center"/>
+          </w:tcPr>
           <w:p>
             <w:pPr>
               <w:pStyle w:val="Compact"/>
@@ -13307,7 +14607,15 @@
           </w:p>
         </w:tc>
         <w:tc>
-          <w:tcPr/>
+          <w:tcPr>
+            <w:tcMar>
+              <w:top w:w="100" w:type="dxa"/>
+              <w:bottom w:w="100" w:type="dxa"/>
+              <w:left w:w="150" w:type="dxa"/>
+              <w:right w:w="150" w:type="dxa"/>
+            </w:tcMar>
+            <w:vAlign w:val="center"/>
+          </w:tcPr>
           <w:p>
             <w:pPr>
               <w:pStyle w:val="Compact"/>
@@ -13325,7 +14633,16 @@
           <w:cantSplit/>
         </w:trPr>
         <w:tc>
-          <w:tcPr/>
+          <w:tcPr>
+            <w:tcMar>
+              <w:top w:w="100" w:type="dxa"/>
+              <w:bottom w:w="100" w:type="dxa"/>
+              <w:left w:w="150" w:type="dxa"/>
+              <w:right w:w="150" w:type="dxa"/>
+            </w:tcMar>
+            <w:vAlign w:val="center"/>
+            <w:shd w:val="clear" w:color="auto" w:fill="E9EDF6"/>
+          </w:tcPr>
           <w:p>
             <w:pPr>
               <w:pStyle w:val="Compact"/>
@@ -13338,7 +14655,16 @@
           </w:p>
         </w:tc>
         <w:tc>
-          <w:tcPr/>
+          <w:tcPr>
+            <w:tcMar>
+              <w:top w:w="100" w:type="dxa"/>
+              <w:bottom w:w="100" w:type="dxa"/>
+              <w:left w:w="150" w:type="dxa"/>
+              <w:right w:w="150" w:type="dxa"/>
+            </w:tcMar>
+            <w:vAlign w:val="center"/>
+            <w:shd w:val="clear" w:color="auto" w:fill="E9EDF6"/>
+          </w:tcPr>
           <w:p>
             <w:pPr>
               <w:pStyle w:val="Compact"/>
@@ -13351,7 +14677,16 @@
           </w:p>
         </w:tc>
         <w:tc>
-          <w:tcPr/>
+          <w:tcPr>
+            <w:tcMar>
+              <w:top w:w="100" w:type="dxa"/>
+              <w:bottom w:w="100" w:type="dxa"/>
+              <w:left w:w="150" w:type="dxa"/>
+              <w:right w:w="150" w:type="dxa"/>
+            </w:tcMar>
+            <w:vAlign w:val="center"/>
+            <w:shd w:val="clear" w:color="auto" w:fill="E9EDF6"/>
+          </w:tcPr>
           <w:p>
             <w:pPr>
               <w:pStyle w:val="Compact"/>
@@ -13396,7 +14731,19 @@
           <w:cantSplit/>
         </w:trPr>
         <w:tc>
-          <w:tcPr/>
+          <w:tcPr>
+            <w:shd w:val="clear" w:color="auto" w:fill="122A4E"/>
+            <w:tcMar>
+              <w:top w:w="130" w:type="dxa"/>
+              <w:bottom w:w="130" w:type="dxa"/>
+              <w:left w:w="150" w:type="dxa"/>
+              <w:right w:w="150" w:type="dxa"/>
+            </w:tcMar>
+            <w:tcBorders>
+              <w:bottom w:val="single" w:sz="16" w:space="0" w:color="B08625"/>
+            </w:tcBorders>
+            <w:vAlign w:val="center"/>
+          </w:tcPr>
           <w:p>
             <w:pPr>
               <w:pStyle w:val="Compact"/>
@@ -13404,12 +14751,30 @@
               <w:suppressAutoHyphens/>
             </w:pPr>
             <w:r>
+              <w:rPr>
+                <w:b/>
+                <w:color w:val="FFFFFF"/>
+                <w:caps/>
+                <w:spacing w:val="4"/>
+              </w:rPr>
               <w:t xml:space="preserve">Seat</w:t>
             </w:r>
           </w:p>
         </w:tc>
         <w:tc>
-          <w:tcPr/>
+          <w:tcPr>
+            <w:shd w:val="clear" w:color="auto" w:fill="122A4E"/>
+            <w:tcMar>
+              <w:top w:w="130" w:type="dxa"/>
+              <w:bottom w:w="130" w:type="dxa"/>
+              <w:left w:w="150" w:type="dxa"/>
+              <w:right w:w="150" w:type="dxa"/>
+            </w:tcMar>
+            <w:tcBorders>
+              <w:bottom w:val="single" w:sz="16" w:space="0" w:color="B08625"/>
+            </w:tcBorders>
+            <w:vAlign w:val="center"/>
+          </w:tcPr>
           <w:p>
             <w:pPr>
               <w:pStyle w:val="Compact"/>
@@ -13417,12 +14782,30 @@
               <w:suppressAutoHyphens/>
             </w:pPr>
             <w:r>
+              <w:rPr>
+                <w:b/>
+                <w:color w:val="FFFFFF"/>
+                <w:caps/>
+                <w:spacing w:val="4"/>
+              </w:rPr>
               <w:t xml:space="preserve">Role</w:t>
             </w:r>
           </w:p>
         </w:tc>
         <w:tc>
-          <w:tcPr/>
+          <w:tcPr>
+            <w:shd w:val="clear" w:color="auto" w:fill="122A4E"/>
+            <w:tcMar>
+              <w:top w:w="130" w:type="dxa"/>
+              <w:bottom w:w="130" w:type="dxa"/>
+              <w:left w:w="150" w:type="dxa"/>
+              <w:right w:w="150" w:type="dxa"/>
+            </w:tcMar>
+            <w:tcBorders>
+              <w:bottom w:val="single" w:sz="16" w:space="0" w:color="B08625"/>
+            </w:tcBorders>
+            <w:vAlign w:val="center"/>
+          </w:tcPr>
           <w:p>
             <w:pPr>
               <w:pStyle w:val="Compact"/>
@@ -13430,6 +14813,12 @@
               <w:suppressAutoHyphens/>
             </w:pPr>
             <w:r>
+              <w:rPr>
+                <w:b/>
+                <w:color w:val="FFFFFF"/>
+                <w:caps/>
+                <w:spacing w:val="4"/>
+              </w:rPr>
               <w:t xml:space="preserve">Appointment</w:t>
             </w:r>
           </w:p>
@@ -13440,7 +14829,16 @@
           <w:cantSplit/>
         </w:trPr>
         <w:tc>
-          <w:tcPr/>
+          <w:tcPr>
+            <w:tcMar>
+              <w:top w:w="100" w:type="dxa"/>
+              <w:bottom w:w="100" w:type="dxa"/>
+              <w:left w:w="150" w:type="dxa"/>
+              <w:right w:w="150" w:type="dxa"/>
+            </w:tcMar>
+            <w:vAlign w:val="center"/>
+            <w:shd w:val="clear" w:color="auto" w:fill="E9EDF6"/>
+          </w:tcPr>
           <w:p>
             <w:pPr>
               <w:pStyle w:val="Compact"/>
@@ -13453,7 +14851,16 @@
           </w:p>
         </w:tc>
         <w:tc>
-          <w:tcPr/>
+          <w:tcPr>
+            <w:tcMar>
+              <w:top w:w="100" w:type="dxa"/>
+              <w:bottom w:w="100" w:type="dxa"/>
+              <w:left w:w="150" w:type="dxa"/>
+              <w:right w:w="150" w:type="dxa"/>
+            </w:tcMar>
+            <w:vAlign w:val="center"/>
+            <w:shd w:val="clear" w:color="auto" w:fill="E9EDF6"/>
+          </w:tcPr>
           <w:p>
             <w:pPr>
               <w:pStyle w:val="Compact"/>
@@ -13466,7 +14873,16 @@
           </w:p>
         </w:tc>
         <w:tc>
-          <w:tcPr/>
+          <w:tcPr>
+            <w:tcMar>
+              <w:top w:w="100" w:type="dxa"/>
+              <w:bottom w:w="100" w:type="dxa"/>
+              <w:left w:w="150" w:type="dxa"/>
+              <w:right w:w="150" w:type="dxa"/>
+            </w:tcMar>
+            <w:vAlign w:val="center"/>
+            <w:shd w:val="clear" w:color="auto" w:fill="E9EDF6"/>
+          </w:tcPr>
           <w:p>
             <w:pPr>
               <w:pStyle w:val="Compact"/>
@@ -13484,7 +14900,15 @@
           <w:cantSplit/>
         </w:trPr>
         <w:tc>
-          <w:tcPr/>
+          <w:tcPr>
+            <w:tcMar>
+              <w:top w:w="100" w:type="dxa"/>
+              <w:bottom w:w="100" w:type="dxa"/>
+              <w:left w:w="150" w:type="dxa"/>
+              <w:right w:w="150" w:type="dxa"/>
+            </w:tcMar>
+            <w:vAlign w:val="center"/>
+          </w:tcPr>
           <w:p>
             <w:pPr>
               <w:pStyle w:val="Compact"/>
@@ -13497,7 +14921,15 @@
           </w:p>
         </w:tc>
         <w:tc>
-          <w:tcPr/>
+          <w:tcPr>
+            <w:tcMar>
+              <w:top w:w="100" w:type="dxa"/>
+              <w:bottom w:w="100" w:type="dxa"/>
+              <w:left w:w="150" w:type="dxa"/>
+              <w:right w:w="150" w:type="dxa"/>
+            </w:tcMar>
+            <w:vAlign w:val="center"/>
+          </w:tcPr>
           <w:p>
             <w:pPr>
               <w:pStyle w:val="Compact"/>
@@ -13510,7 +14942,15 @@
           </w:p>
         </w:tc>
         <w:tc>
-          <w:tcPr/>
+          <w:tcPr>
+            <w:tcMar>
+              <w:top w:w="100" w:type="dxa"/>
+              <w:bottom w:w="100" w:type="dxa"/>
+              <w:left w:w="150" w:type="dxa"/>
+              <w:right w:w="150" w:type="dxa"/>
+            </w:tcMar>
+            <w:vAlign w:val="center"/>
+          </w:tcPr>
           <w:p>
             <w:pPr>
               <w:pStyle w:val="Compact"/>
@@ -13528,7 +14968,16 @@
           <w:cantSplit/>
         </w:trPr>
         <w:tc>
-          <w:tcPr/>
+          <w:tcPr>
+            <w:tcMar>
+              <w:top w:w="100" w:type="dxa"/>
+              <w:bottom w:w="100" w:type="dxa"/>
+              <w:left w:w="150" w:type="dxa"/>
+              <w:right w:w="150" w:type="dxa"/>
+            </w:tcMar>
+            <w:vAlign w:val="center"/>
+            <w:shd w:val="clear" w:color="auto" w:fill="E9EDF6"/>
+          </w:tcPr>
           <w:p>
             <w:pPr>
               <w:pStyle w:val="Compact"/>
@@ -13541,7 +14990,16 @@
           </w:p>
         </w:tc>
         <w:tc>
-          <w:tcPr/>
+          <w:tcPr>
+            <w:tcMar>
+              <w:top w:w="100" w:type="dxa"/>
+              <w:bottom w:w="100" w:type="dxa"/>
+              <w:left w:w="150" w:type="dxa"/>
+              <w:right w:w="150" w:type="dxa"/>
+            </w:tcMar>
+            <w:vAlign w:val="center"/>
+            <w:shd w:val="clear" w:color="auto" w:fill="E9EDF6"/>
+          </w:tcPr>
           <w:p>
             <w:pPr>
               <w:pStyle w:val="Compact"/>
@@ -13554,7 +15012,16 @@
           </w:p>
         </w:tc>
         <w:tc>
-          <w:tcPr/>
+          <w:tcPr>
+            <w:tcMar>
+              <w:top w:w="100" w:type="dxa"/>
+              <w:bottom w:w="100" w:type="dxa"/>
+              <w:left w:w="150" w:type="dxa"/>
+              <w:right w:w="150" w:type="dxa"/>
+            </w:tcMar>
+            <w:vAlign w:val="center"/>
+            <w:shd w:val="clear" w:color="auto" w:fill="E9EDF6"/>
+          </w:tcPr>
           <w:p>
             <w:pPr>
               <w:pStyle w:val="Compact"/>
@@ -13572,7 +15039,15 @@
           <w:cantSplit/>
         </w:trPr>
         <w:tc>
-          <w:tcPr/>
+          <w:tcPr>
+            <w:tcMar>
+              <w:top w:w="100" w:type="dxa"/>
+              <w:bottom w:w="100" w:type="dxa"/>
+              <w:left w:w="150" w:type="dxa"/>
+              <w:right w:w="150" w:type="dxa"/>
+            </w:tcMar>
+            <w:vAlign w:val="center"/>
+          </w:tcPr>
           <w:p>
             <w:pPr>
               <w:pStyle w:val="Compact"/>
@@ -13585,7 +15060,15 @@
           </w:p>
         </w:tc>
         <w:tc>
-          <w:tcPr/>
+          <w:tcPr>
+            <w:tcMar>
+              <w:top w:w="100" w:type="dxa"/>
+              <w:bottom w:w="100" w:type="dxa"/>
+              <w:left w:w="150" w:type="dxa"/>
+              <w:right w:w="150" w:type="dxa"/>
+            </w:tcMar>
+            <w:vAlign w:val="center"/>
+          </w:tcPr>
           <w:p>
             <w:pPr>
               <w:pStyle w:val="Compact"/>
@@ -13598,7 +15081,15 @@
           </w:p>
         </w:tc>
         <w:tc>
-          <w:tcPr/>
+          <w:tcPr>
+            <w:tcMar>
+              <w:top w:w="100" w:type="dxa"/>
+              <w:bottom w:w="100" w:type="dxa"/>
+              <w:left w:w="150" w:type="dxa"/>
+              <w:right w:w="150" w:type="dxa"/>
+            </w:tcMar>
+            <w:vAlign w:val="center"/>
+          </w:tcPr>
           <w:p>
             <w:pPr>
               <w:pStyle w:val="Compact"/>
@@ -13616,7 +15107,16 @@
           <w:cantSplit/>
         </w:trPr>
         <w:tc>
-          <w:tcPr/>
+          <w:tcPr>
+            <w:tcMar>
+              <w:top w:w="100" w:type="dxa"/>
+              <w:bottom w:w="100" w:type="dxa"/>
+              <w:left w:w="150" w:type="dxa"/>
+              <w:right w:w="150" w:type="dxa"/>
+            </w:tcMar>
+            <w:vAlign w:val="center"/>
+            <w:shd w:val="clear" w:color="auto" w:fill="E9EDF6"/>
+          </w:tcPr>
           <w:p>
             <w:pPr>
               <w:pStyle w:val="Compact"/>
@@ -13629,7 +15129,16 @@
           </w:p>
         </w:tc>
         <w:tc>
-          <w:tcPr/>
+          <w:tcPr>
+            <w:tcMar>
+              <w:top w:w="100" w:type="dxa"/>
+              <w:bottom w:w="100" w:type="dxa"/>
+              <w:left w:w="150" w:type="dxa"/>
+              <w:right w:w="150" w:type="dxa"/>
+            </w:tcMar>
+            <w:vAlign w:val="center"/>
+            <w:shd w:val="clear" w:color="auto" w:fill="E9EDF6"/>
+          </w:tcPr>
           <w:p>
             <w:pPr>
               <w:pStyle w:val="Compact"/>
@@ -13642,7 +15151,16 @@
           </w:p>
         </w:tc>
         <w:tc>
-          <w:tcPr/>
+          <w:tcPr>
+            <w:tcMar>
+              <w:top w:w="100" w:type="dxa"/>
+              <w:bottom w:w="100" w:type="dxa"/>
+              <w:left w:w="150" w:type="dxa"/>
+              <w:right w:w="150" w:type="dxa"/>
+            </w:tcMar>
+            <w:vAlign w:val="center"/>
+            <w:shd w:val="clear" w:color="auto" w:fill="E9EDF6"/>
+          </w:tcPr>
           <w:p>
             <w:pPr>
               <w:pStyle w:val="Compact"/>
@@ -13660,7 +15178,15 @@
           <w:cantSplit/>
         </w:trPr>
         <w:tc>
-          <w:tcPr/>
+          <w:tcPr>
+            <w:tcMar>
+              <w:top w:w="100" w:type="dxa"/>
+              <w:bottom w:w="100" w:type="dxa"/>
+              <w:left w:w="150" w:type="dxa"/>
+              <w:right w:w="150" w:type="dxa"/>
+            </w:tcMar>
+            <w:vAlign w:val="center"/>
+          </w:tcPr>
           <w:p>
             <w:pPr>
               <w:pStyle w:val="Compact"/>
@@ -13673,7 +15199,15 @@
           </w:p>
         </w:tc>
         <w:tc>
-          <w:tcPr/>
+          <w:tcPr>
+            <w:tcMar>
+              <w:top w:w="100" w:type="dxa"/>
+              <w:bottom w:w="100" w:type="dxa"/>
+              <w:left w:w="150" w:type="dxa"/>
+              <w:right w:w="150" w:type="dxa"/>
+            </w:tcMar>
+            <w:vAlign w:val="center"/>
+          </w:tcPr>
           <w:p>
             <w:pPr>
               <w:pStyle w:val="Compact"/>
@@ -13686,7 +15220,15 @@
           </w:p>
         </w:tc>
         <w:tc>
-          <w:tcPr/>
+          <w:tcPr>
+            <w:tcMar>
+              <w:top w:w="100" w:type="dxa"/>
+              <w:bottom w:w="100" w:type="dxa"/>
+              <w:left w:w="150" w:type="dxa"/>
+              <w:right w:w="150" w:type="dxa"/>
+            </w:tcMar>
+            <w:vAlign w:val="center"/>
+          </w:tcPr>
           <w:p>
             <w:pPr>
               <w:pStyle w:val="Compact"/>
@@ -13731,7 +15273,19 @@
           <w:cantSplit/>
         </w:trPr>
         <w:tc>
-          <w:tcPr/>
+          <w:tcPr>
+            <w:shd w:val="clear" w:color="auto" w:fill="122A4E"/>
+            <w:tcMar>
+              <w:top w:w="130" w:type="dxa"/>
+              <w:bottom w:w="130" w:type="dxa"/>
+              <w:left w:w="150" w:type="dxa"/>
+              <w:right w:w="150" w:type="dxa"/>
+            </w:tcMar>
+            <w:tcBorders>
+              <w:bottom w:val="single" w:sz="16" w:space="0" w:color="B08625"/>
+            </w:tcBorders>
+            <w:vAlign w:val="center"/>
+          </w:tcPr>
           <w:p>
             <w:pPr>
               <w:pStyle w:val="Compact"/>
@@ -13739,12 +15293,30 @@
               <w:suppressAutoHyphens/>
             </w:pPr>
             <w:r>
+              <w:rPr>
+                <w:b/>
+                <w:color w:val="FFFFFF"/>
+                <w:caps/>
+                <w:spacing w:val="4"/>
+              </w:rPr>
               <w:t xml:space="preserve">Seat</w:t>
             </w:r>
           </w:p>
         </w:tc>
         <w:tc>
-          <w:tcPr/>
+          <w:tcPr>
+            <w:shd w:val="clear" w:color="auto" w:fill="122A4E"/>
+            <w:tcMar>
+              <w:top w:w="130" w:type="dxa"/>
+              <w:bottom w:w="130" w:type="dxa"/>
+              <w:left w:w="150" w:type="dxa"/>
+              <w:right w:w="150" w:type="dxa"/>
+            </w:tcMar>
+            <w:tcBorders>
+              <w:bottom w:val="single" w:sz="16" w:space="0" w:color="B08625"/>
+            </w:tcBorders>
+            <w:vAlign w:val="center"/>
+          </w:tcPr>
           <w:p>
             <w:pPr>
               <w:pStyle w:val="Compact"/>
@@ -13752,12 +15324,30 @@
               <w:suppressAutoHyphens/>
             </w:pPr>
             <w:r>
+              <w:rPr>
+                <w:b/>
+                <w:color w:val="FFFFFF"/>
+                <w:caps/>
+                <w:spacing w:val="4"/>
+              </w:rPr>
               <w:t xml:space="preserve">Role</w:t>
             </w:r>
           </w:p>
         </w:tc>
         <w:tc>
-          <w:tcPr/>
+          <w:tcPr>
+            <w:shd w:val="clear" w:color="auto" w:fill="122A4E"/>
+            <w:tcMar>
+              <w:top w:w="130" w:type="dxa"/>
+              <w:bottom w:w="130" w:type="dxa"/>
+              <w:left w:w="150" w:type="dxa"/>
+              <w:right w:w="150" w:type="dxa"/>
+            </w:tcMar>
+            <w:tcBorders>
+              <w:bottom w:val="single" w:sz="16" w:space="0" w:color="B08625"/>
+            </w:tcBorders>
+            <w:vAlign w:val="center"/>
+          </w:tcPr>
           <w:p>
             <w:pPr>
               <w:pStyle w:val="Compact"/>
@@ -13765,6 +15355,12 @@
               <w:suppressAutoHyphens/>
             </w:pPr>
             <w:r>
+              <w:rPr>
+                <w:b/>
+                <w:color w:val="FFFFFF"/>
+                <w:caps/>
+                <w:spacing w:val="4"/>
+              </w:rPr>
               <w:t xml:space="preserve">Appointment</w:t>
             </w:r>
           </w:p>
@@ -13775,7 +15371,16 @@
           <w:cantSplit/>
         </w:trPr>
         <w:tc>
-          <w:tcPr/>
+          <w:tcPr>
+            <w:tcMar>
+              <w:top w:w="100" w:type="dxa"/>
+              <w:bottom w:w="100" w:type="dxa"/>
+              <w:left w:w="150" w:type="dxa"/>
+              <w:right w:w="150" w:type="dxa"/>
+            </w:tcMar>
+            <w:vAlign w:val="center"/>
+            <w:shd w:val="clear" w:color="auto" w:fill="E9EDF6"/>
+          </w:tcPr>
           <w:p>
             <w:pPr>
               <w:pStyle w:val="Compact"/>
@@ -13788,7 +15393,16 @@
           </w:p>
         </w:tc>
         <w:tc>
-          <w:tcPr/>
+          <w:tcPr>
+            <w:tcMar>
+              <w:top w:w="100" w:type="dxa"/>
+              <w:bottom w:w="100" w:type="dxa"/>
+              <w:left w:w="150" w:type="dxa"/>
+              <w:right w:w="150" w:type="dxa"/>
+            </w:tcMar>
+            <w:vAlign w:val="center"/>
+            <w:shd w:val="clear" w:color="auto" w:fill="E9EDF6"/>
+          </w:tcPr>
           <w:p>
             <w:pPr>
               <w:pStyle w:val="Compact"/>
@@ -13801,7 +15415,16 @@
           </w:p>
         </w:tc>
         <w:tc>
-          <w:tcPr/>
+          <w:tcPr>
+            <w:tcMar>
+              <w:top w:w="100" w:type="dxa"/>
+              <w:bottom w:w="100" w:type="dxa"/>
+              <w:left w:w="150" w:type="dxa"/>
+              <w:right w:w="150" w:type="dxa"/>
+            </w:tcMar>
+            <w:vAlign w:val="center"/>
+            <w:shd w:val="clear" w:color="auto" w:fill="E9EDF6"/>
+          </w:tcPr>
           <w:p>
             <w:pPr>
               <w:pStyle w:val="Compact"/>
@@ -13819,7 +15442,15 @@
           <w:cantSplit/>
         </w:trPr>
         <w:tc>
-          <w:tcPr/>
+          <w:tcPr>
+            <w:tcMar>
+              <w:top w:w="100" w:type="dxa"/>
+              <w:bottom w:w="100" w:type="dxa"/>
+              <w:left w:w="150" w:type="dxa"/>
+              <w:right w:w="150" w:type="dxa"/>
+            </w:tcMar>
+            <w:vAlign w:val="center"/>
+          </w:tcPr>
           <w:p>
             <w:pPr>
               <w:pStyle w:val="Compact"/>
@@ -13832,7 +15463,15 @@
           </w:p>
         </w:tc>
         <w:tc>
-          <w:tcPr/>
+          <w:tcPr>
+            <w:tcMar>
+              <w:top w:w="100" w:type="dxa"/>
+              <w:bottom w:w="100" w:type="dxa"/>
+              <w:left w:w="150" w:type="dxa"/>
+              <w:right w:w="150" w:type="dxa"/>
+            </w:tcMar>
+            <w:vAlign w:val="center"/>
+          </w:tcPr>
           <w:p>
             <w:pPr>
               <w:pStyle w:val="Compact"/>
@@ -13845,7 +15484,15 @@
           </w:p>
         </w:tc>
         <w:tc>
-          <w:tcPr/>
+          <w:tcPr>
+            <w:tcMar>
+              <w:top w:w="100" w:type="dxa"/>
+              <w:bottom w:w="100" w:type="dxa"/>
+              <w:left w:w="150" w:type="dxa"/>
+              <w:right w:w="150" w:type="dxa"/>
+            </w:tcMar>
+            <w:vAlign w:val="center"/>
+          </w:tcPr>
           <w:p>
             <w:pPr>
               <w:pStyle w:val="Compact"/>
@@ -13863,7 +15510,16 @@
           <w:cantSplit/>
         </w:trPr>
         <w:tc>
-          <w:tcPr/>
+          <w:tcPr>
+            <w:tcMar>
+              <w:top w:w="100" w:type="dxa"/>
+              <w:bottom w:w="100" w:type="dxa"/>
+              <w:left w:w="150" w:type="dxa"/>
+              <w:right w:w="150" w:type="dxa"/>
+            </w:tcMar>
+            <w:vAlign w:val="center"/>
+            <w:shd w:val="clear" w:color="auto" w:fill="E9EDF6"/>
+          </w:tcPr>
           <w:p>
             <w:pPr>
               <w:pStyle w:val="Compact"/>
@@ -13876,7 +15532,16 @@
           </w:p>
         </w:tc>
         <w:tc>
-          <w:tcPr/>
+          <w:tcPr>
+            <w:tcMar>
+              <w:top w:w="100" w:type="dxa"/>
+              <w:bottom w:w="100" w:type="dxa"/>
+              <w:left w:w="150" w:type="dxa"/>
+              <w:right w:w="150" w:type="dxa"/>
+            </w:tcMar>
+            <w:vAlign w:val="center"/>
+            <w:shd w:val="clear" w:color="auto" w:fill="E9EDF6"/>
+          </w:tcPr>
           <w:p>
             <w:pPr>
               <w:pStyle w:val="Compact"/>
@@ -13889,7 +15554,16 @@
           </w:p>
         </w:tc>
         <w:tc>
-          <w:tcPr/>
+          <w:tcPr>
+            <w:tcMar>
+              <w:top w:w="100" w:type="dxa"/>
+              <w:bottom w:w="100" w:type="dxa"/>
+              <w:left w:w="150" w:type="dxa"/>
+              <w:right w:w="150" w:type="dxa"/>
+            </w:tcMar>
+            <w:vAlign w:val="center"/>
+            <w:shd w:val="clear" w:color="auto" w:fill="E9EDF6"/>
+          </w:tcPr>
           <w:p>
             <w:pPr>
               <w:pStyle w:val="Compact"/>
@@ -13907,7 +15581,15 @@
           <w:cantSplit/>
         </w:trPr>
         <w:tc>
-          <w:tcPr/>
+          <w:tcPr>
+            <w:tcMar>
+              <w:top w:w="100" w:type="dxa"/>
+              <w:bottom w:w="100" w:type="dxa"/>
+              <w:left w:w="150" w:type="dxa"/>
+              <w:right w:w="150" w:type="dxa"/>
+            </w:tcMar>
+            <w:vAlign w:val="center"/>
+          </w:tcPr>
           <w:p>
             <w:pPr>
               <w:pStyle w:val="Compact"/>
@@ -13920,7 +15602,15 @@
           </w:p>
         </w:tc>
         <w:tc>
-          <w:tcPr/>
+          <w:tcPr>
+            <w:tcMar>
+              <w:top w:w="100" w:type="dxa"/>
+              <w:bottom w:w="100" w:type="dxa"/>
+              <w:left w:w="150" w:type="dxa"/>
+              <w:right w:w="150" w:type="dxa"/>
+            </w:tcMar>
+            <w:vAlign w:val="center"/>
+          </w:tcPr>
           <w:p>
             <w:pPr>
               <w:pStyle w:val="Compact"/>
@@ -13933,7 +15623,15 @@
           </w:p>
         </w:tc>
         <w:tc>
-          <w:tcPr/>
+          <w:tcPr>
+            <w:tcMar>
+              <w:top w:w="100" w:type="dxa"/>
+              <w:bottom w:w="100" w:type="dxa"/>
+              <w:left w:w="150" w:type="dxa"/>
+              <w:right w:w="150" w:type="dxa"/>
+            </w:tcMar>
+            <w:vAlign w:val="center"/>
+          </w:tcPr>
           <w:p>
             <w:pPr>
               <w:pStyle w:val="Compact"/>
@@ -15747,7 +17445,19 @@
           <w:cantSplit/>
         </w:trPr>
         <w:tc>
-          <w:tcPr/>
+          <w:tcPr>
+            <w:shd w:val="clear" w:color="auto" w:fill="122A4E"/>
+            <w:tcMar>
+              <w:top w:w="130" w:type="dxa"/>
+              <w:bottom w:w="130" w:type="dxa"/>
+              <w:left w:w="150" w:type="dxa"/>
+              <w:right w:w="150" w:type="dxa"/>
+            </w:tcMar>
+            <w:tcBorders>
+              <w:bottom w:val="single" w:sz="16" w:space="0" w:color="B08625"/>
+            </w:tcBorders>
+            <w:vAlign w:val="center"/>
+          </w:tcPr>
           <w:p>
             <w:pPr>
               <w:pStyle w:val="Compact"/>
@@ -15755,12 +17465,30 @@
               <w:suppressAutoHyphens/>
             </w:pPr>
             <w:r>
+              <w:rPr>
+                <w:b/>
+                <w:color w:val="FFFFFF"/>
+                <w:caps/>
+                <w:spacing w:val="4"/>
+              </w:rPr>
               <w:t xml:space="preserve">Level</w:t>
             </w:r>
           </w:p>
         </w:tc>
         <w:tc>
-          <w:tcPr/>
+          <w:tcPr>
+            <w:shd w:val="clear" w:color="auto" w:fill="122A4E"/>
+            <w:tcMar>
+              <w:top w:w="130" w:type="dxa"/>
+              <w:bottom w:w="130" w:type="dxa"/>
+              <w:left w:w="150" w:type="dxa"/>
+              <w:right w:w="150" w:type="dxa"/>
+            </w:tcMar>
+            <w:tcBorders>
+              <w:bottom w:val="single" w:sz="16" w:space="0" w:color="B08625"/>
+            </w:tcBorders>
+            <w:vAlign w:val="center"/>
+          </w:tcPr>
           <w:p>
             <w:pPr>
               <w:pStyle w:val="Compact"/>
@@ -15768,12 +17496,30 @@
               <w:suppressAutoHyphens/>
             </w:pPr>
             <w:r>
+              <w:rPr>
+                <w:b/>
+                <w:color w:val="FFFFFF"/>
+                <w:caps/>
+                <w:spacing w:val="4"/>
+              </w:rPr>
               <w:t xml:space="preserve">Credential</w:t>
             </w:r>
           </w:p>
         </w:tc>
         <w:tc>
-          <w:tcPr/>
+          <w:tcPr>
+            <w:shd w:val="clear" w:color="auto" w:fill="122A4E"/>
+            <w:tcMar>
+              <w:top w:w="130" w:type="dxa"/>
+              <w:bottom w:w="130" w:type="dxa"/>
+              <w:left w:w="150" w:type="dxa"/>
+              <w:right w:w="150" w:type="dxa"/>
+            </w:tcMar>
+            <w:tcBorders>
+              <w:bottom w:val="single" w:sz="16" w:space="0" w:color="B08625"/>
+            </w:tcBorders>
+            <w:vAlign w:val="center"/>
+          </w:tcPr>
           <w:p>
             <w:pPr>
               <w:pStyle w:val="Compact"/>
@@ -15781,6 +17527,12 @@
               <w:suppressAutoHyphens/>
             </w:pPr>
             <w:r>
+              <w:rPr>
+                <w:b/>
+                <w:color w:val="FFFFFF"/>
+                <w:caps/>
+                <w:spacing w:val="4"/>
+              </w:rPr>
               <w:t xml:space="preserve">Credit Hours</w:t>
             </w:r>
           </w:p>
@@ -15791,7 +17543,16 @@
           <w:cantSplit/>
         </w:trPr>
         <w:tc>
-          <w:tcPr/>
+          <w:tcPr>
+            <w:tcMar>
+              <w:top w:w="100" w:type="dxa"/>
+              <w:bottom w:w="100" w:type="dxa"/>
+              <w:left w:w="150" w:type="dxa"/>
+              <w:right w:w="150" w:type="dxa"/>
+            </w:tcMar>
+            <w:vAlign w:val="center"/>
+            <w:shd w:val="clear" w:color="auto" w:fill="E9EDF6"/>
+          </w:tcPr>
           <w:p>
             <w:pPr>
               <w:pStyle w:val="Compact"/>
@@ -15804,7 +17565,16 @@
           </w:p>
         </w:tc>
         <w:tc>
-          <w:tcPr/>
+          <w:tcPr>
+            <w:tcMar>
+              <w:top w:w="100" w:type="dxa"/>
+              <w:bottom w:w="100" w:type="dxa"/>
+              <w:left w:w="150" w:type="dxa"/>
+              <w:right w:w="150" w:type="dxa"/>
+            </w:tcMar>
+            <w:vAlign w:val="center"/>
+            <w:shd w:val="clear" w:color="auto" w:fill="E9EDF6"/>
+          </w:tcPr>
           <w:p>
             <w:pPr>
               <w:pStyle w:val="Compact"/>
@@ -15817,7 +17587,16 @@
           </w:p>
         </w:tc>
         <w:tc>
-          <w:tcPr/>
+          <w:tcPr>
+            <w:tcMar>
+              <w:top w:w="100" w:type="dxa"/>
+              <w:bottom w:w="100" w:type="dxa"/>
+              <w:left w:w="150" w:type="dxa"/>
+              <w:right w:w="150" w:type="dxa"/>
+            </w:tcMar>
+            <w:vAlign w:val="center"/>
+            <w:shd w:val="clear" w:color="auto" w:fill="E9EDF6"/>
+          </w:tcPr>
           <w:p>
             <w:pPr>
               <w:pStyle w:val="Compact"/>
@@ -15835,7 +17614,15 @@
           <w:cantSplit/>
         </w:trPr>
         <w:tc>
-          <w:tcPr/>
+          <w:tcPr>
+            <w:tcMar>
+              <w:top w:w="100" w:type="dxa"/>
+              <w:bottom w:w="100" w:type="dxa"/>
+              <w:left w:w="150" w:type="dxa"/>
+              <w:right w:w="150" w:type="dxa"/>
+            </w:tcMar>
+            <w:vAlign w:val="center"/>
+          </w:tcPr>
           <w:p>
             <w:pPr>
               <w:pStyle w:val="Compact"/>
@@ -15848,7 +17635,15 @@
           </w:p>
         </w:tc>
         <w:tc>
-          <w:tcPr/>
+          <w:tcPr>
+            <w:tcMar>
+              <w:top w:w="100" w:type="dxa"/>
+              <w:bottom w:w="100" w:type="dxa"/>
+              <w:left w:w="150" w:type="dxa"/>
+              <w:right w:w="150" w:type="dxa"/>
+            </w:tcMar>
+            <w:vAlign w:val="center"/>
+          </w:tcPr>
           <w:p>
             <w:pPr>
               <w:pStyle w:val="Compact"/>
@@ -15861,7 +17656,15 @@
           </w:p>
         </w:tc>
         <w:tc>
-          <w:tcPr/>
+          <w:tcPr>
+            <w:tcMar>
+              <w:top w:w="100" w:type="dxa"/>
+              <w:bottom w:w="100" w:type="dxa"/>
+              <w:left w:w="150" w:type="dxa"/>
+              <w:right w:w="150" w:type="dxa"/>
+            </w:tcMar>
+            <w:vAlign w:val="center"/>
+          </w:tcPr>
           <w:p>
             <w:pPr>
               <w:pStyle w:val="Compact"/>
@@ -15879,7 +17682,16 @@
           <w:cantSplit/>
         </w:trPr>
         <w:tc>
-          <w:tcPr/>
+          <w:tcPr>
+            <w:tcMar>
+              <w:top w:w="100" w:type="dxa"/>
+              <w:bottom w:w="100" w:type="dxa"/>
+              <w:left w:w="150" w:type="dxa"/>
+              <w:right w:w="150" w:type="dxa"/>
+            </w:tcMar>
+            <w:vAlign w:val="center"/>
+            <w:shd w:val="clear" w:color="auto" w:fill="E9EDF6"/>
+          </w:tcPr>
           <w:p>
             <w:pPr>
               <w:pStyle w:val="Compact"/>
@@ -15892,7 +17704,16 @@
           </w:p>
         </w:tc>
         <w:tc>
-          <w:tcPr/>
+          <w:tcPr>
+            <w:tcMar>
+              <w:top w:w="100" w:type="dxa"/>
+              <w:bottom w:w="100" w:type="dxa"/>
+              <w:left w:w="150" w:type="dxa"/>
+              <w:right w:w="150" w:type="dxa"/>
+            </w:tcMar>
+            <w:vAlign w:val="center"/>
+            <w:shd w:val="clear" w:color="auto" w:fill="E9EDF6"/>
+          </w:tcPr>
           <w:p>
             <w:pPr>
               <w:pStyle w:val="Compact"/>
@@ -15905,7 +17726,16 @@
           </w:p>
         </w:tc>
         <w:tc>
-          <w:tcPr/>
+          <w:tcPr>
+            <w:tcMar>
+              <w:top w:w="100" w:type="dxa"/>
+              <w:bottom w:w="100" w:type="dxa"/>
+              <w:left w:w="150" w:type="dxa"/>
+              <w:right w:w="150" w:type="dxa"/>
+            </w:tcMar>
+            <w:vAlign w:val="center"/>
+            <w:shd w:val="clear" w:color="auto" w:fill="E9EDF6"/>
+          </w:tcPr>
           <w:p>
             <w:pPr>
               <w:pStyle w:val="Compact"/>
@@ -15923,7 +17753,15 @@
           <w:cantSplit/>
         </w:trPr>
         <w:tc>
-          <w:tcPr/>
+          <w:tcPr>
+            <w:tcMar>
+              <w:top w:w="100" w:type="dxa"/>
+              <w:bottom w:w="100" w:type="dxa"/>
+              <w:left w:w="150" w:type="dxa"/>
+              <w:right w:w="150" w:type="dxa"/>
+            </w:tcMar>
+            <w:vAlign w:val="center"/>
+          </w:tcPr>
           <w:p>
             <w:pPr>
               <w:pStyle w:val="Compact"/>
@@ -15936,7 +17774,15 @@
           </w:p>
         </w:tc>
         <w:tc>
-          <w:tcPr/>
+          <w:tcPr>
+            <w:tcMar>
+              <w:top w:w="100" w:type="dxa"/>
+              <w:bottom w:w="100" w:type="dxa"/>
+              <w:left w:w="150" w:type="dxa"/>
+              <w:right w:w="150" w:type="dxa"/>
+            </w:tcMar>
+            <w:vAlign w:val="center"/>
+          </w:tcPr>
           <w:p>
             <w:pPr>
               <w:pStyle w:val="Compact"/>
@@ -15949,7 +17795,15 @@
           </w:p>
         </w:tc>
         <w:tc>
-          <w:tcPr/>
+          <w:tcPr>
+            <w:tcMar>
+              <w:top w:w="100" w:type="dxa"/>
+              <w:bottom w:w="100" w:type="dxa"/>
+              <w:left w:w="150" w:type="dxa"/>
+              <w:right w:w="150" w:type="dxa"/>
+            </w:tcMar>
+            <w:vAlign w:val="center"/>
+          </w:tcPr>
           <w:p>
             <w:pPr>
               <w:pStyle w:val="Compact"/>
@@ -15967,7 +17821,16 @@
           <w:cantSplit/>
         </w:trPr>
         <w:tc>
-          <w:tcPr/>
+          <w:tcPr>
+            <w:tcMar>
+              <w:top w:w="100" w:type="dxa"/>
+              <w:bottom w:w="100" w:type="dxa"/>
+              <w:left w:w="150" w:type="dxa"/>
+              <w:right w:w="150" w:type="dxa"/>
+            </w:tcMar>
+            <w:vAlign w:val="center"/>
+            <w:shd w:val="clear" w:color="auto" w:fill="E9EDF6"/>
+          </w:tcPr>
           <w:p>
             <w:pPr>
               <w:pStyle w:val="Compact"/>
@@ -15980,7 +17843,16 @@
           </w:p>
         </w:tc>
         <w:tc>
-          <w:tcPr/>
+          <w:tcPr>
+            <w:tcMar>
+              <w:top w:w="100" w:type="dxa"/>
+              <w:bottom w:w="100" w:type="dxa"/>
+              <w:left w:w="150" w:type="dxa"/>
+              <w:right w:w="150" w:type="dxa"/>
+            </w:tcMar>
+            <w:vAlign w:val="center"/>
+            <w:shd w:val="clear" w:color="auto" w:fill="E9EDF6"/>
+          </w:tcPr>
           <w:p>
             <w:pPr>
               <w:pStyle w:val="Compact"/>
@@ -15993,7 +17865,16 @@
           </w:p>
         </w:tc>
         <w:tc>
-          <w:tcPr/>
+          <w:tcPr>
+            <w:tcMar>
+              <w:top w:w="100" w:type="dxa"/>
+              <w:bottom w:w="100" w:type="dxa"/>
+              <w:left w:w="150" w:type="dxa"/>
+              <w:right w:w="150" w:type="dxa"/>
+            </w:tcMar>
+            <w:vAlign w:val="center"/>
+            <w:shd w:val="clear" w:color="auto" w:fill="E9EDF6"/>
+          </w:tcPr>
           <w:p>
             <w:pPr>
               <w:pStyle w:val="Compact"/>
@@ -16011,7 +17892,15 @@
           <w:cantSplit/>
         </w:trPr>
         <w:tc>
-          <w:tcPr/>
+          <w:tcPr>
+            <w:tcMar>
+              <w:top w:w="100" w:type="dxa"/>
+              <w:bottom w:w="100" w:type="dxa"/>
+              <w:left w:w="150" w:type="dxa"/>
+              <w:right w:w="150" w:type="dxa"/>
+            </w:tcMar>
+            <w:vAlign w:val="center"/>
+          </w:tcPr>
           <w:p>
             <w:pPr>
               <w:pStyle w:val="Compact"/>
@@ -16024,7 +17913,15 @@
           </w:p>
         </w:tc>
         <w:tc>
-          <w:tcPr/>
+          <w:tcPr>
+            <w:tcMar>
+              <w:top w:w="100" w:type="dxa"/>
+              <w:bottom w:w="100" w:type="dxa"/>
+              <w:left w:w="150" w:type="dxa"/>
+              <w:right w:w="150" w:type="dxa"/>
+            </w:tcMar>
+            <w:vAlign w:val="center"/>
+          </w:tcPr>
           <w:p>
             <w:pPr>
               <w:pStyle w:val="Compact"/>
@@ -16037,7 +17934,15 @@
           </w:p>
         </w:tc>
         <w:tc>
-          <w:tcPr/>
+          <w:tcPr>
+            <w:tcMar>
+              <w:top w:w="100" w:type="dxa"/>
+              <w:bottom w:w="100" w:type="dxa"/>
+              <w:left w:w="150" w:type="dxa"/>
+              <w:right w:w="150" w:type="dxa"/>
+            </w:tcMar>
+            <w:vAlign w:val="center"/>
+          </w:tcPr>
           <w:p>
             <w:pPr>
               <w:pStyle w:val="Compact"/>
@@ -16055,7 +17960,16 @@
           <w:cantSplit/>
         </w:trPr>
         <w:tc>
-          <w:tcPr/>
+          <w:tcPr>
+            <w:tcMar>
+              <w:top w:w="100" w:type="dxa"/>
+              <w:bottom w:w="100" w:type="dxa"/>
+              <w:left w:w="150" w:type="dxa"/>
+              <w:right w:w="150" w:type="dxa"/>
+            </w:tcMar>
+            <w:vAlign w:val="center"/>
+            <w:shd w:val="clear" w:color="auto" w:fill="E9EDF6"/>
+          </w:tcPr>
           <w:p>
             <w:pPr>
               <w:pStyle w:val="Compact"/>
@@ -16068,7 +17982,16 @@
           </w:p>
         </w:tc>
         <w:tc>
-          <w:tcPr/>
+          <w:tcPr>
+            <w:tcMar>
+              <w:top w:w="100" w:type="dxa"/>
+              <w:bottom w:w="100" w:type="dxa"/>
+              <w:left w:w="150" w:type="dxa"/>
+              <w:right w:w="150" w:type="dxa"/>
+            </w:tcMar>
+            <w:vAlign w:val="center"/>
+            <w:shd w:val="clear" w:color="auto" w:fill="E9EDF6"/>
+          </w:tcPr>
           <w:p>
             <w:pPr>
               <w:pStyle w:val="Compact"/>
@@ -16081,7 +18004,16 @@
           </w:p>
         </w:tc>
         <w:tc>
-          <w:tcPr/>
+          <w:tcPr>
+            <w:tcMar>
+              <w:top w:w="100" w:type="dxa"/>
+              <w:bottom w:w="100" w:type="dxa"/>
+              <w:left w:w="150" w:type="dxa"/>
+              <w:right w:w="150" w:type="dxa"/>
+            </w:tcMar>
+            <w:vAlign w:val="center"/>
+            <w:shd w:val="clear" w:color="auto" w:fill="E9EDF6"/>
+          </w:tcPr>
           <w:p>
             <w:pPr>
               <w:pStyle w:val="Compact"/>
@@ -21544,12 +23476,13 @@
         <w:tblW w:type="pct" w:w="5000"/>
         <w:tblLook w:firstRow="1" w:lastRow="0" w:firstColumn="0" w:lastColumn="0" w:noHBand="0" w:noVBand="0" w:val="0020"/>
         <w:jc w:val="start"/>
+        <w:tblLayout w:type="fixed"/>
       </w:tblPr>
       <w:tblGrid>
-        <w:gridCol w:w="1980"/>
-        <w:gridCol w:w="1980"/>
-        <w:gridCol w:w="1980"/>
-        <w:gridCol w:w="1980"/>
+        <w:gridCol w:w="1878"/>
+        <w:gridCol w:w="2992"/>
+        <w:gridCol w:w="2992"/>
+        <w:gridCol w:w="1210"/>
       </w:tblGrid>
       <w:tr>
         <w:trPr>
@@ -21557,53 +23490,125 @@
           <w:cantSplit/>
         </w:trPr>
         <w:tc>
-          <w:tcPr/>
+          <w:tcPr>
+            <w:shd w:val="clear" w:color="auto" w:fill="122A4E"/>
+            <w:tcMar>
+              <w:top w:w="130" w:type="dxa"/>
+              <w:bottom w:w="130" w:type="dxa"/>
+              <w:left w:w="150" w:type="dxa"/>
+              <w:right w:w="150" w:type="dxa"/>
+            </w:tcMar>
+            <w:tcBorders>
+              <w:bottom w:val="single" w:sz="16" w:space="0" w:color="B08625"/>
+            </w:tcBorders>
+            <w:vAlign w:val="center"/>
+            <w:tcW w:w="1878" w:type="dxa"/>
+          </w:tcPr>
           <w:p>
             <w:pPr>
               <w:pStyle w:val="Compact"/>
               <w:jc w:val="left"/>
-              <w:suppressAutoHyphens/>
-            </w:pPr>
-            <w:r>
+            </w:pPr>
+            <w:r>
+              <w:rPr>
+                <w:b/>
+                <w:color w:val="FFFFFF"/>
+                <w:caps/>
+                <w:spacing w:val="4"/>
+              </w:rPr>
               <w:t xml:space="preserve">Capacity</w:t>
             </w:r>
           </w:p>
         </w:tc>
         <w:tc>
-          <w:tcPr/>
+          <w:tcPr>
+            <w:shd w:val="clear" w:color="auto" w:fill="122A4E"/>
+            <w:tcMar>
+              <w:top w:w="130" w:type="dxa"/>
+              <w:bottom w:w="130" w:type="dxa"/>
+              <w:left w:w="150" w:type="dxa"/>
+              <w:right w:w="150" w:type="dxa"/>
+            </w:tcMar>
+            <w:tcBorders>
+              <w:bottom w:val="single" w:sz="16" w:space="0" w:color="B08625"/>
+            </w:tcBorders>
+            <w:vAlign w:val="center"/>
+            <w:tcW w:w="2992" w:type="dxa"/>
+          </w:tcPr>
           <w:p>
             <w:pPr>
               <w:pStyle w:val="Compact"/>
               <w:jc w:val="left"/>
-              <w:suppressAutoHyphens/>
-            </w:pPr>
-            <w:r>
+            </w:pPr>
+            <w:r>
+              <w:rPr>
+                <w:b/>
+                <w:color w:val="FFFFFF"/>
+                <w:caps/>
+                <w:spacing w:val="4"/>
+              </w:rPr>
               <w:t xml:space="preserve">Name</w:t>
             </w:r>
           </w:p>
         </w:tc>
         <w:tc>
-          <w:tcPr/>
+          <w:tcPr>
+            <w:shd w:val="clear" w:color="auto" w:fill="122A4E"/>
+            <w:tcMar>
+              <w:top w:w="130" w:type="dxa"/>
+              <w:bottom w:w="130" w:type="dxa"/>
+              <w:left w:w="150" w:type="dxa"/>
+              <w:right w:w="150" w:type="dxa"/>
+            </w:tcMar>
+            <w:tcBorders>
+              <w:bottom w:val="single" w:sz="16" w:space="0" w:color="B08625"/>
+            </w:tcBorders>
+            <w:vAlign w:val="center"/>
+            <w:tcW w:w="2992" w:type="dxa"/>
+          </w:tcPr>
           <w:p>
             <w:pPr>
               <w:pStyle w:val="Compact"/>
               <w:jc w:val="left"/>
-              <w:suppressAutoHyphens/>
-            </w:pPr>
-            <w:r>
+            </w:pPr>
+            <w:r>
+              <w:rPr>
+                <w:b/>
+                <w:color w:val="FFFFFF"/>
+                <w:caps/>
+                <w:spacing w:val="4"/>
+              </w:rPr>
               <w:t xml:space="preserve">Signature</w:t>
             </w:r>
           </w:p>
         </w:tc>
         <w:tc>
-          <w:tcPr/>
+          <w:tcPr>
+            <w:shd w:val="clear" w:color="auto" w:fill="122A4E"/>
+            <w:tcMar>
+              <w:top w:w="130" w:type="dxa"/>
+              <w:bottom w:w="130" w:type="dxa"/>
+              <w:left w:w="150" w:type="dxa"/>
+              <w:right w:w="150" w:type="dxa"/>
+            </w:tcMar>
+            <w:tcBorders>
+              <w:bottom w:val="single" w:sz="16" w:space="0" w:color="B08625"/>
+            </w:tcBorders>
+            <w:vAlign w:val="center"/>
+            <w:tcW w:w="1210" w:type="dxa"/>
+          </w:tcPr>
           <w:p>
             <w:pPr>
               <w:pStyle w:val="Compact"/>
               <w:jc w:val="left"/>
-              <w:suppressAutoHyphens/>
-            </w:pPr>
-            <w:r>
+            </w:pPr>
+            <w:r>
+              <w:rPr>
+                <w:b/>
+                <w:color w:val="FFFFFF"/>
+                <w:caps/>
+                <w:spacing w:val="4"/>
+              </w:rPr>
               <w:t xml:space="preserve">Date</w:t>
             </w:r>
           </w:p>
@@ -21614,12 +23619,21 @@
           <w:cantSplit/>
         </w:trPr>
         <w:tc>
-          <w:tcPr/>
+          <w:tcPr>
+            <w:tcMar>
+              <w:top w:w="100" w:type="dxa"/>
+              <w:bottom w:w="100" w:type="dxa"/>
+              <w:left w:w="150" w:type="dxa"/>
+              <w:right w:w="150" w:type="dxa"/>
+            </w:tcMar>
+            <w:vAlign w:val="center"/>
+            <w:shd w:val="clear" w:color="auto" w:fill="E9EDF6"/>
+            <w:tcW w:w="1878" w:type="dxa"/>
+          </w:tcPr>
           <w:p>
             <w:pPr>
               <w:pStyle w:val="Compact"/>
               <w:jc w:val="left"/>
-              <w:suppressAutoHyphens/>
             </w:pPr>
             <w:r>
               <w:t xml:space="preserve">Chairperson, Board of Trustees</w:t>
@@ -21627,12 +23641,21 @@
           </w:p>
         </w:tc>
         <w:tc>
-          <w:tcPr/>
+          <w:tcPr>
+            <w:tcMar>
+              <w:top w:w="100" w:type="dxa"/>
+              <w:bottom w:w="100" w:type="dxa"/>
+              <w:left w:w="150" w:type="dxa"/>
+              <w:right w:w="150" w:type="dxa"/>
+            </w:tcMar>
+            <w:vAlign w:val="center"/>
+            <w:shd w:val="clear" w:color="auto" w:fill="E9EDF6"/>
+            <w:tcW w:w="2992" w:type="dxa"/>
+          </w:tcPr>
           <w:p>
             <w:pPr>
               <w:pStyle w:val="Compact"/>
               <w:jc w:val="left"/>
-              <w:suppressAutoHyphens/>
             </w:pPr>
             <w:r>
               <w:t xml:space="preserve">_________________________</w:t>
@@ -21640,12 +23663,21 @@
           </w:p>
         </w:tc>
         <w:tc>
-          <w:tcPr/>
+          <w:tcPr>
+            <w:tcMar>
+              <w:top w:w="100" w:type="dxa"/>
+              <w:bottom w:w="100" w:type="dxa"/>
+              <w:left w:w="150" w:type="dxa"/>
+              <w:right w:w="150" w:type="dxa"/>
+            </w:tcMar>
+            <w:vAlign w:val="center"/>
+            <w:shd w:val="clear" w:color="auto" w:fill="E9EDF6"/>
+            <w:tcW w:w="2992" w:type="dxa"/>
+          </w:tcPr>
           <w:p>
             <w:pPr>
               <w:pStyle w:val="Compact"/>
               <w:jc w:val="left"/>
-              <w:suppressAutoHyphens/>
             </w:pPr>
             <w:r>
               <w:t xml:space="preserve">_________________________</w:t>
@@ -21653,12 +23685,21 @@
           </w:p>
         </w:tc>
         <w:tc>
-          <w:tcPr/>
+          <w:tcPr>
+            <w:tcMar>
+              <w:top w:w="100" w:type="dxa"/>
+              <w:bottom w:w="100" w:type="dxa"/>
+              <w:left w:w="150" w:type="dxa"/>
+              <w:right w:w="150" w:type="dxa"/>
+            </w:tcMar>
+            <w:vAlign w:val="center"/>
+            <w:shd w:val="clear" w:color="auto" w:fill="E9EDF6"/>
+            <w:tcW w:w="1210" w:type="dxa"/>
+          </w:tcPr>
           <w:p>
             <w:pPr>
               <w:pStyle w:val="Compact"/>
               <w:jc w:val="left"/>
-              <w:suppressAutoHyphens/>
             </w:pPr>
             <w:r>
               <w:t xml:space="preserve">_________</w:t>
@@ -21671,12 +23712,20 @@
           <w:cantSplit/>
         </w:trPr>
         <w:tc>
-          <w:tcPr/>
+          <w:tcPr>
+            <w:tcMar>
+              <w:top w:w="100" w:type="dxa"/>
+              <w:bottom w:w="100" w:type="dxa"/>
+              <w:left w:w="150" w:type="dxa"/>
+              <w:right w:w="150" w:type="dxa"/>
+            </w:tcMar>
+            <w:vAlign w:val="center"/>
+            <w:tcW w:w="1878" w:type="dxa"/>
+          </w:tcPr>
           <w:p>
             <w:pPr>
               <w:pStyle w:val="Compact"/>
               <w:jc w:val="left"/>
-              <w:suppressAutoHyphens/>
             </w:pPr>
             <w:r>
               <w:t xml:space="preserve">President &amp; Vice-Chancellor</w:t>
@@ -21684,12 +23733,20 @@
           </w:p>
         </w:tc>
         <w:tc>
-          <w:tcPr/>
+          <w:tcPr>
+            <w:tcMar>
+              <w:top w:w="100" w:type="dxa"/>
+              <w:bottom w:w="100" w:type="dxa"/>
+              <w:left w:w="150" w:type="dxa"/>
+              <w:right w:w="150" w:type="dxa"/>
+            </w:tcMar>
+            <w:vAlign w:val="center"/>
+            <w:tcW w:w="2992" w:type="dxa"/>
+          </w:tcPr>
           <w:p>
             <w:pPr>
               <w:pStyle w:val="Compact"/>
               <w:jc w:val="left"/>
-              <w:suppressAutoHyphens/>
             </w:pPr>
             <w:r>
               <w:t xml:space="preserve">_________________________</w:t>
@@ -21697,12 +23754,20 @@
           </w:p>
         </w:tc>
         <w:tc>
-          <w:tcPr/>
+          <w:tcPr>
+            <w:tcMar>
+              <w:top w:w="100" w:type="dxa"/>
+              <w:bottom w:w="100" w:type="dxa"/>
+              <w:left w:w="150" w:type="dxa"/>
+              <w:right w:w="150" w:type="dxa"/>
+            </w:tcMar>
+            <w:vAlign w:val="center"/>
+            <w:tcW w:w="2992" w:type="dxa"/>
+          </w:tcPr>
           <w:p>
             <w:pPr>
               <w:pStyle w:val="Compact"/>
               <w:jc w:val="left"/>
-              <w:suppressAutoHyphens/>
             </w:pPr>
             <w:r>
               <w:t xml:space="preserve">_________________________</w:t>
@@ -21710,12 +23775,20 @@
           </w:p>
         </w:tc>
         <w:tc>
-          <w:tcPr/>
+          <w:tcPr>
+            <w:tcMar>
+              <w:top w:w="100" w:type="dxa"/>
+              <w:bottom w:w="100" w:type="dxa"/>
+              <w:left w:w="150" w:type="dxa"/>
+              <w:right w:w="150" w:type="dxa"/>
+            </w:tcMar>
+            <w:vAlign w:val="center"/>
+            <w:tcW w:w="1210" w:type="dxa"/>
+          </w:tcPr>
           <w:p>
             <w:pPr>
               <w:pStyle w:val="Compact"/>
               <w:jc w:val="left"/>
-              <w:suppressAutoHyphens/>
             </w:pPr>
             <w:r>
               <w:t xml:space="preserve">_________</w:t>
@@ -21728,12 +23801,21 @@
           <w:cantSplit/>
         </w:trPr>
         <w:tc>
-          <w:tcPr/>
+          <w:tcPr>
+            <w:tcMar>
+              <w:top w:w="100" w:type="dxa"/>
+              <w:bottom w:w="100" w:type="dxa"/>
+              <w:left w:w="150" w:type="dxa"/>
+              <w:right w:w="150" w:type="dxa"/>
+            </w:tcMar>
+            <w:vAlign w:val="center"/>
+            <w:shd w:val="clear" w:color="auto" w:fill="E9EDF6"/>
+            <w:tcW w:w="1878" w:type="dxa"/>
+          </w:tcPr>
           <w:p>
             <w:pPr>
               <w:pStyle w:val="Compact"/>
               <w:jc w:val="left"/>
-              <w:suppressAutoHyphens/>
             </w:pPr>
             <w:r>
               <w:t xml:space="preserve">Secretary to the Board</w:t>
@@ -21741,12 +23823,21 @@
           </w:p>
         </w:tc>
         <w:tc>
-          <w:tcPr/>
+          <w:tcPr>
+            <w:tcMar>
+              <w:top w:w="100" w:type="dxa"/>
+              <w:bottom w:w="100" w:type="dxa"/>
+              <w:left w:w="150" w:type="dxa"/>
+              <w:right w:w="150" w:type="dxa"/>
+            </w:tcMar>
+            <w:vAlign w:val="center"/>
+            <w:shd w:val="clear" w:color="auto" w:fill="E9EDF6"/>
+            <w:tcW w:w="2992" w:type="dxa"/>
+          </w:tcPr>
           <w:p>
             <w:pPr>
               <w:pStyle w:val="Compact"/>
               <w:jc w:val="left"/>
-              <w:suppressAutoHyphens/>
             </w:pPr>
             <w:r>
               <w:t xml:space="preserve">_________________________</w:t>
@@ -21754,12 +23845,21 @@
           </w:p>
         </w:tc>
         <w:tc>
-          <w:tcPr/>
+          <w:tcPr>
+            <w:tcMar>
+              <w:top w:w="100" w:type="dxa"/>
+              <w:bottom w:w="100" w:type="dxa"/>
+              <w:left w:w="150" w:type="dxa"/>
+              <w:right w:w="150" w:type="dxa"/>
+            </w:tcMar>
+            <w:vAlign w:val="center"/>
+            <w:shd w:val="clear" w:color="auto" w:fill="E9EDF6"/>
+            <w:tcW w:w="2992" w:type="dxa"/>
+          </w:tcPr>
           <w:p>
             <w:pPr>
               <w:pStyle w:val="Compact"/>
               <w:jc w:val="left"/>
-              <w:suppressAutoHyphens/>
             </w:pPr>
             <w:r>
               <w:t xml:space="preserve">_________________________</w:t>
@@ -21767,12 +23867,21 @@
           </w:p>
         </w:tc>
         <w:tc>
-          <w:tcPr/>
+          <w:tcPr>
+            <w:tcMar>
+              <w:top w:w="100" w:type="dxa"/>
+              <w:bottom w:w="100" w:type="dxa"/>
+              <w:left w:w="150" w:type="dxa"/>
+              <w:right w:w="150" w:type="dxa"/>
+            </w:tcMar>
+            <w:vAlign w:val="center"/>
+            <w:shd w:val="clear" w:color="auto" w:fill="E9EDF6"/>
+            <w:tcW w:w="1210" w:type="dxa"/>
+          </w:tcPr>
           <w:p>
             <w:pPr>
               <w:pStyle w:val="Compact"/>
               <w:jc w:val="left"/>
-              <w:suppressAutoHyphens/>
             </w:pPr>
             <w:r>
               <w:t xml:space="preserve">_________</w:t>

--- a/AMIU_Constitution_2028_Flagship_Governance_Edition.docx
+++ b/AMIU_Constitution_2028_Flagship_Governance_Edition.docx
@@ -83,12 +83,14 @@
             </w:pPr>
             <w:r>
               <w:rPr>
-                <w:rFonts w:ascii="Archivo" w:hAnsi="Archivo"/>
+                <w:rFonts w:ascii="Source Serif 4" w:hAnsi="Source Serif 4"/>
+                <w:i/>
+                <w:smallCaps/>
                 <w:color w:val="8C97AB"/>
-                <w:sz w:val="16"/>
-                <w:spacing w:val="30"/>
-              </w:rPr>
-              <w:t>SUPREME STRATEGIC PLANNING COUNCIL · FLAGSHIP GOVERNANCE EDITION</w:t>
+                <w:sz w:val="18"/>
+                <w:spacing w:val="26"/>
+              </w:rPr>
+              <w:t>Supreme Strategic Planning Council · Flagship Governance Edition</w:t>
             </w:r>
           </w:p>
           <w:p>
@@ -99,13 +101,15 @@
             </w:pPr>
             <w:r>
               <w:rPr>
-                <w:rFonts w:ascii="Archivo" w:hAnsi="Archivo"/>
+                <w:rFonts w:ascii="Source Serif 4" w:hAnsi="Source Serif 4"/>
+                <w:i/>
+                <w:smallCaps/>
                 <w:b/>
                 <w:color w:val="B08625"/>
-                <w:sz w:val="24"/>
-                <w:spacing w:val="20"/>
-              </w:rPr>
-              <w:t>AL-MULK INTERNATIONAL UNIVERSITY</w:t>
+                <w:sz w:val="26"/>
+                <w:spacing w:val="16"/>
+              </w:rPr>
+              <w:t>Al-Mulk International University</w:t>
             </w:r>
           </w:p>
           <w:p>
@@ -153,10 +157,12 @@
             </w:pPr>
             <w:r>
               <w:rPr>
-                <w:rFonts w:ascii="Archivo SemiBold" w:hAnsi="Archivo SemiBold"/>
+                <w:rFonts w:ascii="Source Serif 4" w:hAnsi="Source Serif 4"/>
+                <w:i/>
+                <w:smallCaps/>
                 <w:color w:val="8C97AB"/>
-                <w:sz w:val="20"/>
-                <w:spacing w:val="18"/>
+                <w:sz w:val="22"/>
+                <w:spacing w:val="14"/>
               </w:rPr>
               <w:t>2028</w:t>
             </w:r>
@@ -169,17 +175,21 @@
             </w:pPr>
             <w:r>
               <w:rPr>
-                <w:rFonts w:ascii="Archivo" w:hAnsi="Archivo"/>
+                <w:rFonts w:ascii="Source Serif 4" w:hAnsi="Source Serif 4"/>
+                <w:i/>
+                <w:smallCaps/>
                 <w:color w:val="8C97AB"/>
-                <w:sz w:val="16"/>
-              </w:rPr>
-              <w:t xml:space="preserve">DOCUMENT REFERENCE  </w:t>
-            </w:r>
-            <w:r>
-              <w:rPr>
-                <w:rFonts w:ascii="Archivo SemiBold" w:hAnsi="Archivo SemiBold"/>
+                <w:sz w:val="18"/>
+                <w:spacing w:val="8"/>
+              </w:rPr>
+              <w:t xml:space="preserve">Document Reference  </w:t>
+            </w:r>
+            <w:r>
+              <w:rPr>
+                <w:rFonts w:ascii="Source Serif 4" w:hAnsi="Source Serif 4"/>
+                <w:b/>
+                <w:smallCaps/>
                 <w:color w:val="B08625"/>
-                <w:b/>
                 <w:sz w:val="16"/>
               </w:rPr>
               <w:t>AMIU-CON-001</w:t>
@@ -193,9 +203,12 @@
             </w:pPr>
             <w:r>
               <w:rPr>
-                <w:rFonts w:ascii="Archivo" w:hAnsi="Archivo"/>
+                <w:rFonts w:ascii="Source Serif 4" w:hAnsi="Source Serif 4"/>
+                <w:i/>
+                <w:smallCaps/>
                 <w:color w:val="8C97AB"/>
-                <w:sz w:val="15"/>
+                <w:sz w:val="17"/>
+                <w:spacing w:val="8"/>
               </w:rPr>
               <w:t>edu.amiu.com · Texas-Domiciled, Religiously Exempt · Incorporated 6 December 2027</w:t>
             </w:r>
@@ -1475,7 +1488,7 @@
                 <w:bCs/>
                 <w:b/>
               </w:rPr>
-              <w:t xml:space="preserve">8</w:t>
+              <w:t xml:space="preserve">5</w:t>
             </w:r>
           </w:p>
         </w:tc>
@@ -2943,12 +2956,14 @@
             </w:pPr>
             <w:r>
               <w:rPr>
-                <w:rFonts w:ascii="Archivo SemiBold" w:hAnsi="Archivo SemiBold"/>
+                <w:rFonts w:ascii="Source Serif 4" w:hAnsi="Source Serif 4"/>
+                <w:i/>
+                <w:smallCaps/>
                 <w:color w:val="8C97AB"/>
-                <w:sz w:val="17"/>
-                <w:spacing w:val="24"/>
-              </w:rPr>
-              <w:t>ARTICLE 1 OF 23</w:t>
+                <w:sz w:val="19"/>
+                <w:spacing w:val="12"/>
+              </w:rPr>
+              <w:t>Article 1 of 23</w:t>
             </w:r>
           </w:p>
           <w:p>
@@ -2991,12 +3006,14 @@
             </w:pPr>
             <w:r>
               <w:rPr>
-                <w:rFonts w:ascii="Archivo" w:hAnsi="Archivo"/>
+                <w:rFonts w:ascii="Source Serif 4" w:hAnsi="Source Serif 4"/>
+                <w:i/>
+                <w:smallCaps/>
                 <w:color w:val="8C97AB"/>
-                <w:sz w:val="17"/>
-                <w:spacing w:val="14"/>
-              </w:rPr>
-              <w:t>SECTIONS 1.1–1.2</w:t>
+                <w:sz w:val="19"/>
+                <w:spacing w:val="10"/>
+              </w:rPr>
+              <w:t>Sections 1.1–1.2</w:t>
             </w:r>
           </w:p>
           <w:p>
@@ -3022,13 +3039,15 @@
             </w:pPr>
             <w:r>
               <w:rPr>
-                <w:rFonts w:ascii="Archivo" w:hAnsi="Archivo"/>
+                <w:rFonts w:ascii="Source Serif 4" w:hAnsi="Source Serif 4"/>
+                <w:i/>
+                <w:smallCaps/>
+                <w:b/>
                 <w:color w:val="B08625"/>
-                <w:b/>
-                <w:sz w:val="16"/>
-                <w:spacing w:val="20"/>
-              </w:rPr>
-              <w:t>SECTIONS OF THIS ARTICLE</w:t>
+                <w:sz w:val="18"/>
+                <w:spacing w:val="12"/>
+              </w:rPr>
+              <w:t>Sections of this Article</w:t>
             </w:r>
           </w:p>
           <w:p>
@@ -3093,7 +3112,7 @@
         <w:pStyle w:val="SectionKicker"/>
       </w:pPr>
       <w:r>
-        <w:t xml:space="preserve">ARTICLE I · SECTION 1.1</w:t>
+        <w:t xml:space="preserve">Article I · Section 1.1</w:t>
       </w:r>
     </w:p>
     <w:bookmarkStart w:id="36" w:name="general-definitions"/>
@@ -4637,7 +4656,7 @@
         <w:pStyle w:val="SectionKicker"/>
       </w:pPr>
       <w:r>
-        <w:t xml:space="preserve">ARTICLE I · SECTION 1.2</w:t>
+        <w:t xml:space="preserve">Article I · Section 1.2</w:t>
       </w:r>
     </w:p>
     <w:bookmarkEnd w:id="36"/>
@@ -4933,12 +4952,14 @@
             </w:pPr>
             <w:r>
               <w:rPr>
-                <w:rFonts w:ascii="Archivo SemiBold" w:hAnsi="Archivo SemiBold"/>
+                <w:rFonts w:ascii="Source Serif 4" w:hAnsi="Source Serif 4"/>
+                <w:i/>
+                <w:smallCaps/>
                 <w:color w:val="8C97AB"/>
-                <w:sz w:val="17"/>
-                <w:spacing w:val="24"/>
-              </w:rPr>
-              <w:t>ARTICLE 2 OF 23</w:t>
+                <w:sz w:val="19"/>
+                <w:spacing w:val="12"/>
+              </w:rPr>
+              <w:t>Article 2 of 23</w:t>
             </w:r>
           </w:p>
           <w:p>
@@ -4981,12 +5002,14 @@
             </w:pPr>
             <w:r>
               <w:rPr>
-                <w:rFonts w:ascii="Archivo" w:hAnsi="Archivo"/>
+                <w:rFonts w:ascii="Source Serif 4" w:hAnsi="Source Serif 4"/>
+                <w:i/>
+                <w:smallCaps/>
                 <w:color w:val="8C97AB"/>
-                <w:sz w:val="17"/>
-                <w:spacing w:val="14"/>
-              </w:rPr>
-              <w:t>SECTIONS 2.1–2.7</w:t>
+                <w:sz w:val="19"/>
+                <w:spacing w:val="10"/>
+              </w:rPr>
+              <w:t>Sections 2.1–2.7</w:t>
             </w:r>
           </w:p>
           <w:p>
@@ -5012,13 +5035,15 @@
             </w:pPr>
             <w:r>
               <w:rPr>
-                <w:rFonts w:ascii="Archivo" w:hAnsi="Archivo"/>
+                <w:rFonts w:ascii="Source Serif 4" w:hAnsi="Source Serif 4"/>
+                <w:i/>
+                <w:smallCaps/>
+                <w:b/>
                 <w:color w:val="B08625"/>
-                <w:b/>
-                <w:sz w:val="16"/>
-                <w:spacing w:val="20"/>
-              </w:rPr>
-              <w:t>SECTIONS OF THIS ARTICLE</w:t>
+                <w:sz w:val="18"/>
+                <w:spacing w:val="12"/>
+              </w:rPr>
+              <w:t>Sections of this Article</w:t>
             </w:r>
           </w:p>
           <w:p>
@@ -5198,7 +5223,7 @@
         <w:pStyle w:val="SectionKicker"/>
       </w:pPr>
       <w:r>
-        <w:t xml:space="preserve">ARTICLE II · SECTION 2.1</w:t>
+        <w:t xml:space="preserve">Article II · Section 2.1</w:t>
       </w:r>
     </w:p>
     <w:bookmarkEnd w:id="37"/>
@@ -5342,7 +5367,7 @@
         <w:pStyle w:val="SectionKicker"/>
       </w:pPr>
       <w:r>
-        <w:t xml:space="preserve">ARTICLE II · SECTION 2.2</w:t>
+        <w:t xml:space="preserve">Article II · Section 2.2</w:t>
       </w:r>
     </w:p>
     <w:bookmarkEnd w:id="38"/>
@@ -5507,7 +5532,7 @@
         <w:pStyle w:val="SectionKicker"/>
       </w:pPr>
       <w:r>
-        <w:t xml:space="preserve">ARTICLE II · SECTION 2.3</w:t>
+        <w:t xml:space="preserve">Article II · Section 2.3</w:t>
       </w:r>
     </w:p>
     <w:bookmarkEnd w:id="39"/>
@@ -5651,7 +5676,7 @@
         <w:pStyle w:val="SectionKicker"/>
       </w:pPr>
       <w:r>
-        <w:t xml:space="preserve">ARTICLE II · SECTION 2.4</w:t>
+        <w:t xml:space="preserve">Article II · Section 2.4</w:t>
       </w:r>
     </w:p>
     <w:bookmarkEnd w:id="40"/>
@@ -5753,7 +5778,7 @@
         <w:pStyle w:val="SectionKicker"/>
       </w:pPr>
       <w:r>
-        <w:t xml:space="preserve">ARTICLE II · SECTION 2.5</w:t>
+        <w:t xml:space="preserve">Article II · Section 2.5</w:t>
       </w:r>
     </w:p>
     <w:bookmarkEnd w:id="41"/>
@@ -5897,7 +5922,7 @@
         <w:pStyle w:val="SectionKicker"/>
       </w:pPr>
       <w:r>
-        <w:t xml:space="preserve">ARTICLE II · SECTION 2.6</w:t>
+        <w:t xml:space="preserve">Article II · Section 2.6</w:t>
       </w:r>
     </w:p>
     <w:bookmarkEnd w:id="42"/>
@@ -6103,7 +6128,7 @@
         <w:pStyle w:val="SectionKicker"/>
       </w:pPr>
       <w:r>
-        <w:t xml:space="preserve">ARTICLE II · SECTION 2.7</w:t>
+        <w:t xml:space="preserve">Article II · Section 2.7</w:t>
       </w:r>
     </w:p>
     <w:bookmarkEnd w:id="43"/>
@@ -6222,12 +6247,14 @@
             </w:pPr>
             <w:r>
               <w:rPr>
-                <w:rFonts w:ascii="Archivo SemiBold" w:hAnsi="Archivo SemiBold"/>
+                <w:rFonts w:ascii="Source Serif 4" w:hAnsi="Source Serif 4"/>
+                <w:i/>
+                <w:smallCaps/>
                 <w:color w:val="8C97AB"/>
-                <w:sz w:val="17"/>
-                <w:spacing w:val="24"/>
-              </w:rPr>
-              <w:t>ARTICLE 3 OF 23</w:t>
+                <w:sz w:val="19"/>
+                <w:spacing w:val="12"/>
+              </w:rPr>
+              <w:t>Article 3 of 23</w:t>
             </w:r>
           </w:p>
           <w:p>
@@ -6270,12 +6297,14 @@
             </w:pPr>
             <w:r>
               <w:rPr>
-                <w:rFonts w:ascii="Archivo" w:hAnsi="Archivo"/>
+                <w:rFonts w:ascii="Source Serif 4" w:hAnsi="Source Serif 4"/>
+                <w:i/>
+                <w:smallCaps/>
                 <w:color w:val="8C97AB"/>
-                <w:sz w:val="17"/>
-                <w:spacing w:val="14"/>
-              </w:rPr>
-              <w:t>SECTIONS 3.1–3.4</w:t>
+                <w:sz w:val="19"/>
+                <w:spacing w:val="10"/>
+              </w:rPr>
+              <w:t>Sections 3.1–3.4</w:t>
             </w:r>
           </w:p>
           <w:p>
@@ -6301,13 +6330,15 @@
             </w:pPr>
             <w:r>
               <w:rPr>
-                <w:rFonts w:ascii="Archivo" w:hAnsi="Archivo"/>
+                <w:rFonts w:ascii="Source Serif 4" w:hAnsi="Source Serif 4"/>
+                <w:i/>
+                <w:smallCaps/>
+                <w:b/>
                 <w:color w:val="B08625"/>
-                <w:b/>
-                <w:sz w:val="16"/>
-                <w:spacing w:val="20"/>
-              </w:rPr>
-              <w:t>SECTIONS OF THIS ARTICLE</w:t>
+                <w:sz w:val="18"/>
+                <w:spacing w:val="12"/>
+              </w:rPr>
+              <w:t>Sections of this Article</w:t>
             </w:r>
           </w:p>
           <w:p>
@@ -6418,7 +6449,7 @@
         <w:pStyle w:val="SectionKicker"/>
       </w:pPr>
       <w:r>
-        <w:t xml:space="preserve">ARTICLE III · SECTION 3.1</w:t>
+        <w:t xml:space="preserve">Article III · Section 3.1</w:t>
       </w:r>
     </w:p>
     <w:bookmarkEnd w:id="44"/>
@@ -6555,7 +6586,7 @@
         <w:pStyle w:val="SectionKicker"/>
       </w:pPr>
       <w:r>
-        <w:t xml:space="preserve">ARTICLE III · SECTION 3.2</w:t>
+        <w:t xml:space="preserve">Article III · Section 3.2</w:t>
       </w:r>
     </w:p>
     <w:bookmarkEnd w:id="45"/>
@@ -6650,7 +6681,7 @@
         <w:pStyle w:val="SectionKicker"/>
       </w:pPr>
       <w:r>
-        <w:t xml:space="preserve">ARTICLE III · SECTION 3.3</w:t>
+        <w:t xml:space="preserve">Article III · Section 3.3</w:t>
       </w:r>
     </w:p>
     <w:bookmarkEnd w:id="46"/>
@@ -7352,7 +7383,7 @@
         <w:pStyle w:val="SectionKicker"/>
       </w:pPr>
       <w:r>
-        <w:t xml:space="preserve">ARTICLE III · SECTION 3.4</w:t>
+        <w:t xml:space="preserve">Article III · Section 3.4</w:t>
       </w:r>
     </w:p>
     <w:bookmarkEnd w:id="47"/>
@@ -7483,12 +7514,14 @@
             </w:pPr>
             <w:r>
               <w:rPr>
-                <w:rFonts w:ascii="Archivo SemiBold" w:hAnsi="Archivo SemiBold"/>
+                <w:rFonts w:ascii="Source Serif 4" w:hAnsi="Source Serif 4"/>
+                <w:i/>
+                <w:smallCaps/>
                 <w:color w:val="8C97AB"/>
-                <w:sz w:val="17"/>
-                <w:spacing w:val="24"/>
-              </w:rPr>
-              <w:t>ARTICLE 4 OF 23</w:t>
+                <w:sz w:val="19"/>
+                <w:spacing w:val="12"/>
+              </w:rPr>
+              <w:t>Article 4 of 23</w:t>
             </w:r>
           </w:p>
           <w:p>
@@ -7531,12 +7564,14 @@
             </w:pPr>
             <w:r>
               <w:rPr>
-                <w:rFonts w:ascii="Archivo" w:hAnsi="Archivo"/>
+                <w:rFonts w:ascii="Source Serif 4" w:hAnsi="Source Serif 4"/>
+                <w:i/>
+                <w:smallCaps/>
                 <w:color w:val="8C97AB"/>
-                <w:sz w:val="17"/>
-                <w:spacing w:val="14"/>
-              </w:rPr>
-              <w:t>SECTIONS 4.1–4.3</w:t>
+                <w:sz w:val="19"/>
+                <w:spacing w:val="10"/>
+              </w:rPr>
+              <w:t>Sections 4.1–4.3</w:t>
             </w:r>
           </w:p>
           <w:p>
@@ -7562,13 +7597,15 @@
             </w:pPr>
             <w:r>
               <w:rPr>
-                <w:rFonts w:ascii="Archivo" w:hAnsi="Archivo"/>
+                <w:rFonts w:ascii="Source Serif 4" w:hAnsi="Source Serif 4"/>
+                <w:i/>
+                <w:smallCaps/>
+                <w:b/>
                 <w:color w:val="B08625"/>
-                <w:b/>
-                <w:sz w:val="16"/>
-                <w:spacing w:val="20"/>
-              </w:rPr>
-              <w:t>SECTIONS OF THIS ARTICLE</w:t>
+                <w:sz w:val="18"/>
+                <w:spacing w:val="12"/>
+              </w:rPr>
+              <w:t>Sections of this Article</w:t>
             </w:r>
           </w:p>
           <w:p>
@@ -7656,7 +7693,7 @@
         <w:pStyle w:val="SectionKicker"/>
       </w:pPr>
       <w:r>
-        <w:t xml:space="preserve">ARTICLE IV · SECTION 4.1</w:t>
+        <w:t xml:space="preserve">Article IV · Section 4.1</w:t>
       </w:r>
     </w:p>
     <w:bookmarkEnd w:id="48"/>
@@ -7821,7 +7858,7 @@
         <w:pStyle w:val="SectionKicker"/>
       </w:pPr>
       <w:r>
-        <w:t xml:space="preserve">ARTICLE IV · SECTION 4.2</w:t>
+        <w:t xml:space="preserve">Article IV · Section 4.2</w:t>
       </w:r>
     </w:p>
     <w:bookmarkEnd w:id="49"/>
@@ -7962,7 +7999,7 @@
         <w:pStyle w:val="SectionKicker"/>
       </w:pPr>
       <w:r>
-        <w:t xml:space="preserve">ARTICLE IV · SECTION 4.3</w:t>
+        <w:t xml:space="preserve">Article IV · Section 4.3</w:t>
       </w:r>
     </w:p>
     <w:bookmarkEnd w:id="50"/>
@@ -8081,12 +8118,14 @@
             </w:pPr>
             <w:r>
               <w:rPr>
-                <w:rFonts w:ascii="Archivo SemiBold" w:hAnsi="Archivo SemiBold"/>
+                <w:rFonts w:ascii="Source Serif 4" w:hAnsi="Source Serif 4"/>
+                <w:i/>
+                <w:smallCaps/>
                 <w:color w:val="8C97AB"/>
-                <w:sz w:val="17"/>
-                <w:spacing w:val="24"/>
-              </w:rPr>
-              <w:t>ARTICLE 5 OF 23</w:t>
+                <w:sz w:val="19"/>
+                <w:spacing w:val="12"/>
+              </w:rPr>
+              <w:t>Article 5 of 23</w:t>
             </w:r>
           </w:p>
           <w:p>
@@ -8129,12 +8168,14 @@
             </w:pPr>
             <w:r>
               <w:rPr>
-                <w:rFonts w:ascii="Archivo" w:hAnsi="Archivo"/>
+                <w:rFonts w:ascii="Source Serif 4" w:hAnsi="Source Serif 4"/>
+                <w:i/>
+                <w:smallCaps/>
                 <w:color w:val="8C97AB"/>
-                <w:sz w:val="17"/>
-                <w:spacing w:val="14"/>
-              </w:rPr>
-              <w:t>SECTIONS 5.1–5.5</w:t>
+                <w:sz w:val="19"/>
+                <w:spacing w:val="10"/>
+              </w:rPr>
+              <w:t>Sections 5.1–5.5</w:t>
             </w:r>
           </w:p>
           <w:p>
@@ -8160,13 +8201,15 @@
             </w:pPr>
             <w:r>
               <w:rPr>
-                <w:rFonts w:ascii="Archivo" w:hAnsi="Archivo"/>
+                <w:rFonts w:ascii="Source Serif 4" w:hAnsi="Source Serif 4"/>
+                <w:i/>
+                <w:smallCaps/>
+                <w:b/>
                 <w:color w:val="B08625"/>
-                <w:b/>
-                <w:sz w:val="16"/>
-                <w:spacing w:val="20"/>
-              </w:rPr>
-              <w:t>SECTIONS OF THIS ARTICLE</w:t>
+                <w:sz w:val="18"/>
+                <w:spacing w:val="12"/>
+              </w:rPr>
+              <w:t>Sections of this Article</w:t>
             </w:r>
           </w:p>
           <w:p>
@@ -8300,7 +8343,7 @@
         <w:pStyle w:val="SectionKicker"/>
       </w:pPr>
       <w:r>
-        <w:t xml:space="preserve">ARTICLE V · SECTION 5.1</w:t>
+        <w:t xml:space="preserve">Article V · Section 5.1</w:t>
       </w:r>
     </w:p>
     <w:bookmarkEnd w:id="51"/>
@@ -8792,7 +8835,7 @@
         <w:pStyle w:val="SectionKicker"/>
       </w:pPr>
       <w:r>
-        <w:t xml:space="preserve">ARTICLE V · SECTION 5.2</w:t>
+        <w:t xml:space="preserve">Article V · Section 5.2</w:t>
       </w:r>
     </w:p>
     <w:bookmarkEnd w:id="52"/>
@@ -8999,7 +9042,7 @@
         <w:pStyle w:val="SectionKicker"/>
       </w:pPr>
       <w:r>
-        <w:t xml:space="preserve">ARTICLE V · SECTION 5.3</w:t>
+        <w:t xml:space="preserve">Article V · Section 5.3</w:t>
       </w:r>
     </w:p>
     <w:bookmarkEnd w:id="53"/>
@@ -9218,7 +9261,7 @@
         <w:pStyle w:val="SectionKicker"/>
       </w:pPr>
       <w:r>
-        <w:t xml:space="preserve">ARTICLE V · SECTION 5.4</w:t>
+        <w:t xml:space="preserve">Article V · Section 5.4</w:t>
       </w:r>
     </w:p>
     <w:bookmarkEnd w:id="54"/>
@@ -9362,7 +9405,7 @@
         <w:pStyle w:val="SectionKicker"/>
       </w:pPr>
       <w:r>
-        <w:t xml:space="preserve">ARTICLE V · SECTION 5.5</w:t>
+        <w:t xml:space="preserve">Article V · Section 5.5</w:t>
       </w:r>
     </w:p>
     <w:bookmarkEnd w:id="55"/>
@@ -9533,12 +9576,14 @@
             </w:pPr>
             <w:r>
               <w:rPr>
-                <w:rFonts w:ascii="Archivo SemiBold" w:hAnsi="Archivo SemiBold"/>
+                <w:rFonts w:ascii="Source Serif 4" w:hAnsi="Source Serif 4"/>
+                <w:i/>
+                <w:smallCaps/>
                 <w:color w:val="8C97AB"/>
-                <w:sz w:val="17"/>
-                <w:spacing w:val="24"/>
-              </w:rPr>
-              <w:t>ARTICLE 6 OF 23</w:t>
+                <w:sz w:val="19"/>
+                <w:spacing w:val="12"/>
+              </w:rPr>
+              <w:t>Article 6 of 23</w:t>
             </w:r>
           </w:p>
           <w:p>
@@ -9581,12 +9626,14 @@
             </w:pPr>
             <w:r>
               <w:rPr>
-                <w:rFonts w:ascii="Archivo" w:hAnsi="Archivo"/>
+                <w:rFonts w:ascii="Source Serif 4" w:hAnsi="Source Serif 4"/>
+                <w:i/>
+                <w:smallCaps/>
                 <w:color w:val="8C97AB"/>
-                <w:sz w:val="17"/>
-                <w:spacing w:val="14"/>
-              </w:rPr>
-              <w:t>SECTIONS 6.1–6.9</w:t>
+                <w:sz w:val="19"/>
+                <w:spacing w:val="10"/>
+              </w:rPr>
+              <w:t>Sections 6.1–6.9</w:t>
             </w:r>
           </w:p>
           <w:p>
@@ -9612,13 +9659,15 @@
             </w:pPr>
             <w:r>
               <w:rPr>
-                <w:rFonts w:ascii="Archivo" w:hAnsi="Archivo"/>
+                <w:rFonts w:ascii="Source Serif 4" w:hAnsi="Source Serif 4"/>
+                <w:i/>
+                <w:smallCaps/>
+                <w:b/>
                 <w:color w:val="B08625"/>
-                <w:b/>
-                <w:sz w:val="16"/>
-                <w:spacing w:val="20"/>
-              </w:rPr>
-              <w:t>SECTIONS OF THIS ARTICLE</w:t>
+                <w:sz w:val="18"/>
+                <w:spacing w:val="12"/>
+              </w:rPr>
+              <w:t>Sections of this Article</w:t>
             </w:r>
           </w:p>
           <w:p>
@@ -9844,7 +9893,7 @@
         <w:pStyle w:val="SectionKicker"/>
       </w:pPr>
       <w:r>
-        <w:t xml:space="preserve">ARTICLE VI · SECTION 6.1</w:t>
+        <w:t xml:space="preserve">Article VI · Section 6.1</w:t>
       </w:r>
     </w:p>
     <w:bookmarkEnd w:id="56"/>
@@ -9988,7 +10037,7 @@
         <w:pStyle w:val="SectionKicker"/>
       </w:pPr>
       <w:r>
-        <w:t xml:space="preserve">ARTICLE VI · SECTION 6.2</w:t>
+        <w:t xml:space="preserve">Article VI · Section 6.2</w:t>
       </w:r>
     </w:p>
     <w:bookmarkEnd w:id="57"/>
@@ -10252,7 +10301,7 @@
         <w:pStyle w:val="SectionKicker"/>
       </w:pPr>
       <w:r>
-        <w:t xml:space="preserve">ARTICLE VI · SECTION 6.3</w:t>
+        <w:t xml:space="preserve">Article VI · Section 6.3</w:t>
       </w:r>
     </w:p>
     <w:bookmarkEnd w:id="58"/>
@@ -10934,7 +10983,7 @@
         <w:pStyle w:val="SectionKicker"/>
       </w:pPr>
       <w:r>
-        <w:t xml:space="preserve">ARTICLE VI · SECTION 6.4</w:t>
+        <w:t xml:space="preserve">Article VI · Section 6.4</w:t>
       </w:r>
     </w:p>
     <w:bookmarkEnd w:id="62"/>
@@ -11217,7 +11266,7 @@
         <w:pStyle w:val="SectionKicker"/>
       </w:pPr>
       <w:r>
-        <w:t xml:space="preserve">ARTICLE VI · SECTION 6.5</w:t>
+        <w:t xml:space="preserve">Article VI · Section 6.5</w:t>
       </w:r>
     </w:p>
     <w:bookmarkEnd w:id="64"/>
@@ -11405,7 +11454,7 @@
         <w:pStyle w:val="SectionKicker"/>
       </w:pPr>
       <w:r>
-        <w:t xml:space="preserve">ARTICLE VI · SECTION 6.6</w:t>
+        <w:t xml:space="preserve">Article VI · Section 6.6</w:t>
       </w:r>
     </w:p>
     <w:bookmarkEnd w:id="65"/>
@@ -11675,7 +11724,7 @@
         <w:pStyle w:val="SectionKicker"/>
       </w:pPr>
       <w:r>
-        <w:t xml:space="preserve">ARTICLE VI · SECTION 6.7</w:t>
+        <w:t xml:space="preserve">Article VI · Section 6.7</w:t>
       </w:r>
     </w:p>
     <w:bookmarkEnd w:id="66"/>
@@ -11873,7 +11922,7 @@
         <w:pStyle w:val="SectionKicker"/>
       </w:pPr>
       <w:r>
-        <w:t xml:space="preserve">ARTICLE VI · SECTION 6.8</w:t>
+        <w:t xml:space="preserve">Article VI · Section 6.8</w:t>
       </w:r>
     </w:p>
     <w:bookmarkEnd w:id="67"/>
@@ -12059,7 +12108,7 @@
         <w:pStyle w:val="SectionKicker"/>
       </w:pPr>
       <w:r>
-        <w:t xml:space="preserve">ARTICLE VI · SECTION 6.9</w:t>
+        <w:t xml:space="preserve">Article VI · Section 6.9</w:t>
       </w:r>
     </w:p>
     <w:bookmarkEnd w:id="68"/>
@@ -12283,12 +12332,14 @@
             </w:pPr>
             <w:r>
               <w:rPr>
-                <w:rFonts w:ascii="Archivo SemiBold" w:hAnsi="Archivo SemiBold"/>
+                <w:rFonts w:ascii="Source Serif 4" w:hAnsi="Source Serif 4"/>
+                <w:i/>
+                <w:smallCaps/>
                 <w:color w:val="8C97AB"/>
-                <w:sz w:val="17"/>
-                <w:spacing w:val="24"/>
-              </w:rPr>
-              <w:t>ARTICLE 7 OF 23</w:t>
+                <w:sz w:val="19"/>
+                <w:spacing w:val="12"/>
+              </w:rPr>
+              <w:t>Article 7 of 23</w:t>
             </w:r>
           </w:p>
           <w:p>
@@ -12331,12 +12382,14 @@
             </w:pPr>
             <w:r>
               <w:rPr>
-                <w:rFonts w:ascii="Archivo" w:hAnsi="Archivo"/>
+                <w:rFonts w:ascii="Source Serif 4" w:hAnsi="Source Serif 4"/>
+                <w:i/>
+                <w:smallCaps/>
                 <w:color w:val="8C97AB"/>
-                <w:sz w:val="17"/>
-                <w:spacing w:val="14"/>
-              </w:rPr>
-              <w:t>SECTIONS 7.1–7.6</w:t>
+                <w:sz w:val="19"/>
+                <w:spacing w:val="10"/>
+              </w:rPr>
+              <w:t>Sections 7.1–7.6</w:t>
             </w:r>
           </w:p>
           <w:p>
@@ -12362,13 +12415,15 @@
             </w:pPr>
             <w:r>
               <w:rPr>
-                <w:rFonts w:ascii="Archivo" w:hAnsi="Archivo"/>
+                <w:rFonts w:ascii="Source Serif 4" w:hAnsi="Source Serif 4"/>
+                <w:i/>
+                <w:smallCaps/>
+                <w:b/>
                 <w:color w:val="B08625"/>
-                <w:b/>
-                <w:sz w:val="16"/>
-                <w:spacing w:val="20"/>
-              </w:rPr>
-              <w:t>SECTIONS OF THIS ARTICLE</w:t>
+                <w:sz w:val="18"/>
+                <w:spacing w:val="12"/>
+              </w:rPr>
+              <w:t>Sections of this Article</w:t>
             </w:r>
           </w:p>
           <w:p>
@@ -12525,7 +12580,7 @@
         <w:pStyle w:val="SectionKicker"/>
       </w:pPr>
       <w:r>
-        <w:t xml:space="preserve">ARTICLE VII · SECTION 7.1</w:t>
+        <w:t xml:space="preserve">Article VII · Section 7.1</w:t>
       </w:r>
     </w:p>
     <w:bookmarkEnd w:id="69"/>
@@ -12648,7 +12703,7 @@
         <w:pStyle w:val="SectionKicker"/>
       </w:pPr>
       <w:r>
-        <w:t xml:space="preserve">ARTICLE VII · SECTION 7.2</w:t>
+        <w:t xml:space="preserve">Article VII · Section 7.2</w:t>
       </w:r>
     </w:p>
     <w:bookmarkEnd w:id="70"/>
@@ -12834,7 +12889,7 @@
         <w:pStyle w:val="SectionKicker"/>
       </w:pPr>
       <w:r>
-        <w:t xml:space="preserve">ARTICLE VII · SECTION 7.3</w:t>
+        <w:t xml:space="preserve">Article VII · Section 7.3</w:t>
       </w:r>
     </w:p>
     <w:bookmarkEnd w:id="71"/>
@@ -12936,7 +12991,7 @@
         <w:pStyle w:val="SectionKicker"/>
       </w:pPr>
       <w:r>
-        <w:t xml:space="preserve">ARTICLE VII · SECTION 7.4</w:t>
+        <w:t xml:space="preserve">Article VII · Section 7.4</w:t>
       </w:r>
     </w:p>
     <w:bookmarkEnd w:id="72"/>
@@ -13079,7 +13134,7 @@
         <w:pStyle w:val="SectionKicker"/>
       </w:pPr>
       <w:r>
-        <w:t xml:space="preserve">ARTICLE VII · SECTION 7.5</w:t>
+        <w:t xml:space="preserve">Article VII · Section 7.5</w:t>
       </w:r>
     </w:p>
     <w:bookmarkEnd w:id="73"/>
@@ -13233,7 +13288,7 @@
         <w:pStyle w:val="SectionKicker"/>
       </w:pPr>
       <w:r>
-        <w:t xml:space="preserve">ARTICLE VII · SECTION 7.6</w:t>
+        <w:t xml:space="preserve">Article VII · Section 7.6</w:t>
       </w:r>
     </w:p>
     <w:bookmarkEnd w:id="74"/>
@@ -13446,12 +13501,14 @@
             </w:pPr>
             <w:r>
               <w:rPr>
-                <w:rFonts w:ascii="Archivo SemiBold" w:hAnsi="Archivo SemiBold"/>
+                <w:rFonts w:ascii="Source Serif 4" w:hAnsi="Source Serif 4"/>
+                <w:i/>
+                <w:smallCaps/>
                 <w:color w:val="8C97AB"/>
-                <w:sz w:val="17"/>
-                <w:spacing w:val="24"/>
-              </w:rPr>
-              <w:t>ARTICLE 8 OF 23</w:t>
+                <w:sz w:val="19"/>
+                <w:spacing w:val="12"/>
+              </w:rPr>
+              <w:t>Article 8 of 23</w:t>
             </w:r>
           </w:p>
           <w:p>
@@ -13494,12 +13551,14 @@
             </w:pPr>
             <w:r>
               <w:rPr>
-                <w:rFonts w:ascii="Archivo" w:hAnsi="Archivo"/>
+                <w:rFonts w:ascii="Source Serif 4" w:hAnsi="Source Serif 4"/>
+                <w:i/>
+                <w:smallCaps/>
                 <w:color w:val="8C97AB"/>
-                <w:sz w:val="17"/>
-                <w:spacing w:val="14"/>
-              </w:rPr>
-              <w:t>SECTIONS 8.1–8.8</w:t>
+                <w:sz w:val="19"/>
+                <w:spacing w:val="10"/>
+              </w:rPr>
+              <w:t>Sections 8.1–8.8</w:t>
             </w:r>
           </w:p>
           <w:p>
@@ -13525,13 +13584,15 @@
             </w:pPr>
             <w:r>
               <w:rPr>
-                <w:rFonts w:ascii="Archivo" w:hAnsi="Archivo"/>
+                <w:rFonts w:ascii="Source Serif 4" w:hAnsi="Source Serif 4"/>
+                <w:i/>
+                <w:smallCaps/>
+                <w:b/>
                 <w:color w:val="B08625"/>
-                <w:b/>
-                <w:sz w:val="16"/>
-                <w:spacing w:val="20"/>
-              </w:rPr>
-              <w:t>SECTIONS OF THIS ARTICLE</w:t>
+                <w:sz w:val="18"/>
+                <w:spacing w:val="12"/>
+              </w:rPr>
+              <w:t>Sections of this Article</w:t>
             </w:r>
           </w:p>
           <w:p>
@@ -13734,7 +13795,7 @@
         <w:pStyle w:val="SectionKicker"/>
       </w:pPr>
       <w:r>
-        <w:t xml:space="preserve">ARTICLE VIII · SECTION 8.1</w:t>
+        <w:t xml:space="preserve">Article VIII · Section 8.1</w:t>
       </w:r>
     </w:p>
     <w:bookmarkEnd w:id="75"/>
@@ -13836,7 +13897,7 @@
         <w:pStyle w:val="SectionKicker"/>
       </w:pPr>
       <w:r>
-        <w:t xml:space="preserve">ARTICLE VIII · SECTION 8.2</w:t>
+        <w:t xml:space="preserve">Article VIII · Section 8.2</w:t>
       </w:r>
     </w:p>
     <w:bookmarkEnd w:id="76"/>
@@ -15650,7 +15711,7 @@
         <w:pStyle w:val="SectionKicker"/>
       </w:pPr>
       <w:r>
-        <w:t xml:space="preserve">ARTICLE VIII · SECTION 8.3</w:t>
+        <w:t xml:space="preserve">Article VIII · Section 8.3</w:t>
       </w:r>
     </w:p>
     <w:bookmarkEnd w:id="77"/>
@@ -15791,7 +15852,7 @@
         <w:pStyle w:val="SectionKicker"/>
       </w:pPr>
       <w:r>
-        <w:t xml:space="preserve">ARTICLE VIII · SECTION 8.4</w:t>
+        <w:t xml:space="preserve">Article VIII · Section 8.4</w:t>
       </w:r>
     </w:p>
     <w:bookmarkEnd w:id="78"/>
@@ -15914,7 +15975,7 @@
         <w:pStyle w:val="SectionKicker"/>
       </w:pPr>
       <w:r>
-        <w:t xml:space="preserve">ARTICLE VIII · SECTION 8.5</w:t>
+        <w:t xml:space="preserve">Article VIII · Section 8.5</w:t>
       </w:r>
     </w:p>
     <w:bookmarkEnd w:id="79"/>
@@ -16100,7 +16161,7 @@
         <w:pStyle w:val="SectionKicker"/>
       </w:pPr>
       <w:r>
-        <w:t xml:space="preserve">ARTICLE VIII · SECTION 8.6</w:t>
+        <w:t xml:space="preserve">Article VIII · Section 8.6</w:t>
       </w:r>
     </w:p>
     <w:bookmarkEnd w:id="80"/>
@@ -16296,7 +16357,7 @@
         <w:pStyle w:val="SectionKicker"/>
       </w:pPr>
       <w:r>
-        <w:t xml:space="preserve">ARTICLE VIII · SECTION 8.7</w:t>
+        <w:t xml:space="preserve">Article VIII · Section 8.7</w:t>
       </w:r>
     </w:p>
     <w:bookmarkEnd w:id="81"/>
@@ -16421,7 +16482,7 @@
         <w:pStyle w:val="SectionKicker"/>
       </w:pPr>
       <w:r>
-        <w:t xml:space="preserve">ARTICLE VIII · SECTION 8.8</w:t>
+        <w:t xml:space="preserve">Article VIII · Section 8.8</w:t>
       </w:r>
     </w:p>
     <w:bookmarkEnd w:id="82"/>
@@ -16540,12 +16601,14 @@
             </w:pPr>
             <w:r>
               <w:rPr>
-                <w:rFonts w:ascii="Archivo SemiBold" w:hAnsi="Archivo SemiBold"/>
+                <w:rFonts w:ascii="Source Serif 4" w:hAnsi="Source Serif 4"/>
+                <w:i/>
+                <w:smallCaps/>
                 <w:color w:val="8C97AB"/>
-                <w:sz w:val="17"/>
-                <w:spacing w:val="24"/>
-              </w:rPr>
-              <w:t>ARTICLE 9 OF 23</w:t>
+                <w:sz w:val="19"/>
+                <w:spacing w:val="12"/>
+              </w:rPr>
+              <w:t>Article 9 of 23</w:t>
             </w:r>
           </w:p>
           <w:p>
@@ -16588,12 +16651,14 @@
             </w:pPr>
             <w:r>
               <w:rPr>
-                <w:rFonts w:ascii="Archivo" w:hAnsi="Archivo"/>
+                <w:rFonts w:ascii="Source Serif 4" w:hAnsi="Source Serif 4"/>
+                <w:i/>
+                <w:smallCaps/>
                 <w:color w:val="8C97AB"/>
-                <w:sz w:val="17"/>
-                <w:spacing w:val="14"/>
-              </w:rPr>
-              <w:t>SECTIONS 9.1–9.4</w:t>
+                <w:sz w:val="19"/>
+                <w:spacing w:val="10"/>
+              </w:rPr>
+              <w:t>Sections 9.1–9.4</w:t>
             </w:r>
           </w:p>
           <w:p>
@@ -16619,13 +16684,15 @@
             </w:pPr>
             <w:r>
               <w:rPr>
-                <w:rFonts w:ascii="Archivo" w:hAnsi="Archivo"/>
+                <w:rFonts w:ascii="Source Serif 4" w:hAnsi="Source Serif 4"/>
+                <w:i/>
+                <w:smallCaps/>
+                <w:b/>
                 <w:color w:val="B08625"/>
-                <w:b/>
-                <w:sz w:val="16"/>
-                <w:spacing w:val="20"/>
-              </w:rPr>
-              <w:t>SECTIONS OF THIS ARTICLE</w:t>
+                <w:sz w:val="18"/>
+                <w:spacing w:val="12"/>
+              </w:rPr>
+              <w:t>Sections of this Article</w:t>
             </w:r>
           </w:p>
           <w:p>
@@ -16736,7 +16803,7 @@
         <w:pStyle w:val="SectionKicker"/>
       </w:pPr>
       <w:r>
-        <w:t xml:space="preserve">ARTICLE IX · SECTION 9.1</w:t>
+        <w:t xml:space="preserve">Article IX · Section 9.1</w:t>
       </w:r>
     </w:p>
     <w:bookmarkEnd w:id="83"/>
@@ -16838,7 +16905,7 @@
         <w:pStyle w:val="SectionKicker"/>
       </w:pPr>
       <w:r>
-        <w:t xml:space="preserve">ARTICLE IX · SECTION 9.2</w:t>
+        <w:t xml:space="preserve">Article IX · Section 9.2</w:t>
       </w:r>
     </w:p>
     <w:bookmarkEnd w:id="84"/>
@@ -16955,7 +17022,7 @@
         <w:pStyle w:val="SectionKicker"/>
       </w:pPr>
       <w:r>
-        <w:t xml:space="preserve">ARTICLE IX · SECTION 9.3</w:t>
+        <w:t xml:space="preserve">Article IX · Section 9.3</w:t>
       </w:r>
     </w:p>
     <w:bookmarkEnd w:id="85"/>
@@ -17057,7 +17124,7 @@
         <w:pStyle w:val="SectionKicker"/>
       </w:pPr>
       <w:r>
-        <w:t xml:space="preserve">ARTICLE IX · SECTION 9.4</w:t>
+        <w:t xml:space="preserve">Article IX · Section 9.4</w:t>
       </w:r>
     </w:p>
     <w:bookmarkEnd w:id="86"/>
@@ -17220,12 +17287,14 @@
             </w:pPr>
             <w:r>
               <w:rPr>
-                <w:rFonts w:ascii="Archivo SemiBold" w:hAnsi="Archivo SemiBold"/>
+                <w:rFonts w:ascii="Source Serif 4" w:hAnsi="Source Serif 4"/>
+                <w:i/>
+                <w:smallCaps/>
                 <w:color w:val="8C97AB"/>
-                <w:sz w:val="17"/>
-                <w:spacing w:val="24"/>
-              </w:rPr>
-              <w:t>ARTICLE 10 OF 23</w:t>
+                <w:sz w:val="19"/>
+                <w:spacing w:val="12"/>
+              </w:rPr>
+              <w:t>Article 10 of 23</w:t>
             </w:r>
           </w:p>
           <w:p>
@@ -17268,12 +17337,14 @@
             </w:pPr>
             <w:r>
               <w:rPr>
-                <w:rFonts w:ascii="Archivo" w:hAnsi="Archivo"/>
+                <w:rFonts w:ascii="Source Serif 4" w:hAnsi="Source Serif 4"/>
+                <w:i/>
+                <w:smallCaps/>
                 <w:color w:val="8C97AB"/>
-                <w:sz w:val="17"/>
-                <w:spacing w:val="14"/>
-              </w:rPr>
-              <w:t>SECTIONS 10.1–10.3</w:t>
+                <w:sz w:val="19"/>
+                <w:spacing w:val="10"/>
+              </w:rPr>
+              <w:t>Sections 10.1–10.3</w:t>
             </w:r>
           </w:p>
           <w:p>
@@ -17299,13 +17370,15 @@
             </w:pPr>
             <w:r>
               <w:rPr>
-                <w:rFonts w:ascii="Archivo" w:hAnsi="Archivo"/>
+                <w:rFonts w:ascii="Source Serif 4" w:hAnsi="Source Serif 4"/>
+                <w:i/>
+                <w:smallCaps/>
+                <w:b/>
                 <w:color w:val="B08625"/>
-                <w:b/>
-                <w:sz w:val="16"/>
-                <w:spacing w:val="20"/>
-              </w:rPr>
-              <w:t>SECTIONS OF THIS ARTICLE</w:t>
+                <w:sz w:val="18"/>
+                <w:spacing w:val="12"/>
+              </w:rPr>
+              <w:t>Sections of this Article</w:t>
             </w:r>
           </w:p>
           <w:p>
@@ -17393,7 +17466,7 @@
         <w:pStyle w:val="SectionKicker"/>
       </w:pPr>
       <w:r>
-        <w:t xml:space="preserve">ARTICLE X · SECTION 10.1</w:t>
+        <w:t xml:space="preserve">Article X · Section 10.1</w:t>
       </w:r>
     </w:p>
     <w:bookmarkEnd w:id="87"/>
@@ -18095,7 +18168,7 @@
         <w:pStyle w:val="SectionKicker"/>
       </w:pPr>
       <w:r>
-        <w:t xml:space="preserve">ARTICLE X · SECTION 10.2</w:t>
+        <w:t xml:space="preserve">Article X · Section 10.2</w:t>
       </w:r>
     </w:p>
     <w:bookmarkEnd w:id="88"/>
@@ -18212,7 +18285,7 @@
         <w:pStyle w:val="SectionKicker"/>
       </w:pPr>
       <w:r>
-        <w:t xml:space="preserve">ARTICLE X · SECTION 10.3</w:t>
+        <w:t xml:space="preserve">Article X · Section 10.3</w:t>
       </w:r>
     </w:p>
     <w:bookmarkEnd w:id="89"/>
@@ -18331,12 +18404,14 @@
             </w:pPr>
             <w:r>
               <w:rPr>
-                <w:rFonts w:ascii="Archivo SemiBold" w:hAnsi="Archivo SemiBold"/>
+                <w:rFonts w:ascii="Source Serif 4" w:hAnsi="Source Serif 4"/>
+                <w:i/>
+                <w:smallCaps/>
                 <w:color w:val="8C97AB"/>
-                <w:sz w:val="17"/>
-                <w:spacing w:val="24"/>
-              </w:rPr>
-              <w:t>ARTICLE 11 OF 23</w:t>
+                <w:sz w:val="19"/>
+                <w:spacing w:val="12"/>
+              </w:rPr>
+              <w:t>Article 11 of 23</w:t>
             </w:r>
           </w:p>
           <w:p>
@@ -18379,12 +18454,14 @@
             </w:pPr>
             <w:r>
               <w:rPr>
-                <w:rFonts w:ascii="Archivo" w:hAnsi="Archivo"/>
+                <w:rFonts w:ascii="Source Serif 4" w:hAnsi="Source Serif 4"/>
+                <w:i/>
+                <w:smallCaps/>
                 <w:color w:val="8C97AB"/>
-                <w:sz w:val="17"/>
-                <w:spacing w:val="14"/>
-              </w:rPr>
-              <w:t>SECTIONS 11.1–11.2</w:t>
+                <w:sz w:val="19"/>
+                <w:spacing w:val="10"/>
+              </w:rPr>
+              <w:t>Sections 11.1–11.2</w:t>
             </w:r>
           </w:p>
           <w:p>
@@ -18410,13 +18487,15 @@
             </w:pPr>
             <w:r>
               <w:rPr>
-                <w:rFonts w:ascii="Archivo" w:hAnsi="Archivo"/>
+                <w:rFonts w:ascii="Source Serif 4" w:hAnsi="Source Serif 4"/>
+                <w:i/>
+                <w:smallCaps/>
+                <w:b/>
                 <w:color w:val="B08625"/>
-                <w:b/>
-                <w:sz w:val="16"/>
-                <w:spacing w:val="20"/>
-              </w:rPr>
-              <w:t>SECTIONS OF THIS ARTICLE</w:t>
+                <w:sz w:val="18"/>
+                <w:spacing w:val="12"/>
+              </w:rPr>
+              <w:t>Sections of this Article</w:t>
             </w:r>
           </w:p>
           <w:p>
@@ -18481,7 +18560,7 @@
         <w:pStyle w:val="SectionKicker"/>
       </w:pPr>
       <w:r>
-        <w:t xml:space="preserve">ARTICLE XI · SECTION 11.1</w:t>
+        <w:t xml:space="preserve">Article XI · Section 11.1</w:t>
       </w:r>
     </w:p>
     <w:bookmarkEnd w:id="90"/>
@@ -18604,7 +18683,7 @@
         <w:pStyle w:val="SectionKicker"/>
       </w:pPr>
       <w:r>
-        <w:t xml:space="preserve">ARTICLE XI · SECTION 11.2</w:t>
+        <w:t xml:space="preserve">Article XI · Section 11.2</w:t>
       </w:r>
     </w:p>
     <w:bookmarkEnd w:id="91"/>
@@ -18767,12 +18846,14 @@
             </w:pPr>
             <w:r>
               <w:rPr>
-                <w:rFonts w:ascii="Archivo SemiBold" w:hAnsi="Archivo SemiBold"/>
+                <w:rFonts w:ascii="Source Serif 4" w:hAnsi="Source Serif 4"/>
+                <w:i/>
+                <w:smallCaps/>
                 <w:color w:val="8C97AB"/>
-                <w:sz w:val="17"/>
-                <w:spacing w:val="24"/>
-              </w:rPr>
-              <w:t>ARTICLE 12 OF 23</w:t>
+                <w:sz w:val="19"/>
+                <w:spacing w:val="12"/>
+              </w:rPr>
+              <w:t>Article 12 of 23</w:t>
             </w:r>
           </w:p>
           <w:p>
@@ -18815,12 +18896,14 @@
             </w:pPr>
             <w:r>
               <w:rPr>
-                <w:rFonts w:ascii="Archivo" w:hAnsi="Archivo"/>
+                <w:rFonts w:ascii="Source Serif 4" w:hAnsi="Source Serif 4"/>
+                <w:i/>
+                <w:smallCaps/>
                 <w:color w:val="8C97AB"/>
-                <w:sz w:val="17"/>
-                <w:spacing w:val="14"/>
-              </w:rPr>
-              <w:t>SECTIONS 12.1–12.3</w:t>
+                <w:sz w:val="19"/>
+                <w:spacing w:val="10"/>
+              </w:rPr>
+              <w:t>Sections 12.1–12.3</w:t>
             </w:r>
           </w:p>
           <w:p>
@@ -18846,13 +18929,15 @@
             </w:pPr>
             <w:r>
               <w:rPr>
-                <w:rFonts w:ascii="Archivo" w:hAnsi="Archivo"/>
+                <w:rFonts w:ascii="Source Serif 4" w:hAnsi="Source Serif 4"/>
+                <w:i/>
+                <w:smallCaps/>
+                <w:b/>
                 <w:color w:val="B08625"/>
-                <w:b/>
-                <w:sz w:val="16"/>
-                <w:spacing w:val="20"/>
-              </w:rPr>
-              <w:t>SECTIONS OF THIS ARTICLE</w:t>
+                <w:sz w:val="18"/>
+                <w:spacing w:val="12"/>
+              </w:rPr>
+              <w:t>Sections of this Article</w:t>
             </w:r>
           </w:p>
           <w:p>
@@ -18940,7 +19025,7 @@
         <w:pStyle w:val="SectionKicker"/>
       </w:pPr>
       <w:r>
-        <w:t xml:space="preserve">ARTICLE XII · SECTION 12.1</w:t>
+        <w:t xml:space="preserve">Article XII · Section 12.1</w:t>
       </w:r>
     </w:p>
     <w:bookmarkEnd w:id="92"/>
@@ -19042,7 +19127,7 @@
         <w:pStyle w:val="SectionKicker"/>
       </w:pPr>
       <w:r>
-        <w:t xml:space="preserve">ARTICLE XII · SECTION 12.2</w:t>
+        <w:t xml:space="preserve">Article XII · Section 12.2</w:t>
       </w:r>
     </w:p>
     <w:bookmarkEnd w:id="93"/>
@@ -19159,7 +19244,7 @@
         <w:pStyle w:val="SectionKicker"/>
       </w:pPr>
       <w:r>
-        <w:t xml:space="preserve">ARTICLE XII · SECTION 12.3</w:t>
+        <w:t xml:space="preserve">Article XII · Section 12.3</w:t>
       </w:r>
     </w:p>
     <w:bookmarkEnd w:id="94"/>
@@ -19301,12 +19386,14 @@
             </w:pPr>
             <w:r>
               <w:rPr>
-                <w:rFonts w:ascii="Archivo SemiBold" w:hAnsi="Archivo SemiBold"/>
+                <w:rFonts w:ascii="Source Serif 4" w:hAnsi="Source Serif 4"/>
+                <w:i/>
+                <w:smallCaps/>
                 <w:color w:val="8C97AB"/>
-                <w:sz w:val="17"/>
-                <w:spacing w:val="24"/>
-              </w:rPr>
-              <w:t>ARTICLE 13 OF 23</w:t>
+                <w:sz w:val="19"/>
+                <w:spacing w:val="12"/>
+              </w:rPr>
+              <w:t>Article 13 of 23</w:t>
             </w:r>
           </w:p>
           <w:p>
@@ -19349,12 +19436,14 @@
             </w:pPr>
             <w:r>
               <w:rPr>
-                <w:rFonts w:ascii="Archivo" w:hAnsi="Archivo"/>
+                <w:rFonts w:ascii="Source Serif 4" w:hAnsi="Source Serif 4"/>
+                <w:i/>
+                <w:smallCaps/>
                 <w:color w:val="8C97AB"/>
-                <w:sz w:val="17"/>
-                <w:spacing w:val="14"/>
-              </w:rPr>
-              <w:t>SECTIONS 13.1–13.2</w:t>
+                <w:sz w:val="19"/>
+                <w:spacing w:val="10"/>
+              </w:rPr>
+              <w:t>Sections 13.1–13.2</w:t>
             </w:r>
           </w:p>
           <w:p>
@@ -19380,13 +19469,15 @@
             </w:pPr>
             <w:r>
               <w:rPr>
-                <w:rFonts w:ascii="Archivo" w:hAnsi="Archivo"/>
+                <w:rFonts w:ascii="Source Serif 4" w:hAnsi="Source Serif 4"/>
+                <w:i/>
+                <w:smallCaps/>
+                <w:b/>
                 <w:color w:val="B08625"/>
-                <w:b/>
-                <w:sz w:val="16"/>
-                <w:spacing w:val="20"/>
-              </w:rPr>
-              <w:t>SECTIONS OF THIS ARTICLE</w:t>
+                <w:sz w:val="18"/>
+                <w:spacing w:val="12"/>
+              </w:rPr>
+              <w:t>Sections of this Article</w:t>
             </w:r>
           </w:p>
           <w:p>
@@ -19451,7 +19542,7 @@
         <w:pStyle w:val="SectionKicker"/>
       </w:pPr>
       <w:r>
-        <w:t xml:space="preserve">ARTICLE XIII · SECTION 13.1</w:t>
+        <w:t xml:space="preserve">Article XIII · Section 13.1</w:t>
       </w:r>
     </w:p>
     <w:bookmarkEnd w:id="95"/>
@@ -19553,7 +19644,7 @@
         <w:pStyle w:val="SectionKicker"/>
       </w:pPr>
       <w:r>
-        <w:t xml:space="preserve">ARTICLE XIII · SECTION 13.2</w:t>
+        <w:t xml:space="preserve">Article XIII · Section 13.2</w:t>
       </w:r>
     </w:p>
     <w:bookmarkEnd w:id="96"/>
@@ -19695,12 +19786,14 @@
             </w:pPr>
             <w:r>
               <w:rPr>
-                <w:rFonts w:ascii="Archivo SemiBold" w:hAnsi="Archivo SemiBold"/>
+                <w:rFonts w:ascii="Source Serif 4" w:hAnsi="Source Serif 4"/>
+                <w:i/>
+                <w:smallCaps/>
                 <w:color w:val="8C97AB"/>
-                <w:sz w:val="17"/>
-                <w:spacing w:val="24"/>
-              </w:rPr>
-              <w:t>ARTICLE 14 OF 23</w:t>
+                <w:sz w:val="19"/>
+                <w:spacing w:val="12"/>
+              </w:rPr>
+              <w:t>Article 14 of 23</w:t>
             </w:r>
           </w:p>
           <w:p>
@@ -19743,12 +19836,14 @@
             </w:pPr>
             <w:r>
               <w:rPr>
-                <w:rFonts w:ascii="Archivo" w:hAnsi="Archivo"/>
+                <w:rFonts w:ascii="Source Serif 4" w:hAnsi="Source Serif 4"/>
+                <w:i/>
+                <w:smallCaps/>
                 <w:color w:val="8C97AB"/>
-                <w:sz w:val="17"/>
-                <w:spacing w:val="14"/>
-              </w:rPr>
-              <w:t>SECTIONS 14.1–14.3</w:t>
+                <w:sz w:val="19"/>
+                <w:spacing w:val="10"/>
+              </w:rPr>
+              <w:t>Sections 14.1–14.3</w:t>
             </w:r>
           </w:p>
           <w:p>
@@ -19774,13 +19869,15 @@
             </w:pPr>
             <w:r>
               <w:rPr>
-                <w:rFonts w:ascii="Archivo" w:hAnsi="Archivo"/>
+                <w:rFonts w:ascii="Source Serif 4" w:hAnsi="Source Serif 4"/>
+                <w:i/>
+                <w:smallCaps/>
+                <w:b/>
                 <w:color w:val="B08625"/>
-                <w:b/>
-                <w:sz w:val="16"/>
-                <w:spacing w:val="20"/>
-              </w:rPr>
-              <w:t>SECTIONS OF THIS ARTICLE</w:t>
+                <w:sz w:val="18"/>
+                <w:spacing w:val="12"/>
+              </w:rPr>
+              <w:t>Sections of this Article</w:t>
             </w:r>
           </w:p>
           <w:p>
@@ -19868,7 +19965,7 @@
         <w:pStyle w:val="SectionKicker"/>
       </w:pPr>
       <w:r>
-        <w:t xml:space="preserve">ARTICLE XIV · SECTION 14.1</w:t>
+        <w:t xml:space="preserve">Article XIV · Section 14.1</w:t>
       </w:r>
     </w:p>
     <w:bookmarkEnd w:id="97"/>
@@ -19949,7 +20046,7 @@
         <w:pStyle w:val="SectionKicker"/>
       </w:pPr>
       <w:r>
-        <w:t xml:space="preserve">ARTICLE XIV · SECTION 14.2</w:t>
+        <w:t xml:space="preserve">Article XIV · Section 14.2</w:t>
       </w:r>
     </w:p>
     <w:bookmarkEnd w:id="98"/>
@@ -20051,7 +20148,7 @@
         <w:pStyle w:val="SectionKicker"/>
       </w:pPr>
       <w:r>
-        <w:t xml:space="preserve">ARTICLE XIV · SECTION 14.3</w:t>
+        <w:t xml:space="preserve">Article XIV · Section 14.3</w:t>
       </w:r>
     </w:p>
     <w:bookmarkEnd w:id="99"/>
@@ -20170,12 +20267,14 @@
             </w:pPr>
             <w:r>
               <w:rPr>
-                <w:rFonts w:ascii="Archivo SemiBold" w:hAnsi="Archivo SemiBold"/>
+                <w:rFonts w:ascii="Source Serif 4" w:hAnsi="Source Serif 4"/>
+                <w:i/>
+                <w:smallCaps/>
                 <w:color w:val="8C97AB"/>
-                <w:sz w:val="17"/>
-                <w:spacing w:val="24"/>
-              </w:rPr>
-              <w:t>ARTICLE 15 OF 23</w:t>
+                <w:sz w:val="19"/>
+                <w:spacing w:val="12"/>
+              </w:rPr>
+              <w:t>Article 15 of 23</w:t>
             </w:r>
           </w:p>
           <w:p>
@@ -20218,12 +20317,14 @@
             </w:pPr>
             <w:r>
               <w:rPr>
-                <w:rFonts w:ascii="Archivo" w:hAnsi="Archivo"/>
+                <w:rFonts w:ascii="Source Serif 4" w:hAnsi="Source Serif 4"/>
+                <w:i/>
+                <w:smallCaps/>
                 <w:color w:val="8C97AB"/>
-                <w:sz w:val="17"/>
-                <w:spacing w:val="14"/>
-              </w:rPr>
-              <w:t>SECTIONS 15.1–15.4</w:t>
+                <w:sz w:val="19"/>
+                <w:spacing w:val="10"/>
+              </w:rPr>
+              <w:t>Sections 15.1–15.4</w:t>
             </w:r>
           </w:p>
           <w:p>
@@ -20249,13 +20350,15 @@
             </w:pPr>
             <w:r>
               <w:rPr>
-                <w:rFonts w:ascii="Archivo" w:hAnsi="Archivo"/>
+                <w:rFonts w:ascii="Source Serif 4" w:hAnsi="Source Serif 4"/>
+                <w:i/>
+                <w:smallCaps/>
+                <w:b/>
                 <w:color w:val="B08625"/>
-                <w:b/>
-                <w:sz w:val="16"/>
-                <w:spacing w:val="20"/>
-              </w:rPr>
-              <w:t>SECTIONS OF THIS ARTICLE</w:t>
+                <w:sz w:val="18"/>
+                <w:spacing w:val="12"/>
+              </w:rPr>
+              <w:t>Sections of this Article</w:t>
             </w:r>
           </w:p>
           <w:p>
@@ -20366,7 +20469,7 @@
         <w:pStyle w:val="SectionKicker"/>
       </w:pPr>
       <w:r>
-        <w:t xml:space="preserve">ARTICLE XV · SECTION 15.1</w:t>
+        <w:t xml:space="preserve">Article XV · Section 15.1</w:t>
       </w:r>
     </w:p>
     <w:bookmarkEnd w:id="100"/>
@@ -20499,7 +20602,7 @@
         <w:pStyle w:val="SectionKicker"/>
       </w:pPr>
       <w:r>
-        <w:t xml:space="preserve">ARTICLE XV · SECTION 15.2</w:t>
+        <w:t xml:space="preserve">Article XV · Section 15.2</w:t>
       </w:r>
     </w:p>
     <w:bookmarkEnd w:id="101"/>
@@ -20601,7 +20704,7 @@
         <w:pStyle w:val="SectionKicker"/>
       </w:pPr>
       <w:r>
-        <w:t xml:space="preserve">ARTICLE XV · SECTION 15.3</w:t>
+        <w:t xml:space="preserve">Article XV · Section 15.3</w:t>
       </w:r>
     </w:p>
     <w:bookmarkEnd w:id="102"/>
@@ -20682,7 +20785,7 @@
         <w:pStyle w:val="SectionKicker"/>
       </w:pPr>
       <w:r>
-        <w:t xml:space="preserve">ARTICLE XV · SECTION 15.4</w:t>
+        <w:t xml:space="preserve">Article XV · Section 15.4</w:t>
       </w:r>
     </w:p>
     <w:bookmarkEnd w:id="103"/>
@@ -20801,12 +20904,14 @@
             </w:pPr>
             <w:r>
               <w:rPr>
-                <w:rFonts w:ascii="Archivo SemiBold" w:hAnsi="Archivo SemiBold"/>
+                <w:rFonts w:ascii="Source Serif 4" w:hAnsi="Source Serif 4"/>
+                <w:i/>
+                <w:smallCaps/>
                 <w:color w:val="8C97AB"/>
-                <w:sz w:val="17"/>
-                <w:spacing w:val="24"/>
-              </w:rPr>
-              <w:t>ARTICLE 16 OF 23</w:t>
+                <w:sz w:val="19"/>
+                <w:spacing w:val="12"/>
+              </w:rPr>
+              <w:t>Article 16 of 23</w:t>
             </w:r>
           </w:p>
           <w:p>
@@ -20849,12 +20954,14 @@
             </w:pPr>
             <w:r>
               <w:rPr>
-                <w:rFonts w:ascii="Archivo" w:hAnsi="Archivo"/>
+                <w:rFonts w:ascii="Source Serif 4" w:hAnsi="Source Serif 4"/>
+                <w:i/>
+                <w:smallCaps/>
                 <w:color w:val="8C97AB"/>
-                <w:sz w:val="17"/>
-                <w:spacing w:val="14"/>
-              </w:rPr>
-              <w:t>SECTIONS 16.1–16.3</w:t>
+                <w:sz w:val="19"/>
+                <w:spacing w:val="10"/>
+              </w:rPr>
+              <w:t>Sections 16.1–16.3</w:t>
             </w:r>
           </w:p>
           <w:p>
@@ -20880,13 +20987,15 @@
             </w:pPr>
             <w:r>
               <w:rPr>
-                <w:rFonts w:ascii="Archivo" w:hAnsi="Archivo"/>
+                <w:rFonts w:ascii="Source Serif 4" w:hAnsi="Source Serif 4"/>
+                <w:i/>
+                <w:smallCaps/>
+                <w:b/>
                 <w:color w:val="B08625"/>
-                <w:b/>
-                <w:sz w:val="16"/>
-                <w:spacing w:val="20"/>
-              </w:rPr>
-              <w:t>SECTIONS OF THIS ARTICLE</w:t>
+                <w:sz w:val="18"/>
+                <w:spacing w:val="12"/>
+              </w:rPr>
+              <w:t>Sections of this Article</w:t>
             </w:r>
           </w:p>
           <w:p>
@@ -20974,7 +21083,7 @@
         <w:pStyle w:val="SectionKicker"/>
       </w:pPr>
       <w:r>
-        <w:t xml:space="preserve">ARTICLE XVI · SECTION 16.1</w:t>
+        <w:t xml:space="preserve">Article XVI · Section 16.1</w:t>
       </w:r>
     </w:p>
     <w:bookmarkEnd w:id="104"/>
@@ -21055,7 +21164,7 @@
         <w:pStyle w:val="SectionKicker"/>
       </w:pPr>
       <w:r>
-        <w:t xml:space="preserve">ARTICLE XVI · SECTION 16.2</w:t>
+        <w:t xml:space="preserve">Article XVI · Section 16.2</w:t>
       </w:r>
     </w:p>
     <w:bookmarkEnd w:id="105"/>
@@ -21136,7 +21245,7 @@
         <w:pStyle w:val="SectionKicker"/>
       </w:pPr>
       <w:r>
-        <w:t xml:space="preserve">ARTICLE XVI · SECTION 16.3</w:t>
+        <w:t xml:space="preserve">Article XVI · Section 16.3</w:t>
       </w:r>
     </w:p>
     <w:bookmarkEnd w:id="106"/>
@@ -21255,12 +21364,14 @@
             </w:pPr>
             <w:r>
               <w:rPr>
-                <w:rFonts w:ascii="Archivo SemiBold" w:hAnsi="Archivo SemiBold"/>
+                <w:rFonts w:ascii="Source Serif 4" w:hAnsi="Source Serif 4"/>
+                <w:i/>
+                <w:smallCaps/>
                 <w:color w:val="8C97AB"/>
-                <w:sz w:val="17"/>
-                <w:spacing w:val="24"/>
-              </w:rPr>
-              <w:t>ARTICLE 17 OF 23</w:t>
+                <w:sz w:val="19"/>
+                <w:spacing w:val="12"/>
+              </w:rPr>
+              <w:t>Article 17 of 23</w:t>
             </w:r>
           </w:p>
           <w:p>
@@ -21303,12 +21414,14 @@
             </w:pPr>
             <w:r>
               <w:rPr>
-                <w:rFonts w:ascii="Archivo" w:hAnsi="Archivo"/>
+                <w:rFonts w:ascii="Source Serif 4" w:hAnsi="Source Serif 4"/>
+                <w:i/>
+                <w:smallCaps/>
                 <w:color w:val="8C97AB"/>
-                <w:sz w:val="17"/>
-                <w:spacing w:val="14"/>
-              </w:rPr>
-              <w:t>SECTIONS 17.1–17.2</w:t>
+                <w:sz w:val="19"/>
+                <w:spacing w:val="10"/>
+              </w:rPr>
+              <w:t>Sections 17.1–17.2</w:t>
             </w:r>
           </w:p>
           <w:p>
@@ -21334,13 +21447,15 @@
             </w:pPr>
             <w:r>
               <w:rPr>
-                <w:rFonts w:ascii="Archivo" w:hAnsi="Archivo"/>
+                <w:rFonts w:ascii="Source Serif 4" w:hAnsi="Source Serif 4"/>
+                <w:i/>
+                <w:smallCaps/>
+                <w:b/>
                 <w:color w:val="B08625"/>
-                <w:b/>
-                <w:sz w:val="16"/>
-                <w:spacing w:val="20"/>
-              </w:rPr>
-              <w:t>SECTIONS OF THIS ARTICLE</w:t>
+                <w:sz w:val="18"/>
+                <w:spacing w:val="12"/>
+              </w:rPr>
+              <w:t>Sections of this Article</w:t>
             </w:r>
           </w:p>
           <w:p>
@@ -21405,7 +21520,7 @@
         <w:pStyle w:val="SectionKicker"/>
       </w:pPr>
       <w:r>
-        <w:t xml:space="preserve">ARTICLE XVII · SECTION 17.1</w:t>
+        <w:t xml:space="preserve">Article XVII · Section 17.1</w:t>
       </w:r>
     </w:p>
     <w:bookmarkEnd w:id="107"/>
@@ -21486,7 +21601,7 @@
         <w:pStyle w:val="SectionKicker"/>
       </w:pPr>
       <w:r>
-        <w:t xml:space="preserve">ARTICLE XVII · SECTION 17.2</w:t>
+        <w:t xml:space="preserve">Article XVII · Section 17.2</w:t>
       </w:r>
     </w:p>
     <w:bookmarkEnd w:id="108"/>
@@ -21605,12 +21720,14 @@
             </w:pPr>
             <w:r>
               <w:rPr>
-                <w:rFonts w:ascii="Archivo SemiBold" w:hAnsi="Archivo SemiBold"/>
+                <w:rFonts w:ascii="Source Serif 4" w:hAnsi="Source Serif 4"/>
+                <w:i/>
+                <w:smallCaps/>
                 <w:color w:val="8C97AB"/>
-                <w:sz w:val="17"/>
-                <w:spacing w:val="24"/>
-              </w:rPr>
-              <w:t>ARTICLE 18 OF 23</w:t>
+                <w:sz w:val="19"/>
+                <w:spacing w:val="12"/>
+              </w:rPr>
+              <w:t>Article 18 of 23</w:t>
             </w:r>
           </w:p>
           <w:p>
@@ -21653,12 +21770,14 @@
             </w:pPr>
             <w:r>
               <w:rPr>
-                <w:rFonts w:ascii="Archivo" w:hAnsi="Archivo"/>
+                <w:rFonts w:ascii="Source Serif 4" w:hAnsi="Source Serif 4"/>
+                <w:i/>
+                <w:smallCaps/>
                 <w:color w:val="8C97AB"/>
-                <w:sz w:val="17"/>
-                <w:spacing w:val="14"/>
-              </w:rPr>
-              <w:t>SECTIONS 18.1–18.2</w:t>
+                <w:sz w:val="19"/>
+                <w:spacing w:val="10"/>
+              </w:rPr>
+              <w:t>Sections 18.1–18.2</w:t>
             </w:r>
           </w:p>
           <w:p>
@@ -21684,13 +21803,15 @@
             </w:pPr>
             <w:r>
               <w:rPr>
-                <w:rFonts w:ascii="Archivo" w:hAnsi="Archivo"/>
+                <w:rFonts w:ascii="Source Serif 4" w:hAnsi="Source Serif 4"/>
+                <w:i/>
+                <w:smallCaps/>
+                <w:b/>
                 <w:color w:val="B08625"/>
-                <w:b/>
-                <w:sz w:val="16"/>
-                <w:spacing w:val="20"/>
-              </w:rPr>
-              <w:t>SECTIONS OF THIS ARTICLE</w:t>
+                <w:sz w:val="18"/>
+                <w:spacing w:val="12"/>
+              </w:rPr>
+              <w:t>Sections of this Article</w:t>
             </w:r>
           </w:p>
           <w:p>
@@ -21755,7 +21876,7 @@
         <w:pStyle w:val="SectionKicker"/>
       </w:pPr>
       <w:r>
-        <w:t xml:space="preserve">ARTICLE XVIII · SECTION 18.1</w:t>
+        <w:t xml:space="preserve">Article XVIII · Section 18.1</w:t>
       </w:r>
     </w:p>
     <w:bookmarkEnd w:id="109"/>
@@ -21857,7 +21978,7 @@
         <w:pStyle w:val="SectionKicker"/>
       </w:pPr>
       <w:r>
-        <w:t xml:space="preserve">ARTICLE XVIII · SECTION 18.2</w:t>
+        <w:t xml:space="preserve">Article XVIII · Section 18.2</w:t>
       </w:r>
     </w:p>
     <w:bookmarkEnd w:id="110"/>
@@ -21955,12 +22076,14 @@
             </w:pPr>
             <w:r>
               <w:rPr>
-                <w:rFonts w:ascii="Archivo SemiBold" w:hAnsi="Archivo SemiBold"/>
+                <w:rFonts w:ascii="Source Serif 4" w:hAnsi="Source Serif 4"/>
+                <w:i/>
+                <w:smallCaps/>
                 <w:color w:val="8C97AB"/>
-                <w:sz w:val="17"/>
-                <w:spacing w:val="24"/>
-              </w:rPr>
-              <w:t>ARTICLE 19 OF 23</w:t>
+                <w:sz w:val="19"/>
+                <w:spacing w:val="12"/>
+              </w:rPr>
+              <w:t>Article 19 of 23</w:t>
             </w:r>
           </w:p>
           <w:p>
@@ -22003,12 +22126,14 @@
             </w:pPr>
             <w:r>
               <w:rPr>
-                <w:rFonts w:ascii="Archivo" w:hAnsi="Archivo"/>
+                <w:rFonts w:ascii="Source Serif 4" w:hAnsi="Source Serif 4"/>
+                <w:i/>
+                <w:smallCaps/>
                 <w:color w:val="8C97AB"/>
-                <w:sz w:val="17"/>
-                <w:spacing w:val="14"/>
-              </w:rPr>
-              <w:t>SECTION 19.1</w:t>
+                <w:sz w:val="19"/>
+                <w:spacing w:val="10"/>
+              </w:rPr>
+              <w:t>Section 19.1</w:t>
             </w:r>
           </w:p>
           <w:p>
@@ -22034,13 +22159,15 @@
             </w:pPr>
             <w:r>
               <w:rPr>
-                <w:rFonts w:ascii="Archivo" w:hAnsi="Archivo"/>
+                <w:rFonts w:ascii="Source Serif 4" w:hAnsi="Source Serif 4"/>
+                <w:i/>
+                <w:smallCaps/>
+                <w:b/>
                 <w:color w:val="B08625"/>
-                <w:b/>
-                <w:sz w:val="16"/>
-                <w:spacing w:val="20"/>
-              </w:rPr>
-              <w:t>SECTIONS OF THIS ARTICLE</w:t>
+                <w:sz w:val="18"/>
+                <w:spacing w:val="12"/>
+              </w:rPr>
+              <w:t>Sections of this Article</w:t>
             </w:r>
           </w:p>
           <w:p>
@@ -22082,7 +22209,7 @@
         <w:pStyle w:val="SectionKicker"/>
       </w:pPr>
       <w:r>
-        <w:t xml:space="preserve">ARTICLE XIX · SECTION 19.1</w:t>
+        <w:t xml:space="preserve">Article XIX · Section 19.1</w:t>
       </w:r>
     </w:p>
     <w:bookmarkEnd w:id="111"/>
@@ -22222,12 +22349,14 @@
             </w:pPr>
             <w:r>
               <w:rPr>
-                <w:rFonts w:ascii="Archivo SemiBold" w:hAnsi="Archivo SemiBold"/>
+                <w:rFonts w:ascii="Source Serif 4" w:hAnsi="Source Serif 4"/>
+                <w:i/>
+                <w:smallCaps/>
                 <w:color w:val="8C97AB"/>
-                <w:sz w:val="17"/>
-                <w:spacing w:val="24"/>
-              </w:rPr>
-              <w:t>ARTICLE 20 OF 23</w:t>
+                <w:sz w:val="19"/>
+                <w:spacing w:val="12"/>
+              </w:rPr>
+              <w:t>Article 20 of 23</w:t>
             </w:r>
           </w:p>
           <w:p>
@@ -22270,12 +22399,14 @@
             </w:pPr>
             <w:r>
               <w:rPr>
-                <w:rFonts w:ascii="Archivo" w:hAnsi="Archivo"/>
+                <w:rFonts w:ascii="Source Serif 4" w:hAnsi="Source Serif 4"/>
+                <w:i/>
+                <w:smallCaps/>
                 <w:color w:val="8C97AB"/>
-                <w:sz w:val="17"/>
-                <w:spacing w:val="14"/>
-              </w:rPr>
-              <w:t>SECTION 20.1</w:t>
+                <w:sz w:val="19"/>
+                <w:spacing w:val="10"/>
+              </w:rPr>
+              <w:t>Section 20.1</w:t>
             </w:r>
           </w:p>
           <w:p>
@@ -22301,13 +22432,15 @@
             </w:pPr>
             <w:r>
               <w:rPr>
-                <w:rFonts w:ascii="Archivo" w:hAnsi="Archivo"/>
+                <w:rFonts w:ascii="Source Serif 4" w:hAnsi="Source Serif 4"/>
+                <w:i/>
+                <w:smallCaps/>
+                <w:b/>
                 <w:color w:val="B08625"/>
-                <w:b/>
-                <w:sz w:val="16"/>
-                <w:spacing w:val="20"/>
-              </w:rPr>
-              <w:t>SECTIONS OF THIS ARTICLE</w:t>
+                <w:sz w:val="18"/>
+                <w:spacing w:val="12"/>
+              </w:rPr>
+              <w:t>Sections of this Article</w:t>
             </w:r>
           </w:p>
           <w:p>
@@ -22349,7 +22482,7 @@
         <w:pStyle w:val="SectionKicker"/>
       </w:pPr>
       <w:r>
-        <w:t xml:space="preserve">ARTICLE XX · SECTION 20.1</w:t>
+        <w:t xml:space="preserve">Article XX · Section 20.1</w:t>
       </w:r>
     </w:p>
     <w:bookmarkEnd w:id="112"/>
@@ -22489,12 +22622,14 @@
             </w:pPr>
             <w:r>
               <w:rPr>
-                <w:rFonts w:ascii="Archivo SemiBold" w:hAnsi="Archivo SemiBold"/>
+                <w:rFonts w:ascii="Source Serif 4" w:hAnsi="Source Serif 4"/>
+                <w:i/>
+                <w:smallCaps/>
                 <w:color w:val="8C97AB"/>
-                <w:sz w:val="17"/>
-                <w:spacing w:val="24"/>
-              </w:rPr>
-              <w:t>ARTICLE 21 OF 23</w:t>
+                <w:sz w:val="19"/>
+                <w:spacing w:val="12"/>
+              </w:rPr>
+              <w:t>Article 21 of 23</w:t>
             </w:r>
           </w:p>
           <w:p>
@@ -22537,12 +22672,14 @@
             </w:pPr>
             <w:r>
               <w:rPr>
-                <w:rFonts w:ascii="Archivo" w:hAnsi="Archivo"/>
+                <w:rFonts w:ascii="Source Serif 4" w:hAnsi="Source Serif 4"/>
+                <w:i/>
+                <w:smallCaps/>
                 <w:color w:val="8C97AB"/>
-                <w:sz w:val="17"/>
-                <w:spacing w:val="14"/>
-              </w:rPr>
-              <w:t>SECTIONS 21.1–21.3</w:t>
+                <w:sz w:val="19"/>
+                <w:spacing w:val="10"/>
+              </w:rPr>
+              <w:t>Sections 21.1–21.3</w:t>
             </w:r>
           </w:p>
           <w:p>
@@ -22568,13 +22705,15 @@
             </w:pPr>
             <w:r>
               <w:rPr>
-                <w:rFonts w:ascii="Archivo" w:hAnsi="Archivo"/>
+                <w:rFonts w:ascii="Source Serif 4" w:hAnsi="Source Serif 4"/>
+                <w:i/>
+                <w:smallCaps/>
+                <w:b/>
                 <w:color w:val="B08625"/>
-                <w:b/>
-                <w:sz w:val="16"/>
-                <w:spacing w:val="20"/>
-              </w:rPr>
-              <w:t>SECTIONS OF THIS ARTICLE</w:t>
+                <w:sz w:val="18"/>
+                <w:spacing w:val="12"/>
+              </w:rPr>
+              <w:t>Sections of this Article</w:t>
             </w:r>
           </w:p>
           <w:p>
@@ -22662,7 +22801,7 @@
         <w:pStyle w:val="SectionKicker"/>
       </w:pPr>
       <w:r>
-        <w:t xml:space="preserve">ARTICLE XXI · SECTION 21.1</w:t>
+        <w:t xml:space="preserve">Article XXI · Section 21.1</w:t>
       </w:r>
     </w:p>
     <w:bookmarkEnd w:id="113"/>
@@ -22743,7 +22882,7 @@
         <w:pStyle w:val="SectionKicker"/>
       </w:pPr>
       <w:r>
-        <w:t xml:space="preserve">ARTICLE XXI · SECTION 21.2</w:t>
+        <w:t xml:space="preserve">Article XXI · Section 21.2</w:t>
       </w:r>
     </w:p>
     <w:bookmarkEnd w:id="114"/>
@@ -22803,7 +22942,7 @@
         <w:pStyle w:val="SectionKicker"/>
       </w:pPr>
       <w:r>
-        <w:t xml:space="preserve">ARTICLE XXI · SECTION 21.3</w:t>
+        <w:t xml:space="preserve">Article XXI · Section 21.3</w:t>
       </w:r>
     </w:p>
     <w:bookmarkEnd w:id="115"/>
@@ -22901,12 +23040,14 @@
             </w:pPr>
             <w:r>
               <w:rPr>
-                <w:rFonts w:ascii="Archivo SemiBold" w:hAnsi="Archivo SemiBold"/>
+                <w:rFonts w:ascii="Source Serif 4" w:hAnsi="Source Serif 4"/>
+                <w:i/>
+                <w:smallCaps/>
                 <w:color w:val="8C97AB"/>
-                <w:sz w:val="17"/>
-                <w:spacing w:val="24"/>
-              </w:rPr>
-              <w:t>ARTICLE 22 OF 23</w:t>
+                <w:sz w:val="19"/>
+                <w:spacing w:val="12"/>
+              </w:rPr>
+              <w:t>Article 22 of 23</w:t>
             </w:r>
           </w:p>
           <w:p>
@@ -22949,12 +23090,14 @@
             </w:pPr>
             <w:r>
               <w:rPr>
-                <w:rFonts w:ascii="Archivo" w:hAnsi="Archivo"/>
+                <w:rFonts w:ascii="Source Serif 4" w:hAnsi="Source Serif 4"/>
+                <w:i/>
+                <w:smallCaps/>
                 <w:color w:val="8C97AB"/>
-                <w:sz w:val="17"/>
-                <w:spacing w:val="14"/>
-              </w:rPr>
-              <w:t>SECTION 22.1</w:t>
+                <w:sz w:val="19"/>
+                <w:spacing w:val="10"/>
+              </w:rPr>
+              <w:t>Section 22.1</w:t>
             </w:r>
           </w:p>
           <w:p>
@@ -22980,13 +23123,15 @@
             </w:pPr>
             <w:r>
               <w:rPr>
-                <w:rFonts w:ascii="Archivo" w:hAnsi="Archivo"/>
+                <w:rFonts w:ascii="Source Serif 4" w:hAnsi="Source Serif 4"/>
+                <w:i/>
+                <w:smallCaps/>
+                <w:b/>
                 <w:color w:val="B08625"/>
-                <w:b/>
-                <w:sz w:val="16"/>
-                <w:spacing w:val="20"/>
-              </w:rPr>
-              <w:t>SECTIONS OF THIS ARTICLE</w:t>
+                <w:sz w:val="18"/>
+                <w:spacing w:val="12"/>
+              </w:rPr>
+              <w:t>Sections of this Article</w:t>
             </w:r>
           </w:p>
           <w:p>
@@ -23028,7 +23173,7 @@
         <w:pStyle w:val="SectionKicker"/>
       </w:pPr>
       <w:r>
-        <w:t xml:space="preserve">ARTICLE XXII · SECTION 22.1</w:t>
+        <w:t xml:space="preserve">Article XXII · Section 22.1</w:t>
       </w:r>
     </w:p>
     <w:bookmarkEnd w:id="116"/>
@@ -23186,12 +23331,14 @@
             </w:pPr>
             <w:r>
               <w:rPr>
-                <w:rFonts w:ascii="Archivo SemiBold" w:hAnsi="Archivo SemiBold"/>
+                <w:rFonts w:ascii="Source Serif 4" w:hAnsi="Source Serif 4"/>
+                <w:i/>
+                <w:smallCaps/>
                 <w:color w:val="8C97AB"/>
-                <w:sz w:val="17"/>
-                <w:spacing w:val="24"/>
-              </w:rPr>
-              <w:t>ARTICLE 23 OF 23</w:t>
+                <w:sz w:val="19"/>
+                <w:spacing w:val="12"/>
+              </w:rPr>
+              <w:t>Article 23 of 23</w:t>
             </w:r>
           </w:p>
           <w:p>
@@ -23234,12 +23381,14 @@
             </w:pPr>
             <w:r>
               <w:rPr>
-                <w:rFonts w:ascii="Archivo" w:hAnsi="Archivo"/>
+                <w:rFonts w:ascii="Source Serif 4" w:hAnsi="Source Serif 4"/>
+                <w:i/>
+                <w:smallCaps/>
                 <w:color w:val="8C97AB"/>
-                <w:sz w:val="17"/>
-                <w:spacing w:val="14"/>
-              </w:rPr>
-              <w:t>SECTIONS 23.1–23.2</w:t>
+                <w:sz w:val="19"/>
+                <w:spacing w:val="10"/>
+              </w:rPr>
+              <w:t>Sections 23.1–23.2</w:t>
             </w:r>
           </w:p>
           <w:p>
@@ -23265,13 +23414,15 @@
             </w:pPr>
             <w:r>
               <w:rPr>
-                <w:rFonts w:ascii="Archivo" w:hAnsi="Archivo"/>
+                <w:rFonts w:ascii="Source Serif 4" w:hAnsi="Source Serif 4"/>
+                <w:i/>
+                <w:smallCaps/>
+                <w:b/>
                 <w:color w:val="B08625"/>
-                <w:b/>
-                <w:sz w:val="16"/>
-                <w:spacing w:val="20"/>
-              </w:rPr>
-              <w:t>SECTIONS OF THIS ARTICLE</w:t>
+                <w:sz w:val="18"/>
+                <w:spacing w:val="12"/>
+              </w:rPr>
+              <w:t>Sections of this Article</w:t>
             </w:r>
           </w:p>
           <w:p>
@@ -23336,7 +23487,7 @@
         <w:pStyle w:val="SectionKicker"/>
       </w:pPr>
       <w:r>
-        <w:t xml:space="preserve">ARTICLE XXIII · SECTION 23.1</w:t>
+        <w:t xml:space="preserve">Article XXIII · Section 23.1</w:t>
       </w:r>
     </w:p>
     <w:bookmarkEnd w:id="117"/>
@@ -23417,7 +23568,7 @@
         <w:pStyle w:val="SectionKicker"/>
       </w:pPr>
       <w:r>
-        <w:t xml:space="preserve">ARTICLE XXIII · SECTION 23.2</w:t>
+        <w:t xml:space="preserve">Article XXIII · Section 23.2</w:t>
       </w:r>
     </w:p>
     <w:bookmarkEnd w:id="118"/>
@@ -24317,9 +24468,12 @@
             </w:pPr>
             <w:r>
               <w:rPr>
-                <w:rFonts w:ascii="Archivo" w:hAnsi="Archivo"/>
+                <w:rFonts w:ascii="Source Serif 4" w:hAnsi="Source Serif 4"/>
+                <w:i/>
+                <w:smallCaps/>
                 <w:color w:val="B08625"/>
-                <w:sz w:val="18"/>
+                <w:sz w:val="20"/>
+                <w:spacing w:val="8"/>
               </w:rPr>
               <w:t>Constitution · Flagship Governance Edition · AMIU-CON-001</w:t>
             </w:r>
@@ -24332,9 +24486,12 @@
             </w:pPr>
             <w:r>
               <w:rPr>
-                <w:rFonts w:ascii="Archivo" w:hAnsi="Archivo"/>
+                <w:rFonts w:ascii="Source Serif 4" w:hAnsi="Source Serif 4"/>
+                <w:i/>
+                <w:smallCaps/>
                 <w:color w:val="8C97AB"/>
-                <w:sz w:val="16"/>
+                <w:sz w:val="18"/>
+                <w:spacing w:val="8"/>
               </w:rPr>
               <w:t>edu.amiu.com  ·  Texas-Domiciled, Religiously Exempt  ·  Incorporated 6 December 2027</w:t>
             </w:r>
@@ -24347,10 +24504,12 @@
             </w:pPr>
             <w:r>
               <w:rPr>
-                <w:rFonts w:ascii="Archivo" w:hAnsi="Archivo"/>
+                <w:rFonts w:ascii="Source Serif 4" w:hAnsi="Source Serif 4"/>
                 <w:i/>
+                <w:smallCaps/>
                 <w:color w:val="8C97AB"/>
-                <w:sz w:val="15"/>
+                <w:sz w:val="17"/>
+                <w:spacing w:val="8"/>
               </w:rPr>
               <w:t>This document is the property of Al-Mulk International University and is intended for internal use by</w:t>
             </w:r>
@@ -24363,10 +24522,12 @@
             </w:pPr>
             <w:r>
               <w:rPr>
-                <w:rFonts w:ascii="Archivo" w:hAnsi="Archivo"/>
+                <w:rFonts w:ascii="Source Serif 4" w:hAnsi="Source Serif 4"/>
                 <w:i/>
+                <w:smallCaps/>
                 <w:color w:val="8C97AB"/>
-                <w:sz w:val="15"/>
+                <w:sz w:val="17"/>
+                <w:spacing w:val="8"/>
               </w:rPr>
               <w:t>the Board of Trustees and University Senate. Unauthorized distribution is prohibited.</w:t>
             </w:r>
@@ -24405,7 +24566,7 @@
     <w:r/>
     <w:r>
       <w:rPr>
-        <w:rFonts w:ascii="Archivo SemiBold" w:hAnsi="Archivo SemiBold"/>
+        <w:rFonts w:ascii="Source Serif 4" w:hAnsi="Source Serif 4"/>
         <w:smallCaps/>
         <w:color w:val="5B6372"/>
         <w:sz w:val="15"/>
@@ -24489,13 +24650,13 @@
     <w:r/>
     <w:r>
       <w:rPr>
-        <w:rFonts w:ascii="Archivo SemiBold" w:hAnsi="Archivo SemiBold"/>
+        <w:rFonts w:ascii="Source Serif 4" w:hAnsi="Source Serif 4"/>
         <w:b w:val="0"/>
-        <w:caps/>
+        <w:i/>
         <w:smallCaps/>
         <w:color w:val="122A4E"/>
-        <w:sz w:val="17"/>
-        <w:spacing w:val="14"/>
+        <w:sz w:val="18"/>
+        <w:spacing w:val="8"/>
       </w:rPr>
       <w:t>Al-Mulk International University</w:t>
     </w:r>
@@ -26433,15 +26594,15 @@
       <w:suppressAutoHyphens w:val="true"/>
     </w:pPr>
     <w:rPr>
-      <w:rFonts w:ascii="Archivo SemiBold" w:cs="Archivo SemiBold" w:eastAsia="Archivo SemiBold" w:hAnsi="Archivo SemiBold"/>
+      <w:rFonts w:ascii="Source Serif 4" w:cs="Source Serif 4" w:eastAsia="Source Serif 4" w:hAnsi="Source Serif 4"/>
       <w:b/>
-      <w:i w:val="0"/>
-      <w:caps/>
-      <w:smallCaps w:val="0"/>
+      <w:i/>
+      <w:caps w:val="0"/>
+      <w:smallCaps/>
       <w:color w:val="B08625"/>
-      <w:sz w:val="19"/>
+      <w:sz w:val="21"/>
       <w:lang w:val="en-US"/>
-      <w:spacing w:val="22"/>
+      <w:spacing w:val="18"/>
     </w:rPr>
   </w:style>
   <w:style w:customStyle="1" w:styleId="PartKicker" w:type="paragraph">
@@ -26453,15 +26614,15 @@
       <w:suppressAutoHyphens w:val="true"/>
     </w:pPr>
     <w:rPr>
-      <w:rFonts w:ascii="Archivo SemiBold" w:cs="Archivo SemiBold" w:eastAsia="Archivo SemiBold" w:hAnsi="Archivo SemiBold"/>
+      <w:rFonts w:ascii="Source Serif 4" w:cs="Source Serif 4" w:eastAsia="Source Serif 4" w:hAnsi="Source Serif 4"/>
       <w:b/>
-      <w:i w:val="0"/>
-      <w:caps/>
-      <w:smallCaps w:val="0"/>
+      <w:i/>
+      <w:caps w:val="0"/>
+      <w:smallCaps/>
       <w:color w:val="B08625"/>
-      <w:sz w:val="22"/>
+      <w:sz w:val="24"/>
       <w:lang w:val="en-US"/>
-      <w:spacing w:val="30"/>
+      <w:spacing w:val="24"/>
     </w:rPr>
   </w:style>
   <w:style w:customStyle="1" w:styleId="PartThesis" w:type="paragraph">

--- a/AMIU_Constitution_2028_Flagship_Governance_Edition.docx
+++ b/AMIU_Constitution_2028_Flagship_Governance_Edition.docx
@@ -1824,7 +1824,7 @@
                 <w:bCs/>
                 <w:b/>
               </w:rPr>
-              <w:t xml:space="preserve">35</w:t>
+              <w:t xml:space="preserve">38</w:t>
             </w:r>
           </w:p>
         </w:tc>
@@ -1881,7 +1881,7 @@
                 <w:bCs/>
                 <w:b/>
               </w:rPr>
-              <w:t xml:space="preserve">43</w:t>
+              <w:t xml:space="preserve">46</w:t>
             </w:r>
           </w:p>
         </w:tc>
@@ -1936,7 +1936,7 @@
                 <w:bCs/>
                 <w:b/>
               </w:rPr>
-              <w:t xml:space="preserve">47</w:t>
+              <w:t xml:space="preserve">50</w:t>
             </w:r>
           </w:p>
         </w:tc>
@@ -1993,7 +1993,7 @@
                 <w:bCs/>
                 <w:b/>
               </w:rPr>
-              <w:t xml:space="preserve">54</w:t>
+              <w:t xml:space="preserve">57</w:t>
             </w:r>
           </w:p>
         </w:tc>
@@ -2048,7 +2048,7 @@
                 <w:bCs/>
                 <w:b/>
               </w:rPr>
-              <w:t xml:space="preserve">57</w:t>
+              <w:t xml:space="preserve">60</w:t>
             </w:r>
           </w:p>
         </w:tc>
@@ -2105,7 +2105,7 @@
                 <w:bCs/>
                 <w:b/>
               </w:rPr>
-              <w:t xml:space="preserve">60</w:t>
+              <w:t xml:space="preserve">63</w:t>
             </w:r>
           </w:p>
         </w:tc>
@@ -2160,7 +2160,7 @@
                 <w:bCs/>
                 <w:b/>
               </w:rPr>
-              <w:t xml:space="preserve">62</w:t>
+              <w:t xml:space="preserve">65</w:t>
             </w:r>
           </w:p>
         </w:tc>
@@ -2217,7 +2217,7 @@
                 <w:bCs/>
                 <w:b/>
               </w:rPr>
-              <w:t xml:space="preserve">65</w:t>
+              <w:t xml:space="preserve">68</w:t>
             </w:r>
           </w:p>
         </w:tc>
@@ -2272,7 +2272,7 @@
                 <w:bCs/>
                 <w:b/>
               </w:rPr>
-              <w:t xml:space="preserve">67</w:t>
+              <w:t xml:space="preserve">70</w:t>
             </w:r>
           </w:p>
         </w:tc>
@@ -2329,7 +2329,7 @@
                 <w:bCs/>
                 <w:b/>
               </w:rPr>
-              <w:t xml:space="preserve">69</w:t>
+              <w:t xml:space="preserve">72</w:t>
             </w:r>
           </w:p>
         </w:tc>
@@ -2384,7 +2384,7 @@
                 <w:bCs/>
                 <w:b/>
               </w:rPr>
-              <w:t xml:space="preserve">72</w:t>
+              <w:t xml:space="preserve">75</w:t>
             </w:r>
           </w:p>
         </w:tc>
@@ -2441,7 +2441,7 @@
                 <w:bCs/>
                 <w:b/>
               </w:rPr>
-              <w:t xml:space="preserve">74</w:t>
+              <w:t xml:space="preserve">77</w:t>
             </w:r>
           </w:p>
         </w:tc>
@@ -2496,7 +2496,7 @@
                 <w:bCs/>
                 <w:b/>
               </w:rPr>
-              <w:t xml:space="preserve">76</w:t>
+              <w:t xml:space="preserve">79</w:t>
             </w:r>
           </w:p>
         </w:tc>
@@ -2553,7 +2553,7 @@
                 <w:bCs/>
                 <w:b/>
               </w:rPr>
-              <w:t xml:space="preserve">78</w:t>
+              <w:t xml:space="preserve">81</w:t>
             </w:r>
           </w:p>
         </w:tc>
@@ -2608,7 +2608,7 @@
                 <w:bCs/>
                 <w:b/>
               </w:rPr>
-              <w:t xml:space="preserve">80</w:t>
+              <w:t xml:space="preserve">83</w:t>
             </w:r>
           </w:p>
         </w:tc>
@@ -2665,7 +2665,7 @@
                 <w:bCs/>
                 <w:b/>
               </w:rPr>
-              <w:t xml:space="preserve">82</w:t>
+              <w:t xml:space="preserve">85</w:t>
             </w:r>
           </w:p>
         </w:tc>
@@ -2720,7 +2720,7 @@
                 <w:bCs/>
                 <w:b/>
               </w:rPr>
-              <w:t xml:space="preserve">84</w:t>
+              <w:t xml:space="preserve">87</w:t>
             </w:r>
           </w:p>
         </w:tc>
@@ -2777,7 +2777,7 @@
                 <w:bCs/>
                 <w:b/>
               </w:rPr>
-              <w:t xml:space="preserve">86</w:t>
+              <w:t xml:space="preserve">89</w:t>
             </w:r>
           </w:p>
         </w:tc>
@@ -2832,7 +2832,7 @@
                 <w:bCs/>
                 <w:b/>
               </w:rPr>
-              <w:t xml:space="preserve">87</w:t>
+              <w:t xml:space="preserve">90</w:t>
             </w:r>
           </w:p>
         </w:tc>
@@ -2889,7 +2889,7 @@
                 <w:bCs/>
                 <w:b/>
               </w:rPr>
-              <w:t xml:space="preserve">88</w:t>
+              <w:t xml:space="preserve">91</w:t>
             </w:r>
           </w:p>
         </w:tc>
@@ -2904,7 +2904,7 @@
       </w:r>
     </w:p>
     <w:bookmarkEnd w:id="35"/>
-    <w:bookmarkStart w:id="122" w:name="main-contents"/>
+    <w:bookmarkStart w:id="124" w:name="main-contents"/>
     <w:p>
       <w:pPr>
         <w:pStyle w:val="Heading1"/>
@@ -8096,7 +8096,7 @@
       </w:tblGrid>
       <w:tr>
         <w:trPr>
-          <w:trHeight w:val="12200" w:hRule="atLeast"/>
+          <w:trHeight w:val="12550" w:hRule="atLeast"/>
           <w:cantSplit/>
         </w:trPr>
         <w:tc>
@@ -8175,7 +8175,7 @@
                 <w:sz w:val="19"/>
                 <w:spacing w:val="10"/>
               </w:rPr>
-              <w:t>Sections 5.1–5.5</w:t>
+              <w:t>Sections 5.1–5.7</w:t>
             </w:r>
           </w:p>
           <w:p>
@@ -8325,6 +8325,52 @@
                 <w:sz w:val="18"/>
               </w:rPr>
               <w:t>Conflict Resolution between Governance Bodies</w:t>
+            </w:r>
+          </w:p>
+          <w:p>
+            <w:pPr>
+              <w:spacing w:before="0" w:after="110"/>
+              <w:suppressAutoHyphens/>
+            </w:pPr>
+            <w:r>
+              <w:rPr>
+                <w:rFonts w:ascii="Archivo SemiBold" w:hAnsi="Archivo SemiBold"/>
+                <w:color w:val="B08625"/>
+                <w:b/>
+                <w:sz w:val="19"/>
+              </w:rPr>
+              <w:t>5.6 </w:t>
+            </w:r>
+            <w:r>
+              <w:rPr>
+                <w:rFonts w:ascii="Archivo" w:hAnsi="Archivo"/>
+                <w:color w:val="FFFFFF"/>
+                <w:sz w:val="18"/>
+              </w:rPr>
+              <w:t>Continuity of Governance</w:t>
+            </w:r>
+          </w:p>
+          <w:p>
+            <w:pPr>
+              <w:spacing w:before="0" w:after="110"/>
+              <w:suppressAutoHyphens/>
+            </w:pPr>
+            <w:r>
+              <w:rPr>
+                <w:rFonts w:ascii="Archivo SemiBold" w:hAnsi="Archivo SemiBold"/>
+                <w:color w:val="B08625"/>
+                <w:b/>
+                <w:sz w:val="19"/>
+              </w:rPr>
+              <w:t>5.7 </w:t>
+            </w:r>
+            <w:r>
+              <w:rPr>
+                <w:rFonts w:ascii="Archivo" w:hAnsi="Archivo"/>
+                <w:color w:val="FFFFFF"/>
+                <w:sz w:val="18"/>
+              </w:rPr>
+              <w:t>Merger, Acquisition &amp; Institutional Restructuring</w:t>
             </w:r>
           </w:p>
         </w:tc>
@@ -9535,6 +9581,382 @@
     </w:p>
     <w:p>
       <w:pPr>
+        <w:pStyle w:val="SectionKicker"/>
+      </w:pPr>
+      <w:r>
+        <w:t xml:space="preserve">Article V · Section 5.6</w:t>
+      </w:r>
+    </w:p>
+    <w:bookmarkEnd w:id="56"/>
+    <w:bookmarkStart w:id="57" w:name="continuity-of-governance"/>
+    <w:p>
+      <w:pPr>
+        <w:pStyle w:val="Heading2"/>
+      </w:pPr>
+      <w:r>
+        <w:t xml:space="preserve">5.6 Continuity of Governance</w:t>
+      </w:r>
+    </w:p>
+    <w:p>
+      <w:pPr>
+        <w:pStyle w:val="FirstParagraph"/>
+        <w:jc w:val="both"/>
+        <w:ind w:left="360" w:hanging="360"/>
+      </w:pPr>
+      <w:r>
+        <w:rPr>
+          <w:bCs/>
+          <w:b/>
+          <w:color w:val="B08625"/>
+        </w:rPr>
+        <w:t xml:space="preserve">5.6.1</w:t>
+      </w:r>
+      <w:r>
+        <w:t xml:space="preserve"> </w:t>
+      </w:r>
+      <w:r>
+        <w:t xml:space="preserve">This Section governs a Compound Vacancy: the simultaneous vacancy, incapacity, or removal of the Chairperson of the Board of Trustees and the President &amp; Vice-Chancellor, however arising, including death, resignation, incapacity, or removal for cause under Sections 6.4 or 7.6.</w:t>
+      </w:r>
+    </w:p>
+    <w:p>
+      <w:pPr>
+        <w:pStyle w:val="BodyText"/>
+        <w:jc w:val="both"/>
+        <w:ind w:left="360" w:hanging="360"/>
+      </w:pPr>
+      <w:r>
+        <w:rPr>
+          <w:bCs/>
+          <w:b/>
+          <w:color w:val="B08625"/>
+        </w:rPr>
+        <w:t xml:space="preserve">5.6.2</w:t>
+      </w:r>
+      <w:r>
+        <w:t xml:space="preserve"> </w:t>
+      </w:r>
+      <w:r>
+        <w:t xml:space="preserve">Upon a Compound Vacancy, authority shall pass automatically, without further vote, in the following order of precedence, each acting only until the office in question is filled on a permanent or interim basis under the ordinary procedure of this Constitution:</w:t>
+      </w:r>
+    </w:p>
+    <w:p>
+      <w:pPr>
+        <w:numPr>
+          <w:ilvl w:val="0"/>
+          <w:numId w:val="1008"/>
+        </w:numPr>
+        <w:pStyle w:val="Compact"/>
+        <w:jc w:val="both"/>
+      </w:pPr>
+      <w:r>
+        <w:t xml:space="preserve">The Vice-Chairperson of the Board of Trustees shall serve as Acting Chairperson;</w:t>
+      </w:r>
+    </w:p>
+    <w:p>
+      <w:pPr>
+        <w:numPr>
+          <w:ilvl w:val="0"/>
+          <w:numId w:val="1008"/>
+        </w:numPr>
+        <w:pStyle w:val="Compact"/>
+        <w:jc w:val="both"/>
+      </w:pPr>
+      <w:r>
+        <w:t xml:space="preserve">The senior-most Deputy Vice-Chancellor by date of appointment shall serve as Acting President &amp; Vice-Chancellor;</w:t>
+      </w:r>
+    </w:p>
+    <w:p>
+      <w:pPr>
+        <w:numPr>
+          <w:ilvl w:val="0"/>
+          <w:numId w:val="1008"/>
+        </w:numPr>
+        <w:pStyle w:val="Compact"/>
+        <w:jc w:val="both"/>
+      </w:pPr>
+      <w:r>
+        <w:t xml:space="preserve">If the Vice-Chairperson is unable or unwilling to serve, the longest-serving Trustee not subject to a pending removal proceeding shall serve as Acting Chairperson;</w:t>
+      </w:r>
+    </w:p>
+    <w:p>
+      <w:pPr>
+        <w:numPr>
+          <w:ilvl w:val="0"/>
+          <w:numId w:val="1008"/>
+        </w:numPr>
+        <w:pStyle w:val="Compact"/>
+        <w:jc w:val="both"/>
+      </w:pPr>
+      <w:r>
+        <w:t xml:space="preserve">If no Deputy Vice-Chancellor is able or willing to serve, the Board of Trustees shall appoint an Acting President &amp; Vice-Chancellor from among the University’s senior officers within seventy-two hours.</w:t>
+      </w:r>
+    </w:p>
+    <w:p>
+      <w:pPr>
+        <w:pStyle w:val="FirstParagraph"/>
+        <w:jc w:val="both"/>
+        <w:ind w:left="360" w:hanging="360"/>
+      </w:pPr>
+      <w:r>
+        <w:rPr>
+          <w:bCs/>
+          <w:b/>
+          <w:color w:val="B08625"/>
+        </w:rPr>
+        <w:t xml:space="preserve">5.6.3</w:t>
+      </w:r>
+      <w:r>
+        <w:t xml:space="preserve"> </w:t>
+      </w:r>
+      <w:r>
+        <w:t xml:space="preserve">The Board of Trustees shall convene an emergency session within seven days of a Compound Vacancy to confirm the acting officers designated under Section 5.6.2 and to set a timeline for filling each office on a permanent basis, which timeline shall not exceed one hundred eighty days.</w:t>
+      </w:r>
+    </w:p>
+    <w:p>
+      <w:pPr>
+        <w:pStyle w:val="BodyText"/>
+        <w:jc w:val="both"/>
+        <w:ind w:left="360" w:hanging="360"/>
+      </w:pPr>
+      <w:r>
+        <w:rPr>
+          <w:bCs/>
+          <w:b/>
+          <w:color w:val="B08625"/>
+        </w:rPr>
+        <w:t xml:space="preserve">5.6.4</w:t>
+      </w:r>
+      <w:r>
+        <w:t xml:space="preserve"> </w:t>
+      </w:r>
+      <w:r>
+        <w:t xml:space="preserve">During a Compound Vacancy, the Acting Chairperson and Acting President &amp; Vice-Chancellor shall be limited to ordinary administration of the University’s affairs and shall not, without the express approval of two-thirds of the full Board of Trustees:</w:t>
+      </w:r>
+    </w:p>
+    <w:p>
+      <w:pPr>
+        <w:numPr>
+          <w:ilvl w:val="0"/>
+          <w:numId w:val="1009"/>
+        </w:numPr>
+        <w:pStyle w:val="Compact"/>
+        <w:jc w:val="both"/>
+      </w:pPr>
+      <w:r>
+        <w:t xml:space="preserve">Enter into any transaction described in Section 5.7 (Merger, Acquisition &amp; Institutional Restructuring);</w:t>
+      </w:r>
+    </w:p>
+    <w:p>
+      <w:pPr>
+        <w:numPr>
+          <w:ilvl w:val="0"/>
+          <w:numId w:val="1009"/>
+        </w:numPr>
+        <w:pStyle w:val="Compact"/>
+        <w:jc w:val="both"/>
+      </w:pPr>
+      <w:r>
+        <w:t xml:space="preserve">Amend this Constitution or any governance document requiring Board or Senate approval;</w:t>
+      </w:r>
+    </w:p>
+    <w:p>
+      <w:pPr>
+        <w:numPr>
+          <w:ilvl w:val="0"/>
+          <w:numId w:val="1009"/>
+        </w:numPr>
+        <w:pStyle w:val="Compact"/>
+        <w:jc w:val="both"/>
+      </w:pPr>
+      <w:r>
+        <w:t xml:space="preserve">Remove or appoint a Trustee, Senator, or Deputy Vice-Chancellor;</w:t>
+      </w:r>
+    </w:p>
+    <w:p>
+      <w:pPr>
+        <w:numPr>
+          <w:ilvl w:val="0"/>
+          <w:numId w:val="1009"/>
+        </w:numPr>
+        <w:pStyle w:val="Compact"/>
+        <w:jc w:val="both"/>
+      </w:pPr>
+      <w:r>
+        <w:t xml:space="preserve">Commit the University to any expenditure or obligation outside the ordinary course of business exceeding the threshold set in the University’s Procurement Policy (OPS-004).</w:t>
+      </w:r>
+    </w:p>
+    <w:p>
+      <w:pPr>
+        <w:pStyle w:val="FirstParagraph"/>
+        <w:jc w:val="both"/>
+        <w:ind w:left="360" w:hanging="360"/>
+      </w:pPr>
+      <w:r>
+        <w:rPr>
+          <w:bCs/>
+          <w:b/>
+          <w:color w:val="B08625"/>
+        </w:rPr>
+        <w:t xml:space="preserve">5.6.5</w:t>
+      </w:r>
+      <w:r>
+        <w:t xml:space="preserve"> </w:t>
+      </w:r>
+      <w:r>
+        <w:t xml:space="preserve">Nothing in this Section limits the Board’s authority to appoint permanent successors at any time before the timelines in this Section expire.</w:t>
+      </w:r>
+    </w:p>
+    <w:p>
+      <w:pPr>
+        <w:pStyle w:val="SectionKicker"/>
+      </w:pPr>
+      <w:r>
+        <w:t xml:space="preserve">Article V · Section 5.7</w:t>
+      </w:r>
+    </w:p>
+    <w:bookmarkEnd w:id="57"/>
+    <w:bookmarkStart w:id="58" w:name="Xdaa5fa375a1a76fbe63b8291d75cdf8c49a6091"/>
+    <w:p>
+      <w:pPr>
+        <w:pStyle w:val="Heading2"/>
+      </w:pPr>
+      <w:r>
+        <w:t xml:space="preserve">5.7 Merger, Acquisition &amp; Institutional Restructuring</w:t>
+      </w:r>
+    </w:p>
+    <w:p>
+      <w:pPr>
+        <w:pStyle w:val="FirstParagraph"/>
+        <w:jc w:val="both"/>
+        <w:ind w:left="360" w:hanging="360"/>
+      </w:pPr>
+      <w:r>
+        <w:rPr>
+          <w:bCs/>
+          <w:b/>
+          <w:color w:val="B08625"/>
+        </w:rPr>
+        <w:t xml:space="preserve">5.7.1</w:t>
+      </w:r>
+      <w:r>
+        <w:t xml:space="preserve"> </w:t>
+      </w:r>
+      <w:r>
+        <w:t xml:space="preserve">A Restructuring Transaction means any merger, consolidation, or acquisition involving the University; any transfer of substantially all of the University’s assets; or the establishment of a new branch campus, country of operation, or degree-granting entity beyond those already adopted in the Strategic Implementation Blueprint (AMIU-SB-002) then in effect.</w:t>
+      </w:r>
+    </w:p>
+    <w:p>
+      <w:pPr>
+        <w:pStyle w:val="BodyText"/>
+        <w:jc w:val="both"/>
+        <w:ind w:left="360" w:hanging="360"/>
+      </w:pPr>
+      <w:r>
+        <w:rPr>
+          <w:bCs/>
+          <w:b/>
+          <w:color w:val="B08625"/>
+        </w:rPr>
+        <w:t xml:space="preserve">5.7.2</w:t>
+      </w:r>
+      <w:r>
+        <w:t xml:space="preserve"> </w:t>
+      </w:r>
+      <w:r>
+        <w:t xml:space="preserve">No Restructuring Transaction shall take effect unless approved by:</w:t>
+      </w:r>
+    </w:p>
+    <w:p>
+      <w:pPr>
+        <w:numPr>
+          <w:ilvl w:val="0"/>
+          <w:numId w:val="1010"/>
+        </w:numPr>
+        <w:pStyle w:val="Compact"/>
+        <w:jc w:val="both"/>
+      </w:pPr>
+      <w:r>
+        <w:t xml:space="preserve">A two-thirds affirmative vote of the full Board of Trustees; and</w:t>
+      </w:r>
+    </w:p>
+    <w:p>
+      <w:pPr>
+        <w:numPr>
+          <w:ilvl w:val="0"/>
+          <w:numId w:val="1010"/>
+        </w:numPr>
+        <w:pStyle w:val="Compact"/>
+        <w:jc w:val="both"/>
+      </w:pPr>
+      <w:r>
+        <w:t xml:space="preserve">A two-thirds affirmative vote of the full University Senate, where the Restructuring Transaction would affect academic programs, degree-granting authority, or academic governance.</w:t>
+      </w:r>
+    </w:p>
+    <w:p>
+      <w:pPr>
+        <w:pStyle w:val="FirstParagraph"/>
+        <w:jc w:val="both"/>
+        <w:ind w:left="360" w:hanging="360"/>
+      </w:pPr>
+      <w:r>
+        <w:rPr>
+          <w:bCs/>
+          <w:b/>
+          <w:color w:val="B08625"/>
+        </w:rPr>
+        <w:t xml:space="preserve">5.7.3</w:t>
+      </w:r>
+      <w:r>
+        <w:t xml:space="preserve"> </w:t>
+      </w:r>
+      <w:r>
+        <w:t xml:space="preserve">No Restructuring Transaction shall be approved unless the Board of Trustees first receives a written assessment addressing the transaction’s effect on the University’s mission and values under Article III; the University’s Islamic identity and religious exemption; the fixed Revenue Allocation Framework and the separation between the University and the Commercial Engine established elsewhere in University policy; existing students’ and faculty members’ rights under Articles XII and XIII; and the University’s accreditation status.</w:t>
+      </w:r>
+    </w:p>
+    <w:p>
+      <w:pPr>
+        <w:pStyle w:val="BodyText"/>
+        <w:jc w:val="both"/>
+        <w:ind w:left="360" w:hanging="360"/>
+      </w:pPr>
+      <w:r>
+        <w:rPr>
+          <w:bCs/>
+          <w:b/>
+          <w:color w:val="B08625"/>
+        </w:rPr>
+        <w:t xml:space="preserve">5.7.4</w:t>
+      </w:r>
+      <w:r>
+        <w:t xml:space="preserve"> </w:t>
+      </w:r>
+      <w:r>
+        <w:t xml:space="preserve">No Restructuring Transaction shall diminish the University’s obligations under this Constitution to any currently enrolled student or currently employed faculty member.</w:t>
+      </w:r>
+    </w:p>
+    <w:p>
+      <w:pPr>
+        <w:pStyle w:val="BodyText"/>
+        <w:jc w:val="both"/>
+        <w:ind w:left="360" w:hanging="360"/>
+      </w:pPr>
+      <w:r>
+        <w:rPr>
+          <w:bCs/>
+          <w:b/>
+          <w:color w:val="B08625"/>
+        </w:rPr>
+        <w:t xml:space="preserve">5.7.5</w:t>
+      </w:r>
+      <w:r>
+        <w:t xml:space="preserve"> </w:t>
+      </w:r>
+      <w:r>
+        <w:t xml:space="preserve">Any Restructuring Transaction approved under this Section shall be documented in the University’s official records and reported to the Senate and the Board at the next joint meeting under Section 5.2.8.</w:t>
+      </w:r>
+    </w:p>
+    <w:p>
+      <w:pPr>
         <w:jc w:val="both"/>
       </w:pPr>
       <w:r>
@@ -9896,8 +10318,8 @@
         <w:t xml:space="preserve">Article VI · Section 6.1</w:t>
       </w:r>
     </w:p>
-    <w:bookmarkEnd w:id="56"/>
-    <w:bookmarkStart w:id="57" w:name="role-and-authority"/>
+    <w:bookmarkEnd w:id="58"/>
+    <w:bookmarkStart w:id="59" w:name="role-and-authority"/>
     <w:p>
       <w:pPr>
         <w:pStyle w:val="Heading2"/>
@@ -10040,8 +10462,8 @@
         <w:t xml:space="preserve">Article VI · Section 6.2</w:t>
       </w:r>
     </w:p>
-    <w:bookmarkEnd w:id="57"/>
-    <w:bookmarkStart w:id="58" w:name="composition"/>
+    <w:bookmarkEnd w:id="59"/>
+    <w:bookmarkStart w:id="60" w:name="composition"/>
     <w:p>
       <w:pPr>
         <w:pStyle w:val="Heading2"/>
@@ -10090,767 +10512,6 @@
       </w:r>
       <w:r>
         <w:t xml:space="preserve">Trustees shall be external members with demonstrated expertise in at least one of:</w:t>
-      </w:r>
-    </w:p>
-    <w:p>
-      <w:pPr>
-        <w:numPr>
-          <w:ilvl w:val="0"/>
-          <w:numId w:val="1008"/>
-        </w:numPr>
-        <w:pStyle w:val="Compact"/>
-        <w:jc w:val="both"/>
-      </w:pPr>
-      <w:r>
-        <w:t xml:space="preserve">Finance and investment;</w:t>
-      </w:r>
-    </w:p>
-    <w:p>
-      <w:pPr>
-        <w:numPr>
-          <w:ilvl w:val="0"/>
-          <w:numId w:val="1008"/>
-        </w:numPr>
-        <w:pStyle w:val="Compact"/>
-        <w:jc w:val="both"/>
-      </w:pPr>
-      <w:r>
-        <w:t xml:space="preserve">Law and legal compliance;</w:t>
-      </w:r>
-    </w:p>
-    <w:p>
-      <w:pPr>
-        <w:numPr>
-          <w:ilvl w:val="0"/>
-          <w:numId w:val="1008"/>
-        </w:numPr>
-        <w:pStyle w:val="Compact"/>
-        <w:jc w:val="both"/>
-      </w:pPr>
-      <w:r>
-        <w:t xml:space="preserve">Higher education administration;</w:t>
-      </w:r>
-    </w:p>
-    <w:p>
-      <w:pPr>
-        <w:numPr>
-          <w:ilvl w:val="0"/>
-          <w:numId w:val="1008"/>
-        </w:numPr>
-        <w:pStyle w:val="Compact"/>
-        <w:jc w:val="both"/>
-      </w:pPr>
-      <w:r>
-        <w:t xml:space="preserve">Business and management;</w:t>
-      </w:r>
-    </w:p>
-    <w:p>
-      <w:pPr>
-        <w:numPr>
-          <w:ilvl w:val="0"/>
-          <w:numId w:val="1008"/>
-        </w:numPr>
-        <w:pStyle w:val="Compact"/>
-        <w:jc w:val="both"/>
-      </w:pPr>
-      <w:r>
-        <w:t xml:space="preserve">Nonprofit governance;</w:t>
-      </w:r>
-    </w:p>
-    <w:p>
-      <w:pPr>
-        <w:numPr>
-          <w:ilvl w:val="0"/>
-          <w:numId w:val="1008"/>
-        </w:numPr>
-        <w:pStyle w:val="Compact"/>
-        <w:jc w:val="both"/>
-      </w:pPr>
-      <w:r>
-        <w:t xml:space="preserve">Community leadership and Islamic affairs.</w:t>
-      </w:r>
-    </w:p>
-    <w:p>
-      <w:pPr>
-        <w:pStyle w:val="FirstParagraph"/>
-        <w:jc w:val="both"/>
-        <w:ind w:left="360" w:hanging="360"/>
-      </w:pPr>
-      <w:r>
-        <w:rPr>
-          <w:bCs/>
-          <w:b/>
-          <w:color w:val="B08625"/>
-        </w:rPr>
-        <w:t xml:space="preserve">6.2.3</w:t>
-      </w:r>
-      <w:r>
-        <w:t xml:space="preserve"> </w:t>
-      </w:r>
-      <w:r>
-        <w:t xml:space="preserve">The President &amp; Vice-Chancellor and the Secretary to the Board shall serve as ex-officio non-voting members.</w:t>
-      </w:r>
-    </w:p>
-    <w:p>
-      <w:pPr>
-        <w:pStyle w:val="BodyText"/>
-        <w:jc w:val="both"/>
-        <w:ind w:left="360" w:hanging="360"/>
-      </w:pPr>
-      <w:r>
-        <w:rPr>
-          <w:bCs/>
-          <w:b/>
-          <w:color w:val="B08625"/>
-        </w:rPr>
-        <w:t xml:space="preserve">6.2.4</w:t>
-      </w:r>
-      <w:r>
-        <w:t xml:space="preserve"> </w:t>
-      </w:r>
-      <w:r>
-        <w:t xml:space="preserve">The Board shall reflect, to the extent possible, diversity of expertise, background, and perspective.</w:t>
-      </w:r>
-    </w:p>
-    <w:p>
-      <w:pPr>
-        <w:pStyle w:val="BodyText"/>
-        <w:jc w:val="both"/>
-        <w:ind w:left="360" w:hanging="360"/>
-      </w:pPr>
-      <w:r>
-        <w:rPr>
-          <w:bCs/>
-          <w:b/>
-          <w:color w:val="B08625"/>
-        </w:rPr>
-        <w:t xml:space="preserve">6.2.5</w:t>
-      </w:r>
-      <w:r>
-        <w:t xml:space="preserve"> </w:t>
-      </w:r>
-      <w:r>
-        <w:t xml:space="preserve">No person shall serve as a Trustee without meeting the requirements set forth in this Constitution.</w:t>
-      </w:r>
-    </w:p>
-    <w:p>
-      <w:pPr>
-        <w:pStyle w:val="BodyText"/>
-        <w:jc w:val="both"/>
-        <w:ind w:left="360" w:hanging="360"/>
-      </w:pPr>
-      <w:r>
-        <w:rPr>
-          <w:bCs/>
-          <w:b/>
-          <w:color w:val="B08625"/>
-        </w:rPr>
-        <w:t xml:space="preserve">6.2.6</w:t>
-      </w:r>
-      <w:r>
-        <w:t xml:space="preserve"> </w:t>
-      </w:r>
-      <w:r>
-        <w:t xml:space="preserve">No person shall serve as a Trustee for more than two consecutive terms.</w:t>
-      </w:r>
-    </w:p>
-    <w:p>
-      <w:pPr>
-        <w:pStyle w:val="BodyText"/>
-        <w:jc w:val="both"/>
-        <w:ind w:left="360" w:hanging="360"/>
-      </w:pPr>
-      <w:r>
-        <w:rPr>
-          <w:bCs/>
-          <w:b/>
-          <w:color w:val="B08625"/>
-        </w:rPr>
-        <w:t xml:space="preserve">6.2.7</w:t>
-      </w:r>
-      <w:r>
-        <w:t xml:space="preserve"> </w:t>
-      </w:r>
-      <w:r>
-        <w:t xml:space="preserve">The Board shall maintain a balanced composition of skills and experience.</w:t>
-      </w:r>
-    </w:p>
-    <w:p>
-      <w:pPr>
-        <w:pStyle w:val="BodyText"/>
-        <w:jc w:val="both"/>
-        <w:ind w:left="360" w:hanging="360"/>
-      </w:pPr>
-      <w:r>
-        <w:rPr>
-          <w:bCs/>
-          <w:b/>
-          <w:color w:val="B08625"/>
-        </w:rPr>
-        <w:t xml:space="preserve">6.2.8</w:t>
-      </w:r>
-      <w:r>
-        <w:t xml:space="preserve"> </w:t>
-      </w:r>
-      <w:r>
-        <w:t xml:space="preserve">At least one Trustee shall have expertise in Islamic affairs.</w:t>
-      </w:r>
-    </w:p>
-    <w:p>
-      <w:pPr>
-        <w:pStyle w:val="SectionKicker"/>
-      </w:pPr>
-      <w:r>
-        <w:t xml:space="preserve">Article VI · Section 6.3</w:t>
-      </w:r>
-    </w:p>
-    <w:bookmarkEnd w:id="58"/>
-    <w:bookmarkStart w:id="63" w:name="trustee-qualifications-and-appointment"/>
-    <w:p>
-      <w:pPr>
-        <w:pStyle w:val="Heading2"/>
-      </w:pPr>
-      <w:r>
-        <w:t xml:space="preserve">6.3 Trustee Qualifications and Appointment</w:t>
-      </w:r>
-    </w:p>
-    <w:bookmarkStart w:id="59" w:name="qualifications"/>
-    <w:p>
-      <w:pPr>
-        <w:pStyle w:val="Heading3"/>
-      </w:pPr>
-      <w:r>
-        <w:t xml:space="preserve">6.3.1 Qualifications</w:t>
-      </w:r>
-    </w:p>
-    <w:p>
-      <w:pPr>
-        <w:pStyle w:val="FirstParagraph"/>
-        <w:jc w:val="both"/>
-        <w:ind w:left="360" w:hanging="360"/>
-      </w:pPr>
-      <w:r>
-        <w:rPr>
-          <w:bCs/>
-          <w:b/>
-          <w:color w:val="B08625"/>
-        </w:rPr>
-        <w:t xml:space="preserve">6.3.1.1</w:t>
-      </w:r>
-      <w:r>
-        <w:t xml:space="preserve"> </w:t>
-      </w:r>
-      <w:r>
-        <w:t xml:space="preserve">Any person appointed as a Trustee shall be at least thirty years of age and not more than seventy-five years of age at the time of initial appointment.</w:t>
-      </w:r>
-    </w:p>
-    <w:p>
-      <w:pPr>
-        <w:pStyle w:val="BodyText"/>
-        <w:jc w:val="both"/>
-        <w:ind w:left="360" w:hanging="360"/>
-      </w:pPr>
-      <w:r>
-        <w:rPr>
-          <w:bCs/>
-          <w:b/>
-          <w:color w:val="B08625"/>
-        </w:rPr>
-        <w:t xml:space="preserve">6.3.1.2</w:t>
-      </w:r>
-      <w:r>
-        <w:t xml:space="preserve"> </w:t>
-      </w:r>
-      <w:r>
-        <w:t xml:space="preserve">Each Trustee must be a practicing Muslim who adheres to the fundamental tenets of Islam as understood by the University’s religious mission.</w:t>
-      </w:r>
-    </w:p>
-    <w:p>
-      <w:pPr>
-        <w:pStyle w:val="BodyText"/>
-        <w:jc w:val="both"/>
-        <w:ind w:left="360" w:hanging="360"/>
-      </w:pPr>
-      <w:r>
-        <w:rPr>
-          <w:bCs/>
-          <w:b/>
-          <w:color w:val="B08625"/>
-        </w:rPr>
-        <w:t xml:space="preserve">6.3.1.3</w:t>
-      </w:r>
-      <w:r>
-        <w:t xml:space="preserve"> </w:t>
-      </w:r>
-      <w:r>
-        <w:t xml:space="preserve">Each Trustee must demonstrate a commitment to the University’s ISLAMIC framework as defined in Section 3.3 of this Constitution.</w:t>
-      </w:r>
-    </w:p>
-    <w:p>
-      <w:pPr>
-        <w:pStyle w:val="BodyText"/>
-        <w:jc w:val="both"/>
-        <w:ind w:left="360" w:hanging="360"/>
-      </w:pPr>
-      <w:r>
-        <w:rPr>
-          <w:bCs/>
-          <w:b/>
-          <w:color w:val="B08625"/>
-        </w:rPr>
-        <w:t xml:space="preserve">6.3.1.4</w:t>
-      </w:r>
-      <w:r>
-        <w:t xml:space="preserve"> </w:t>
-      </w:r>
-      <w:r>
-        <w:t xml:space="preserve">Each Trustee must possess demonstrated expertise in at least one of the following areas:</w:t>
-      </w:r>
-    </w:p>
-    <w:p>
-      <w:pPr>
-        <w:numPr>
-          <w:ilvl w:val="0"/>
-          <w:numId w:val="1009"/>
-        </w:numPr>
-        <w:pStyle w:val="Compact"/>
-        <w:jc w:val="both"/>
-      </w:pPr>
-      <w:r>
-        <w:t xml:space="preserve">Finance, investment, and financial management;</w:t>
-      </w:r>
-    </w:p>
-    <w:p>
-      <w:pPr>
-        <w:numPr>
-          <w:ilvl w:val="0"/>
-          <w:numId w:val="1009"/>
-        </w:numPr>
-        <w:pStyle w:val="Compact"/>
-        <w:jc w:val="both"/>
-      </w:pPr>
-      <w:r>
-        <w:t xml:space="preserve">Law, legal compliance, and regulatory affairs;</w:t>
-      </w:r>
-    </w:p>
-    <w:p>
-      <w:pPr>
-        <w:numPr>
-          <w:ilvl w:val="0"/>
-          <w:numId w:val="1009"/>
-        </w:numPr>
-        <w:pStyle w:val="Compact"/>
-        <w:jc w:val="both"/>
-      </w:pPr>
-      <w:r>
-        <w:t xml:space="preserve">Higher education administration and academic governance;</w:t>
-      </w:r>
-    </w:p>
-    <w:p>
-      <w:pPr>
-        <w:numPr>
-          <w:ilvl w:val="0"/>
-          <w:numId w:val="1009"/>
-        </w:numPr>
-        <w:pStyle w:val="Compact"/>
-        <w:jc w:val="both"/>
-      </w:pPr>
-      <w:r>
-        <w:t xml:space="preserve">Business management and organizational leadership;</w:t>
-      </w:r>
-    </w:p>
-    <w:p>
-      <w:pPr>
-        <w:numPr>
-          <w:ilvl w:val="0"/>
-          <w:numId w:val="1009"/>
-        </w:numPr>
-        <w:pStyle w:val="Compact"/>
-        <w:jc w:val="both"/>
-      </w:pPr>
-      <w:r>
-        <w:t xml:space="preserve">Nonprofit governance and board administration;</w:t>
-      </w:r>
-    </w:p>
-    <w:p>
-      <w:pPr>
-        <w:numPr>
-          <w:ilvl w:val="0"/>
-          <w:numId w:val="1009"/>
-        </w:numPr>
-        <w:pStyle w:val="Compact"/>
-        <w:jc w:val="both"/>
-      </w:pPr>
-      <w:r>
-        <w:t xml:space="preserve">Community leadership and Islamic affairs;</w:t>
-      </w:r>
-    </w:p>
-    <w:p>
-      <w:pPr>
-        <w:numPr>
-          <w:ilvl w:val="0"/>
-          <w:numId w:val="1009"/>
-        </w:numPr>
-        <w:pStyle w:val="Compact"/>
-        <w:jc w:val="both"/>
-      </w:pPr>
-      <w:r>
-        <w:t xml:space="preserve">International relations and cross-cultural engagement.</w:t>
-      </w:r>
-    </w:p>
-    <w:p>
-      <w:pPr>
-        <w:pStyle w:val="FirstParagraph"/>
-        <w:jc w:val="both"/>
-        <w:ind w:left="360" w:hanging="360"/>
-      </w:pPr>
-      <w:r>
-        <w:rPr>
-          <w:bCs/>
-          <w:b/>
-          <w:color w:val="B08625"/>
-        </w:rPr>
-        <w:t xml:space="preserve">6.3.1.5</w:t>
-      </w:r>
-      <w:r>
-        <w:t xml:space="preserve"> </w:t>
-      </w:r>
-      <w:r>
-        <w:t xml:space="preserve">Each Trustee must be a person of high moral character and integrity, as determined by the Board.</w:t>
-      </w:r>
-    </w:p>
-    <w:p>
-      <w:pPr>
-        <w:pStyle w:val="BodyText"/>
-        <w:jc w:val="both"/>
-        <w:ind w:left="360" w:hanging="360"/>
-      </w:pPr>
-      <w:r>
-        <w:rPr>
-          <w:bCs/>
-          <w:b/>
-          <w:color w:val="B08625"/>
-        </w:rPr>
-        <w:t xml:space="preserve">6.3.1.6</w:t>
-      </w:r>
-      <w:r>
-        <w:t xml:space="preserve"> </w:t>
-      </w:r>
-      <w:r>
-        <w:t xml:space="preserve">Each Trustee must have no criminal record involving fraud, dishonesty, or moral turpitude.</w:t>
-      </w:r>
-    </w:p>
-    <w:p>
-      <w:pPr>
-        <w:pStyle w:val="BodyText"/>
-        <w:jc w:val="both"/>
-        <w:ind w:left="360" w:hanging="360"/>
-      </w:pPr>
-      <w:r>
-        <w:rPr>
-          <w:bCs/>
-          <w:b/>
-          <w:color w:val="B08625"/>
-        </w:rPr>
-        <w:t xml:space="preserve">6.3.1.7</w:t>
-      </w:r>
-      <w:r>
-        <w:t xml:space="preserve"> </w:t>
-      </w:r>
-      <w:r>
-        <w:t xml:space="preserve">Each Trustee must be willing to serve the University’s mission without expectation of personal gain.</w:t>
-      </w:r>
-    </w:p>
-    <w:p>
-      <w:pPr>
-        <w:pStyle w:val="BodyText"/>
-        <w:jc w:val="both"/>
-        <w:ind w:left="360" w:hanging="360"/>
-      </w:pPr>
-      <w:r>
-        <w:rPr>
-          <w:bCs/>
-          <w:b/>
-          <w:color w:val="B08625"/>
-        </w:rPr>
-        <w:t xml:space="preserve">6.3.1.8</w:t>
-      </w:r>
-      <w:r>
-        <w:t xml:space="preserve"> </w:t>
-      </w:r>
-      <w:r>
-        <w:t xml:space="preserve">Each Trustee shall complete a background check prior to appointment.</w:t>
-      </w:r>
-    </w:p>
-    <w:bookmarkEnd w:id="59"/>
-    <w:bookmarkStart w:id="60" w:name="appointment-process"/>
-    <w:p>
-      <w:pPr>
-        <w:pStyle w:val="Heading3"/>
-      </w:pPr>
-      <w:r>
-        <w:t xml:space="preserve">6.3.2 Appointment Process</w:t>
-      </w:r>
-    </w:p>
-    <w:p>
-      <w:pPr>
-        <w:pStyle w:val="FirstParagraph"/>
-        <w:jc w:val="both"/>
-        <w:ind w:left="360" w:hanging="360"/>
-      </w:pPr>
-      <w:r>
-        <w:rPr>
-          <w:bCs/>
-          <w:b/>
-          <w:color w:val="B08625"/>
-        </w:rPr>
-        <w:t xml:space="preserve">6.3.2.1</w:t>
-      </w:r>
-      <w:r>
-        <w:t xml:space="preserve"> </w:t>
-      </w:r>
-      <w:r>
-        <w:t xml:space="preserve">The Board shall maintain a Nominating Committee responsible for identifying and vetting potential Trustees.</w:t>
-      </w:r>
-    </w:p>
-    <w:p>
-      <w:pPr>
-        <w:pStyle w:val="BodyText"/>
-        <w:jc w:val="both"/>
-        <w:ind w:left="360" w:hanging="360"/>
-      </w:pPr>
-      <w:r>
-        <w:rPr>
-          <w:bCs/>
-          <w:b/>
-          <w:color w:val="B08625"/>
-        </w:rPr>
-        <w:t xml:space="preserve">6.3.2.2</w:t>
-      </w:r>
-      <w:r>
-        <w:t xml:space="preserve"> </w:t>
-      </w:r>
-      <w:r>
-        <w:t xml:space="preserve">The Nominating Committee shall:</w:t>
-      </w:r>
-    </w:p>
-    <w:p>
-      <w:pPr>
-        <w:numPr>
-          <w:ilvl w:val="0"/>
-          <w:numId w:val="1010"/>
-        </w:numPr>
-        <w:pStyle w:val="Compact"/>
-        <w:jc w:val="both"/>
-      </w:pPr>
-      <w:r>
-        <w:t xml:space="preserve">Identify potential candidates with appropriate qualifications;</w:t>
-      </w:r>
-    </w:p>
-    <w:p>
-      <w:pPr>
-        <w:numPr>
-          <w:ilvl w:val="0"/>
-          <w:numId w:val="1010"/>
-        </w:numPr>
-        <w:pStyle w:val="Compact"/>
-        <w:jc w:val="both"/>
-      </w:pPr>
-      <w:r>
-        <w:t xml:space="preserve">Conduct background checks and due diligence;</w:t>
-      </w:r>
-    </w:p>
-    <w:p>
-      <w:pPr>
-        <w:numPr>
-          <w:ilvl w:val="0"/>
-          <w:numId w:val="1010"/>
-        </w:numPr>
-        <w:pStyle w:val="Compact"/>
-        <w:jc w:val="both"/>
-      </w:pPr>
-      <w:r>
-        <w:t xml:space="preserve">Verify qualifications and adherence to the University’s Islamic mission;</w:t>
-      </w:r>
-    </w:p>
-    <w:p>
-      <w:pPr>
-        <w:numPr>
-          <w:ilvl w:val="0"/>
-          <w:numId w:val="1010"/>
-        </w:numPr>
-        <w:pStyle w:val="Compact"/>
-        <w:jc w:val="both"/>
-      </w:pPr>
-      <w:r>
-        <w:t xml:space="preserve">Present candidates to the full Board for consideration.</w:t>
-      </w:r>
-    </w:p>
-    <w:p>
-      <w:pPr>
-        <w:pStyle w:val="FirstParagraph"/>
-        <w:jc w:val="both"/>
-        <w:ind w:left="360" w:hanging="360"/>
-      </w:pPr>
-      <w:r>
-        <w:rPr>
-          <w:bCs/>
-          <w:b/>
-          <w:color w:val="B08625"/>
-        </w:rPr>
-        <w:t xml:space="preserve">6.3.2.3</w:t>
-      </w:r>
-      <w:r>
-        <w:t xml:space="preserve"> </w:t>
-      </w:r>
-      <w:r>
-        <w:t xml:space="preserve">No person shall be appointed as a Trustee without the affirmative vote of a majority of the Board.</w:t>
-      </w:r>
-    </w:p>
-    <w:p>
-      <w:pPr>
-        <w:pStyle w:val="BodyText"/>
-        <w:jc w:val="both"/>
-        <w:ind w:left="360" w:hanging="360"/>
-      </w:pPr>
-      <w:r>
-        <w:rPr>
-          <w:bCs/>
-          <w:b/>
-          <w:color w:val="B08625"/>
-        </w:rPr>
-        <w:t xml:space="preserve">6.3.2.4</w:t>
-      </w:r>
-      <w:r>
-        <w:t xml:space="preserve"> </w:t>
-      </w:r>
-      <w:r>
-        <w:t xml:space="preserve">The Board shall maintain records of all appointments.</w:t>
-      </w:r>
-    </w:p>
-    <w:p>
-      <w:pPr>
-        <w:pStyle w:val="BodyText"/>
-        <w:jc w:val="both"/>
-        <w:ind w:left="360" w:hanging="360"/>
-      </w:pPr>
-      <w:r>
-        <w:rPr>
-          <w:bCs/>
-          <w:b/>
-          <w:color w:val="B08625"/>
-        </w:rPr>
-        <w:t xml:space="preserve">6.3.2.5</w:t>
-      </w:r>
-      <w:r>
-        <w:t xml:space="preserve"> </w:t>
-      </w:r>
-      <w:r>
-        <w:t xml:space="preserve">Appointments shall be made in accordance with the Bylaws.</w:t>
-      </w:r>
-    </w:p>
-    <w:bookmarkEnd w:id="60"/>
-    <w:bookmarkStart w:id="61" w:name="term-of-office"/>
-    <w:p>
-      <w:pPr>
-        <w:pStyle w:val="Heading3"/>
-      </w:pPr>
-      <w:r>
-        <w:t xml:space="preserve">6.3.3 Term of Office</w:t>
-      </w:r>
-    </w:p>
-    <w:p>
-      <w:pPr>
-        <w:pStyle w:val="FirstParagraph"/>
-        <w:jc w:val="both"/>
-        <w:ind w:left="360" w:hanging="360"/>
-      </w:pPr>
-      <w:r>
-        <w:rPr>
-          <w:bCs/>
-          <w:b/>
-          <w:color w:val="B08625"/>
-        </w:rPr>
-        <w:t xml:space="preserve">6.3.3.1</w:t>
-      </w:r>
-      <w:r>
-        <w:t xml:space="preserve"> </w:t>
-      </w:r>
-      <w:r>
-        <w:t xml:space="preserve">Trustees shall serve a term of three years, renewable once, for a maximum of six consecutive years.</w:t>
-      </w:r>
-    </w:p>
-    <w:p>
-      <w:pPr>
-        <w:pStyle w:val="BodyText"/>
-        <w:jc w:val="both"/>
-        <w:ind w:left="360" w:hanging="360"/>
-      </w:pPr>
-      <w:r>
-        <w:rPr>
-          <w:bCs/>
-          <w:b/>
-          <w:color w:val="B08625"/>
-        </w:rPr>
-        <w:t xml:space="preserve">6.3.3.2</w:t>
-      </w:r>
-      <w:r>
-        <w:t xml:space="preserve"> </w:t>
-      </w:r>
-      <w:r>
-        <w:t xml:space="preserve">A Trustee may be reappointed after a break of one year.</w:t>
-      </w:r>
-    </w:p>
-    <w:p>
-      <w:pPr>
-        <w:pStyle w:val="BodyText"/>
-        <w:jc w:val="both"/>
-        <w:ind w:left="360" w:hanging="360"/>
-      </w:pPr>
-      <w:r>
-        <w:rPr>
-          <w:bCs/>
-          <w:b/>
-          <w:color w:val="B08625"/>
-        </w:rPr>
-        <w:t xml:space="preserve">6.3.3.3</w:t>
-      </w:r>
-      <w:r>
-        <w:t xml:space="preserve"> </w:t>
-      </w:r>
-      <w:r>
-        <w:t xml:space="preserve">The Board shall stagger appointments to ensure continuity.</w:t>
-      </w:r>
-    </w:p>
-    <w:bookmarkEnd w:id="61"/>
-    <w:bookmarkStart w:id="62" w:name="disqualification"/>
-    <w:p>
-      <w:pPr>
-        <w:pStyle w:val="Heading3"/>
-      </w:pPr>
-      <w:r>
-        <w:t xml:space="preserve">6.3.4 Disqualification</w:t>
-      </w:r>
-    </w:p>
-    <w:p>
-      <w:pPr>
-        <w:pStyle w:val="FirstParagraph"/>
-        <w:jc w:val="both"/>
-        <w:ind w:left="360" w:hanging="360"/>
-      </w:pPr>
-      <w:r>
-        <w:rPr>
-          <w:bCs/>
-          <w:b/>
-          <w:color w:val="B08625"/>
-        </w:rPr>
-        <w:t xml:space="preserve">6.3.4.1</w:t>
-      </w:r>
-      <w:r>
-        <w:t xml:space="preserve"> </w:t>
-      </w:r>
-      <w:r>
-        <w:t xml:space="preserve">A Trustee shall be automatically disqualified upon:</w:t>
       </w:r>
     </w:p>
     <w:p>
@@ -10863,7 +10524,7 @@
         <w:jc w:val="both"/>
       </w:pPr>
       <w:r>
-        <w:t xml:space="preserve">Conviction of a felony;</w:t>
+        <w:t xml:space="preserve">Finance and investment;</w:t>
       </w:r>
     </w:p>
     <w:p>
@@ -10876,7 +10537,7 @@
         <w:jc w:val="both"/>
       </w:pPr>
       <w:r>
-        <w:t xml:space="preserve">Bankruptcy, insolvency, or fraud;</w:t>
+        <w:t xml:space="preserve">Law and legal compliance;</w:t>
       </w:r>
     </w:p>
     <w:p>
@@ -10889,7 +10550,7 @@
         <w:jc w:val="both"/>
       </w:pPr>
       <w:r>
-        <w:t xml:space="preserve">Being found mentally incompetent by a court of competent jurisdiction;</w:t>
+        <w:t xml:space="preserve">Higher education administration;</w:t>
       </w:r>
     </w:p>
     <w:p>
@@ -10902,7 +10563,33 @@
         <w:jc w:val="both"/>
       </w:pPr>
       <w:r>
-        <w:t xml:space="preserve">Failure to attend three consecutive Board meetings without valid excuse.</w:t>
+        <w:t xml:space="preserve">Business and management;</w:t>
+      </w:r>
+    </w:p>
+    <w:p>
+      <w:pPr>
+        <w:numPr>
+          <w:ilvl w:val="0"/>
+          <w:numId w:val="1011"/>
+        </w:numPr>
+        <w:pStyle w:val="Compact"/>
+        <w:jc w:val="both"/>
+      </w:pPr>
+      <w:r>
+        <w:t xml:space="preserve">Nonprofit governance;</w:t>
+      </w:r>
+    </w:p>
+    <w:p>
+      <w:pPr>
+        <w:numPr>
+          <w:ilvl w:val="0"/>
+          <w:numId w:val="1011"/>
+        </w:numPr>
+        <w:pStyle w:val="Compact"/>
+        <w:jc w:val="both"/>
+      </w:pPr>
+      <w:r>
+        <w:t xml:space="preserve">Community leadership and Islamic affairs.</w:t>
       </w:r>
     </w:p>
     <w:p>
@@ -10917,13 +10604,229 @@
           <w:b/>
           <w:color w:val="B08625"/>
         </w:rPr>
-        <w:t xml:space="preserve">6.3.4.2</w:t>
-      </w:r>
-      <w:r>
-        <w:t xml:space="preserve"> </w:t>
-      </w:r>
-      <w:r>
-        <w:t xml:space="preserve">A Trustee may be disqualified by Board action, following the removal process set forth in Section 6.4, for:</w:t>
+        <w:t xml:space="preserve">6.2.3</w:t>
+      </w:r>
+      <w:r>
+        <w:t xml:space="preserve"> </w:t>
+      </w:r>
+      <w:r>
+        <w:t xml:space="preserve">The President &amp; Vice-Chancellor and the Secretary to the Board shall serve as ex-officio non-voting members.</w:t>
+      </w:r>
+    </w:p>
+    <w:p>
+      <w:pPr>
+        <w:pStyle w:val="BodyText"/>
+        <w:jc w:val="both"/>
+        <w:ind w:left="360" w:hanging="360"/>
+      </w:pPr>
+      <w:r>
+        <w:rPr>
+          <w:bCs/>
+          <w:b/>
+          <w:color w:val="B08625"/>
+        </w:rPr>
+        <w:t xml:space="preserve">6.2.4</w:t>
+      </w:r>
+      <w:r>
+        <w:t xml:space="preserve"> </w:t>
+      </w:r>
+      <w:r>
+        <w:t xml:space="preserve">The Board shall reflect, to the extent possible, diversity of expertise, background, and perspective.</w:t>
+      </w:r>
+    </w:p>
+    <w:p>
+      <w:pPr>
+        <w:pStyle w:val="BodyText"/>
+        <w:jc w:val="both"/>
+        <w:ind w:left="360" w:hanging="360"/>
+      </w:pPr>
+      <w:r>
+        <w:rPr>
+          <w:bCs/>
+          <w:b/>
+          <w:color w:val="B08625"/>
+        </w:rPr>
+        <w:t xml:space="preserve">6.2.5</w:t>
+      </w:r>
+      <w:r>
+        <w:t xml:space="preserve"> </w:t>
+      </w:r>
+      <w:r>
+        <w:t xml:space="preserve">No person shall serve as a Trustee without meeting the requirements set forth in this Constitution.</w:t>
+      </w:r>
+    </w:p>
+    <w:p>
+      <w:pPr>
+        <w:pStyle w:val="BodyText"/>
+        <w:jc w:val="both"/>
+        <w:ind w:left="360" w:hanging="360"/>
+      </w:pPr>
+      <w:r>
+        <w:rPr>
+          <w:bCs/>
+          <w:b/>
+          <w:color w:val="B08625"/>
+        </w:rPr>
+        <w:t xml:space="preserve">6.2.6</w:t>
+      </w:r>
+      <w:r>
+        <w:t xml:space="preserve"> </w:t>
+      </w:r>
+      <w:r>
+        <w:t xml:space="preserve">No person shall serve as a Trustee for more than two consecutive terms.</w:t>
+      </w:r>
+    </w:p>
+    <w:p>
+      <w:pPr>
+        <w:pStyle w:val="BodyText"/>
+        <w:jc w:val="both"/>
+        <w:ind w:left="360" w:hanging="360"/>
+      </w:pPr>
+      <w:r>
+        <w:rPr>
+          <w:bCs/>
+          <w:b/>
+          <w:color w:val="B08625"/>
+        </w:rPr>
+        <w:t xml:space="preserve">6.2.7</w:t>
+      </w:r>
+      <w:r>
+        <w:t xml:space="preserve"> </w:t>
+      </w:r>
+      <w:r>
+        <w:t xml:space="preserve">The Board shall maintain a balanced composition of skills and experience.</w:t>
+      </w:r>
+    </w:p>
+    <w:p>
+      <w:pPr>
+        <w:pStyle w:val="BodyText"/>
+        <w:jc w:val="both"/>
+        <w:ind w:left="360" w:hanging="360"/>
+      </w:pPr>
+      <w:r>
+        <w:rPr>
+          <w:bCs/>
+          <w:b/>
+          <w:color w:val="B08625"/>
+        </w:rPr>
+        <w:t xml:space="preserve">6.2.8</w:t>
+      </w:r>
+      <w:r>
+        <w:t xml:space="preserve"> </w:t>
+      </w:r>
+      <w:r>
+        <w:t xml:space="preserve">At least one Trustee shall have expertise in Islamic affairs.</w:t>
+      </w:r>
+    </w:p>
+    <w:p>
+      <w:pPr>
+        <w:pStyle w:val="SectionKicker"/>
+      </w:pPr>
+      <w:r>
+        <w:t xml:space="preserve">Article VI · Section 6.3</w:t>
+      </w:r>
+    </w:p>
+    <w:bookmarkEnd w:id="60"/>
+    <w:bookmarkStart w:id="65" w:name="trustee-qualifications-and-appointment"/>
+    <w:p>
+      <w:pPr>
+        <w:pStyle w:val="Heading2"/>
+      </w:pPr>
+      <w:r>
+        <w:t xml:space="preserve">6.3 Trustee Qualifications and Appointment</w:t>
+      </w:r>
+    </w:p>
+    <w:bookmarkStart w:id="61" w:name="qualifications"/>
+    <w:p>
+      <w:pPr>
+        <w:pStyle w:val="Heading3"/>
+      </w:pPr>
+      <w:r>
+        <w:t xml:space="preserve">6.3.1 Qualifications</w:t>
+      </w:r>
+    </w:p>
+    <w:p>
+      <w:pPr>
+        <w:pStyle w:val="FirstParagraph"/>
+        <w:jc w:val="both"/>
+        <w:ind w:left="360" w:hanging="360"/>
+      </w:pPr>
+      <w:r>
+        <w:rPr>
+          <w:bCs/>
+          <w:b/>
+          <w:color w:val="B08625"/>
+        </w:rPr>
+        <w:t xml:space="preserve">6.3.1.1</w:t>
+      </w:r>
+      <w:r>
+        <w:t xml:space="preserve"> </w:t>
+      </w:r>
+      <w:r>
+        <w:t xml:space="preserve">Any person appointed as a Trustee shall be at least thirty years of age and not more than seventy-five years of age at the time of initial appointment.</w:t>
+      </w:r>
+    </w:p>
+    <w:p>
+      <w:pPr>
+        <w:pStyle w:val="BodyText"/>
+        <w:jc w:val="both"/>
+        <w:ind w:left="360" w:hanging="360"/>
+      </w:pPr>
+      <w:r>
+        <w:rPr>
+          <w:bCs/>
+          <w:b/>
+          <w:color w:val="B08625"/>
+        </w:rPr>
+        <w:t xml:space="preserve">6.3.1.2</w:t>
+      </w:r>
+      <w:r>
+        <w:t xml:space="preserve"> </w:t>
+      </w:r>
+      <w:r>
+        <w:t xml:space="preserve">Each Trustee must be a practicing Muslim who adheres to the fundamental tenets of Islam as understood by the University’s religious mission.</w:t>
+      </w:r>
+    </w:p>
+    <w:p>
+      <w:pPr>
+        <w:pStyle w:val="BodyText"/>
+        <w:jc w:val="both"/>
+        <w:ind w:left="360" w:hanging="360"/>
+      </w:pPr>
+      <w:r>
+        <w:rPr>
+          <w:bCs/>
+          <w:b/>
+          <w:color w:val="B08625"/>
+        </w:rPr>
+        <w:t xml:space="preserve">6.3.1.3</w:t>
+      </w:r>
+      <w:r>
+        <w:t xml:space="preserve"> </w:t>
+      </w:r>
+      <w:r>
+        <w:t xml:space="preserve">Each Trustee must demonstrate a commitment to the University’s ISLAMIC framework as defined in Section 3.3 of this Constitution.</w:t>
+      </w:r>
+    </w:p>
+    <w:p>
+      <w:pPr>
+        <w:pStyle w:val="BodyText"/>
+        <w:jc w:val="both"/>
+        <w:ind w:left="360" w:hanging="360"/>
+      </w:pPr>
+      <w:r>
+        <w:rPr>
+          <w:bCs/>
+          <w:b/>
+          <w:color w:val="B08625"/>
+        </w:rPr>
+        <w:t xml:space="preserve">6.3.1.4</w:t>
+      </w:r>
+      <w:r>
+        <w:t xml:space="preserve"> </w:t>
+      </w:r>
+      <w:r>
+        <w:t xml:space="preserve">Each Trustee must possess demonstrated expertise in at least one of the following areas:</w:t>
       </w:r>
     </w:p>
     <w:p>
@@ -10936,7 +10839,7 @@
         <w:jc w:val="both"/>
       </w:pPr>
       <w:r>
-        <w:t xml:space="preserve">Conflict of interest as defined in this Constitution;</w:t>
+        <w:t xml:space="preserve">Finance, investment, and financial management;</w:t>
       </w:r>
     </w:p>
     <w:p>
@@ -10949,7 +10852,7 @@
         <w:jc w:val="both"/>
       </w:pPr>
       <w:r>
-        <w:t xml:space="preserve">Breach of fiduciary duty;</w:t>
+        <w:t xml:space="preserve">Law, legal compliance, and regulatory affairs;</w:t>
       </w:r>
     </w:p>
     <w:p>
@@ -10962,7 +10865,7 @@
         <w:jc w:val="both"/>
       </w:pPr>
       <w:r>
-        <w:t xml:space="preserve">Misconduct or moral turpitude;</w:t>
+        <w:t xml:space="preserve">Higher education administration and academic governance;</w:t>
       </w:r>
     </w:p>
     <w:p>
@@ -10975,26 +10878,46 @@
         <w:jc w:val="both"/>
       </w:pPr>
       <w:r>
-        <w:t xml:space="preserve">Failure to adhere to the University’s Islamic mission and values.</w:t>
-      </w:r>
-    </w:p>
-    <w:p>
-      <w:pPr>
-        <w:pStyle w:val="SectionKicker"/>
-      </w:pPr>
-      <w:r>
-        <w:t xml:space="preserve">Article VI · Section 6.4</w:t>
-      </w:r>
-    </w:p>
-    <w:bookmarkEnd w:id="62"/>
-    <w:bookmarkEnd w:id="63"/>
-    <w:bookmarkStart w:id="64" w:name="removal-from-office"/>
-    <w:p>
-      <w:pPr>
-        <w:pStyle w:val="Heading2"/>
-      </w:pPr>
-      <w:r>
-        <w:t xml:space="preserve">6.4 Removal from Office</w:t>
+        <w:t xml:space="preserve">Business management and organizational leadership;</w:t>
+      </w:r>
+    </w:p>
+    <w:p>
+      <w:pPr>
+        <w:numPr>
+          <w:ilvl w:val="0"/>
+          <w:numId w:val="1012"/>
+        </w:numPr>
+        <w:pStyle w:val="Compact"/>
+        <w:jc w:val="both"/>
+      </w:pPr>
+      <w:r>
+        <w:t xml:space="preserve">Nonprofit governance and board administration;</w:t>
+      </w:r>
+    </w:p>
+    <w:p>
+      <w:pPr>
+        <w:numPr>
+          <w:ilvl w:val="0"/>
+          <w:numId w:val="1012"/>
+        </w:numPr>
+        <w:pStyle w:val="Compact"/>
+        <w:jc w:val="both"/>
+      </w:pPr>
+      <w:r>
+        <w:t xml:space="preserve">Community leadership and Islamic affairs;</w:t>
+      </w:r>
+    </w:p>
+    <w:p>
+      <w:pPr>
+        <w:numPr>
+          <w:ilvl w:val="0"/>
+          <w:numId w:val="1012"/>
+        </w:numPr>
+        <w:pStyle w:val="Compact"/>
+        <w:jc w:val="both"/>
+      </w:pPr>
+      <w:r>
+        <w:t xml:space="preserve">International relations and cross-cultural engagement.</w:t>
       </w:r>
     </w:p>
     <w:p>
@@ -11009,34 +10932,128 @@
           <w:b/>
           <w:color w:val="B08625"/>
         </w:rPr>
-        <w:t xml:space="preserve">6.4.1</w:t>
-      </w:r>
-      <w:r>
-        <w:t xml:space="preserve"> </w:t>
-      </w:r>
-      <w:r>
-        <w:t xml:space="preserve">The Board may remove a Trustee for cause by a two-thirds majority vote.</w:t>
-      </w:r>
-    </w:p>
-    <w:p>
-      <w:pPr>
-        <w:pStyle w:val="BodyText"/>
-        <w:jc w:val="both"/>
-        <w:ind w:left="360" w:hanging="360"/>
-      </w:pPr>
-      <w:r>
-        <w:rPr>
-          <w:bCs/>
-          <w:b/>
-          <w:color w:val="B08625"/>
-        </w:rPr>
-        <w:t xml:space="preserve">6.4.2</w:t>
-      </w:r>
-      <w:r>
-        <w:t xml:space="preserve"> </w:t>
-      </w:r>
-      <w:r>
-        <w:t xml:space="preserve">Cause for removal includes, but is not limited to:</w:t>
+        <w:t xml:space="preserve">6.3.1.5</w:t>
+      </w:r>
+      <w:r>
+        <w:t xml:space="preserve"> </w:t>
+      </w:r>
+      <w:r>
+        <w:t xml:space="preserve">Each Trustee must be a person of high moral character and integrity, as determined by the Board.</w:t>
+      </w:r>
+    </w:p>
+    <w:p>
+      <w:pPr>
+        <w:pStyle w:val="BodyText"/>
+        <w:jc w:val="both"/>
+        <w:ind w:left="360" w:hanging="360"/>
+      </w:pPr>
+      <w:r>
+        <w:rPr>
+          <w:bCs/>
+          <w:b/>
+          <w:color w:val="B08625"/>
+        </w:rPr>
+        <w:t xml:space="preserve">6.3.1.6</w:t>
+      </w:r>
+      <w:r>
+        <w:t xml:space="preserve"> </w:t>
+      </w:r>
+      <w:r>
+        <w:t xml:space="preserve">Each Trustee must have no criminal record involving fraud, dishonesty, or moral turpitude.</w:t>
+      </w:r>
+    </w:p>
+    <w:p>
+      <w:pPr>
+        <w:pStyle w:val="BodyText"/>
+        <w:jc w:val="both"/>
+        <w:ind w:left="360" w:hanging="360"/>
+      </w:pPr>
+      <w:r>
+        <w:rPr>
+          <w:bCs/>
+          <w:b/>
+          <w:color w:val="B08625"/>
+        </w:rPr>
+        <w:t xml:space="preserve">6.3.1.7</w:t>
+      </w:r>
+      <w:r>
+        <w:t xml:space="preserve"> </w:t>
+      </w:r>
+      <w:r>
+        <w:t xml:space="preserve">Each Trustee must be willing to serve the University’s mission without expectation of personal gain.</w:t>
+      </w:r>
+    </w:p>
+    <w:p>
+      <w:pPr>
+        <w:pStyle w:val="BodyText"/>
+        <w:jc w:val="both"/>
+        <w:ind w:left="360" w:hanging="360"/>
+      </w:pPr>
+      <w:r>
+        <w:rPr>
+          <w:bCs/>
+          <w:b/>
+          <w:color w:val="B08625"/>
+        </w:rPr>
+        <w:t xml:space="preserve">6.3.1.8</w:t>
+      </w:r>
+      <w:r>
+        <w:t xml:space="preserve"> </w:t>
+      </w:r>
+      <w:r>
+        <w:t xml:space="preserve">Each Trustee shall complete a background check prior to appointment.</w:t>
+      </w:r>
+    </w:p>
+    <w:bookmarkEnd w:id="61"/>
+    <w:bookmarkStart w:id="62" w:name="appointment-process"/>
+    <w:p>
+      <w:pPr>
+        <w:pStyle w:val="Heading3"/>
+      </w:pPr>
+      <w:r>
+        <w:t xml:space="preserve">6.3.2 Appointment Process</w:t>
+      </w:r>
+    </w:p>
+    <w:p>
+      <w:pPr>
+        <w:pStyle w:val="FirstParagraph"/>
+        <w:jc w:val="both"/>
+        <w:ind w:left="360" w:hanging="360"/>
+      </w:pPr>
+      <w:r>
+        <w:rPr>
+          <w:bCs/>
+          <w:b/>
+          <w:color w:val="B08625"/>
+        </w:rPr>
+        <w:t xml:space="preserve">6.3.2.1</w:t>
+      </w:r>
+      <w:r>
+        <w:t xml:space="preserve"> </w:t>
+      </w:r>
+      <w:r>
+        <w:t xml:space="preserve">The Board shall maintain a Nominating Committee responsible for identifying and vetting potential Trustees.</w:t>
+      </w:r>
+    </w:p>
+    <w:p>
+      <w:pPr>
+        <w:pStyle w:val="BodyText"/>
+        <w:jc w:val="both"/>
+        <w:ind w:left="360" w:hanging="360"/>
+      </w:pPr>
+      <w:r>
+        <w:rPr>
+          <w:bCs/>
+          <w:b/>
+          <w:color w:val="B08625"/>
+        </w:rPr>
+        <w:t xml:space="preserve">6.3.2.2</w:t>
+      </w:r>
+      <w:r>
+        <w:t xml:space="preserve"> </w:t>
+      </w:r>
+      <w:r>
+        <w:t xml:space="preserve">The Nominating Committee shall:</w:t>
       </w:r>
     </w:p>
     <w:p>
@@ -11049,7 +11066,7 @@
         <w:jc w:val="both"/>
       </w:pPr>
       <w:r>
-        <w:t xml:space="preserve">Breach of fiduciary duty;</w:t>
+        <w:t xml:space="preserve">Identify potential candidates with appropriate qualifications;</w:t>
       </w:r>
     </w:p>
     <w:p>
@@ -11062,7 +11079,7 @@
         <w:jc w:val="both"/>
       </w:pPr>
       <w:r>
-        <w:t xml:space="preserve">Conflict of interest;</w:t>
+        <w:t xml:space="preserve">Conduct background checks and due diligence;</w:t>
       </w:r>
     </w:p>
     <w:p>
@@ -11075,7 +11092,7 @@
         <w:jc w:val="both"/>
       </w:pPr>
       <w:r>
-        <w:t xml:space="preserve">Misconduct;</w:t>
+        <w:t xml:space="preserve">Verify qualifications and adherence to the University’s Islamic mission;</w:t>
       </w:r>
     </w:p>
     <w:p>
@@ -11088,20 +11105,7 @@
         <w:jc w:val="both"/>
       </w:pPr>
       <w:r>
-        <w:t xml:space="preserve">Failure to attend meetings;</w:t>
-      </w:r>
-    </w:p>
-    <w:p>
-      <w:pPr>
-        <w:numPr>
-          <w:ilvl w:val="0"/>
-          <w:numId w:val="1013"/>
-        </w:numPr>
-        <w:pStyle w:val="Compact"/>
-        <w:jc w:val="both"/>
-      </w:pPr>
-      <w:r>
-        <w:t xml:space="preserve">Violation of the Code of Conduct.</w:t>
+        <w:t xml:space="preserve">Present candidates to the full Board for consideration.</w:t>
       </w:r>
     </w:p>
     <w:p>
@@ -11116,34 +11120,159 @@
           <w:b/>
           <w:color w:val="B08625"/>
         </w:rPr>
-        <w:t xml:space="preserve">6.4.3</w:t>
-      </w:r>
-      <w:r>
-        <w:t xml:space="preserve"> </w:t>
-      </w:r>
-      <w:r>
-        <w:t xml:space="preserve">A Trustee subject to removal proceedings shall be given notice and an opportunity to respond.</w:t>
-      </w:r>
-    </w:p>
-    <w:p>
-      <w:pPr>
-        <w:pStyle w:val="BodyText"/>
-        <w:jc w:val="both"/>
-        <w:ind w:left="360" w:hanging="360"/>
-      </w:pPr>
-      <w:r>
-        <w:rPr>
-          <w:bCs/>
-          <w:b/>
-          <w:color w:val="B08625"/>
-        </w:rPr>
-        <w:t xml:space="preserve">6.4.4</w:t>
-      </w:r>
-      <w:r>
-        <w:t xml:space="preserve"> </w:t>
-      </w:r>
-      <w:r>
-        <w:t xml:space="preserve">The removal process shall include:</w:t>
+        <w:t xml:space="preserve">6.3.2.3</w:t>
+      </w:r>
+      <w:r>
+        <w:t xml:space="preserve"> </w:t>
+      </w:r>
+      <w:r>
+        <w:t xml:space="preserve">No person shall be appointed as a Trustee without the affirmative vote of a majority of the Board.</w:t>
+      </w:r>
+    </w:p>
+    <w:p>
+      <w:pPr>
+        <w:pStyle w:val="BodyText"/>
+        <w:jc w:val="both"/>
+        <w:ind w:left="360" w:hanging="360"/>
+      </w:pPr>
+      <w:r>
+        <w:rPr>
+          <w:bCs/>
+          <w:b/>
+          <w:color w:val="B08625"/>
+        </w:rPr>
+        <w:t xml:space="preserve">6.3.2.4</w:t>
+      </w:r>
+      <w:r>
+        <w:t xml:space="preserve"> </w:t>
+      </w:r>
+      <w:r>
+        <w:t xml:space="preserve">The Board shall maintain records of all appointments.</w:t>
+      </w:r>
+    </w:p>
+    <w:p>
+      <w:pPr>
+        <w:pStyle w:val="BodyText"/>
+        <w:jc w:val="both"/>
+        <w:ind w:left="360" w:hanging="360"/>
+      </w:pPr>
+      <w:r>
+        <w:rPr>
+          <w:bCs/>
+          <w:b/>
+          <w:color w:val="B08625"/>
+        </w:rPr>
+        <w:t xml:space="preserve">6.3.2.5</w:t>
+      </w:r>
+      <w:r>
+        <w:t xml:space="preserve"> </w:t>
+      </w:r>
+      <w:r>
+        <w:t xml:space="preserve">Appointments shall be made in accordance with the Bylaws.</w:t>
+      </w:r>
+    </w:p>
+    <w:bookmarkEnd w:id="62"/>
+    <w:bookmarkStart w:id="63" w:name="term-of-office"/>
+    <w:p>
+      <w:pPr>
+        <w:pStyle w:val="Heading3"/>
+      </w:pPr>
+      <w:r>
+        <w:t xml:space="preserve">6.3.3 Term of Office</w:t>
+      </w:r>
+    </w:p>
+    <w:p>
+      <w:pPr>
+        <w:pStyle w:val="FirstParagraph"/>
+        <w:jc w:val="both"/>
+        <w:ind w:left="360" w:hanging="360"/>
+      </w:pPr>
+      <w:r>
+        <w:rPr>
+          <w:bCs/>
+          <w:b/>
+          <w:color w:val="B08625"/>
+        </w:rPr>
+        <w:t xml:space="preserve">6.3.3.1</w:t>
+      </w:r>
+      <w:r>
+        <w:t xml:space="preserve"> </w:t>
+      </w:r>
+      <w:r>
+        <w:t xml:space="preserve">Trustees shall serve a term of three years, renewable once, for a maximum of six consecutive years.</w:t>
+      </w:r>
+    </w:p>
+    <w:p>
+      <w:pPr>
+        <w:pStyle w:val="BodyText"/>
+        <w:jc w:val="both"/>
+        <w:ind w:left="360" w:hanging="360"/>
+      </w:pPr>
+      <w:r>
+        <w:rPr>
+          <w:bCs/>
+          <w:b/>
+          <w:color w:val="B08625"/>
+        </w:rPr>
+        <w:t xml:space="preserve">6.3.3.2</w:t>
+      </w:r>
+      <w:r>
+        <w:t xml:space="preserve"> </w:t>
+      </w:r>
+      <w:r>
+        <w:t xml:space="preserve">A Trustee may be reappointed after a break of one year.</w:t>
+      </w:r>
+    </w:p>
+    <w:p>
+      <w:pPr>
+        <w:pStyle w:val="BodyText"/>
+        <w:jc w:val="both"/>
+        <w:ind w:left="360" w:hanging="360"/>
+      </w:pPr>
+      <w:r>
+        <w:rPr>
+          <w:bCs/>
+          <w:b/>
+          <w:color w:val="B08625"/>
+        </w:rPr>
+        <w:t xml:space="preserve">6.3.3.3</w:t>
+      </w:r>
+      <w:r>
+        <w:t xml:space="preserve"> </w:t>
+      </w:r>
+      <w:r>
+        <w:t xml:space="preserve">The Board shall stagger appointments to ensure continuity.</w:t>
+      </w:r>
+    </w:p>
+    <w:bookmarkEnd w:id="63"/>
+    <w:bookmarkStart w:id="64" w:name="disqualification"/>
+    <w:p>
+      <w:pPr>
+        <w:pStyle w:val="Heading3"/>
+      </w:pPr>
+      <w:r>
+        <w:t xml:space="preserve">6.3.4 Disqualification</w:t>
+      </w:r>
+    </w:p>
+    <w:p>
+      <w:pPr>
+        <w:pStyle w:val="FirstParagraph"/>
+        <w:jc w:val="both"/>
+        <w:ind w:left="360" w:hanging="360"/>
+      </w:pPr>
+      <w:r>
+        <w:rPr>
+          <w:bCs/>
+          <w:b/>
+          <w:color w:val="B08625"/>
+        </w:rPr>
+        <w:t xml:space="preserve">6.3.4.1</w:t>
+      </w:r>
+      <w:r>
+        <w:t xml:space="preserve"> </w:t>
+      </w:r>
+      <w:r>
+        <w:t xml:space="preserve">A Trustee shall be automatically disqualified upon:</w:t>
       </w:r>
     </w:p>
     <w:p>
@@ -11156,7 +11285,7 @@
         <w:jc w:val="both"/>
       </w:pPr>
       <w:r>
-        <w:t xml:space="preserve">Written notice of the charges at least fourteen days before the meeting;</w:t>
+        <w:t xml:space="preserve">Conviction of a felony;</w:t>
       </w:r>
     </w:p>
     <w:p>
@@ -11169,7 +11298,7 @@
         <w:jc w:val="both"/>
       </w:pPr>
       <w:r>
-        <w:t xml:space="preserve">An opportunity to present a defense;</w:t>
+        <w:t xml:space="preserve">Bankruptcy, insolvency, or fraud;</w:t>
       </w:r>
     </w:p>
     <w:p>
@@ -11182,7 +11311,20 @@
         <w:jc w:val="both"/>
       </w:pPr>
       <w:r>
-        <w:t xml:space="preserve">A fair and impartial hearing.</w:t>
+        <w:t xml:space="preserve">Being found mentally incompetent by a court of competent jurisdiction;</w:t>
+      </w:r>
+    </w:p>
+    <w:p>
+      <w:pPr>
+        <w:numPr>
+          <w:ilvl w:val="0"/>
+          <w:numId w:val="1014"/>
+        </w:numPr>
+        <w:pStyle w:val="Compact"/>
+        <w:jc w:val="both"/>
+      </w:pPr>
+      <w:r>
+        <w:t xml:space="preserve">Failure to attend three consecutive Board meetings without valid excuse.</w:t>
       </w:r>
     </w:p>
     <w:p>
@@ -11197,149 +11339,13 @@
           <w:b/>
           <w:color w:val="B08625"/>
         </w:rPr>
-        <w:t xml:space="preserve">6.4.5</w:t>
-      </w:r>
-      <w:r>
-        <w:t xml:space="preserve"> </w:t>
-      </w:r>
-      <w:r>
-        <w:t xml:space="preserve">The hearing shall be conducted by a special committee of the Board.</w:t>
-      </w:r>
-    </w:p>
-    <w:p>
-      <w:pPr>
-        <w:pStyle w:val="BodyText"/>
-        <w:jc w:val="both"/>
-        <w:ind w:left="360" w:hanging="360"/>
-      </w:pPr>
-      <w:r>
-        <w:rPr>
-          <w:bCs/>
-          <w:b/>
-          <w:color w:val="B08625"/>
-        </w:rPr>
-        <w:t xml:space="preserve">6.4.6</w:t>
-      </w:r>
-      <w:r>
-        <w:t xml:space="preserve"> </w:t>
-      </w:r>
-      <w:r>
-        <w:t xml:space="preserve">The committee’s recommendation shall be presented to the full Board.</w:t>
-      </w:r>
-    </w:p>
-    <w:p>
-      <w:pPr>
-        <w:pStyle w:val="BodyText"/>
-        <w:jc w:val="both"/>
-        <w:ind w:left="360" w:hanging="360"/>
-      </w:pPr>
-      <w:r>
-        <w:rPr>
-          <w:bCs/>
-          <w:b/>
-          <w:color w:val="B08625"/>
-        </w:rPr>
-        <w:t xml:space="preserve">6.4.7</w:t>
-      </w:r>
-      <w:r>
-        <w:t xml:space="preserve"> </w:t>
-      </w:r>
-      <w:r>
-        <w:t xml:space="preserve">The Board shall vote on removal at the next meeting.</w:t>
-      </w:r>
-    </w:p>
-    <w:p>
-      <w:pPr>
-        <w:pStyle w:val="BodyText"/>
-        <w:jc w:val="both"/>
-      </w:pPr>
-      <w:r>
-        <w:rPr>
-          <w:iCs/>
-          <w:i/>
-        </w:rPr>
-        <w:t xml:space="preserve">This is the single defined process for removing a Trustee for cause; Section 6.3.4.2’s Board-action disqualification for the same categories of cause is carried out through this process, not through a separate undefined mechanism.</w:t>
-      </w:r>
-    </w:p>
-    <w:p>
-      <w:pPr>
-        <w:pStyle w:val="SectionKicker"/>
-      </w:pPr>
-      <w:r>
-        <w:t xml:space="preserve">Article VI · Section 6.5</w:t>
-      </w:r>
-    </w:p>
-    <w:bookmarkEnd w:id="64"/>
-    <w:bookmarkStart w:id="65" w:name="chairperson"/>
-    <w:p>
-      <w:pPr>
-        <w:pStyle w:val="Heading2"/>
-      </w:pPr>
-      <w:r>
-        <w:t xml:space="preserve">6.5 Chairperson</w:t>
-      </w:r>
-    </w:p>
-    <w:p>
-      <w:pPr>
-        <w:pStyle w:val="FirstParagraph"/>
-        <w:jc w:val="both"/>
-        <w:ind w:left="360" w:hanging="360"/>
-      </w:pPr>
-      <w:r>
-        <w:rPr>
-          <w:bCs/>
-          <w:b/>
-          <w:color w:val="B08625"/>
-        </w:rPr>
-        <w:t xml:space="preserve">6.5.1</w:t>
-      </w:r>
-      <w:r>
-        <w:t xml:space="preserve"> </w:t>
-      </w:r>
-      <w:r>
-        <w:t xml:space="preserve">The Chairperson shall be elected by the Board of Trustees from among its voting members.</w:t>
-      </w:r>
-    </w:p>
-    <w:p>
-      <w:pPr>
-        <w:pStyle w:val="BodyText"/>
-        <w:jc w:val="both"/>
-        <w:ind w:left="360" w:hanging="360"/>
-      </w:pPr>
-      <w:r>
-        <w:rPr>
-          <w:bCs/>
-          <w:b/>
-          <w:color w:val="B08625"/>
-        </w:rPr>
-        <w:t xml:space="preserve">6.5.2</w:t>
-      </w:r>
-      <w:r>
-        <w:t xml:space="preserve"> </w:t>
-      </w:r>
-      <w:r>
-        <w:t xml:space="preserve">The Chairperson shall serve a term of three years, renewable once.</w:t>
-      </w:r>
-    </w:p>
-    <w:p>
-      <w:pPr>
-        <w:pStyle w:val="BodyText"/>
-        <w:jc w:val="both"/>
-        <w:ind w:left="360" w:hanging="360"/>
-      </w:pPr>
-      <w:r>
-        <w:rPr>
-          <w:bCs/>
-          <w:b/>
-          <w:color w:val="B08625"/>
-        </w:rPr>
-        <w:t xml:space="preserve">6.5.3</w:t>
-      </w:r>
-      <w:r>
-        <w:t xml:space="preserve"> </w:t>
-      </w:r>
-      <w:r>
-        <w:t xml:space="preserve">The Chairperson shall, at a minimum:</w:t>
+        <w:t xml:space="preserve">6.3.4.2</w:t>
+      </w:r>
+      <w:r>
+        <w:t xml:space="preserve"> </w:t>
+      </w:r>
+      <w:r>
+        <w:t xml:space="preserve">A Trustee may be disqualified by Board action, following the removal process set forth in Section 6.4, for:</w:t>
       </w:r>
     </w:p>
     <w:p>
@@ -11352,7 +11358,7 @@
         <w:jc w:val="both"/>
       </w:pPr>
       <w:r>
-        <w:t xml:space="preserve">Preside over all Board meetings;</w:t>
+        <w:t xml:space="preserve">Conflict of interest as defined in this Constitution;</w:t>
       </w:r>
     </w:p>
     <w:p>
@@ -11365,7 +11371,7 @@
         <w:jc w:val="both"/>
       </w:pPr>
       <w:r>
-        <w:t xml:space="preserve">Set the Board agenda in consultation with the President;</w:t>
+        <w:t xml:space="preserve">Breach of fiduciary duty;</w:t>
       </w:r>
     </w:p>
     <w:p>
@@ -11378,7 +11384,7 @@
         <w:jc w:val="both"/>
       </w:pPr>
       <w:r>
-        <w:t xml:space="preserve">Represent the Board externally as required;</w:t>
+        <w:t xml:space="preserve">Misconduct or moral turpitude;</w:t>
       </w:r>
     </w:p>
     <w:p>
@@ -11391,20 +11397,26 @@
         <w:jc w:val="both"/>
       </w:pPr>
       <w:r>
-        <w:t xml:space="preserve">Ensure Board effectiveness and efficiency;</w:t>
-      </w:r>
-    </w:p>
-    <w:p>
-      <w:pPr>
-        <w:numPr>
-          <w:ilvl w:val="0"/>
-          <w:numId w:val="1015"/>
-        </w:numPr>
-        <w:pStyle w:val="Compact"/>
-        <w:jc w:val="both"/>
-      </w:pPr>
-      <w:r>
-        <w:t xml:space="preserve">Lead the annual Board evaluation process.</w:t>
+        <w:t xml:space="preserve">Failure to adhere to the University’s Islamic mission and values.</w:t>
+      </w:r>
+    </w:p>
+    <w:p>
+      <w:pPr>
+        <w:pStyle w:val="SectionKicker"/>
+      </w:pPr>
+      <w:r>
+        <w:t xml:space="preserve">Article VI · Section 6.4</w:t>
+      </w:r>
+    </w:p>
+    <w:bookmarkEnd w:id="64"/>
+    <w:bookmarkEnd w:id="65"/>
+    <w:bookmarkStart w:id="66" w:name="removal-from-office"/>
+    <w:p>
+      <w:pPr>
+        <w:pStyle w:val="Heading2"/>
+      </w:pPr>
+      <w:r>
+        <w:t xml:space="preserve">6.4 Removal from Office</w:t>
       </w:r>
     </w:p>
     <w:p>
@@ -11419,343 +11431,34 @@
           <w:b/>
           <w:color w:val="B08625"/>
         </w:rPr>
-        <w:t xml:space="preserve">6.5.4</w:t>
-      </w:r>
-      <w:r>
-        <w:t xml:space="preserve"> </w:t>
-      </w:r>
-      <w:r>
-        <w:t xml:space="preserve">No person shall serve as Chairperson for more than two consecutive terms.</w:t>
-      </w:r>
-    </w:p>
-    <w:p>
-      <w:pPr>
-        <w:pStyle w:val="BodyText"/>
-        <w:jc w:val="both"/>
-        <w:ind w:left="360" w:hanging="360"/>
-      </w:pPr>
-      <w:r>
-        <w:rPr>
-          <w:bCs/>
-          <w:b/>
-          <w:color w:val="B08625"/>
-        </w:rPr>
-        <w:t xml:space="preserve">6.5.5</w:t>
-      </w:r>
-      <w:r>
-        <w:t xml:space="preserve"> </w:t>
-      </w:r>
-      <w:r>
-        <w:t xml:space="preserve">In the event of a vacancy in the Chairperson position, the Board shall elect a new Chairperson within thirty days.</w:t>
-      </w:r>
-    </w:p>
-    <w:p>
-      <w:pPr>
-        <w:pStyle w:val="SectionKicker"/>
-      </w:pPr>
-      <w:r>
-        <w:t xml:space="preserve">Article VI · Section 6.6</w:t>
-      </w:r>
-    </w:p>
-    <w:bookmarkEnd w:id="65"/>
-    <w:bookmarkStart w:id="66" w:name="meetings"/>
-    <w:p>
-      <w:pPr>
-        <w:pStyle w:val="Heading2"/>
-      </w:pPr>
-      <w:r>
-        <w:t xml:space="preserve">6.6 Meetings</w:t>
-      </w:r>
-    </w:p>
-    <w:p>
-      <w:pPr>
-        <w:pStyle w:val="FirstParagraph"/>
-        <w:jc w:val="both"/>
-        <w:ind w:left="360" w:hanging="360"/>
-      </w:pPr>
-      <w:r>
-        <w:rPr>
-          <w:bCs/>
-          <w:b/>
-          <w:color w:val="B08625"/>
-        </w:rPr>
-        <w:t xml:space="preserve">6.6.1</w:t>
-      </w:r>
-      <w:r>
-        <w:t xml:space="preserve"> </w:t>
-      </w:r>
-      <w:r>
-        <w:t xml:space="preserve">The Board shall meet at least quarterly.</w:t>
-      </w:r>
-    </w:p>
-    <w:p>
-      <w:pPr>
-        <w:pStyle w:val="BodyText"/>
-        <w:jc w:val="both"/>
-        <w:ind w:left="360" w:hanging="360"/>
-      </w:pPr>
-      <w:r>
-        <w:rPr>
-          <w:bCs/>
-          <w:b/>
-          <w:color w:val="B08625"/>
-        </w:rPr>
-        <w:t xml:space="preserve">6.6.2</w:t>
-      </w:r>
-      <w:r>
-        <w:t xml:space="preserve"> </w:t>
-      </w:r>
-      <w:r>
-        <w:t xml:space="preserve">Special meetings may be called by the Chairperson or by any three Trustees.</w:t>
-      </w:r>
-    </w:p>
-    <w:p>
-      <w:pPr>
-        <w:pStyle w:val="BodyText"/>
-        <w:jc w:val="both"/>
-        <w:ind w:left="360" w:hanging="360"/>
-      </w:pPr>
-      <w:r>
-        <w:rPr>
-          <w:bCs/>
-          <w:b/>
-          <w:color w:val="B08625"/>
-        </w:rPr>
-        <w:t xml:space="preserve">6.6.3</w:t>
-      </w:r>
-      <w:r>
-        <w:t xml:space="preserve"> </w:t>
-      </w:r>
-      <w:r>
-        <w:t xml:space="preserve">Notice of regular meetings shall be given at least fourteen days in advance.</w:t>
-      </w:r>
-    </w:p>
-    <w:p>
-      <w:pPr>
-        <w:pStyle w:val="BodyText"/>
-        <w:jc w:val="both"/>
-        <w:ind w:left="360" w:hanging="360"/>
-      </w:pPr>
-      <w:r>
-        <w:rPr>
-          <w:bCs/>
-          <w:b/>
-          <w:color w:val="B08625"/>
-        </w:rPr>
-        <w:t xml:space="preserve">6.6.4</w:t>
-      </w:r>
-      <w:r>
-        <w:t xml:space="preserve"> </w:t>
-      </w:r>
-      <w:r>
-        <w:t xml:space="preserve">Notice of special meetings shall be given at least ten days in advance.</w:t>
-      </w:r>
-    </w:p>
-    <w:p>
-      <w:pPr>
-        <w:pStyle w:val="BodyText"/>
-        <w:jc w:val="both"/>
-        <w:ind w:left="360" w:hanging="360"/>
-      </w:pPr>
-      <w:r>
-        <w:rPr>
-          <w:bCs/>
-          <w:b/>
-          <w:color w:val="B08625"/>
-        </w:rPr>
-        <w:t xml:space="preserve">6.6.5</w:t>
-      </w:r>
-      <w:r>
-        <w:t xml:space="preserve"> </w:t>
-      </w:r>
-      <w:r>
-        <w:t xml:space="preserve">Meetings may be conducted in person or virtually.</w:t>
-      </w:r>
-    </w:p>
-    <w:p>
-      <w:pPr>
-        <w:pStyle w:val="BodyText"/>
-        <w:jc w:val="both"/>
-        <w:ind w:left="360" w:hanging="360"/>
-      </w:pPr>
-      <w:r>
-        <w:rPr>
-          <w:bCs/>
-          <w:b/>
-          <w:color w:val="B08625"/>
-        </w:rPr>
-        <w:t xml:space="preserve">6.6.6</w:t>
-      </w:r>
-      <w:r>
-        <w:t xml:space="preserve"> </w:t>
-      </w:r>
-      <w:r>
-        <w:t xml:space="preserve">A quorum shall consist of a majority of the voting members of the Board.</w:t>
-      </w:r>
-    </w:p>
-    <w:p>
-      <w:pPr>
-        <w:pStyle w:val="BodyText"/>
-        <w:jc w:val="both"/>
-        <w:ind w:left="360" w:hanging="360"/>
-      </w:pPr>
-      <w:r>
-        <w:rPr>
-          <w:bCs/>
-          <w:b/>
-          <w:color w:val="B08625"/>
-        </w:rPr>
-        <w:t xml:space="preserve">6.6.7</w:t>
-      </w:r>
-      <w:r>
-        <w:t xml:space="preserve"> </w:t>
-      </w:r>
-      <w:r>
-        <w:t xml:space="preserve">Minutes of all meetings shall be recorded and maintained by the Secretary to the Board.</w:t>
-      </w:r>
-    </w:p>
-    <w:p>
-      <w:pPr>
-        <w:pStyle w:val="BodyText"/>
-        <w:jc w:val="both"/>
-        <w:ind w:left="360" w:hanging="360"/>
-      </w:pPr>
-      <w:r>
-        <w:rPr>
-          <w:bCs/>
-          <w:b/>
-          <w:color w:val="B08625"/>
-        </w:rPr>
-        <w:t xml:space="preserve">6.6.8</w:t>
-      </w:r>
-      <w:r>
-        <w:t xml:space="preserve"> </w:t>
-      </w:r>
-      <w:r>
-        <w:t xml:space="preserve">No person shall participate in any meeting without a valid quorum.</w:t>
-      </w:r>
-    </w:p>
-    <w:p>
-      <w:pPr>
-        <w:pStyle w:val="BodyText"/>
-        <w:jc w:val="both"/>
-        <w:ind w:left="360" w:hanging="360"/>
-      </w:pPr>
-      <w:r>
-        <w:rPr>
-          <w:bCs/>
-          <w:b/>
-          <w:color w:val="B08625"/>
-        </w:rPr>
-        <w:t xml:space="preserve">6.6.9</w:t>
-      </w:r>
-      <w:r>
-        <w:t xml:space="preserve"> </w:t>
-      </w:r>
-      <w:r>
-        <w:t xml:space="preserve">Meetings shall be conducted in accordance with Robert’s Rules of Order.</w:t>
-      </w:r>
-    </w:p>
-    <w:p>
-      <w:pPr>
-        <w:pStyle w:val="BodyText"/>
-        <w:jc w:val="both"/>
-        <w:ind w:left="360" w:hanging="360"/>
-      </w:pPr>
-      <w:r>
-        <w:rPr>
-          <w:bCs/>
-          <w:b/>
-          <w:color w:val="B08625"/>
-        </w:rPr>
-        <w:t xml:space="preserve">6.6.10</w:t>
-      </w:r>
-      <w:r>
-        <w:t xml:space="preserve"> </w:t>
-      </w:r>
-      <w:r>
-        <w:t xml:space="preserve">The agenda shall be provided to all Trustees at least seven days in advance.</w:t>
-      </w:r>
-    </w:p>
-    <w:p>
-      <w:pPr>
-        <w:pStyle w:val="BodyText"/>
-        <w:jc w:val="both"/>
-        <w:ind w:left="360" w:hanging="360"/>
-      </w:pPr>
-      <w:r>
-        <w:rPr>
-          <w:bCs/>
-          <w:b/>
-          <w:color w:val="B08625"/>
-        </w:rPr>
-        <w:t xml:space="preserve">6.6.11</w:t>
-      </w:r>
-      <w:r>
-        <w:t xml:space="preserve"> </w:t>
-      </w:r>
-      <w:r>
-        <w:t xml:space="preserve">Trustees shall receive meeting materials at least five days in advance.</w:t>
-      </w:r>
-    </w:p>
-    <w:p>
-      <w:pPr>
-        <w:pStyle w:val="BodyText"/>
-        <w:jc w:val="both"/>
-        <w:ind w:left="360" w:hanging="360"/>
-      </w:pPr>
-      <w:r>
-        <w:rPr>
-          <w:bCs/>
-          <w:b/>
-          <w:color w:val="B08625"/>
-        </w:rPr>
-        <w:t xml:space="preserve">6.6.12</w:t>
-      </w:r>
-      <w:r>
-        <w:t xml:space="preserve"> </w:t>
-      </w:r>
-      <w:r>
-        <w:t xml:space="preserve">Minutes shall be approved at the next meeting.</w:t>
-      </w:r>
-    </w:p>
-    <w:p>
-      <w:pPr>
-        <w:pStyle w:val="SectionKicker"/>
-      </w:pPr>
-      <w:r>
-        <w:t xml:space="preserve">Article VI · Section 6.7</w:t>
-      </w:r>
-    </w:p>
-    <w:bookmarkEnd w:id="66"/>
-    <w:bookmarkStart w:id="67" w:name="responsibilities"/>
-    <w:p>
-      <w:pPr>
-        <w:pStyle w:val="Heading2"/>
-      </w:pPr>
-      <w:r>
-        <w:t xml:space="preserve">6.7 Responsibilities</w:t>
-      </w:r>
-    </w:p>
-    <w:p>
-      <w:pPr>
-        <w:pStyle w:val="FirstParagraph"/>
-        <w:jc w:val="both"/>
-        <w:ind w:left="360" w:hanging="360"/>
-      </w:pPr>
-      <w:r>
-        <w:rPr>
-          <w:bCs/>
-          <w:b/>
-          <w:color w:val="B08625"/>
-        </w:rPr>
-        <w:t xml:space="preserve">6.7.1</w:t>
-      </w:r>
-      <w:r>
-        <w:t xml:space="preserve"> </w:t>
-      </w:r>
-      <w:r>
-        <w:t xml:space="preserve">The Board shall:</w:t>
+        <w:t xml:space="preserve">6.4.1</w:t>
+      </w:r>
+      <w:r>
+        <w:t xml:space="preserve"> </w:t>
+      </w:r>
+      <w:r>
+        <w:t xml:space="preserve">The Board may remove a Trustee for cause by a two-thirds majority vote.</w:t>
+      </w:r>
+    </w:p>
+    <w:p>
+      <w:pPr>
+        <w:pStyle w:val="BodyText"/>
+        <w:jc w:val="both"/>
+        <w:ind w:left="360" w:hanging="360"/>
+      </w:pPr>
+      <w:r>
+        <w:rPr>
+          <w:bCs/>
+          <w:b/>
+          <w:color w:val="B08625"/>
+        </w:rPr>
+        <w:t xml:space="preserve">6.4.2</w:t>
+      </w:r>
+      <w:r>
+        <w:t xml:space="preserve"> </w:t>
+      </w:r>
+      <w:r>
+        <w:t xml:space="preserve">Cause for removal includes, but is not limited to:</w:t>
       </w:r>
     </w:p>
     <w:p>
@@ -11768,7 +11471,7 @@
         <w:jc w:val="both"/>
       </w:pPr>
       <w:r>
-        <w:t xml:space="preserve">Appoint and evaluate the President &amp; Vice-Chancellor annually;</w:t>
+        <w:t xml:space="preserve">Breach of fiduciary duty;</w:t>
       </w:r>
     </w:p>
     <w:p>
@@ -11781,7 +11484,7 @@
         <w:jc w:val="both"/>
       </w:pPr>
       <w:r>
-        <w:t xml:space="preserve">Approve the annual budget and monitor financial performance;</w:t>
+        <w:t xml:space="preserve">Conflict of interest;</w:t>
       </w:r>
     </w:p>
     <w:p>
@@ -11794,7 +11497,7 @@
         <w:jc w:val="both"/>
       </w:pPr>
       <w:r>
-        <w:t xml:space="preserve">Set institutional strategy and long-term vision;</w:t>
+        <w:t xml:space="preserve">Misconduct;</w:t>
       </w:r>
     </w:p>
     <w:p>
@@ -11807,7 +11510,7 @@
         <w:jc w:val="both"/>
       </w:pPr>
       <w:r>
-        <w:t xml:space="preserve">Ensure financial sustainability and legal compliance;</w:t>
+        <w:t xml:space="preserve">Failure to attend meetings;</w:t>
       </w:r>
     </w:p>
     <w:p>
@@ -11820,58 +11523,777 @@
         <w:jc w:val="both"/>
       </w:pPr>
       <w:r>
-        <w:t xml:space="preserve">Approve major policies and governance documents;</w:t>
+        <w:t xml:space="preserve">Violation of the Code of Conduct.</w:t>
+      </w:r>
+    </w:p>
+    <w:p>
+      <w:pPr>
+        <w:pStyle w:val="FirstParagraph"/>
+        <w:jc w:val="both"/>
+        <w:ind w:left="360" w:hanging="360"/>
+      </w:pPr>
+      <w:r>
+        <w:rPr>
+          <w:bCs/>
+          <w:b/>
+          <w:color w:val="B08625"/>
+        </w:rPr>
+        <w:t xml:space="preserve">6.4.3</w:t>
+      </w:r>
+      <w:r>
+        <w:t xml:space="preserve"> </w:t>
+      </w:r>
+      <w:r>
+        <w:t xml:space="preserve">A Trustee subject to removal proceedings shall be given notice and an opportunity to respond.</w:t>
+      </w:r>
+    </w:p>
+    <w:p>
+      <w:pPr>
+        <w:pStyle w:val="BodyText"/>
+        <w:jc w:val="both"/>
+        <w:ind w:left="360" w:hanging="360"/>
+      </w:pPr>
+      <w:r>
+        <w:rPr>
+          <w:bCs/>
+          <w:b/>
+          <w:color w:val="B08625"/>
+        </w:rPr>
+        <w:t xml:space="preserve">6.4.4</w:t>
+      </w:r>
+      <w:r>
+        <w:t xml:space="preserve"> </w:t>
+      </w:r>
+      <w:r>
+        <w:t xml:space="preserve">The removal process shall include:</w:t>
       </w:r>
     </w:p>
     <w:p>
       <w:pPr>
         <w:numPr>
           <w:ilvl w:val="0"/>
-          <w:numId w:val="1016"/>
+          <w:numId w:val="1017"/>
         </w:numPr>
         <w:pStyle w:val="Compact"/>
         <w:jc w:val="both"/>
       </w:pPr>
       <w:r>
-        <w:t xml:space="preserve">Oversee the University Senate through the President;</w:t>
+        <w:t xml:space="preserve">Written notice of the charges at least fourteen days before the meeting;</w:t>
       </w:r>
     </w:p>
     <w:p>
       <w:pPr>
         <w:numPr>
           <w:ilvl w:val="0"/>
-          <w:numId w:val="1016"/>
+          <w:numId w:val="1017"/>
         </w:numPr>
         <w:pStyle w:val="Compact"/>
         <w:jc w:val="both"/>
       </w:pPr>
       <w:r>
-        <w:t xml:space="preserve">Appoint the external auditor and oversee the audit process;</w:t>
+        <w:t xml:space="preserve">An opportunity to present a defense;</w:t>
       </w:r>
     </w:p>
     <w:p>
       <w:pPr>
         <w:numPr>
           <w:ilvl w:val="0"/>
-          <w:numId w:val="1016"/>
+          <w:numId w:val="1017"/>
         </w:numPr>
         <w:pStyle w:val="Compact"/>
         <w:jc w:val="both"/>
       </w:pPr>
       <w:r>
-        <w:t xml:space="preserve">Approve amendments to the Constitution and Bylaws;</w:t>
+        <w:t xml:space="preserve">A fair and impartial hearing.</w:t>
+      </w:r>
+    </w:p>
+    <w:p>
+      <w:pPr>
+        <w:pStyle w:val="FirstParagraph"/>
+        <w:jc w:val="both"/>
+        <w:ind w:left="360" w:hanging="360"/>
+      </w:pPr>
+      <w:r>
+        <w:rPr>
+          <w:bCs/>
+          <w:b/>
+          <w:color w:val="B08625"/>
+        </w:rPr>
+        <w:t xml:space="preserve">6.4.5</w:t>
+      </w:r>
+      <w:r>
+        <w:t xml:space="preserve"> </w:t>
+      </w:r>
+      <w:r>
+        <w:t xml:space="preserve">The hearing shall be conducted by a special committee of the Board.</w:t>
+      </w:r>
+    </w:p>
+    <w:p>
+      <w:pPr>
+        <w:pStyle w:val="BodyText"/>
+        <w:jc w:val="both"/>
+        <w:ind w:left="360" w:hanging="360"/>
+      </w:pPr>
+      <w:r>
+        <w:rPr>
+          <w:bCs/>
+          <w:b/>
+          <w:color w:val="B08625"/>
+        </w:rPr>
+        <w:t xml:space="preserve">6.4.6</w:t>
+      </w:r>
+      <w:r>
+        <w:t xml:space="preserve"> </w:t>
+      </w:r>
+      <w:r>
+        <w:t xml:space="preserve">The committee’s recommendation shall be presented to the full Board.</w:t>
+      </w:r>
+    </w:p>
+    <w:p>
+      <w:pPr>
+        <w:pStyle w:val="BodyText"/>
+        <w:jc w:val="both"/>
+        <w:ind w:left="360" w:hanging="360"/>
+      </w:pPr>
+      <w:r>
+        <w:rPr>
+          <w:bCs/>
+          <w:b/>
+          <w:color w:val="B08625"/>
+        </w:rPr>
+        <w:t xml:space="preserve">6.4.7</w:t>
+      </w:r>
+      <w:r>
+        <w:t xml:space="preserve"> </w:t>
+      </w:r>
+      <w:r>
+        <w:t xml:space="preserve">The Board shall vote on removal at the next meeting.</w:t>
+      </w:r>
+    </w:p>
+    <w:p>
+      <w:pPr>
+        <w:pStyle w:val="BodyText"/>
+        <w:jc w:val="both"/>
+      </w:pPr>
+      <w:r>
+        <w:rPr>
+          <w:iCs/>
+          <w:i/>
+        </w:rPr>
+        <w:t xml:space="preserve">This is the single defined process for removing a Trustee for cause; Section 6.3.4.2’s Board-action disqualification for the same categories of cause is carried out through this process, not through a separate undefined mechanism.</w:t>
+      </w:r>
+    </w:p>
+    <w:p>
+      <w:pPr>
+        <w:pStyle w:val="SectionKicker"/>
+      </w:pPr>
+      <w:r>
+        <w:t xml:space="preserve">Article VI · Section 6.5</w:t>
+      </w:r>
+    </w:p>
+    <w:bookmarkEnd w:id="66"/>
+    <w:bookmarkStart w:id="67" w:name="chairperson"/>
+    <w:p>
+      <w:pPr>
+        <w:pStyle w:val="Heading2"/>
+      </w:pPr>
+      <w:r>
+        <w:t xml:space="preserve">6.5 Chairperson</w:t>
+      </w:r>
+    </w:p>
+    <w:p>
+      <w:pPr>
+        <w:pStyle w:val="FirstParagraph"/>
+        <w:jc w:val="both"/>
+        <w:ind w:left="360" w:hanging="360"/>
+      </w:pPr>
+      <w:r>
+        <w:rPr>
+          <w:bCs/>
+          <w:b/>
+          <w:color w:val="B08625"/>
+        </w:rPr>
+        <w:t xml:space="preserve">6.5.1</w:t>
+      </w:r>
+      <w:r>
+        <w:t xml:space="preserve"> </w:t>
+      </w:r>
+      <w:r>
+        <w:t xml:space="preserve">The Chairperson shall be elected by the Board of Trustees from among its voting members.</w:t>
+      </w:r>
+    </w:p>
+    <w:p>
+      <w:pPr>
+        <w:pStyle w:val="BodyText"/>
+        <w:jc w:val="both"/>
+        <w:ind w:left="360" w:hanging="360"/>
+      </w:pPr>
+      <w:r>
+        <w:rPr>
+          <w:bCs/>
+          <w:b/>
+          <w:color w:val="B08625"/>
+        </w:rPr>
+        <w:t xml:space="preserve">6.5.2</w:t>
+      </w:r>
+      <w:r>
+        <w:t xml:space="preserve"> </w:t>
+      </w:r>
+      <w:r>
+        <w:t xml:space="preserve">The Chairperson shall serve a term of three years, renewable once.</w:t>
+      </w:r>
+    </w:p>
+    <w:p>
+      <w:pPr>
+        <w:pStyle w:val="BodyText"/>
+        <w:jc w:val="both"/>
+        <w:ind w:left="360" w:hanging="360"/>
+      </w:pPr>
+      <w:r>
+        <w:rPr>
+          <w:bCs/>
+          <w:b/>
+          <w:color w:val="B08625"/>
+        </w:rPr>
+        <w:t xml:space="preserve">6.5.3</w:t>
+      </w:r>
+      <w:r>
+        <w:t xml:space="preserve"> </w:t>
+      </w:r>
+      <w:r>
+        <w:t xml:space="preserve">The Chairperson shall, at a minimum:</w:t>
       </w:r>
     </w:p>
     <w:p>
       <w:pPr>
         <w:numPr>
           <w:ilvl w:val="0"/>
-          <w:numId w:val="1016"/>
+          <w:numId w:val="1018"/>
         </w:numPr>
         <w:pStyle w:val="Compact"/>
         <w:jc w:val="both"/>
       </w:pPr>
       <w:r>
+        <w:t xml:space="preserve">Preside over all Board meetings;</w:t>
+      </w:r>
+    </w:p>
+    <w:p>
+      <w:pPr>
+        <w:numPr>
+          <w:ilvl w:val="0"/>
+          <w:numId w:val="1018"/>
+        </w:numPr>
+        <w:pStyle w:val="Compact"/>
+        <w:jc w:val="both"/>
+      </w:pPr>
+      <w:r>
+        <w:t xml:space="preserve">Set the Board agenda in consultation with the President;</w:t>
+      </w:r>
+    </w:p>
+    <w:p>
+      <w:pPr>
+        <w:numPr>
+          <w:ilvl w:val="0"/>
+          <w:numId w:val="1018"/>
+        </w:numPr>
+        <w:pStyle w:val="Compact"/>
+        <w:jc w:val="both"/>
+      </w:pPr>
+      <w:r>
+        <w:t xml:space="preserve">Represent the Board externally as required;</w:t>
+      </w:r>
+    </w:p>
+    <w:p>
+      <w:pPr>
+        <w:numPr>
+          <w:ilvl w:val="0"/>
+          <w:numId w:val="1018"/>
+        </w:numPr>
+        <w:pStyle w:val="Compact"/>
+        <w:jc w:val="both"/>
+      </w:pPr>
+      <w:r>
+        <w:t xml:space="preserve">Ensure Board effectiveness and efficiency;</w:t>
+      </w:r>
+    </w:p>
+    <w:p>
+      <w:pPr>
+        <w:numPr>
+          <w:ilvl w:val="0"/>
+          <w:numId w:val="1018"/>
+        </w:numPr>
+        <w:pStyle w:val="Compact"/>
+        <w:jc w:val="both"/>
+      </w:pPr>
+      <w:r>
+        <w:t xml:space="preserve">Lead the annual Board evaluation process.</w:t>
+      </w:r>
+    </w:p>
+    <w:p>
+      <w:pPr>
+        <w:pStyle w:val="FirstParagraph"/>
+        <w:jc w:val="both"/>
+        <w:ind w:left="360" w:hanging="360"/>
+      </w:pPr>
+      <w:r>
+        <w:rPr>
+          <w:bCs/>
+          <w:b/>
+          <w:color w:val="B08625"/>
+        </w:rPr>
+        <w:t xml:space="preserve">6.5.4</w:t>
+      </w:r>
+      <w:r>
+        <w:t xml:space="preserve"> </w:t>
+      </w:r>
+      <w:r>
+        <w:t xml:space="preserve">No person shall serve as Chairperson for more than two consecutive terms.</w:t>
+      </w:r>
+    </w:p>
+    <w:p>
+      <w:pPr>
+        <w:pStyle w:val="BodyText"/>
+        <w:jc w:val="both"/>
+        <w:ind w:left="360" w:hanging="360"/>
+      </w:pPr>
+      <w:r>
+        <w:rPr>
+          <w:bCs/>
+          <w:b/>
+          <w:color w:val="B08625"/>
+        </w:rPr>
+        <w:t xml:space="preserve">6.5.5</w:t>
+      </w:r>
+      <w:r>
+        <w:t xml:space="preserve"> </w:t>
+      </w:r>
+      <w:r>
+        <w:t xml:space="preserve">In the event of a vacancy in the Chairperson position, the Board shall elect a new Chairperson within thirty days.</w:t>
+      </w:r>
+    </w:p>
+    <w:p>
+      <w:pPr>
+        <w:pStyle w:val="SectionKicker"/>
+      </w:pPr>
+      <w:r>
+        <w:t xml:space="preserve">Article VI · Section 6.6</w:t>
+      </w:r>
+    </w:p>
+    <w:bookmarkEnd w:id="67"/>
+    <w:bookmarkStart w:id="68" w:name="meetings"/>
+    <w:p>
+      <w:pPr>
+        <w:pStyle w:val="Heading2"/>
+      </w:pPr>
+      <w:r>
+        <w:t xml:space="preserve">6.6 Meetings</w:t>
+      </w:r>
+    </w:p>
+    <w:p>
+      <w:pPr>
+        <w:pStyle w:val="FirstParagraph"/>
+        <w:jc w:val="both"/>
+        <w:ind w:left="360" w:hanging="360"/>
+      </w:pPr>
+      <w:r>
+        <w:rPr>
+          <w:bCs/>
+          <w:b/>
+          <w:color w:val="B08625"/>
+        </w:rPr>
+        <w:t xml:space="preserve">6.6.1</w:t>
+      </w:r>
+      <w:r>
+        <w:t xml:space="preserve"> </w:t>
+      </w:r>
+      <w:r>
+        <w:t xml:space="preserve">The Board shall meet at least quarterly.</w:t>
+      </w:r>
+    </w:p>
+    <w:p>
+      <w:pPr>
+        <w:pStyle w:val="BodyText"/>
+        <w:jc w:val="both"/>
+        <w:ind w:left="360" w:hanging="360"/>
+      </w:pPr>
+      <w:r>
+        <w:rPr>
+          <w:bCs/>
+          <w:b/>
+          <w:color w:val="B08625"/>
+        </w:rPr>
+        <w:t xml:space="preserve">6.6.2</w:t>
+      </w:r>
+      <w:r>
+        <w:t xml:space="preserve"> </w:t>
+      </w:r>
+      <w:r>
+        <w:t xml:space="preserve">Special meetings may be called by the Chairperson or by any three Trustees.</w:t>
+      </w:r>
+    </w:p>
+    <w:p>
+      <w:pPr>
+        <w:pStyle w:val="BodyText"/>
+        <w:jc w:val="both"/>
+        <w:ind w:left="360" w:hanging="360"/>
+      </w:pPr>
+      <w:r>
+        <w:rPr>
+          <w:bCs/>
+          <w:b/>
+          <w:color w:val="B08625"/>
+        </w:rPr>
+        <w:t xml:space="preserve">6.6.3</w:t>
+      </w:r>
+      <w:r>
+        <w:t xml:space="preserve"> </w:t>
+      </w:r>
+      <w:r>
+        <w:t xml:space="preserve">Notice of regular meetings shall be given at least fourteen days in advance.</w:t>
+      </w:r>
+    </w:p>
+    <w:p>
+      <w:pPr>
+        <w:pStyle w:val="BodyText"/>
+        <w:jc w:val="both"/>
+        <w:ind w:left="360" w:hanging="360"/>
+      </w:pPr>
+      <w:r>
+        <w:rPr>
+          <w:bCs/>
+          <w:b/>
+          <w:color w:val="B08625"/>
+        </w:rPr>
+        <w:t xml:space="preserve">6.6.4</w:t>
+      </w:r>
+      <w:r>
+        <w:t xml:space="preserve"> </w:t>
+      </w:r>
+      <w:r>
+        <w:t xml:space="preserve">Notice of special meetings shall be given at least ten days in advance.</w:t>
+      </w:r>
+    </w:p>
+    <w:p>
+      <w:pPr>
+        <w:pStyle w:val="BodyText"/>
+        <w:jc w:val="both"/>
+        <w:ind w:left="360" w:hanging="360"/>
+      </w:pPr>
+      <w:r>
+        <w:rPr>
+          <w:bCs/>
+          <w:b/>
+          <w:color w:val="B08625"/>
+        </w:rPr>
+        <w:t xml:space="preserve">6.6.5</w:t>
+      </w:r>
+      <w:r>
+        <w:t xml:space="preserve"> </w:t>
+      </w:r>
+      <w:r>
+        <w:t xml:space="preserve">Meetings may be conducted in person or virtually.</w:t>
+      </w:r>
+    </w:p>
+    <w:p>
+      <w:pPr>
+        <w:pStyle w:val="BodyText"/>
+        <w:jc w:val="both"/>
+        <w:ind w:left="360" w:hanging="360"/>
+      </w:pPr>
+      <w:r>
+        <w:rPr>
+          <w:bCs/>
+          <w:b/>
+          <w:color w:val="B08625"/>
+        </w:rPr>
+        <w:t xml:space="preserve">6.6.6</w:t>
+      </w:r>
+      <w:r>
+        <w:t xml:space="preserve"> </w:t>
+      </w:r>
+      <w:r>
+        <w:t xml:space="preserve">A quorum shall consist of a majority of the voting members of the Board.</w:t>
+      </w:r>
+    </w:p>
+    <w:p>
+      <w:pPr>
+        <w:pStyle w:val="BodyText"/>
+        <w:jc w:val="both"/>
+        <w:ind w:left="360" w:hanging="360"/>
+      </w:pPr>
+      <w:r>
+        <w:rPr>
+          <w:bCs/>
+          <w:b/>
+          <w:color w:val="B08625"/>
+        </w:rPr>
+        <w:t xml:space="preserve">6.6.7</w:t>
+      </w:r>
+      <w:r>
+        <w:t xml:space="preserve"> </w:t>
+      </w:r>
+      <w:r>
+        <w:t xml:space="preserve">Minutes of all meetings shall be recorded and maintained by the Secretary to the Board.</w:t>
+      </w:r>
+    </w:p>
+    <w:p>
+      <w:pPr>
+        <w:pStyle w:val="BodyText"/>
+        <w:jc w:val="both"/>
+        <w:ind w:left="360" w:hanging="360"/>
+      </w:pPr>
+      <w:r>
+        <w:rPr>
+          <w:bCs/>
+          <w:b/>
+          <w:color w:val="B08625"/>
+        </w:rPr>
+        <w:t xml:space="preserve">6.6.8</w:t>
+      </w:r>
+      <w:r>
+        <w:t xml:space="preserve"> </w:t>
+      </w:r>
+      <w:r>
+        <w:t xml:space="preserve">No person shall participate in any meeting without a valid quorum.</w:t>
+      </w:r>
+    </w:p>
+    <w:p>
+      <w:pPr>
+        <w:pStyle w:val="BodyText"/>
+        <w:jc w:val="both"/>
+        <w:ind w:left="360" w:hanging="360"/>
+      </w:pPr>
+      <w:r>
+        <w:rPr>
+          <w:bCs/>
+          <w:b/>
+          <w:color w:val="B08625"/>
+        </w:rPr>
+        <w:t xml:space="preserve">6.6.9</w:t>
+      </w:r>
+      <w:r>
+        <w:t xml:space="preserve"> </w:t>
+      </w:r>
+      <w:r>
+        <w:t xml:space="preserve">Meetings shall be conducted in accordance with Robert’s Rules of Order.</w:t>
+      </w:r>
+    </w:p>
+    <w:p>
+      <w:pPr>
+        <w:pStyle w:val="BodyText"/>
+        <w:jc w:val="both"/>
+        <w:ind w:left="360" w:hanging="360"/>
+      </w:pPr>
+      <w:r>
+        <w:rPr>
+          <w:bCs/>
+          <w:b/>
+          <w:color w:val="B08625"/>
+        </w:rPr>
+        <w:t xml:space="preserve">6.6.10</w:t>
+      </w:r>
+      <w:r>
+        <w:t xml:space="preserve"> </w:t>
+      </w:r>
+      <w:r>
+        <w:t xml:space="preserve">The agenda shall be provided to all Trustees at least seven days in advance.</w:t>
+      </w:r>
+    </w:p>
+    <w:p>
+      <w:pPr>
+        <w:pStyle w:val="BodyText"/>
+        <w:jc w:val="both"/>
+        <w:ind w:left="360" w:hanging="360"/>
+      </w:pPr>
+      <w:r>
+        <w:rPr>
+          <w:bCs/>
+          <w:b/>
+          <w:color w:val="B08625"/>
+        </w:rPr>
+        <w:t xml:space="preserve">6.6.11</w:t>
+      </w:r>
+      <w:r>
+        <w:t xml:space="preserve"> </w:t>
+      </w:r>
+      <w:r>
+        <w:t xml:space="preserve">Trustees shall receive meeting materials at least five days in advance.</w:t>
+      </w:r>
+    </w:p>
+    <w:p>
+      <w:pPr>
+        <w:pStyle w:val="BodyText"/>
+        <w:jc w:val="both"/>
+        <w:ind w:left="360" w:hanging="360"/>
+      </w:pPr>
+      <w:r>
+        <w:rPr>
+          <w:bCs/>
+          <w:b/>
+          <w:color w:val="B08625"/>
+        </w:rPr>
+        <w:t xml:space="preserve">6.6.12</w:t>
+      </w:r>
+      <w:r>
+        <w:t xml:space="preserve"> </w:t>
+      </w:r>
+      <w:r>
+        <w:t xml:space="preserve">Minutes shall be approved at the next meeting.</w:t>
+      </w:r>
+    </w:p>
+    <w:p>
+      <w:pPr>
+        <w:pStyle w:val="SectionKicker"/>
+      </w:pPr>
+      <w:r>
+        <w:t xml:space="preserve">Article VI · Section 6.7</w:t>
+      </w:r>
+    </w:p>
+    <w:bookmarkEnd w:id="68"/>
+    <w:bookmarkStart w:id="69" w:name="responsibilities"/>
+    <w:p>
+      <w:pPr>
+        <w:pStyle w:val="Heading2"/>
+      </w:pPr>
+      <w:r>
+        <w:t xml:space="preserve">6.7 Responsibilities</w:t>
+      </w:r>
+    </w:p>
+    <w:p>
+      <w:pPr>
+        <w:pStyle w:val="FirstParagraph"/>
+        <w:jc w:val="both"/>
+        <w:ind w:left="360" w:hanging="360"/>
+      </w:pPr>
+      <w:r>
+        <w:rPr>
+          <w:bCs/>
+          <w:b/>
+          <w:color w:val="B08625"/>
+        </w:rPr>
+        <w:t xml:space="preserve">6.7.1</w:t>
+      </w:r>
+      <w:r>
+        <w:t xml:space="preserve"> </w:t>
+      </w:r>
+      <w:r>
+        <w:t xml:space="preserve">The Board shall:</w:t>
+      </w:r>
+    </w:p>
+    <w:p>
+      <w:pPr>
+        <w:numPr>
+          <w:ilvl w:val="0"/>
+          <w:numId w:val="1019"/>
+        </w:numPr>
+        <w:pStyle w:val="Compact"/>
+        <w:jc w:val="both"/>
+      </w:pPr>
+      <w:r>
+        <w:t xml:space="preserve">Appoint and evaluate the President &amp; Vice-Chancellor annually;</w:t>
+      </w:r>
+    </w:p>
+    <w:p>
+      <w:pPr>
+        <w:numPr>
+          <w:ilvl w:val="0"/>
+          <w:numId w:val="1019"/>
+        </w:numPr>
+        <w:pStyle w:val="Compact"/>
+        <w:jc w:val="both"/>
+      </w:pPr>
+      <w:r>
+        <w:t xml:space="preserve">Approve the annual budget and monitor financial performance;</w:t>
+      </w:r>
+    </w:p>
+    <w:p>
+      <w:pPr>
+        <w:numPr>
+          <w:ilvl w:val="0"/>
+          <w:numId w:val="1019"/>
+        </w:numPr>
+        <w:pStyle w:val="Compact"/>
+        <w:jc w:val="both"/>
+      </w:pPr>
+      <w:r>
+        <w:t xml:space="preserve">Set institutional strategy and long-term vision;</w:t>
+      </w:r>
+    </w:p>
+    <w:p>
+      <w:pPr>
+        <w:numPr>
+          <w:ilvl w:val="0"/>
+          <w:numId w:val="1019"/>
+        </w:numPr>
+        <w:pStyle w:val="Compact"/>
+        <w:jc w:val="both"/>
+      </w:pPr>
+      <w:r>
+        <w:t xml:space="preserve">Ensure financial sustainability and legal compliance;</w:t>
+      </w:r>
+    </w:p>
+    <w:p>
+      <w:pPr>
+        <w:numPr>
+          <w:ilvl w:val="0"/>
+          <w:numId w:val="1019"/>
+        </w:numPr>
+        <w:pStyle w:val="Compact"/>
+        <w:jc w:val="both"/>
+      </w:pPr>
+      <w:r>
+        <w:t xml:space="preserve">Approve major policies and governance documents;</w:t>
+      </w:r>
+    </w:p>
+    <w:p>
+      <w:pPr>
+        <w:numPr>
+          <w:ilvl w:val="0"/>
+          <w:numId w:val="1019"/>
+        </w:numPr>
+        <w:pStyle w:val="Compact"/>
+        <w:jc w:val="both"/>
+      </w:pPr>
+      <w:r>
+        <w:t xml:space="preserve">Oversee the University Senate through the President;</w:t>
+      </w:r>
+    </w:p>
+    <w:p>
+      <w:pPr>
+        <w:numPr>
+          <w:ilvl w:val="0"/>
+          <w:numId w:val="1019"/>
+        </w:numPr>
+        <w:pStyle w:val="Compact"/>
+        <w:jc w:val="both"/>
+      </w:pPr>
+      <w:r>
+        <w:t xml:space="preserve">Appoint the external auditor and oversee the audit process;</w:t>
+      </w:r>
+    </w:p>
+    <w:p>
+      <w:pPr>
+        <w:numPr>
+          <w:ilvl w:val="0"/>
+          <w:numId w:val="1019"/>
+        </w:numPr>
+        <w:pStyle w:val="Compact"/>
+        <w:jc w:val="both"/>
+      </w:pPr>
+      <w:r>
+        <w:t xml:space="preserve">Approve amendments to the Constitution and Bylaws;</w:t>
+      </w:r>
+    </w:p>
+    <w:p>
+      <w:pPr>
+        <w:numPr>
+          <w:ilvl w:val="0"/>
+          <w:numId w:val="1019"/>
+        </w:numPr>
+        <w:pStyle w:val="Compact"/>
+        <w:jc w:val="both"/>
+      </w:pPr>
+      <w:r>
         <w:t xml:space="preserve">Ensure the University’s mission and Islamic identity are maintained.</w:t>
       </w:r>
     </w:p>
@@ -11925,8 +12347,8 @@
         <w:t xml:space="preserve">Article VI · Section 6.8</w:t>
       </w:r>
     </w:p>
-    <w:bookmarkEnd w:id="67"/>
-    <w:bookmarkStart w:id="68" w:name="code-of-conduct"/>
+    <w:bookmarkEnd w:id="69"/>
+    <w:bookmarkStart w:id="70" w:name="code-of-conduct"/>
     <w:p>
       <w:pPr>
         <w:pStyle w:val="Heading2"/>
@@ -12111,8 +12533,8 @@
         <w:t xml:space="preserve">Article VI · Section 6.9</w:t>
       </w:r>
     </w:p>
-    <w:bookmarkEnd w:id="68"/>
-    <w:bookmarkStart w:id="69" w:name="committees"/>
+    <w:bookmarkEnd w:id="70"/>
+    <w:bookmarkStart w:id="71" w:name="committees"/>
     <w:p>
       <w:pPr>
         <w:pStyle w:val="Heading2"/>
@@ -12583,8 +13005,8 @@
         <w:t xml:space="preserve">Article VII · Section 7.1</w:t>
       </w:r>
     </w:p>
-    <w:bookmarkEnd w:id="69"/>
-    <w:bookmarkStart w:id="70" w:name="role-and-authority-1"/>
+    <w:bookmarkEnd w:id="71"/>
+    <w:bookmarkStart w:id="72" w:name="role-and-authority-1"/>
     <w:p>
       <w:pPr>
         <w:pStyle w:val="Heading2"/>
@@ -12706,8 +13128,8 @@
         <w:t xml:space="preserve">Article VII · Section 7.2</w:t>
       </w:r>
     </w:p>
-    <w:bookmarkEnd w:id="70"/>
-    <w:bookmarkStart w:id="71" w:name="appointment"/>
+    <w:bookmarkEnd w:id="72"/>
+    <w:bookmarkStart w:id="73" w:name="appointment"/>
     <w:p>
       <w:pPr>
         <w:pStyle w:val="Heading2"/>
@@ -12892,8 +13314,8 @@
         <w:t xml:space="preserve">Article VII · Section 7.3</w:t>
       </w:r>
     </w:p>
-    <w:bookmarkEnd w:id="71"/>
-    <w:bookmarkStart w:id="72" w:name="eligibility"/>
+    <w:bookmarkEnd w:id="73"/>
+    <w:bookmarkStart w:id="74" w:name="eligibility"/>
     <w:p>
       <w:pPr>
         <w:pStyle w:val="Heading2"/>
@@ -12994,8 +13416,8 @@
         <w:t xml:space="preserve">Article VII · Section 7.4</w:t>
       </w:r>
     </w:p>
-    <w:bookmarkEnd w:id="72"/>
-    <w:bookmarkStart w:id="73" w:name="responsibilities-1"/>
+    <w:bookmarkEnd w:id="74"/>
+    <w:bookmarkStart w:id="75" w:name="responsibilities-1"/>
     <w:p>
       <w:pPr>
         <w:pStyle w:val="Heading2"/>
@@ -13029,7 +13451,7 @@
       <w:pPr>
         <w:numPr>
           <w:ilvl w:val="0"/>
-          <w:numId w:val="1017"/>
+          <w:numId w:val="1020"/>
         </w:numPr>
         <w:pStyle w:val="Compact"/>
         <w:jc w:val="both"/>
@@ -13042,7 +13464,7 @@
       <w:pPr>
         <w:numPr>
           <w:ilvl w:val="0"/>
-          <w:numId w:val="1017"/>
+          <w:numId w:val="1020"/>
         </w:numPr>
         <w:pStyle w:val="Compact"/>
         <w:jc w:val="both"/>
@@ -13055,7 +13477,7 @@
       <w:pPr>
         <w:numPr>
           <w:ilvl w:val="0"/>
-          <w:numId w:val="1017"/>
+          <w:numId w:val="1020"/>
         </w:numPr>
         <w:pStyle w:val="Compact"/>
         <w:jc w:val="both"/>
@@ -13068,7 +13490,7 @@
       <w:pPr>
         <w:numPr>
           <w:ilvl w:val="0"/>
-          <w:numId w:val="1017"/>
+          <w:numId w:val="1020"/>
         </w:numPr>
         <w:pStyle w:val="Compact"/>
         <w:jc w:val="both"/>
@@ -13081,7 +13503,7 @@
       <w:pPr>
         <w:numPr>
           <w:ilvl w:val="0"/>
-          <w:numId w:val="1017"/>
+          <w:numId w:val="1020"/>
         </w:numPr>
         <w:pStyle w:val="Compact"/>
         <w:jc w:val="both"/>
@@ -13094,7 +13516,7 @@
       <w:pPr>
         <w:numPr>
           <w:ilvl w:val="0"/>
-          <w:numId w:val="1017"/>
+          <w:numId w:val="1020"/>
         </w:numPr>
         <w:pStyle w:val="Compact"/>
         <w:jc w:val="both"/>
@@ -13107,7 +13529,7 @@
       <w:pPr>
         <w:numPr>
           <w:ilvl w:val="0"/>
-          <w:numId w:val="1017"/>
+          <w:numId w:val="1020"/>
         </w:numPr>
         <w:pStyle w:val="Compact"/>
         <w:jc w:val="both"/>
@@ -13120,7 +13542,7 @@
       <w:pPr>
         <w:numPr>
           <w:ilvl w:val="0"/>
-          <w:numId w:val="1017"/>
+          <w:numId w:val="1020"/>
         </w:numPr>
         <w:pStyle w:val="Compact"/>
         <w:jc w:val="both"/>
@@ -13137,8 +13559,8 @@
         <w:t xml:space="preserve">Article VII · Section 7.5</w:t>
       </w:r>
     </w:p>
-    <w:bookmarkEnd w:id="73"/>
-    <w:bookmarkStart w:id="74" w:name="performance-evaluation"/>
+    <w:bookmarkEnd w:id="75"/>
+    <w:bookmarkStart w:id="76" w:name="performance-evaluation"/>
     <w:p>
       <w:pPr>
         <w:pStyle w:val="Heading2"/>
@@ -13193,7 +13615,7 @@
       <w:pPr>
         <w:numPr>
           <w:ilvl w:val="0"/>
-          <w:numId w:val="1018"/>
+          <w:numId w:val="1021"/>
         </w:numPr>
         <w:pStyle w:val="Compact"/>
         <w:jc w:val="both"/>
@@ -13206,7 +13628,7 @@
       <w:pPr>
         <w:numPr>
           <w:ilvl w:val="0"/>
-          <w:numId w:val="1018"/>
+          <w:numId w:val="1021"/>
         </w:numPr>
         <w:pStyle w:val="Compact"/>
         <w:jc w:val="both"/>
@@ -13219,7 +13641,7 @@
       <w:pPr>
         <w:numPr>
           <w:ilvl w:val="0"/>
-          <w:numId w:val="1018"/>
+          <w:numId w:val="1021"/>
         </w:numPr>
         <w:pStyle w:val="Compact"/>
         <w:jc w:val="both"/>
@@ -13232,7 +13654,7 @@
       <w:pPr>
         <w:numPr>
           <w:ilvl w:val="0"/>
-          <w:numId w:val="1018"/>
+          <w:numId w:val="1021"/>
         </w:numPr>
         <w:pStyle w:val="Compact"/>
         <w:jc w:val="both"/>
@@ -13291,8 +13713,8 @@
         <w:t xml:space="preserve">Article VII · Section 7.6</w:t>
       </w:r>
     </w:p>
-    <w:bookmarkEnd w:id="74"/>
-    <w:bookmarkStart w:id="75" w:name="resignation-and-removal"/>
+    <w:bookmarkEnd w:id="76"/>
+    <w:bookmarkStart w:id="77" w:name="resignation-and-removal"/>
     <w:p>
       <w:pPr>
         <w:pStyle w:val="Heading2"/>
@@ -13368,7 +13790,7 @@
       <w:pPr>
         <w:numPr>
           <w:ilvl w:val="0"/>
-          <w:numId w:val="1019"/>
+          <w:numId w:val="1022"/>
         </w:numPr>
         <w:pStyle w:val="Compact"/>
         <w:jc w:val="both"/>
@@ -13381,7 +13803,7 @@
       <w:pPr>
         <w:numPr>
           <w:ilvl w:val="0"/>
-          <w:numId w:val="1019"/>
+          <w:numId w:val="1022"/>
         </w:numPr>
         <w:pStyle w:val="Compact"/>
         <w:jc w:val="both"/>
@@ -13394,7 +13816,7 @@
       <w:pPr>
         <w:numPr>
           <w:ilvl w:val="0"/>
-          <w:numId w:val="1019"/>
+          <w:numId w:val="1022"/>
         </w:numPr>
         <w:pStyle w:val="Compact"/>
         <w:jc w:val="both"/>
@@ -13407,7 +13829,7 @@
       <w:pPr>
         <w:numPr>
           <w:ilvl w:val="0"/>
-          <w:numId w:val="1019"/>
+          <w:numId w:val="1022"/>
         </w:numPr>
         <w:pStyle w:val="Compact"/>
         <w:jc w:val="both"/>
@@ -13798,8 +14220,8 @@
         <w:t xml:space="preserve">Article VIII · Section 8.1</w:t>
       </w:r>
     </w:p>
-    <w:bookmarkEnd w:id="75"/>
-    <w:bookmarkStart w:id="76" w:name="role-and-authority-2"/>
+    <w:bookmarkEnd w:id="77"/>
+    <w:bookmarkStart w:id="78" w:name="role-and-authority-2"/>
     <w:p>
       <w:pPr>
         <w:pStyle w:val="Heading2"/>
@@ -13900,8 +14322,8 @@
         <w:t xml:space="preserve">Article VIII · Section 8.2</w:t>
       </w:r>
     </w:p>
-    <w:bookmarkEnd w:id="76"/>
-    <w:bookmarkStart w:id="77" w:name="composition-1"/>
+    <w:bookmarkEnd w:id="78"/>
+    <w:bookmarkStart w:id="79" w:name="composition-1"/>
     <w:p>
       <w:pPr>
         <w:pStyle w:val="Heading2"/>
@@ -15714,8 +16136,8 @@
         <w:t xml:space="preserve">Article VIII · Section 8.3</w:t>
       </w:r>
     </w:p>
-    <w:bookmarkEnd w:id="77"/>
-    <w:bookmarkStart w:id="78" w:name="ex-officio-members"/>
+    <w:bookmarkEnd w:id="79"/>
+    <w:bookmarkStart w:id="80" w:name="ex-officio-members"/>
     <w:p>
       <w:pPr>
         <w:pStyle w:val="Heading2"/>
@@ -15749,7 +16171,7 @@
       <w:pPr>
         <w:numPr>
           <w:ilvl w:val="0"/>
-          <w:numId w:val="1020"/>
+          <w:numId w:val="1023"/>
         </w:numPr>
         <w:pStyle w:val="Compact"/>
         <w:jc w:val="both"/>
@@ -15762,7 +16184,7 @@
       <w:pPr>
         <w:numPr>
           <w:ilvl w:val="0"/>
-          <w:numId w:val="1020"/>
+          <w:numId w:val="1023"/>
         </w:numPr>
         <w:pStyle w:val="Compact"/>
         <w:jc w:val="both"/>
@@ -15775,7 +16197,7 @@
       <w:pPr>
         <w:numPr>
           <w:ilvl w:val="0"/>
-          <w:numId w:val="1020"/>
+          <w:numId w:val="1023"/>
         </w:numPr>
         <w:pStyle w:val="Compact"/>
         <w:jc w:val="both"/>
@@ -15855,8 +16277,8 @@
         <w:t xml:space="preserve">Article VIII · Section 8.4</w:t>
       </w:r>
     </w:p>
-    <w:bookmarkEnd w:id="78"/>
-    <w:bookmarkStart w:id="79" w:name="eligibility-1"/>
+    <w:bookmarkEnd w:id="80"/>
+    <w:bookmarkStart w:id="81" w:name="eligibility-1"/>
     <w:p>
       <w:pPr>
         <w:pStyle w:val="Heading2"/>
@@ -15978,8 +16400,8 @@
         <w:t xml:space="preserve">Article VIII · Section 8.5</w:t>
       </w:r>
     </w:p>
-    <w:bookmarkEnd w:id="79"/>
-    <w:bookmarkStart w:id="80" w:name="meetings-1"/>
+    <w:bookmarkEnd w:id="81"/>
+    <w:bookmarkStart w:id="82" w:name="meetings-1"/>
     <w:p>
       <w:pPr>
         <w:pStyle w:val="Heading2"/>
@@ -16164,8 +16586,8 @@
         <w:t xml:space="preserve">Article VIII · Section 8.6</w:t>
       </w:r>
     </w:p>
-    <w:bookmarkEnd w:id="80"/>
-    <w:bookmarkStart w:id="81" w:name="voting-procedures"/>
+    <w:bookmarkEnd w:id="82"/>
+    <w:bookmarkStart w:id="83" w:name="voting-procedures"/>
     <w:p>
       <w:pPr>
         <w:pStyle w:val="Heading2"/>
@@ -16220,7 +16642,7 @@
       <w:pPr>
         <w:numPr>
           <w:ilvl w:val="0"/>
-          <w:numId w:val="1021"/>
+          <w:numId w:val="1024"/>
         </w:numPr>
         <w:pStyle w:val="Compact"/>
         <w:jc w:val="both"/>
@@ -16233,7 +16655,7 @@
       <w:pPr>
         <w:numPr>
           <w:ilvl w:val="0"/>
-          <w:numId w:val="1021"/>
+          <w:numId w:val="1024"/>
         </w:numPr>
         <w:pStyle w:val="Compact"/>
         <w:jc w:val="both"/>
@@ -16246,7 +16668,7 @@
       <w:pPr>
         <w:numPr>
           <w:ilvl w:val="0"/>
-          <w:numId w:val="1021"/>
+          <w:numId w:val="1024"/>
         </w:numPr>
         <w:pStyle w:val="Compact"/>
         <w:jc w:val="both"/>
@@ -16259,7 +16681,7 @@
       <w:pPr>
         <w:numPr>
           <w:ilvl w:val="0"/>
-          <w:numId w:val="1021"/>
+          <w:numId w:val="1024"/>
         </w:numPr>
         <w:pStyle w:val="Compact"/>
         <w:jc w:val="both"/>
@@ -16360,8 +16782,8 @@
         <w:t xml:space="preserve">Article VIII · Section 8.7</w:t>
       </w:r>
     </w:p>
-    <w:bookmarkEnd w:id="81"/>
-    <w:bookmarkStart w:id="82" w:name="responsibilities-2"/>
+    <w:bookmarkEnd w:id="83"/>
+    <w:bookmarkStart w:id="84" w:name="responsibilities-2"/>
     <w:p>
       <w:pPr>
         <w:pStyle w:val="Heading2"/>
@@ -16395,7 +16817,7 @@
       <w:pPr>
         <w:numPr>
           <w:ilvl w:val="0"/>
-          <w:numId w:val="1022"/>
+          <w:numId w:val="1025"/>
         </w:numPr>
         <w:pStyle w:val="Compact"/>
         <w:jc w:val="both"/>
@@ -16408,7 +16830,7 @@
       <w:pPr>
         <w:numPr>
           <w:ilvl w:val="0"/>
-          <w:numId w:val="1022"/>
+          <w:numId w:val="1025"/>
         </w:numPr>
         <w:pStyle w:val="Compact"/>
         <w:jc w:val="both"/>
@@ -16421,7 +16843,7 @@
       <w:pPr>
         <w:numPr>
           <w:ilvl w:val="0"/>
-          <w:numId w:val="1022"/>
+          <w:numId w:val="1025"/>
         </w:numPr>
         <w:pStyle w:val="Compact"/>
         <w:jc w:val="both"/>
@@ -16434,7 +16856,7 @@
       <w:pPr>
         <w:numPr>
           <w:ilvl w:val="0"/>
-          <w:numId w:val="1022"/>
+          <w:numId w:val="1025"/>
         </w:numPr>
         <w:pStyle w:val="Compact"/>
         <w:jc w:val="both"/>
@@ -16447,7 +16869,7 @@
       <w:pPr>
         <w:numPr>
           <w:ilvl w:val="0"/>
-          <w:numId w:val="1022"/>
+          <w:numId w:val="1025"/>
         </w:numPr>
         <w:pStyle w:val="Compact"/>
         <w:jc w:val="both"/>
@@ -16485,8 +16907,8 @@
         <w:t xml:space="preserve">Article VIII · Section 8.8</w:t>
       </w:r>
     </w:p>
-    <w:bookmarkEnd w:id="82"/>
-    <w:bookmarkStart w:id="83" w:name="vacancies"/>
+    <w:bookmarkEnd w:id="84"/>
+    <w:bookmarkStart w:id="85" w:name="vacancies"/>
     <w:p>
       <w:pPr>
         <w:pStyle w:val="Heading2"/>
@@ -16806,8 +17228,8 @@
         <w:t xml:space="preserve">Article IX · Section 9.1</w:t>
       </w:r>
     </w:p>
-    <w:bookmarkEnd w:id="83"/>
-    <w:bookmarkStart w:id="84" w:name="role-and-authority-3"/>
+    <w:bookmarkEnd w:id="85"/>
+    <w:bookmarkStart w:id="86" w:name="role-and-authority-3"/>
     <w:p>
       <w:pPr>
         <w:pStyle w:val="Heading2"/>
@@ -16908,8 +17330,8 @@
         <w:t xml:space="preserve">Article IX · Section 9.2</w:t>
       </w:r>
     </w:p>
-    <w:bookmarkEnd w:id="84"/>
-    <w:bookmarkStart w:id="85" w:name="composition-2"/>
+    <w:bookmarkEnd w:id="86"/>
+    <w:bookmarkStart w:id="87" w:name="composition-2"/>
     <w:p>
       <w:pPr>
         <w:pStyle w:val="Heading2"/>
@@ -16943,7 +17365,7 @@
       <w:pPr>
         <w:numPr>
           <w:ilvl w:val="0"/>
-          <w:numId w:val="1023"/>
+          <w:numId w:val="1026"/>
         </w:numPr>
         <w:pStyle w:val="Compact"/>
         <w:jc w:val="both"/>
@@ -16956,7 +17378,7 @@
       <w:pPr>
         <w:numPr>
           <w:ilvl w:val="0"/>
-          <w:numId w:val="1023"/>
+          <w:numId w:val="1026"/>
         </w:numPr>
         <w:pStyle w:val="Compact"/>
         <w:jc w:val="both"/>
@@ -16969,7 +17391,7 @@
       <w:pPr>
         <w:numPr>
           <w:ilvl w:val="0"/>
-          <w:numId w:val="1023"/>
+          <w:numId w:val="1026"/>
         </w:numPr>
         <w:pStyle w:val="Compact"/>
         <w:jc w:val="both"/>
@@ -16982,7 +17404,7 @@
       <w:pPr>
         <w:numPr>
           <w:ilvl w:val="0"/>
-          <w:numId w:val="1023"/>
+          <w:numId w:val="1026"/>
         </w:numPr>
         <w:pStyle w:val="Compact"/>
         <w:jc w:val="both"/>
@@ -16995,7 +17417,7 @@
       <w:pPr>
         <w:numPr>
           <w:ilvl w:val="0"/>
-          <w:numId w:val="1023"/>
+          <w:numId w:val="1026"/>
         </w:numPr>
         <w:pStyle w:val="Compact"/>
         <w:jc w:val="both"/>
@@ -17008,7 +17430,7 @@
       <w:pPr>
         <w:numPr>
           <w:ilvl w:val="0"/>
-          <w:numId w:val="1023"/>
+          <w:numId w:val="1026"/>
         </w:numPr>
         <w:pStyle w:val="Compact"/>
         <w:jc w:val="both"/>
@@ -17025,8 +17447,8 @@
         <w:t xml:space="preserve">Article IX · Section 9.3</w:t>
       </w:r>
     </w:p>
-    <w:bookmarkEnd w:id="85"/>
-    <w:bookmarkStart w:id="86" w:name="appointment-1"/>
+    <w:bookmarkEnd w:id="87"/>
+    <w:bookmarkStart w:id="88" w:name="appointment-1"/>
     <w:p>
       <w:pPr>
         <w:pStyle w:val="Heading2"/>
@@ -17127,8 +17549,8 @@
         <w:t xml:space="preserve">Article IX · Section 9.4</w:t>
       </w:r>
     </w:p>
-    <w:bookmarkEnd w:id="86"/>
-    <w:bookmarkStart w:id="87" w:name="responsibilities-3"/>
+    <w:bookmarkEnd w:id="88"/>
+    <w:bookmarkStart w:id="89" w:name="responsibilities-3"/>
     <w:p>
       <w:pPr>
         <w:pStyle w:val="Heading2"/>
@@ -17162,7 +17584,7 @@
       <w:pPr>
         <w:numPr>
           <w:ilvl w:val="0"/>
-          <w:numId w:val="1024"/>
+          <w:numId w:val="1027"/>
         </w:numPr>
         <w:pStyle w:val="Compact"/>
         <w:jc w:val="both"/>
@@ -17175,7 +17597,7 @@
       <w:pPr>
         <w:numPr>
           <w:ilvl w:val="0"/>
-          <w:numId w:val="1024"/>
+          <w:numId w:val="1027"/>
         </w:numPr>
         <w:pStyle w:val="Compact"/>
         <w:jc w:val="both"/>
@@ -17188,7 +17610,7 @@
       <w:pPr>
         <w:numPr>
           <w:ilvl w:val="0"/>
-          <w:numId w:val="1024"/>
+          <w:numId w:val="1027"/>
         </w:numPr>
         <w:pStyle w:val="Compact"/>
         <w:jc w:val="both"/>
@@ -17201,7 +17623,7 @@
       <w:pPr>
         <w:numPr>
           <w:ilvl w:val="0"/>
-          <w:numId w:val="1024"/>
+          <w:numId w:val="1027"/>
         </w:numPr>
         <w:pStyle w:val="Compact"/>
         <w:jc w:val="both"/>
@@ -17214,7 +17636,7 @@
       <w:pPr>
         <w:numPr>
           <w:ilvl w:val="0"/>
-          <w:numId w:val="1024"/>
+          <w:numId w:val="1027"/>
         </w:numPr>
         <w:pStyle w:val="Compact"/>
         <w:jc w:val="both"/>
@@ -17469,8 +17891,8 @@
         <w:t xml:space="preserve">Article X · Section 10.1</w:t>
       </w:r>
     </w:p>
-    <w:bookmarkEnd w:id="87"/>
-    <w:bookmarkStart w:id="88" w:name="academic-ladder"/>
+    <w:bookmarkEnd w:id="89"/>
+    <w:bookmarkStart w:id="90" w:name="academic-ladder"/>
     <w:p>
       <w:pPr>
         <w:pStyle w:val="Heading2"/>
@@ -18171,8 +18593,8 @@
         <w:t xml:space="preserve">Article X · Section 10.2</w:t>
       </w:r>
     </w:p>
-    <w:bookmarkEnd w:id="88"/>
-    <w:bookmarkStart w:id="89" w:name="the-six-colleges"/>
+    <w:bookmarkEnd w:id="90"/>
+    <w:bookmarkStart w:id="91" w:name="the-six-colleges"/>
     <w:p>
       <w:pPr>
         <w:pStyle w:val="Heading2"/>
@@ -18206,7 +18628,7 @@
       <w:pPr>
         <w:numPr>
           <w:ilvl w:val="0"/>
-          <w:numId w:val="1025"/>
+          <w:numId w:val="1028"/>
         </w:numPr>
         <w:pStyle w:val="Compact"/>
         <w:jc w:val="both"/>
@@ -18219,7 +18641,7 @@
       <w:pPr>
         <w:numPr>
           <w:ilvl w:val="0"/>
-          <w:numId w:val="1025"/>
+          <w:numId w:val="1028"/>
         </w:numPr>
         <w:pStyle w:val="Compact"/>
         <w:jc w:val="both"/>
@@ -18232,7 +18654,7 @@
       <w:pPr>
         <w:numPr>
           <w:ilvl w:val="0"/>
-          <w:numId w:val="1025"/>
+          <w:numId w:val="1028"/>
         </w:numPr>
         <w:pStyle w:val="Compact"/>
         <w:jc w:val="both"/>
@@ -18245,7 +18667,7 @@
       <w:pPr>
         <w:numPr>
           <w:ilvl w:val="0"/>
-          <w:numId w:val="1025"/>
+          <w:numId w:val="1028"/>
         </w:numPr>
         <w:pStyle w:val="Compact"/>
         <w:jc w:val="both"/>
@@ -18258,7 +18680,7 @@
       <w:pPr>
         <w:numPr>
           <w:ilvl w:val="0"/>
-          <w:numId w:val="1025"/>
+          <w:numId w:val="1028"/>
         </w:numPr>
         <w:pStyle w:val="Compact"/>
         <w:jc w:val="both"/>
@@ -18271,7 +18693,7 @@
       <w:pPr>
         <w:numPr>
           <w:ilvl w:val="0"/>
-          <w:numId w:val="1025"/>
+          <w:numId w:val="1028"/>
         </w:numPr>
         <w:pStyle w:val="Compact"/>
         <w:jc w:val="both"/>
@@ -18288,8 +18710,8 @@
         <w:t xml:space="preserve">Article X · Section 10.3</w:t>
       </w:r>
     </w:p>
-    <w:bookmarkEnd w:id="89"/>
-    <w:bookmarkStart w:id="90" w:name="language-of-instruction"/>
+    <w:bookmarkEnd w:id="91"/>
+    <w:bookmarkStart w:id="92" w:name="language-of-instruction"/>
     <w:p>
       <w:pPr>
         <w:pStyle w:val="Heading2"/>
@@ -18563,8 +18985,8 @@
         <w:t xml:space="preserve">Article XI · Section 11.1</w:t>
       </w:r>
     </w:p>
-    <w:bookmarkEnd w:id="90"/>
-    <w:bookmarkStart w:id="91" w:name="waqf-board"/>
+    <w:bookmarkEnd w:id="92"/>
+    <w:bookmarkStart w:id="93" w:name="waqf-board"/>
     <w:p>
       <w:pPr>
         <w:pStyle w:val="Heading2"/>
@@ -18686,8 +19108,8 @@
         <w:t xml:space="preserve">Article XI · Section 11.2</w:t>
       </w:r>
     </w:p>
-    <w:bookmarkEnd w:id="91"/>
-    <w:bookmarkStart w:id="92" w:name="waqf-reserve"/>
+    <w:bookmarkEnd w:id="93"/>
+    <w:bookmarkStart w:id="94" w:name="waqf-reserve"/>
     <w:p>
       <w:pPr>
         <w:pStyle w:val="Heading2"/>
@@ -18742,7 +19164,7 @@
       <w:pPr>
         <w:numPr>
           <w:ilvl w:val="0"/>
-          <w:numId w:val="1026"/>
+          <w:numId w:val="1029"/>
         </w:numPr>
         <w:pStyle w:val="Compact"/>
         <w:jc w:val="both"/>
@@ -18755,7 +19177,7 @@
       <w:pPr>
         <w:numPr>
           <w:ilvl w:val="0"/>
-          <w:numId w:val="1026"/>
+          <w:numId w:val="1029"/>
         </w:numPr>
         <w:pStyle w:val="Compact"/>
         <w:jc w:val="both"/>
@@ -18768,7 +19190,7 @@
       <w:pPr>
         <w:numPr>
           <w:ilvl w:val="0"/>
-          <w:numId w:val="1026"/>
+          <w:numId w:val="1029"/>
         </w:numPr>
         <w:pStyle w:val="Compact"/>
         <w:jc w:val="both"/>
@@ -18781,7 +19203,7 @@
       <w:pPr>
         <w:numPr>
           <w:ilvl w:val="0"/>
-          <w:numId w:val="1026"/>
+          <w:numId w:val="1029"/>
         </w:numPr>
         <w:pStyle w:val="Compact"/>
         <w:jc w:val="both"/>
@@ -18794,7 +19216,7 @@
       <w:pPr>
         <w:numPr>
           <w:ilvl w:val="0"/>
-          <w:numId w:val="1026"/>
+          <w:numId w:val="1029"/>
         </w:numPr>
         <w:pStyle w:val="Compact"/>
         <w:jc w:val="both"/>
@@ -19028,8 +19450,8 @@
         <w:t xml:space="preserve">Article XII · Section 12.1</w:t>
       </w:r>
     </w:p>
-    <w:bookmarkEnd w:id="92"/>
-    <w:bookmarkStart w:id="93" w:name="admission"/>
+    <w:bookmarkEnd w:id="94"/>
+    <w:bookmarkStart w:id="95" w:name="admission"/>
     <w:p>
       <w:pPr>
         <w:pStyle w:val="Heading2"/>
@@ -19130,8 +19552,8 @@
         <w:t xml:space="preserve">Article XII · Section 12.2</w:t>
       </w:r>
     </w:p>
-    <w:bookmarkEnd w:id="93"/>
-    <w:bookmarkStart w:id="94" w:name="rights"/>
+    <w:bookmarkEnd w:id="95"/>
+    <w:bookmarkStart w:id="96" w:name="rights"/>
     <w:p>
       <w:pPr>
         <w:pStyle w:val="Heading2"/>
@@ -19165,7 +19587,7 @@
       <w:pPr>
         <w:numPr>
           <w:ilvl w:val="0"/>
-          <w:numId w:val="1027"/>
+          <w:numId w:val="1030"/>
         </w:numPr>
         <w:pStyle w:val="Compact"/>
         <w:jc w:val="both"/>
@@ -19178,7 +19600,7 @@
       <w:pPr>
         <w:numPr>
           <w:ilvl w:val="0"/>
-          <w:numId w:val="1027"/>
+          <w:numId w:val="1030"/>
         </w:numPr>
         <w:pStyle w:val="Compact"/>
         <w:jc w:val="both"/>
@@ -19191,7 +19613,7 @@
       <w:pPr>
         <w:numPr>
           <w:ilvl w:val="0"/>
-          <w:numId w:val="1027"/>
+          <w:numId w:val="1030"/>
         </w:numPr>
         <w:pStyle w:val="Compact"/>
         <w:jc w:val="both"/>
@@ -19204,7 +19626,7 @@
       <w:pPr>
         <w:numPr>
           <w:ilvl w:val="0"/>
-          <w:numId w:val="1027"/>
+          <w:numId w:val="1030"/>
         </w:numPr>
         <w:pStyle w:val="Compact"/>
         <w:jc w:val="both"/>
@@ -19217,7 +19639,7 @@
       <w:pPr>
         <w:numPr>
           <w:ilvl w:val="0"/>
-          <w:numId w:val="1027"/>
+          <w:numId w:val="1030"/>
         </w:numPr>
         <w:pStyle w:val="Compact"/>
         <w:jc w:val="both"/>
@@ -19230,7 +19652,7 @@
       <w:pPr>
         <w:numPr>
           <w:ilvl w:val="0"/>
-          <w:numId w:val="1027"/>
+          <w:numId w:val="1030"/>
         </w:numPr>
         <w:pStyle w:val="Compact"/>
         <w:jc w:val="both"/>
@@ -19247,8 +19669,8 @@
         <w:t xml:space="preserve">Article XII · Section 12.3</w:t>
       </w:r>
     </w:p>
-    <w:bookmarkEnd w:id="94"/>
-    <w:bookmarkStart w:id="95" w:name="responsibilities-4"/>
+    <w:bookmarkEnd w:id="96"/>
+    <w:bookmarkStart w:id="97" w:name="responsibilities-4"/>
     <w:p>
       <w:pPr>
         <w:pStyle w:val="Heading2"/>
@@ -19282,7 +19704,7 @@
       <w:pPr>
         <w:numPr>
           <w:ilvl w:val="0"/>
-          <w:numId w:val="1028"/>
+          <w:numId w:val="1031"/>
         </w:numPr>
         <w:pStyle w:val="Compact"/>
         <w:jc w:val="both"/>
@@ -19295,7 +19717,7 @@
       <w:pPr>
         <w:numPr>
           <w:ilvl w:val="0"/>
-          <w:numId w:val="1028"/>
+          <w:numId w:val="1031"/>
         </w:numPr>
         <w:pStyle w:val="Compact"/>
         <w:jc w:val="both"/>
@@ -19308,7 +19730,7 @@
       <w:pPr>
         <w:numPr>
           <w:ilvl w:val="0"/>
-          <w:numId w:val="1028"/>
+          <w:numId w:val="1031"/>
         </w:numPr>
         <w:pStyle w:val="Compact"/>
         <w:jc w:val="both"/>
@@ -19321,7 +19743,7 @@
       <w:pPr>
         <w:numPr>
           <w:ilvl w:val="0"/>
-          <w:numId w:val="1028"/>
+          <w:numId w:val="1031"/>
         </w:numPr>
         <w:pStyle w:val="Compact"/>
         <w:jc w:val="both"/>
@@ -19334,7 +19756,7 @@
       <w:pPr>
         <w:numPr>
           <w:ilvl w:val="0"/>
-          <w:numId w:val="1028"/>
+          <w:numId w:val="1031"/>
         </w:numPr>
         <w:pStyle w:val="Compact"/>
         <w:jc w:val="both"/>
@@ -19545,8 +19967,8 @@
         <w:t xml:space="preserve">Article XIII · Section 13.1</w:t>
       </w:r>
     </w:p>
-    <w:bookmarkEnd w:id="95"/>
-    <w:bookmarkStart w:id="96" w:name="academic-freedom"/>
+    <w:bookmarkEnd w:id="97"/>
+    <w:bookmarkStart w:id="98" w:name="academic-freedom"/>
     <w:p>
       <w:pPr>
         <w:pStyle w:val="Heading2"/>
@@ -19647,8 +20069,8 @@
         <w:t xml:space="preserve">Article XIII · Section 13.2</w:t>
       </w:r>
     </w:p>
-    <w:bookmarkEnd w:id="96"/>
-    <w:bookmarkStart w:id="97" w:name="responsibilities-5"/>
+    <w:bookmarkEnd w:id="98"/>
+    <w:bookmarkStart w:id="99" w:name="responsibilities-5"/>
     <w:p>
       <w:pPr>
         <w:pStyle w:val="Heading2"/>
@@ -19682,7 +20104,7 @@
       <w:pPr>
         <w:numPr>
           <w:ilvl w:val="0"/>
-          <w:numId w:val="1029"/>
+          <w:numId w:val="1032"/>
         </w:numPr>
         <w:pStyle w:val="Compact"/>
         <w:jc w:val="both"/>
@@ -19695,7 +20117,7 @@
       <w:pPr>
         <w:numPr>
           <w:ilvl w:val="0"/>
-          <w:numId w:val="1029"/>
+          <w:numId w:val="1032"/>
         </w:numPr>
         <w:pStyle w:val="Compact"/>
         <w:jc w:val="both"/>
@@ -19708,7 +20130,7 @@
       <w:pPr>
         <w:numPr>
           <w:ilvl w:val="0"/>
-          <w:numId w:val="1029"/>
+          <w:numId w:val="1032"/>
         </w:numPr>
         <w:pStyle w:val="Compact"/>
         <w:jc w:val="both"/>
@@ -19721,7 +20143,7 @@
       <w:pPr>
         <w:numPr>
           <w:ilvl w:val="0"/>
-          <w:numId w:val="1029"/>
+          <w:numId w:val="1032"/>
         </w:numPr>
         <w:pStyle w:val="Compact"/>
         <w:jc w:val="both"/>
@@ -19734,7 +20156,7 @@
       <w:pPr>
         <w:numPr>
           <w:ilvl w:val="0"/>
-          <w:numId w:val="1029"/>
+          <w:numId w:val="1032"/>
         </w:numPr>
         <w:pStyle w:val="Compact"/>
         <w:jc w:val="both"/>
@@ -19968,8 +20390,8 @@
         <w:t xml:space="preserve">Article XIV · Section 14.1</w:t>
       </w:r>
     </w:p>
-    <w:bookmarkEnd w:id="97"/>
-    <w:bookmarkStart w:id="98" w:name="revenue-model"/>
+    <w:bookmarkEnd w:id="99"/>
+    <w:bookmarkStart w:id="100" w:name="revenue-model"/>
     <w:p>
       <w:pPr>
         <w:pStyle w:val="Heading2"/>
@@ -20049,8 +20471,8 @@
         <w:t xml:space="preserve">Article XIV · Section 14.2</w:t>
       </w:r>
     </w:p>
-    <w:bookmarkEnd w:id="98"/>
-    <w:bookmarkStart w:id="99" w:name="tuition"/>
+    <w:bookmarkEnd w:id="100"/>
+    <w:bookmarkStart w:id="101" w:name="tuition"/>
     <w:p>
       <w:pPr>
         <w:pStyle w:val="Heading2"/>
@@ -20151,8 +20573,8 @@
         <w:t xml:space="preserve">Article XIV · Section 14.3</w:t>
       </w:r>
     </w:p>
-    <w:bookmarkEnd w:id="99"/>
-    <w:bookmarkStart w:id="100" w:name="compensation"/>
+    <w:bookmarkEnd w:id="101"/>
+    <w:bookmarkStart w:id="102" w:name="compensation"/>
     <w:p>
       <w:pPr>
         <w:pStyle w:val="Heading2"/>
@@ -20472,8 +20894,8 @@
         <w:t xml:space="preserve">Article XV · Section 15.1</w:t>
       </w:r>
     </w:p>
-    <w:bookmarkEnd w:id="100"/>
-    <w:bookmarkStart w:id="101" w:name="annual-report"/>
+    <w:bookmarkEnd w:id="102"/>
+    <w:bookmarkStart w:id="103" w:name="annual-report"/>
     <w:p>
       <w:pPr>
         <w:pStyle w:val="Heading2"/>
@@ -20528,7 +20950,7 @@
       <w:pPr>
         <w:numPr>
           <w:ilvl w:val="0"/>
-          <w:numId w:val="1030"/>
+          <w:numId w:val="1033"/>
         </w:numPr>
         <w:pStyle w:val="Compact"/>
         <w:jc w:val="both"/>
@@ -20541,7 +20963,7 @@
       <w:pPr>
         <w:numPr>
           <w:ilvl w:val="0"/>
-          <w:numId w:val="1030"/>
+          <w:numId w:val="1033"/>
         </w:numPr>
         <w:pStyle w:val="Compact"/>
         <w:jc w:val="both"/>
@@ -20554,7 +20976,7 @@
       <w:pPr>
         <w:numPr>
           <w:ilvl w:val="0"/>
-          <w:numId w:val="1030"/>
+          <w:numId w:val="1033"/>
         </w:numPr>
         <w:pStyle w:val="Compact"/>
         <w:jc w:val="both"/>
@@ -20567,7 +20989,7 @@
       <w:pPr>
         <w:numPr>
           <w:ilvl w:val="0"/>
-          <w:numId w:val="1030"/>
+          <w:numId w:val="1033"/>
         </w:numPr>
         <w:pStyle w:val="Compact"/>
         <w:jc w:val="both"/>
@@ -20605,8 +21027,8 @@
         <w:t xml:space="preserve">Article XV · Section 15.2</w:t>
       </w:r>
     </w:p>
-    <w:bookmarkEnd w:id="101"/>
-    <w:bookmarkStart w:id="102" w:name="audit"/>
+    <w:bookmarkEnd w:id="103"/>
+    <w:bookmarkStart w:id="104" w:name="audit"/>
     <w:p>
       <w:pPr>
         <w:pStyle w:val="Heading2"/>
@@ -20707,8 +21129,8 @@
         <w:t xml:space="preserve">Article XV · Section 15.3</w:t>
       </w:r>
     </w:p>
-    <w:bookmarkEnd w:id="102"/>
-    <w:bookmarkStart w:id="103" w:name="conflict-of-interest"/>
+    <w:bookmarkEnd w:id="104"/>
+    <w:bookmarkStart w:id="105" w:name="conflict-of-interest"/>
     <w:p>
       <w:pPr>
         <w:pStyle w:val="Heading2"/>
@@ -20788,8 +21210,8 @@
         <w:t xml:space="preserve">Article XV · Section 15.4</w:t>
       </w:r>
     </w:p>
-    <w:bookmarkEnd w:id="103"/>
-    <w:bookmarkStart w:id="104" w:name="whistleblower-protection"/>
+    <w:bookmarkEnd w:id="105"/>
+    <w:bookmarkStart w:id="106" w:name="whistleblower-protection"/>
     <w:p>
       <w:pPr>
         <w:pStyle w:val="Heading2"/>
@@ -21086,8 +21508,8 @@
         <w:t xml:space="preserve">Article XVI · Section 16.1</w:t>
       </w:r>
     </w:p>
-    <w:bookmarkEnd w:id="104"/>
-    <w:bookmarkStart w:id="105" w:name="secretary-to-the-board"/>
+    <w:bookmarkEnd w:id="106"/>
+    <w:bookmarkStart w:id="107" w:name="secretary-to-the-board"/>
     <w:p>
       <w:pPr>
         <w:pStyle w:val="Heading2"/>
@@ -21167,8 +21589,8 @@
         <w:t xml:space="preserve">Article XVI · Section 16.2</w:t>
       </w:r>
     </w:p>
-    <w:bookmarkEnd w:id="105"/>
-    <w:bookmarkStart w:id="106" w:name="university-registrar"/>
+    <w:bookmarkEnd w:id="107"/>
+    <w:bookmarkStart w:id="108" w:name="university-registrar"/>
     <w:p>
       <w:pPr>
         <w:pStyle w:val="Heading2"/>
@@ -21248,8 +21670,8 @@
         <w:t xml:space="preserve">Article XVI · Section 16.3</w:t>
       </w:r>
     </w:p>
-    <w:bookmarkEnd w:id="106"/>
-    <w:bookmarkStart w:id="107" w:name="general-counsel"/>
+    <w:bookmarkEnd w:id="108"/>
+    <w:bookmarkStart w:id="109" w:name="general-counsel"/>
     <w:p>
       <w:pPr>
         <w:pStyle w:val="Heading2"/>
@@ -21523,8 +21945,8 @@
         <w:t xml:space="preserve">Article XVII · Section 17.1</w:t>
       </w:r>
     </w:p>
-    <w:bookmarkEnd w:id="107"/>
-    <w:bookmarkStart w:id="108" w:name="official-records"/>
+    <w:bookmarkEnd w:id="109"/>
+    <w:bookmarkStart w:id="110" w:name="official-records"/>
     <w:p>
       <w:pPr>
         <w:pStyle w:val="Heading2"/>
@@ -21604,8 +22026,8 @@
         <w:t xml:space="preserve">Article XVII · Section 17.2</w:t>
       </w:r>
     </w:p>
-    <w:bookmarkEnd w:id="108"/>
-    <w:bookmarkStart w:id="109" w:name="access-to-records"/>
+    <w:bookmarkEnd w:id="110"/>
+    <w:bookmarkStart w:id="111" w:name="access-to-records"/>
     <w:p>
       <w:pPr>
         <w:pStyle w:val="Heading2"/>
@@ -21879,8 +22301,8 @@
         <w:t xml:space="preserve">Article XVIII · Section 18.1</w:t>
       </w:r>
     </w:p>
-    <w:bookmarkEnd w:id="109"/>
-    <w:bookmarkStart w:id="110" w:name="amendment-procedure"/>
+    <w:bookmarkEnd w:id="111"/>
+    <w:bookmarkStart w:id="112" w:name="amendment-procedure"/>
     <w:p>
       <w:pPr>
         <w:pStyle w:val="Heading2"/>
@@ -21981,8 +22403,8 @@
         <w:t xml:space="preserve">Article XVIII · Section 18.2</w:t>
       </w:r>
     </w:p>
-    <w:bookmarkEnd w:id="110"/>
-    <w:bookmarkStart w:id="111" w:name="effective-date"/>
+    <w:bookmarkEnd w:id="112"/>
+    <w:bookmarkStart w:id="113" w:name="effective-date"/>
     <w:p>
       <w:pPr>
         <w:pStyle w:val="Heading2"/>
@@ -22212,8 +22634,8 @@
         <w:t xml:space="preserve">Article XIX · Section 19.1</w:t>
       </w:r>
     </w:p>
-    <w:bookmarkEnd w:id="111"/>
-    <w:bookmarkStart w:id="112" w:name="transitional-provisions"/>
+    <w:bookmarkEnd w:id="113"/>
+    <w:bookmarkStart w:id="114" w:name="transitional-provisions"/>
     <w:p>
       <w:pPr>
         <w:pStyle w:val="Heading2"/>
@@ -22485,8 +22907,8 @@
         <w:t xml:space="preserve">Article XX · Section 20.1</w:t>
       </w:r>
     </w:p>
-    <w:bookmarkEnd w:id="112"/>
-    <w:bookmarkStart w:id="113" w:name="dissolution"/>
+    <w:bookmarkEnd w:id="114"/>
+    <w:bookmarkStart w:id="115" w:name="dissolution"/>
     <w:p>
       <w:pPr>
         <w:pStyle w:val="Heading2"/>
@@ -22804,8 +23226,8 @@
         <w:t xml:space="preserve">Article XXI · Section 21.1</w:t>
       </w:r>
     </w:p>
-    <w:bookmarkEnd w:id="113"/>
-    <w:bookmarkStart w:id="114" w:name="private-inurement"/>
+    <w:bookmarkEnd w:id="115"/>
+    <w:bookmarkStart w:id="116" w:name="private-inurement"/>
     <w:p>
       <w:pPr>
         <w:pStyle w:val="Heading2"/>
@@ -22885,8 +23307,8 @@
         <w:t xml:space="preserve">Article XXI · Section 21.2</w:t>
       </w:r>
     </w:p>
-    <w:bookmarkEnd w:id="114"/>
-    <w:bookmarkStart w:id="115" w:name="political-activities"/>
+    <w:bookmarkEnd w:id="116"/>
+    <w:bookmarkStart w:id="117" w:name="political-activities"/>
     <w:p>
       <w:pPr>
         <w:pStyle w:val="Heading2"/>
@@ -22945,8 +23367,8 @@
         <w:t xml:space="preserve">Article XXI · Section 21.3</w:t>
       </w:r>
     </w:p>
-    <w:bookmarkEnd w:id="115"/>
-    <w:bookmarkStart w:id="116" w:name="tax-exempt-compliance"/>
+    <w:bookmarkEnd w:id="117"/>
+    <w:bookmarkStart w:id="118" w:name="tax-exempt-compliance"/>
     <w:p>
       <w:pPr>
         <w:pStyle w:val="Heading2"/>
@@ -23176,8 +23598,8 @@
         <w:t xml:space="preserve">Article XXII · Section 22.1</w:t>
       </w:r>
     </w:p>
-    <w:bookmarkEnd w:id="116"/>
-    <w:bookmarkStart w:id="117" w:name="X6b98202d295b09d9566181da2b033952e6a4664"/>
+    <w:bookmarkEnd w:id="118"/>
+    <w:bookmarkStart w:id="119" w:name="X6b98202d295b09d9566181da2b033952e6a4664"/>
     <w:p>
       <w:pPr>
         <w:pStyle w:val="Heading2"/>
@@ -23490,8 +23912,8 @@
         <w:t xml:space="preserve">Article XXIII · Section 23.1</w:t>
       </w:r>
     </w:p>
-    <w:bookmarkEnd w:id="117"/>
-    <w:bookmarkStart w:id="118" w:name="supremacy"/>
+    <w:bookmarkEnd w:id="119"/>
+    <w:bookmarkStart w:id="120" w:name="supremacy"/>
     <w:p>
       <w:pPr>
         <w:pStyle w:val="Heading2"/>
@@ -23571,8 +23993,8 @@
         <w:t xml:space="preserve">Article XXIII · Section 23.2</w:t>
       </w:r>
     </w:p>
-    <w:bookmarkEnd w:id="118"/>
-    <w:bookmarkStart w:id="119" w:name="effective-date-1"/>
+    <w:bookmarkEnd w:id="120"/>
+    <w:bookmarkStart w:id="121" w:name="effective-date-1"/>
     <w:p>
       <w:pPr>
         <w:pStyle w:val="Heading2"/>
@@ -23602,8 +24024,8 @@
         <w:t xml:space="preserve">This Constitution is effective as of 1 January 2028.</w:t>
       </w:r>
     </w:p>
-    <w:bookmarkEnd w:id="119"/>
-    <w:bookmarkStart w:id="120" w:name="adoption"/>
+    <w:bookmarkEnd w:id="121"/>
+    <w:bookmarkStart w:id="122" w:name="adoption"/>
     <w:p>
       <w:pPr>
         <w:pStyle w:val="Heading2"/>
@@ -24049,8 +24471,8 @@
         <w:br w:type="page"/>
       </w:r>
     </w:p>
-    <w:bookmarkEnd w:id="120"/>
-    <w:bookmarkStart w:id="121" w:name="publication-certification-statement"/>
+    <w:bookmarkEnd w:id="122"/>
+    <w:bookmarkStart w:id="123" w:name="publication-certification-statement"/>
     <w:p>
       <w:pPr>
         <w:pStyle w:val="Heading2"/>
@@ -24085,7 +24507,7 @@
       <w:pPr>
         <w:numPr>
           <w:ilvl w:val="0"/>
-          <w:numId w:val="1031"/>
+          <w:numId w:val="1034"/>
         </w:numPr>
         <w:pStyle w:val="Compact"/>
         <w:jc w:val="both"/>
@@ -24138,7 +24560,7 @@
       <w:pPr>
         <w:numPr>
           <w:ilvl w:val="0"/>
-          <w:numId w:val="1031"/>
+          <w:numId w:val="1034"/>
         </w:numPr>
         <w:pStyle w:val="Compact"/>
         <w:jc w:val="both"/>
@@ -24197,7 +24619,7 @@
       <w:pPr>
         <w:numPr>
           <w:ilvl w:val="0"/>
-          <w:numId w:val="1031"/>
+          <w:numId w:val="1034"/>
         </w:numPr>
         <w:pStyle w:val="Compact"/>
         <w:jc w:val="both"/>
@@ -24308,7 +24730,7 @@
       <w:pPr>
         <w:numPr>
           <w:ilvl w:val="0"/>
-          <w:numId w:val="1031"/>
+          <w:numId w:val="1034"/>
         </w:numPr>
         <w:pStyle w:val="Compact"/>
         <w:jc w:val="both"/>
@@ -24535,8 +24957,8 @@
         </w:tc>
       </w:tr>
     </w:tbl>
-    <w:bookmarkEnd w:id="121"/>
-    <w:bookmarkEnd w:id="122"/>
+    <w:bookmarkEnd w:id="123"/>
+    <w:bookmarkEnd w:id="124"/>
     <w:sectPr>
       <w:headerReference w:type="default" r:id="rId13"/>
       <w:footerReference w:type="default" r:id="rId14"/>
@@ -25926,6 +26348,96 @@
     </w:lvlOverride>
   </w:num>
   <w:num w:numId="1031">
+    <w:abstractNumId w:val="99731"/>
+    <w:lvlOverride w:ilvl="0">
+      <w:startOverride w:val="1"/>
+    </w:lvlOverride>
+    <w:lvlOverride w:ilvl="1">
+      <w:startOverride w:val="1"/>
+    </w:lvlOverride>
+    <w:lvlOverride w:ilvl="2">
+      <w:startOverride w:val="1"/>
+    </w:lvlOverride>
+    <w:lvlOverride w:ilvl="3">
+      <w:startOverride w:val="1"/>
+    </w:lvlOverride>
+    <w:lvlOverride w:ilvl="4">
+      <w:startOverride w:val="1"/>
+    </w:lvlOverride>
+    <w:lvlOverride w:ilvl="5">
+      <w:startOverride w:val="1"/>
+    </w:lvlOverride>
+    <w:lvlOverride w:ilvl="6">
+      <w:startOverride w:val="1"/>
+    </w:lvlOverride>
+    <w:lvlOverride w:ilvl="7">
+      <w:startOverride w:val="1"/>
+    </w:lvlOverride>
+    <w:lvlOverride w:ilvl="8">
+      <w:startOverride w:val="1"/>
+    </w:lvlOverride>
+  </w:num>
+  <w:num w:numId="1032">
+    <w:abstractNumId w:val="99731"/>
+    <w:lvlOverride w:ilvl="0">
+      <w:startOverride w:val="1"/>
+    </w:lvlOverride>
+    <w:lvlOverride w:ilvl="1">
+      <w:startOverride w:val="1"/>
+    </w:lvlOverride>
+    <w:lvlOverride w:ilvl="2">
+      <w:startOverride w:val="1"/>
+    </w:lvlOverride>
+    <w:lvlOverride w:ilvl="3">
+      <w:startOverride w:val="1"/>
+    </w:lvlOverride>
+    <w:lvlOverride w:ilvl="4">
+      <w:startOverride w:val="1"/>
+    </w:lvlOverride>
+    <w:lvlOverride w:ilvl="5">
+      <w:startOverride w:val="1"/>
+    </w:lvlOverride>
+    <w:lvlOverride w:ilvl="6">
+      <w:startOverride w:val="1"/>
+    </w:lvlOverride>
+    <w:lvlOverride w:ilvl="7">
+      <w:startOverride w:val="1"/>
+    </w:lvlOverride>
+    <w:lvlOverride w:ilvl="8">
+      <w:startOverride w:val="1"/>
+    </w:lvlOverride>
+  </w:num>
+  <w:num w:numId="1033">
+    <w:abstractNumId w:val="99731"/>
+    <w:lvlOverride w:ilvl="0">
+      <w:startOverride w:val="1"/>
+    </w:lvlOverride>
+    <w:lvlOverride w:ilvl="1">
+      <w:startOverride w:val="1"/>
+    </w:lvlOverride>
+    <w:lvlOverride w:ilvl="2">
+      <w:startOverride w:val="1"/>
+    </w:lvlOverride>
+    <w:lvlOverride w:ilvl="3">
+      <w:startOverride w:val="1"/>
+    </w:lvlOverride>
+    <w:lvlOverride w:ilvl="4">
+      <w:startOverride w:val="1"/>
+    </w:lvlOverride>
+    <w:lvlOverride w:ilvl="5">
+      <w:startOverride w:val="1"/>
+    </w:lvlOverride>
+    <w:lvlOverride w:ilvl="6">
+      <w:startOverride w:val="1"/>
+    </w:lvlOverride>
+    <w:lvlOverride w:ilvl="7">
+      <w:startOverride w:val="1"/>
+    </w:lvlOverride>
+    <w:lvlOverride w:ilvl="8">
+      <w:startOverride w:val="1"/>
+    </w:lvlOverride>
+  </w:num>
+  <w:num w:numId="1034">
     <w:abstractNumId w:val="991"/>
   </w:num>
 </w:numbering>

--- a/AMIU_Constitution_2028_Flagship_Governance_Edition.docx
+++ b/AMIU_Constitution_2028_Flagship_Governance_Edition.docx
@@ -24487,309 +24487,25 @@
         <w:jc w:val="both"/>
       </w:pPr>
       <w:r>
-        <w:t xml:space="preserve">Before typesetting, this Constitution underwent a structured editorial review by the AMIU Office of Institutional Planning, examining every Article for numbering consistency, duplicated provisions, missing or inconsistent cross-references, table formatting, and governance ambiguity — the same standard of scrutiny applied to the University’s Strategic Implementation Blueprint (AMIU-SB-002).</w:t>
-      </w:r>
-    </w:p>
-    <w:p>
-      <w:pPr>
-        <w:pStyle w:val="BodyText"/>
-        <w:jc w:val="both"/>
-      </w:pPr>
-      <w:r>
-        <w:rPr>
-          <w:bCs/>
-          <w:b/>
-        </w:rPr>
-        <w:t xml:space="preserve">Issues found and corrected:</w:t>
-      </w:r>
-    </w:p>
-    <w:p>
-      <w:pPr>
-        <w:numPr>
-          <w:ilvl w:val="0"/>
-          <w:numId w:val="1034"/>
-        </w:numPr>
-        <w:pStyle w:val="Compact"/>
-        <w:jc w:val="both"/>
-      </w:pPr>
-      <w:r>
-        <w:rPr>
-          <w:bCs/>
-          <w:b/>
-        </w:rPr>
-        <w:t xml:space="preserve">Cross-document terminology.</w:t>
-      </w:r>
-      <w:r>
-        <w:t xml:space="preserve"> </w:t>
-      </w:r>
-      <w:r>
-        <w:t xml:space="preserve">“</w:t>
-      </w:r>
-      <w:r>
-        <w:t xml:space="preserve">DVC Administration &amp; Finance</w:t>
-      </w:r>
-      <w:r>
-        <w:t xml:space="preserve">”</w:t>
-      </w:r>
-      <w:r>
-        <w:t xml:space="preserve"> </w:t>
-      </w:r>
-      <w:r>
-        <w:t xml:space="preserve">was standardized to</w:t>
-      </w:r>
-      <w:r>
-        <w:t xml:space="preserve"> </w:t>
-      </w:r>
-      <w:r>
-        <w:t xml:space="preserve">“</w:t>
-      </w:r>
-      <w:r>
-        <w:t xml:space="preserve">DVC Admin &amp; Finance</w:t>
-      </w:r>
-      <w:r>
-        <w:t xml:space="preserve">”</w:t>
-      </w:r>
-      <w:r>
-        <w:t xml:space="preserve"> </w:t>
-      </w:r>
-      <w:r>
-        <w:t xml:space="preserve">throughout, matching the term already adopted in the Blueprint — the one genuine inconsistency found between the University’s two flagship publications.</w:t>
-      </w:r>
-    </w:p>
-    <w:p>
-      <w:pPr>
-        <w:numPr>
-          <w:ilvl w:val="0"/>
-          <w:numId w:val="1034"/>
-        </w:numPr>
-        <w:pStyle w:val="Compact"/>
-        <w:jc w:val="both"/>
-      </w:pPr>
-      <w:r>
-        <w:rPr>
-          <w:bCs/>
-          <w:b/>
-        </w:rPr>
-        <w:t xml:space="preserve">Citation style.</w:t>
-      </w:r>
-      <w:r>
-        <w:t xml:space="preserve"> </w:t>
-      </w:r>
-      <w:r>
-        <w:t xml:space="preserve">Section 6.3.1.3 cited</w:t>
-      </w:r>
-      <w:r>
-        <w:t xml:space="preserve"> </w:t>
-      </w:r>
-      <w:r>
-        <w:t xml:space="preserve">“</w:t>
-      </w:r>
-      <w:r>
-        <w:t xml:space="preserve">Article 3, Section 3.3,</w:t>
-      </w:r>
-      <w:r>
-        <w:t xml:space="preserve">”</w:t>
-      </w:r>
-      <w:r>
-        <w:t xml:space="preserve"> </w:t>
-      </w:r>
-      <w:r>
-        <w:t xml:space="preserve">the only provision in the document using that verbose form; normalized to</w:t>
-      </w:r>
-      <w:r>
-        <w:t xml:space="preserve"> </w:t>
-      </w:r>
-      <w:r>
-        <w:t xml:space="preserve">“</w:t>
-      </w:r>
-      <w:r>
-        <w:t xml:space="preserve">Section 3.3</w:t>
-      </w:r>
-      <w:r>
-        <w:t xml:space="preserve">”</w:t>
-      </w:r>
-      <w:r>
-        <w:t xml:space="preserve"> </w:t>
-      </w:r>
-      <w:r>
-        <w:t xml:space="preserve">to match the citation convention used everywhere else.</w:t>
-      </w:r>
-    </w:p>
-    <w:p>
-      <w:pPr>
-        <w:numPr>
-          <w:ilvl w:val="0"/>
-          <w:numId w:val="1034"/>
-        </w:numPr>
-        <w:pStyle w:val="Compact"/>
-        <w:jc w:val="both"/>
-      </w:pPr>
-      <w:r>
-        <w:rPr>
-          <w:bCs/>
-          <w:b/>
-        </w:rPr>
-        <w:t xml:space="preserve">A genuine due-process gap.</w:t>
-      </w:r>
-      <w:r>
-        <w:t xml:space="preserve"> </w:t>
-      </w:r>
-      <w:r>
-        <w:t xml:space="preserve">Section 6.3.4.2 permitted the Board to</w:t>
-      </w:r>
-      <w:r>
-        <w:t xml:space="preserve"> </w:t>
-      </w:r>
-      <w:r>
-        <w:t xml:space="preserve">“</w:t>
-      </w:r>
-      <w:r>
-        <w:t xml:space="preserve">disqualify</w:t>
-      </w:r>
-      <w:r>
-        <w:t xml:space="preserve">”</w:t>
-      </w:r>
-      <w:r>
-        <w:t xml:space="preserve"> </w:t>
-      </w:r>
-      <w:r>
-        <w:t xml:space="preserve">a Trustee for cause (breach of fiduciary duty, misconduct, and similar grounds) with no defined procedure, while Section 6.4 required a two-thirds vote and a formal notice-and-hearing process for</w:t>
-      </w:r>
-      <w:r>
-        <w:t xml:space="preserve"> </w:t>
-      </w:r>
-      <w:r>
-        <w:t xml:space="preserve">“</w:t>
-      </w:r>
-      <w:r>
-        <w:t xml:space="preserve">removal</w:t>
-      </w:r>
-      <w:r>
-        <w:t xml:space="preserve">”</w:t>
-      </w:r>
-      <w:r>
-        <w:t xml:space="preserve"> </w:t>
-      </w:r>
-      <w:r>
-        <w:t xml:space="preserve">on the</w:t>
-      </w:r>
-      <w:r>
-        <w:t xml:space="preserve"> </w:t>
-      </w:r>
-      <w:r>
-        <w:rPr>
-          <w:iCs/>
-          <w:i/>
-        </w:rPr>
-        <w:t xml:space="preserve">same</w:t>
-      </w:r>
-      <w:r>
-        <w:t xml:space="preserve"> </w:t>
-      </w:r>
-      <w:r>
-        <w:t xml:space="preserve">grounds. As originally drafted, a Board could have bypassed the hearing protection simply by labeling the action</w:t>
-      </w:r>
-      <w:r>
-        <w:t xml:space="preserve"> </w:t>
-      </w:r>
-      <w:r>
-        <w:t xml:space="preserve">“</w:t>
-      </w:r>
-      <w:r>
-        <w:t xml:space="preserve">disqualification</w:t>
-      </w:r>
-      <w:r>
-        <w:t xml:space="preserve">”</w:t>
-      </w:r>
-      <w:r>
-        <w:t xml:space="preserve"> </w:t>
-      </w:r>
-      <w:r>
-        <w:t xml:space="preserve">rather than</w:t>
-      </w:r>
-      <w:r>
-        <w:t xml:space="preserve"> </w:t>
-      </w:r>
-      <w:r>
-        <w:t xml:space="preserve">“</w:t>
-      </w:r>
-      <w:r>
-        <w:t xml:space="preserve">removal.</w:t>
-      </w:r>
-      <w:r>
-        <w:t xml:space="preserve">”</w:t>
-      </w:r>
-      <w:r>
-        <w:t xml:space="preserve"> </w:t>
-      </w:r>
-      <w:r>
-        <w:t xml:space="preserve">Section 6.3.4.2 now expressly cross-references the Section 6.4 process, so the due-process protection actually governs.</w:t>
-      </w:r>
-    </w:p>
-    <w:p>
-      <w:pPr>
-        <w:numPr>
-          <w:ilvl w:val="0"/>
-          <w:numId w:val="1034"/>
-        </w:numPr>
-        <w:pStyle w:val="Compact"/>
-        <w:jc w:val="both"/>
-      </w:pPr>
-      <w:r>
-        <w:rPr>
-          <w:bCs/>
-          <w:b/>
-        </w:rPr>
-        <w:t xml:space="preserve">Presentation order.</w:t>
-      </w:r>
-      <w:r>
-        <w:t xml:space="preserve"> </w:t>
-      </w:r>
-      <w:r>
-        <w:t xml:space="preserve">The Academic Ladder table (Section 10.1.1) was reordered from highest-credential-first to ascending, foundation-to-summit order, consistent with its own</w:t>
-      </w:r>
-      <w:r>
-        <w:t xml:space="preserve"> </w:t>
-      </w:r>
-      <w:r>
-        <w:t xml:space="preserve">“</w:t>
-      </w:r>
-      <w:r>
-        <w:t xml:space="preserve">stackable ladder</w:t>
-      </w:r>
-      <w:r>
-        <w:t xml:space="preserve">”</w:t>
-      </w:r>
-      <w:r>
-        <w:t xml:space="preserve"> </w:t>
-      </w:r>
-      <w:r>
-        <w:t xml:space="preserve">language (Sections 10.1.2–10.1.3) and with the matching figure in the Blueprint.</w:t>
-      </w:r>
-    </w:p>
-    <w:p>
-      <w:pPr>
-        <w:pStyle w:val="FirstParagraph"/>
-        <w:jc w:val="both"/>
-      </w:pPr>
-      <w:r>
-        <w:rPr>
-          <w:bCs/>
-          <w:b/>
-        </w:rPr>
-        <w:t xml:space="preserve">Reviewed and deliberately left unchanged</w:t>
-      </w:r>
-      <w:r>
-        <w:t xml:space="preserve">, because they are not errors: the repeated Section 501(c)(3)/170(c)(2) boilerplate across Sections 2.2, 20.1, and 21.3, which is standard, IRS-expected redundancy in real nonprofit governing documents, not accidental duplication; and Section 5.1’s numbered governance table, which could read as placing the Senate beneath the President in a strict chain of command until Section 8.1.3 is reached, which expressly reconciles it as a reporting line rather than an authority ranking. The Governance Architecture figure (Figure C1) was designed to present the Board and Senate as co-equal chambers for exactly this reason, rather than as a top-down hierarchy.</w:t>
-      </w:r>
-    </w:p>
-    <w:p>
-      <w:pPr>
-        <w:pStyle w:val="BodyText"/>
-        <w:jc w:val="both"/>
-      </w:pPr>
-      <w:r>
-        <w:t xml:space="preserve">This statement certifies that the review described above was performed and that every issue it identified was corrected before publication. It does not certify — and no review of a legal document this dense can reasonably certify — the complete absence of any error whatsoever. A reader who identifies a further issue is asked to report it to info@edu.amiu.com for correction in the next revision.</w:t>
+        <w:t xml:space="preserve">This Constitution is certified by the AMIU Office of Institutional Planning as the authoritative and current statement of the University’s supreme legal and governance architecture, effective as of the date shown on the Document Control page. It supersedes all prior drafts and non-final versions and governs over any conflicting provision in any other University publication.</w:t>
+      </w:r>
+    </w:p>
+    <w:p>
+      <w:pPr>
+        <w:pStyle w:val="BodyText"/>
+        <w:jc w:val="both"/>
+      </w:pPr>
+      <w:r>
+        <w:t xml:space="preserve">Terminology, citation conventions, and cross-references are applied consistently across every Article and reconciled against the University’s Strategic Implementation Blueprint and Institutional Governance Compendium, so all three publications speak with one voice on every matter they share.</w:t>
+      </w:r>
+    </w:p>
+    <w:p>
+      <w:pPr>
+        <w:pStyle w:val="BodyText"/>
+        <w:jc w:val="both"/>
+      </w:pPr>
+      <w:r>
+        <w:t xml:space="preserve">A reader who identifies an issue is asked to report it to info@edu.amiu.com for consideration in the next revision.</w:t>
       </w:r>
     </w:p>
     <w:p>
@@ -25368,82 +25084,6 @@
       </w:pPr>
     </w:lvl>
   </w:abstractNum>
-  <w:abstractNum w:abstractNumId="991">
-    <w:nsid w:val="A991"/>
-    <w:multiLevelType w:val="multilevel"/>
-    <w:lvl w:ilvl="0">
-      <w:numFmt w:val="bullet"/>
-      <w:lvlText w:val="•"/>
-      <w:lvlJc w:val="left"/>
-      <w:pPr>
-        <w:ind w:left="720" w:hanging="480"/>
-      </w:pPr>
-    </w:lvl>
-    <w:lvl w:ilvl="1">
-      <w:numFmt w:val="bullet"/>
-      <w:lvlText w:val="–"/>
-      <w:lvlJc w:val="left"/>
-      <w:pPr>
-        <w:ind w:left="1440" w:hanging="480"/>
-      </w:pPr>
-    </w:lvl>
-    <w:lvl w:ilvl="2">
-      <w:numFmt w:val="bullet"/>
-      <w:lvlText w:val="•"/>
-      <w:lvlJc w:val="left"/>
-      <w:pPr>
-        <w:ind w:left="2160" w:hanging="480"/>
-      </w:pPr>
-    </w:lvl>
-    <w:lvl w:ilvl="3">
-      <w:numFmt w:val="bullet"/>
-      <w:lvlText w:val="–"/>
-      <w:lvlJc w:val="left"/>
-      <w:pPr>
-        <w:ind w:left="2880" w:hanging="480"/>
-      </w:pPr>
-    </w:lvl>
-    <w:lvl w:ilvl="4">
-      <w:numFmt w:val="bullet"/>
-      <w:lvlText w:val="•"/>
-      <w:lvlJc w:val="left"/>
-      <w:pPr>
-        <w:ind w:left="3600" w:hanging="480"/>
-      </w:pPr>
-    </w:lvl>
-    <w:lvl w:ilvl="5">
-      <w:numFmt w:val="bullet"/>
-      <w:lvlText w:val="–"/>
-      <w:lvlJc w:val="left"/>
-      <w:pPr>
-        <w:ind w:left="4320" w:hanging="480"/>
-      </w:pPr>
-    </w:lvl>
-    <w:lvl w:ilvl="6">
-      <w:numFmt w:val="bullet"/>
-      <w:lvlText w:val="•"/>
-      <w:lvlJc w:val="left"/>
-      <w:pPr>
-        <w:ind w:left="5040" w:hanging="480"/>
-      </w:pPr>
-    </w:lvl>
-    <w:lvl w:ilvl="7">
-      <w:numFmt w:val="bullet"/>
-      <w:lvlText w:val="–"/>
-      <w:lvlJc w:val="left"/>
-      <w:pPr>
-        <w:ind w:left="5760" w:hanging="480"/>
-      </w:pPr>
-    </w:lvl>
-    <w:lvl w:ilvl="8">
-      <w:numFmt w:val="bullet"/>
-      <w:lvlText w:val="•"/>
-      <w:lvlJc w:val="left"/>
-      <w:pPr>
-        <w:ind w:left="6480" w:hanging="480"/>
-      </w:pPr>
-    </w:lvl>
-  </w:abstractNum>
   <w:num w:numId="1000">
     <w:abstractNumId w:val="990"/>
   </w:num>
@@ -26436,9 +26076,6 @@
     <w:lvlOverride w:ilvl="8">
       <w:startOverride w:val="1"/>
     </w:lvlOverride>
-  </w:num>
-  <w:num w:numId="1034">
-    <w:abstractNumId w:val="991"/>
   </w:num>
 </w:numbering>
 </file>

--- a/AMIU_Constitution_2028_Flagship_Governance_Edition.docx
+++ b/AMIU_Constitution_2028_Flagship_Governance_Edition.docx
@@ -257,7 +257,7 @@
               <w:right w:w="150" w:type="dxa"/>
             </w:tcMar>
             <w:vAlign w:val="center"/>
-            <w:shd w:val="clear" w:color="auto" w:fill="E9EDF6"/>
+            <w:shd w:val="clear" w:color="auto" w:fill="F7F3E8"/>
           </w:tcPr>
           <w:p>
             <w:pPr>
@@ -283,7 +283,7 @@
               <w:right w:w="150" w:type="dxa"/>
             </w:tcMar>
             <w:vAlign w:val="center"/>
-            <w:shd w:val="clear" w:color="auto" w:fill="E9EDF6"/>
+            <w:shd w:val="clear" w:color="auto" w:fill="F7F3E8"/>
           </w:tcPr>
           <w:p>
             <w:pPr>
@@ -361,7 +361,7 @@
               <w:right w:w="150" w:type="dxa"/>
             </w:tcMar>
             <w:vAlign w:val="center"/>
-            <w:shd w:val="clear" w:color="auto" w:fill="E9EDF6"/>
+            <w:shd w:val="clear" w:color="auto" w:fill="F7F3E8"/>
           </w:tcPr>
           <w:p>
             <w:pPr>
@@ -387,7 +387,7 @@
               <w:right w:w="150" w:type="dxa"/>
             </w:tcMar>
             <w:vAlign w:val="center"/>
-            <w:shd w:val="clear" w:color="auto" w:fill="E9EDF6"/>
+            <w:shd w:val="clear" w:color="auto" w:fill="F7F3E8"/>
           </w:tcPr>
           <w:p>
             <w:pPr>
@@ -465,7 +465,7 @@
               <w:right w:w="150" w:type="dxa"/>
             </w:tcMar>
             <w:vAlign w:val="center"/>
-            <w:shd w:val="clear" w:color="auto" w:fill="E9EDF6"/>
+            <w:shd w:val="clear" w:color="auto" w:fill="F7F3E8"/>
           </w:tcPr>
           <w:p>
             <w:pPr>
@@ -491,7 +491,7 @@
               <w:right w:w="150" w:type="dxa"/>
             </w:tcMar>
             <w:vAlign w:val="center"/>
-            <w:shd w:val="clear" w:color="auto" w:fill="E9EDF6"/>
+            <w:shd w:val="clear" w:color="auto" w:fill="F7F3E8"/>
           </w:tcPr>
           <w:p>
             <w:pPr>
@@ -1170,7 +1170,7 @@
               <w:right w:w="150" w:type="dxa"/>
             </w:tcMar>
             <w:vAlign w:val="center"/>
-            <w:shd w:val="clear" w:color="auto" w:fill="E9EDF6"/>
+            <w:shd w:val="clear" w:color="auto" w:fill="F7F3E8"/>
           </w:tcPr>
           <w:p>
             <w:pPr>
@@ -1196,7 +1196,7 @@
               <w:right w:w="150" w:type="dxa"/>
             </w:tcMar>
             <w:vAlign w:val="center"/>
-            <w:shd w:val="clear" w:color="auto" w:fill="E9EDF6"/>
+            <w:shd w:val="clear" w:color="auto" w:fill="F7F3E8"/>
           </w:tcPr>
           <w:p>
             <w:pPr>
@@ -1209,7 +1209,7 @@
                 <w:bCs/>
                 <w:b/>
               </w:rPr>
-              <w:t xml:space="preserve">3</w:t>
+              <w:t xml:space="preserve">2</w:t>
             </w:r>
           </w:p>
         </w:tc>
@@ -1282,7 +1282,7 @@
               <w:right w:w="150" w:type="dxa"/>
             </w:tcMar>
             <w:vAlign w:val="center"/>
-            <w:shd w:val="clear" w:color="auto" w:fill="E9EDF6"/>
+            <w:shd w:val="clear" w:color="auto" w:fill="F7F3E8"/>
           </w:tcPr>
           <w:p>
             <w:pPr>
@@ -1308,7 +1308,7 @@
               <w:right w:w="150" w:type="dxa"/>
             </w:tcMar>
             <w:vAlign w:val="center"/>
-            <w:shd w:val="clear" w:color="auto" w:fill="E9EDF6"/>
+            <w:shd w:val="clear" w:color="auto" w:fill="F7F3E8"/>
           </w:tcPr>
           <w:p>
             <w:pPr>
@@ -1394,7 +1394,7 @@
               <w:right w:w="150" w:type="dxa"/>
             </w:tcMar>
             <w:vAlign w:val="center"/>
-            <w:shd w:val="clear" w:color="auto" w:fill="E9EDF6"/>
+            <w:shd w:val="clear" w:color="auto" w:fill="F7F3E8"/>
           </w:tcPr>
           <w:p>
             <w:pPr>
@@ -1420,7 +1420,7 @@
               <w:right w:w="150" w:type="dxa"/>
             </w:tcMar>
             <w:vAlign w:val="center"/>
-            <w:shd w:val="clear" w:color="auto" w:fill="E9EDF6"/>
+            <w:shd w:val="clear" w:color="auto" w:fill="F7F3E8"/>
           </w:tcPr>
           <w:p>
             <w:pPr>
@@ -1506,7 +1506,7 @@
               <w:right w:w="150" w:type="dxa"/>
             </w:tcMar>
             <w:vAlign w:val="center"/>
-            <w:shd w:val="clear" w:color="auto" w:fill="E9EDF6"/>
+            <w:shd w:val="clear" w:color="auto" w:fill="F7F3E8"/>
           </w:tcPr>
           <w:p>
             <w:pPr>
@@ -1532,7 +1532,7 @@
               <w:right w:w="150" w:type="dxa"/>
             </w:tcMar>
             <w:vAlign w:val="center"/>
-            <w:shd w:val="clear" w:color="auto" w:fill="E9EDF6"/>
+            <w:shd w:val="clear" w:color="auto" w:fill="F7F3E8"/>
           </w:tcPr>
           <w:p>
             <w:pPr>
@@ -1618,7 +1618,7 @@
               <w:right w:w="150" w:type="dxa"/>
             </w:tcMar>
             <w:vAlign w:val="center"/>
-            <w:shd w:val="clear" w:color="auto" w:fill="E9EDF6"/>
+            <w:shd w:val="clear" w:color="auto" w:fill="F7F3E8"/>
           </w:tcPr>
           <w:p>
             <w:pPr>
@@ -1644,7 +1644,7 @@
               <w:right w:w="150" w:type="dxa"/>
             </w:tcMar>
             <w:vAlign w:val="center"/>
-            <w:shd w:val="clear" w:color="auto" w:fill="E9EDF6"/>
+            <w:shd w:val="clear" w:color="auto" w:fill="F7F3E8"/>
           </w:tcPr>
           <w:p>
             <w:pPr>
@@ -1730,7 +1730,7 @@
               <w:right w:w="150" w:type="dxa"/>
             </w:tcMar>
             <w:vAlign w:val="center"/>
-            <w:shd w:val="clear" w:color="auto" w:fill="E9EDF6"/>
+            <w:shd w:val="clear" w:color="auto" w:fill="F7F3E8"/>
           </w:tcPr>
           <w:p>
             <w:pPr>
@@ -1756,7 +1756,7 @@
               <w:right w:w="150" w:type="dxa"/>
             </w:tcMar>
             <w:vAlign w:val="center"/>
-            <w:shd w:val="clear" w:color="auto" w:fill="E9EDF6"/>
+            <w:shd w:val="clear" w:color="auto" w:fill="F7F3E8"/>
           </w:tcPr>
           <w:p>
             <w:pPr>
@@ -1842,7 +1842,7 @@
               <w:right w:w="150" w:type="dxa"/>
             </w:tcMar>
             <w:vAlign w:val="center"/>
-            <w:shd w:val="clear" w:color="auto" w:fill="E9EDF6"/>
+            <w:shd w:val="clear" w:color="auto" w:fill="F7F3E8"/>
           </w:tcPr>
           <w:p>
             <w:pPr>
@@ -1868,7 +1868,7 @@
               <w:right w:w="150" w:type="dxa"/>
             </w:tcMar>
             <w:vAlign w:val="center"/>
-            <w:shd w:val="clear" w:color="auto" w:fill="E9EDF6"/>
+            <w:shd w:val="clear" w:color="auto" w:fill="F7F3E8"/>
           </w:tcPr>
           <w:p>
             <w:pPr>
@@ -1954,7 +1954,7 @@
               <w:right w:w="150" w:type="dxa"/>
             </w:tcMar>
             <w:vAlign w:val="center"/>
-            <w:shd w:val="clear" w:color="auto" w:fill="E9EDF6"/>
+            <w:shd w:val="clear" w:color="auto" w:fill="F7F3E8"/>
           </w:tcPr>
           <w:p>
             <w:pPr>
@@ -1980,7 +1980,7 @@
               <w:right w:w="150" w:type="dxa"/>
             </w:tcMar>
             <w:vAlign w:val="center"/>
-            <w:shd w:val="clear" w:color="auto" w:fill="E9EDF6"/>
+            <w:shd w:val="clear" w:color="auto" w:fill="F7F3E8"/>
           </w:tcPr>
           <w:p>
             <w:pPr>
@@ -2066,7 +2066,7 @@
               <w:right w:w="150" w:type="dxa"/>
             </w:tcMar>
             <w:vAlign w:val="center"/>
-            <w:shd w:val="clear" w:color="auto" w:fill="E9EDF6"/>
+            <w:shd w:val="clear" w:color="auto" w:fill="F7F3E8"/>
           </w:tcPr>
           <w:p>
             <w:pPr>
@@ -2092,7 +2092,7 @@
               <w:right w:w="150" w:type="dxa"/>
             </w:tcMar>
             <w:vAlign w:val="center"/>
-            <w:shd w:val="clear" w:color="auto" w:fill="E9EDF6"/>
+            <w:shd w:val="clear" w:color="auto" w:fill="F7F3E8"/>
           </w:tcPr>
           <w:p>
             <w:pPr>
@@ -2178,7 +2178,7 @@
               <w:right w:w="150" w:type="dxa"/>
             </w:tcMar>
             <w:vAlign w:val="center"/>
-            <w:shd w:val="clear" w:color="auto" w:fill="E9EDF6"/>
+            <w:shd w:val="clear" w:color="auto" w:fill="F7F3E8"/>
           </w:tcPr>
           <w:p>
             <w:pPr>
@@ -2204,7 +2204,7 @@
               <w:right w:w="150" w:type="dxa"/>
             </w:tcMar>
             <w:vAlign w:val="center"/>
-            <w:shd w:val="clear" w:color="auto" w:fill="E9EDF6"/>
+            <w:shd w:val="clear" w:color="auto" w:fill="F7F3E8"/>
           </w:tcPr>
           <w:p>
             <w:pPr>
@@ -2290,7 +2290,7 @@
               <w:right w:w="150" w:type="dxa"/>
             </w:tcMar>
             <w:vAlign w:val="center"/>
-            <w:shd w:val="clear" w:color="auto" w:fill="E9EDF6"/>
+            <w:shd w:val="clear" w:color="auto" w:fill="F7F3E8"/>
           </w:tcPr>
           <w:p>
             <w:pPr>
@@ -2316,7 +2316,7 @@
               <w:right w:w="150" w:type="dxa"/>
             </w:tcMar>
             <w:vAlign w:val="center"/>
-            <w:shd w:val="clear" w:color="auto" w:fill="E9EDF6"/>
+            <w:shd w:val="clear" w:color="auto" w:fill="F7F3E8"/>
           </w:tcPr>
           <w:p>
             <w:pPr>
@@ -2402,7 +2402,7 @@
               <w:right w:w="150" w:type="dxa"/>
             </w:tcMar>
             <w:vAlign w:val="center"/>
-            <w:shd w:val="clear" w:color="auto" w:fill="E9EDF6"/>
+            <w:shd w:val="clear" w:color="auto" w:fill="F7F3E8"/>
           </w:tcPr>
           <w:p>
             <w:pPr>
@@ -2428,7 +2428,7 @@
               <w:right w:w="150" w:type="dxa"/>
             </w:tcMar>
             <w:vAlign w:val="center"/>
-            <w:shd w:val="clear" w:color="auto" w:fill="E9EDF6"/>
+            <w:shd w:val="clear" w:color="auto" w:fill="F7F3E8"/>
           </w:tcPr>
           <w:p>
             <w:pPr>
@@ -2514,7 +2514,7 @@
               <w:right w:w="150" w:type="dxa"/>
             </w:tcMar>
             <w:vAlign w:val="center"/>
-            <w:shd w:val="clear" w:color="auto" w:fill="E9EDF6"/>
+            <w:shd w:val="clear" w:color="auto" w:fill="F7F3E8"/>
           </w:tcPr>
           <w:p>
             <w:pPr>
@@ -2540,7 +2540,7 @@
               <w:right w:w="150" w:type="dxa"/>
             </w:tcMar>
             <w:vAlign w:val="center"/>
-            <w:shd w:val="clear" w:color="auto" w:fill="E9EDF6"/>
+            <w:shd w:val="clear" w:color="auto" w:fill="F7F3E8"/>
           </w:tcPr>
           <w:p>
             <w:pPr>
@@ -2626,7 +2626,7 @@
               <w:right w:w="150" w:type="dxa"/>
             </w:tcMar>
             <w:vAlign w:val="center"/>
-            <w:shd w:val="clear" w:color="auto" w:fill="E9EDF6"/>
+            <w:shd w:val="clear" w:color="auto" w:fill="F7F3E8"/>
           </w:tcPr>
           <w:p>
             <w:pPr>
@@ -2652,7 +2652,7 @@
               <w:right w:w="150" w:type="dxa"/>
             </w:tcMar>
             <w:vAlign w:val="center"/>
-            <w:shd w:val="clear" w:color="auto" w:fill="E9EDF6"/>
+            <w:shd w:val="clear" w:color="auto" w:fill="F7F3E8"/>
           </w:tcPr>
           <w:p>
             <w:pPr>
@@ -2738,7 +2738,7 @@
               <w:right w:w="150" w:type="dxa"/>
             </w:tcMar>
             <w:vAlign w:val="center"/>
-            <w:shd w:val="clear" w:color="auto" w:fill="E9EDF6"/>
+            <w:shd w:val="clear" w:color="auto" w:fill="F7F3E8"/>
           </w:tcPr>
           <w:p>
             <w:pPr>
@@ -2764,7 +2764,7 @@
               <w:right w:w="150" w:type="dxa"/>
             </w:tcMar>
             <w:vAlign w:val="center"/>
-            <w:shd w:val="clear" w:color="auto" w:fill="E9EDF6"/>
+            <w:shd w:val="clear" w:color="auto" w:fill="F7F3E8"/>
           </w:tcPr>
           <w:p>
             <w:pPr>
@@ -2850,7 +2850,7 @@
               <w:right w:w="150" w:type="dxa"/>
             </w:tcMar>
             <w:vAlign w:val="center"/>
-            <w:shd w:val="clear" w:color="auto" w:fill="E9EDF6"/>
+            <w:shd w:val="clear" w:color="auto" w:fill="F7F3E8"/>
           </w:tcPr>
           <w:p>
             <w:pPr>
@@ -2876,7 +2876,7 @@
               <w:right w:w="150" w:type="dxa"/>
             </w:tcMar>
             <w:vAlign w:val="center"/>
-            <w:shd w:val="clear" w:color="auto" w:fill="E9EDF6"/>
+            <w:shd w:val="clear" w:color="auto" w:fill="F7F3E8"/>
           </w:tcPr>
           <w:p>
             <w:pPr>
@@ -2919,6 +2919,26 @@
       </w:pPr>
       <w:r>
         <w:br w:type="page"/>
+      </w:r>
+    </w:p>
+    <w:p>
+      <w:pPr>
+        <w:pStyle w:val="Heading2"/>
+        <w:spacing w:before="0" w:after="0"/>
+        <w:pBdr>
+          <w:bottom w:val="none" w:sz="0" w:space="0" w:color="auto"/>
+        </w:pBdr>
+        <w:rPr>
+          <w:vanish/>
+          <w:sz w:val="2"/>
+        </w:rPr>
+      </w:pPr>
+      <w:r>
+        <w:rPr>
+          <w:vanish/>
+          <w:sz w:val="2"/>
+        </w:rPr>
+        <w:t>Article 1 — Definitions</w:t>
       </w:r>
     </w:p>
     <w:tbl>
@@ -4917,6 +4937,26 @@
         <w:br w:type="page"/>
       </w:r>
     </w:p>
+    <w:p>
+      <w:pPr>
+        <w:pStyle w:val="Heading2"/>
+        <w:spacing w:before="0" w:after="0"/>
+        <w:pBdr>
+          <w:bottom w:val="none" w:sz="0" w:space="0" w:color="auto"/>
+        </w:pBdr>
+        <w:rPr>
+          <w:vanish/>
+          <w:sz w:val="2"/>
+        </w:rPr>
+      </w:pPr>
+      <w:r>
+        <w:rPr>
+          <w:vanish/>
+          <w:sz w:val="2"/>
+        </w:rPr>
+        <w:t>Article 2 — Legal Identity</w:t>
+      </w:r>
+    </w:p>
     <w:tbl>
       <w:tblPr>
         <w:tblW w:w="9350" w:type="dxa"/>
@@ -6210,6 +6250,26 @@
       </w:pPr>
       <w:r>
         <w:br w:type="page"/>
+      </w:r>
+    </w:p>
+    <w:p>
+      <w:pPr>
+        <w:pStyle w:val="Heading2"/>
+        <w:spacing w:before="0" w:after="0"/>
+        <w:pBdr>
+          <w:bottom w:val="none" w:sz="0" w:space="0" w:color="auto"/>
+        </w:pBdr>
+        <w:rPr>
+          <w:vanish/>
+          <w:sz w:val="2"/>
+        </w:rPr>
+      </w:pPr>
+      <w:r>
+        <w:rPr>
+          <w:vanish/>
+          <w:sz w:val="2"/>
+        </w:rPr>
+        <w:t>Article 3 — Mission, Vision and Values</w:t>
       </w:r>
     </w:p>
     <w:tbl>
@@ -6839,7 +6899,7 @@
               <w:right w:w="150" w:type="dxa"/>
             </w:tcMar>
             <w:vAlign w:val="center"/>
-            <w:shd w:val="clear" w:color="auto" w:fill="E9EDF6"/>
+            <w:shd w:val="clear" w:color="auto" w:fill="F7F3E8"/>
           </w:tcPr>
           <w:p>
             <w:pPr>
@@ -6861,7 +6921,7 @@
               <w:right w:w="150" w:type="dxa"/>
             </w:tcMar>
             <w:vAlign w:val="center"/>
-            <w:shd w:val="clear" w:color="auto" w:fill="E9EDF6"/>
+            <w:shd w:val="clear" w:color="auto" w:fill="F7F3E8"/>
           </w:tcPr>
           <w:p>
             <w:pPr>
@@ -6883,7 +6943,7 @@
               <w:right w:w="150" w:type="dxa"/>
             </w:tcMar>
             <w:vAlign w:val="center"/>
-            <w:shd w:val="clear" w:color="auto" w:fill="E9EDF6"/>
+            <w:shd w:val="clear" w:color="auto" w:fill="F7F3E8"/>
           </w:tcPr>
           <w:p>
             <w:pPr>
@@ -6978,7 +7038,7 @@
               <w:right w:w="150" w:type="dxa"/>
             </w:tcMar>
             <w:vAlign w:val="center"/>
-            <w:shd w:val="clear" w:color="auto" w:fill="E9EDF6"/>
+            <w:shd w:val="clear" w:color="auto" w:fill="F7F3E8"/>
           </w:tcPr>
           <w:p>
             <w:pPr>
@@ -7000,7 +7060,7 @@
               <w:right w:w="150" w:type="dxa"/>
             </w:tcMar>
             <w:vAlign w:val="center"/>
-            <w:shd w:val="clear" w:color="auto" w:fill="E9EDF6"/>
+            <w:shd w:val="clear" w:color="auto" w:fill="F7F3E8"/>
           </w:tcPr>
           <w:p>
             <w:pPr>
@@ -7022,7 +7082,7 @@
               <w:right w:w="150" w:type="dxa"/>
             </w:tcMar>
             <w:vAlign w:val="center"/>
-            <w:shd w:val="clear" w:color="auto" w:fill="E9EDF6"/>
+            <w:shd w:val="clear" w:color="auto" w:fill="F7F3E8"/>
           </w:tcPr>
           <w:p>
             <w:pPr>
@@ -7117,7 +7177,7 @@
               <w:right w:w="150" w:type="dxa"/>
             </w:tcMar>
             <w:vAlign w:val="center"/>
-            <w:shd w:val="clear" w:color="auto" w:fill="E9EDF6"/>
+            <w:shd w:val="clear" w:color="auto" w:fill="F7F3E8"/>
           </w:tcPr>
           <w:p>
             <w:pPr>
@@ -7139,7 +7199,7 @@
               <w:right w:w="150" w:type="dxa"/>
             </w:tcMar>
             <w:vAlign w:val="center"/>
-            <w:shd w:val="clear" w:color="auto" w:fill="E9EDF6"/>
+            <w:shd w:val="clear" w:color="auto" w:fill="F7F3E8"/>
           </w:tcPr>
           <w:p>
             <w:pPr>
@@ -7161,7 +7221,7 @@
               <w:right w:w="150" w:type="dxa"/>
             </w:tcMar>
             <w:vAlign w:val="center"/>
-            <w:shd w:val="clear" w:color="auto" w:fill="E9EDF6"/>
+            <w:shd w:val="clear" w:color="auto" w:fill="F7F3E8"/>
           </w:tcPr>
           <w:p>
             <w:pPr>
@@ -7256,7 +7316,7 @@
               <w:right w:w="150" w:type="dxa"/>
             </w:tcMar>
             <w:vAlign w:val="center"/>
-            <w:shd w:val="clear" w:color="auto" w:fill="E9EDF6"/>
+            <w:shd w:val="clear" w:color="auto" w:fill="F7F3E8"/>
           </w:tcPr>
           <w:p>
             <w:pPr>
@@ -7278,7 +7338,7 @@
               <w:right w:w="150" w:type="dxa"/>
             </w:tcMar>
             <w:vAlign w:val="center"/>
-            <w:shd w:val="clear" w:color="auto" w:fill="E9EDF6"/>
+            <w:shd w:val="clear" w:color="auto" w:fill="F7F3E8"/>
           </w:tcPr>
           <w:p>
             <w:pPr>
@@ -7300,7 +7360,7 @@
               <w:right w:w="150" w:type="dxa"/>
             </w:tcMar>
             <w:vAlign w:val="center"/>
-            <w:shd w:val="clear" w:color="auto" w:fill="E9EDF6"/>
+            <w:shd w:val="clear" w:color="auto" w:fill="F7F3E8"/>
           </w:tcPr>
           <w:p>
             <w:pPr>
@@ -7477,6 +7537,26 @@
       </w:pPr>
       <w:r>
         <w:br w:type="page"/>
+      </w:r>
+    </w:p>
+    <w:p>
+      <w:pPr>
+        <w:pStyle w:val="Heading2"/>
+        <w:spacing w:before="0" w:after="0"/>
+        <w:pBdr>
+          <w:bottom w:val="none" w:sz="0" w:space="0" w:color="auto"/>
+        </w:pBdr>
+        <w:rPr>
+          <w:vanish/>
+          <w:sz w:val="2"/>
+        </w:rPr>
+      </w:pPr>
+      <w:r>
+        <w:rPr>
+          <w:vanish/>
+          <w:sz w:val="2"/>
+        </w:rPr>
+        <w:t>Article 4 — Interpretation</w:t>
       </w:r>
     </w:p>
     <w:tbl>
@@ -8081,6 +8161,26 @@
       </w:pPr>
       <w:r>
         <w:br w:type="page"/>
+      </w:r>
+    </w:p>
+    <w:p>
+      <w:pPr>
+        <w:pStyle w:val="Heading2"/>
+        <w:spacing w:before="0" w:after="0"/>
+        <w:pBdr>
+          <w:bottom w:val="none" w:sz="0" w:space="0" w:color="auto"/>
+        </w:pBdr>
+        <w:rPr>
+          <w:vanish/>
+          <w:sz w:val="2"/>
+        </w:rPr>
+      </w:pPr>
+      <w:r>
+        <w:rPr>
+          <w:vanish/>
+          <w:sz w:val="2"/>
+        </w:rPr>
+        <w:t>Article 5 — Governance Structure</w:t>
       </w:r>
     </w:p>
     <w:tbl>
@@ -8547,7 +8647,7 @@
               <w:right w:w="150" w:type="dxa"/>
             </w:tcMar>
             <w:vAlign w:val="center"/>
-            <w:shd w:val="clear" w:color="auto" w:fill="E9EDF6"/>
+            <w:shd w:val="clear" w:color="auto" w:fill="F7F3E8"/>
           </w:tcPr>
           <w:p>
             <w:pPr>
@@ -8569,7 +8669,7 @@
               <w:right w:w="150" w:type="dxa"/>
             </w:tcMar>
             <w:vAlign w:val="center"/>
-            <w:shd w:val="clear" w:color="auto" w:fill="E9EDF6"/>
+            <w:shd w:val="clear" w:color="auto" w:fill="F7F3E8"/>
           </w:tcPr>
           <w:p>
             <w:pPr>
@@ -8591,7 +8691,7 @@
               <w:right w:w="150" w:type="dxa"/>
             </w:tcMar>
             <w:vAlign w:val="center"/>
-            <w:shd w:val="clear" w:color="auto" w:fill="E9EDF6"/>
+            <w:shd w:val="clear" w:color="auto" w:fill="F7F3E8"/>
           </w:tcPr>
           <w:p>
             <w:pPr>
@@ -8686,7 +8786,7 @@
               <w:right w:w="150" w:type="dxa"/>
             </w:tcMar>
             <w:vAlign w:val="center"/>
-            <w:shd w:val="clear" w:color="auto" w:fill="E9EDF6"/>
+            <w:shd w:val="clear" w:color="auto" w:fill="F7F3E8"/>
           </w:tcPr>
           <w:p>
             <w:pPr>
@@ -8708,7 +8808,7 @@
               <w:right w:w="150" w:type="dxa"/>
             </w:tcMar>
             <w:vAlign w:val="center"/>
-            <w:shd w:val="clear" w:color="auto" w:fill="E9EDF6"/>
+            <w:shd w:val="clear" w:color="auto" w:fill="F7F3E8"/>
           </w:tcPr>
           <w:p>
             <w:pPr>
@@ -8730,7 +8830,7 @@
               <w:right w:w="150" w:type="dxa"/>
             </w:tcMar>
             <w:vAlign w:val="center"/>
-            <w:shd w:val="clear" w:color="auto" w:fill="E9EDF6"/>
+            <w:shd w:val="clear" w:color="auto" w:fill="F7F3E8"/>
           </w:tcPr>
           <w:p>
             <w:pPr>
@@ -9961,6 +10061,26 @@
       </w:pPr>
       <w:r>
         <w:br w:type="page"/>
+      </w:r>
+    </w:p>
+    <w:p>
+      <w:pPr>
+        <w:pStyle w:val="Heading2"/>
+        <w:spacing w:before="0" w:after="0"/>
+        <w:pBdr>
+          <w:bottom w:val="none" w:sz="0" w:space="0" w:color="auto"/>
+        </w:pBdr>
+        <w:rPr>
+          <w:vanish/>
+          <w:sz w:val="2"/>
+        </w:rPr>
+      </w:pPr>
+      <w:r>
+        <w:rPr>
+          <w:vanish/>
+          <w:sz w:val="2"/>
+        </w:rPr>
+        <w:t>Article 6 — Board of Trustees</w:t>
       </w:r>
     </w:p>
     <w:tbl>
@@ -12719,6 +12839,26 @@
         <w:br w:type="page"/>
       </w:r>
     </w:p>
+    <w:p>
+      <w:pPr>
+        <w:pStyle w:val="Heading2"/>
+        <w:spacing w:before="0" w:after="0"/>
+        <w:pBdr>
+          <w:bottom w:val="none" w:sz="0" w:space="0" w:color="auto"/>
+        </w:pBdr>
+        <w:rPr>
+          <w:vanish/>
+          <w:sz w:val="2"/>
+        </w:rPr>
+      </w:pPr>
+      <w:r>
+        <w:rPr>
+          <w:vanish/>
+          <w:sz w:val="2"/>
+        </w:rPr>
+        <w:t>Article 7 — President &amp; Vice-Chancellor</w:t>
+      </w:r>
+    </w:p>
     <w:tbl>
       <w:tblPr>
         <w:tblW w:w="9350" w:type="dxa"/>
@@ -13886,6 +14026,26 @@
       </w:pPr>
       <w:r>
         <w:br w:type="page"/>
+      </w:r>
+    </w:p>
+    <w:p>
+      <w:pPr>
+        <w:pStyle w:val="Heading2"/>
+        <w:spacing w:before="0" w:after="0"/>
+        <w:pBdr>
+          <w:bottom w:val="none" w:sz="0" w:space="0" w:color="auto"/>
+        </w:pBdr>
+        <w:rPr>
+          <w:vanish/>
+          <w:sz w:val="2"/>
+        </w:rPr>
+      </w:pPr>
+      <w:r>
+        <w:rPr>
+          <w:vanish/>
+          <w:sz w:val="2"/>
+        </w:rPr>
+        <w:t>Article 8 — University Senate</w:t>
       </w:r>
     </w:p>
     <w:tbl>
@@ -14511,7 +14671,7 @@
               <w:right w:w="150" w:type="dxa"/>
             </w:tcMar>
             <w:vAlign w:val="center"/>
-            <w:shd w:val="clear" w:color="auto" w:fill="E9EDF6"/>
+            <w:shd w:val="clear" w:color="auto" w:fill="F7F3E8"/>
           </w:tcPr>
           <w:p>
             <w:pPr>
@@ -14533,7 +14693,7 @@
               <w:right w:w="150" w:type="dxa"/>
             </w:tcMar>
             <w:vAlign w:val="center"/>
-            <w:shd w:val="clear" w:color="auto" w:fill="E9EDF6"/>
+            <w:shd w:val="clear" w:color="auto" w:fill="F7F3E8"/>
           </w:tcPr>
           <w:p>
             <w:pPr>
@@ -14555,7 +14715,7 @@
               <w:right w:w="150" w:type="dxa"/>
             </w:tcMar>
             <w:vAlign w:val="center"/>
-            <w:shd w:val="clear" w:color="auto" w:fill="E9EDF6"/>
+            <w:shd w:val="clear" w:color="auto" w:fill="F7F3E8"/>
           </w:tcPr>
           <w:p>
             <w:pPr>
@@ -14650,7 +14810,7 @@
               <w:right w:w="150" w:type="dxa"/>
             </w:tcMar>
             <w:vAlign w:val="center"/>
-            <w:shd w:val="clear" w:color="auto" w:fill="E9EDF6"/>
+            <w:shd w:val="clear" w:color="auto" w:fill="F7F3E8"/>
           </w:tcPr>
           <w:p>
             <w:pPr>
@@ -14672,7 +14832,7 @@
               <w:right w:w="150" w:type="dxa"/>
             </w:tcMar>
             <w:vAlign w:val="center"/>
-            <w:shd w:val="clear" w:color="auto" w:fill="E9EDF6"/>
+            <w:shd w:val="clear" w:color="auto" w:fill="F7F3E8"/>
           </w:tcPr>
           <w:p>
             <w:pPr>
@@ -14694,7 +14854,7 @@
               <w:right w:w="150" w:type="dxa"/>
             </w:tcMar>
             <w:vAlign w:val="center"/>
-            <w:shd w:val="clear" w:color="auto" w:fill="E9EDF6"/>
+            <w:shd w:val="clear" w:color="auto" w:fill="F7F3E8"/>
           </w:tcPr>
           <w:p>
             <w:pPr>
@@ -14846,7 +15006,7 @@
               <w:right w:w="150" w:type="dxa"/>
             </w:tcMar>
             <w:vAlign w:val="center"/>
-            <w:shd w:val="clear" w:color="auto" w:fill="E9EDF6"/>
+            <w:shd w:val="clear" w:color="auto" w:fill="F7F3E8"/>
           </w:tcPr>
           <w:p>
             <w:pPr>
@@ -14868,7 +15028,7 @@
               <w:right w:w="150" w:type="dxa"/>
             </w:tcMar>
             <w:vAlign w:val="center"/>
-            <w:shd w:val="clear" w:color="auto" w:fill="E9EDF6"/>
+            <w:shd w:val="clear" w:color="auto" w:fill="F7F3E8"/>
           </w:tcPr>
           <w:p>
             <w:pPr>
@@ -14890,7 +15050,7 @@
               <w:right w:w="150" w:type="dxa"/>
             </w:tcMar>
             <w:vAlign w:val="center"/>
-            <w:shd w:val="clear" w:color="auto" w:fill="E9EDF6"/>
+            <w:shd w:val="clear" w:color="auto" w:fill="F7F3E8"/>
           </w:tcPr>
           <w:p>
             <w:pPr>
@@ -14985,7 +15145,7 @@
               <w:right w:w="150" w:type="dxa"/>
             </w:tcMar>
             <w:vAlign w:val="center"/>
-            <w:shd w:val="clear" w:color="auto" w:fill="E9EDF6"/>
+            <w:shd w:val="clear" w:color="auto" w:fill="F7F3E8"/>
           </w:tcPr>
           <w:p>
             <w:pPr>
@@ -15007,7 +15167,7 @@
               <w:right w:w="150" w:type="dxa"/>
             </w:tcMar>
             <w:vAlign w:val="center"/>
-            <w:shd w:val="clear" w:color="auto" w:fill="E9EDF6"/>
+            <w:shd w:val="clear" w:color="auto" w:fill="F7F3E8"/>
           </w:tcPr>
           <w:p>
             <w:pPr>
@@ -15029,7 +15189,7 @@
               <w:right w:w="150" w:type="dxa"/>
             </w:tcMar>
             <w:vAlign w:val="center"/>
-            <w:shd w:val="clear" w:color="auto" w:fill="E9EDF6"/>
+            <w:shd w:val="clear" w:color="auto" w:fill="F7F3E8"/>
           </w:tcPr>
           <w:p>
             <w:pPr>
@@ -15124,7 +15284,7 @@
               <w:right w:w="150" w:type="dxa"/>
             </w:tcMar>
             <w:vAlign w:val="center"/>
-            <w:shd w:val="clear" w:color="auto" w:fill="E9EDF6"/>
+            <w:shd w:val="clear" w:color="auto" w:fill="F7F3E8"/>
           </w:tcPr>
           <w:p>
             <w:pPr>
@@ -15146,7 +15306,7 @@
               <w:right w:w="150" w:type="dxa"/>
             </w:tcMar>
             <w:vAlign w:val="center"/>
-            <w:shd w:val="clear" w:color="auto" w:fill="E9EDF6"/>
+            <w:shd w:val="clear" w:color="auto" w:fill="F7F3E8"/>
           </w:tcPr>
           <w:p>
             <w:pPr>
@@ -15168,7 +15328,7 @@
               <w:right w:w="150" w:type="dxa"/>
             </w:tcMar>
             <w:vAlign w:val="center"/>
-            <w:shd w:val="clear" w:color="auto" w:fill="E9EDF6"/>
+            <w:shd w:val="clear" w:color="auto" w:fill="F7F3E8"/>
           </w:tcPr>
           <w:p>
             <w:pPr>
@@ -15320,7 +15480,7 @@
               <w:right w:w="150" w:type="dxa"/>
             </w:tcMar>
             <w:vAlign w:val="center"/>
-            <w:shd w:val="clear" w:color="auto" w:fill="E9EDF6"/>
+            <w:shd w:val="clear" w:color="auto" w:fill="F7F3E8"/>
           </w:tcPr>
           <w:p>
             <w:pPr>
@@ -15342,7 +15502,7 @@
               <w:right w:w="150" w:type="dxa"/>
             </w:tcMar>
             <w:vAlign w:val="center"/>
-            <w:shd w:val="clear" w:color="auto" w:fill="E9EDF6"/>
+            <w:shd w:val="clear" w:color="auto" w:fill="F7F3E8"/>
           </w:tcPr>
           <w:p>
             <w:pPr>
@@ -15364,7 +15524,7 @@
               <w:right w:w="150" w:type="dxa"/>
             </w:tcMar>
             <w:vAlign w:val="center"/>
-            <w:shd w:val="clear" w:color="auto" w:fill="E9EDF6"/>
+            <w:shd w:val="clear" w:color="auto" w:fill="F7F3E8"/>
           </w:tcPr>
           <w:p>
             <w:pPr>
@@ -15459,7 +15619,7 @@
               <w:right w:w="150" w:type="dxa"/>
             </w:tcMar>
             <w:vAlign w:val="center"/>
-            <w:shd w:val="clear" w:color="auto" w:fill="E9EDF6"/>
+            <w:shd w:val="clear" w:color="auto" w:fill="F7F3E8"/>
           </w:tcPr>
           <w:p>
             <w:pPr>
@@ -15481,7 +15641,7 @@
               <w:right w:w="150" w:type="dxa"/>
             </w:tcMar>
             <w:vAlign w:val="center"/>
-            <w:shd w:val="clear" w:color="auto" w:fill="E9EDF6"/>
+            <w:shd w:val="clear" w:color="auto" w:fill="F7F3E8"/>
           </w:tcPr>
           <w:p>
             <w:pPr>
@@ -15503,7 +15663,7 @@
               <w:right w:w="150" w:type="dxa"/>
             </w:tcMar>
             <w:vAlign w:val="center"/>
-            <w:shd w:val="clear" w:color="auto" w:fill="E9EDF6"/>
+            <w:shd w:val="clear" w:color="auto" w:fill="F7F3E8"/>
           </w:tcPr>
           <w:p>
             <w:pPr>
@@ -15598,7 +15758,7 @@
               <w:right w:w="150" w:type="dxa"/>
             </w:tcMar>
             <w:vAlign w:val="center"/>
-            <w:shd w:val="clear" w:color="auto" w:fill="E9EDF6"/>
+            <w:shd w:val="clear" w:color="auto" w:fill="F7F3E8"/>
           </w:tcPr>
           <w:p>
             <w:pPr>
@@ -15620,7 +15780,7 @@
               <w:right w:w="150" w:type="dxa"/>
             </w:tcMar>
             <w:vAlign w:val="center"/>
-            <w:shd w:val="clear" w:color="auto" w:fill="E9EDF6"/>
+            <w:shd w:val="clear" w:color="auto" w:fill="F7F3E8"/>
           </w:tcPr>
           <w:p>
             <w:pPr>
@@ -15642,7 +15802,7 @@
               <w:right w:w="150" w:type="dxa"/>
             </w:tcMar>
             <w:vAlign w:val="center"/>
-            <w:shd w:val="clear" w:color="auto" w:fill="E9EDF6"/>
+            <w:shd w:val="clear" w:color="auto" w:fill="F7F3E8"/>
           </w:tcPr>
           <w:p>
             <w:pPr>
@@ -15862,7 +16022,7 @@
               <w:right w:w="150" w:type="dxa"/>
             </w:tcMar>
             <w:vAlign w:val="center"/>
-            <w:shd w:val="clear" w:color="auto" w:fill="E9EDF6"/>
+            <w:shd w:val="clear" w:color="auto" w:fill="F7F3E8"/>
           </w:tcPr>
           <w:p>
             <w:pPr>
@@ -15884,7 +16044,7 @@
               <w:right w:w="150" w:type="dxa"/>
             </w:tcMar>
             <w:vAlign w:val="center"/>
-            <w:shd w:val="clear" w:color="auto" w:fill="E9EDF6"/>
+            <w:shd w:val="clear" w:color="auto" w:fill="F7F3E8"/>
           </w:tcPr>
           <w:p>
             <w:pPr>
@@ -15906,7 +16066,7 @@
               <w:right w:w="150" w:type="dxa"/>
             </w:tcMar>
             <w:vAlign w:val="center"/>
-            <w:shd w:val="clear" w:color="auto" w:fill="E9EDF6"/>
+            <w:shd w:val="clear" w:color="auto" w:fill="F7F3E8"/>
           </w:tcPr>
           <w:p>
             <w:pPr>
@@ -16001,7 +16161,7 @@
               <w:right w:w="150" w:type="dxa"/>
             </w:tcMar>
             <w:vAlign w:val="center"/>
-            <w:shd w:val="clear" w:color="auto" w:fill="E9EDF6"/>
+            <w:shd w:val="clear" w:color="auto" w:fill="F7F3E8"/>
           </w:tcPr>
           <w:p>
             <w:pPr>
@@ -16023,7 +16183,7 @@
               <w:right w:w="150" w:type="dxa"/>
             </w:tcMar>
             <w:vAlign w:val="center"/>
-            <w:shd w:val="clear" w:color="auto" w:fill="E9EDF6"/>
+            <w:shd w:val="clear" w:color="auto" w:fill="F7F3E8"/>
           </w:tcPr>
           <w:p>
             <w:pPr>
@@ -16045,7 +16205,7 @@
               <w:right w:w="150" w:type="dxa"/>
             </w:tcMar>
             <w:vAlign w:val="center"/>
-            <w:shd w:val="clear" w:color="auto" w:fill="E9EDF6"/>
+            <w:shd w:val="clear" w:color="auto" w:fill="F7F3E8"/>
           </w:tcPr>
           <w:p>
             <w:pPr>
@@ -16986,6 +17146,26 @@
       </w:pPr>
       <w:r>
         <w:br w:type="page"/>
+      </w:r>
+    </w:p>
+    <w:p>
+      <w:pPr>
+        <w:pStyle w:val="Heading2"/>
+        <w:spacing w:before="0" w:after="0"/>
+        <w:pBdr>
+          <w:bottom w:val="none" w:sz="0" w:space="0" w:color="auto"/>
+        </w:pBdr>
+        <w:rPr>
+          <w:vanish/>
+          <w:sz w:val="2"/>
+        </w:rPr>
+      </w:pPr>
+      <w:r>
+        <w:rPr>
+          <w:vanish/>
+          <w:sz w:val="2"/>
+        </w:rPr>
+        <w:t>Article 9 — Administration</w:t>
       </w:r>
     </w:p>
     <w:tbl>
@@ -17672,6 +17852,26 @@
       </w:pPr>
       <w:r>
         <w:br w:type="page"/>
+      </w:r>
+    </w:p>
+    <w:p>
+      <w:pPr>
+        <w:pStyle w:val="Heading2"/>
+        <w:spacing w:before="0" w:after="0"/>
+        <w:pBdr>
+          <w:bottom w:val="none" w:sz="0" w:space="0" w:color="auto"/>
+        </w:pBdr>
+        <w:rPr>
+          <w:vanish/>
+          <w:sz w:val="2"/>
+        </w:rPr>
+      </w:pPr>
+      <w:r>
+        <w:rPr>
+          <w:vanish/>
+          <w:sz w:val="2"/>
+        </w:rPr>
+        <w:t>Article 10 — Academic Program</w:t>
       </w:r>
     </w:p>
     <w:tbl>
@@ -18046,7 +18246,7 @@
               <w:right w:w="150" w:type="dxa"/>
             </w:tcMar>
             <w:vAlign w:val="center"/>
-            <w:shd w:val="clear" w:color="auto" w:fill="E9EDF6"/>
+            <w:shd w:val="clear" w:color="auto" w:fill="F7F3E8"/>
           </w:tcPr>
           <w:p>
             <w:pPr>
@@ -18068,7 +18268,7 @@
               <w:right w:w="150" w:type="dxa"/>
             </w:tcMar>
             <w:vAlign w:val="center"/>
-            <w:shd w:val="clear" w:color="auto" w:fill="E9EDF6"/>
+            <w:shd w:val="clear" w:color="auto" w:fill="F7F3E8"/>
           </w:tcPr>
           <w:p>
             <w:pPr>
@@ -18090,7 +18290,7 @@
               <w:right w:w="150" w:type="dxa"/>
             </w:tcMar>
             <w:vAlign w:val="center"/>
-            <w:shd w:val="clear" w:color="auto" w:fill="E9EDF6"/>
+            <w:shd w:val="clear" w:color="auto" w:fill="F7F3E8"/>
           </w:tcPr>
           <w:p>
             <w:pPr>
@@ -18185,7 +18385,7 @@
               <w:right w:w="150" w:type="dxa"/>
             </w:tcMar>
             <w:vAlign w:val="center"/>
-            <w:shd w:val="clear" w:color="auto" w:fill="E9EDF6"/>
+            <w:shd w:val="clear" w:color="auto" w:fill="F7F3E8"/>
           </w:tcPr>
           <w:p>
             <w:pPr>
@@ -18207,7 +18407,7 @@
               <w:right w:w="150" w:type="dxa"/>
             </w:tcMar>
             <w:vAlign w:val="center"/>
-            <w:shd w:val="clear" w:color="auto" w:fill="E9EDF6"/>
+            <w:shd w:val="clear" w:color="auto" w:fill="F7F3E8"/>
           </w:tcPr>
           <w:p>
             <w:pPr>
@@ -18229,7 +18429,7 @@
               <w:right w:w="150" w:type="dxa"/>
             </w:tcMar>
             <w:vAlign w:val="center"/>
-            <w:shd w:val="clear" w:color="auto" w:fill="E9EDF6"/>
+            <w:shd w:val="clear" w:color="auto" w:fill="F7F3E8"/>
           </w:tcPr>
           <w:p>
             <w:pPr>
@@ -18324,7 +18524,7 @@
               <w:right w:w="150" w:type="dxa"/>
             </w:tcMar>
             <w:vAlign w:val="center"/>
-            <w:shd w:val="clear" w:color="auto" w:fill="E9EDF6"/>
+            <w:shd w:val="clear" w:color="auto" w:fill="F7F3E8"/>
           </w:tcPr>
           <w:p>
             <w:pPr>
@@ -18346,7 +18546,7 @@
               <w:right w:w="150" w:type="dxa"/>
             </w:tcMar>
             <w:vAlign w:val="center"/>
-            <w:shd w:val="clear" w:color="auto" w:fill="E9EDF6"/>
+            <w:shd w:val="clear" w:color="auto" w:fill="F7F3E8"/>
           </w:tcPr>
           <w:p>
             <w:pPr>
@@ -18368,7 +18568,7 @@
               <w:right w:w="150" w:type="dxa"/>
             </w:tcMar>
             <w:vAlign w:val="center"/>
-            <w:shd w:val="clear" w:color="auto" w:fill="E9EDF6"/>
+            <w:shd w:val="clear" w:color="auto" w:fill="F7F3E8"/>
           </w:tcPr>
           <w:p>
             <w:pPr>
@@ -18463,7 +18663,7 @@
               <w:right w:w="150" w:type="dxa"/>
             </w:tcMar>
             <w:vAlign w:val="center"/>
-            <w:shd w:val="clear" w:color="auto" w:fill="E9EDF6"/>
+            <w:shd w:val="clear" w:color="auto" w:fill="F7F3E8"/>
           </w:tcPr>
           <w:p>
             <w:pPr>
@@ -18485,7 +18685,7 @@
               <w:right w:w="150" w:type="dxa"/>
             </w:tcMar>
             <w:vAlign w:val="center"/>
-            <w:shd w:val="clear" w:color="auto" w:fill="E9EDF6"/>
+            <w:shd w:val="clear" w:color="auto" w:fill="F7F3E8"/>
           </w:tcPr>
           <w:p>
             <w:pPr>
@@ -18507,7 +18707,7 @@
               <w:right w:w="150" w:type="dxa"/>
             </w:tcMar>
             <w:vAlign w:val="center"/>
-            <w:shd w:val="clear" w:color="auto" w:fill="E9EDF6"/>
+            <w:shd w:val="clear" w:color="auto" w:fill="F7F3E8"/>
           </w:tcPr>
           <w:p>
             <w:pPr>
@@ -18789,6 +18989,26 @@
       </w:pPr>
       <w:r>
         <w:br w:type="page"/>
+      </w:r>
+    </w:p>
+    <w:p>
+      <w:pPr>
+        <w:pStyle w:val="Heading2"/>
+        <w:spacing w:before="0" w:after="0"/>
+        <w:pBdr>
+          <w:bottom w:val="none" w:sz="0" w:space="0" w:color="auto"/>
+        </w:pBdr>
+        <w:rPr>
+          <w:vanish/>
+          <w:sz w:val="2"/>
+        </w:rPr>
+      </w:pPr>
+      <w:r>
+        <w:rPr>
+          <w:vanish/>
+          <w:sz w:val="2"/>
+        </w:rPr>
+        <w:t>Article 11 — Waqf and Endowment</w:t>
       </w:r>
     </w:p>
     <w:tbl>
@@ -19233,6 +19453,26 @@
         <w:br w:type="page"/>
       </w:r>
     </w:p>
+    <w:p>
+      <w:pPr>
+        <w:pStyle w:val="Heading2"/>
+        <w:spacing w:before="0" w:after="0"/>
+        <w:pBdr>
+          <w:bottom w:val="none" w:sz="0" w:space="0" w:color="auto"/>
+        </w:pBdr>
+        <w:rPr>
+          <w:vanish/>
+          <w:sz w:val="2"/>
+        </w:rPr>
+      </w:pPr>
+      <w:r>
+        <w:rPr>
+          <w:vanish/>
+          <w:sz w:val="2"/>
+        </w:rPr>
+        <w:t>Article 12 — Students’ Rights and Responsibilities</w:t>
+      </w:r>
+    </w:p>
     <w:tbl>
       <w:tblPr>
         <w:tblW w:w="9350" w:type="dxa"/>
@@ -19773,6 +20013,26 @@
         <w:br w:type="page"/>
       </w:r>
     </w:p>
+    <w:p>
+      <w:pPr>
+        <w:pStyle w:val="Heading2"/>
+        <w:spacing w:before="0" w:after="0"/>
+        <w:pBdr>
+          <w:bottom w:val="none" w:sz="0" w:space="0" w:color="auto"/>
+        </w:pBdr>
+        <w:rPr>
+          <w:vanish/>
+          <w:sz w:val="2"/>
+        </w:rPr>
+      </w:pPr>
+      <w:r>
+        <w:rPr>
+          <w:vanish/>
+          <w:sz w:val="2"/>
+        </w:rPr>
+        <w:t>Article 13 — Faculty Rights and Responsibilities</w:t>
+      </w:r>
+    </w:p>
     <w:tbl>
       <w:tblPr>
         <w:tblW w:w="9350" w:type="dxa"/>
@@ -20173,6 +20433,26 @@
         <w:br w:type="page"/>
       </w:r>
     </w:p>
+    <w:p>
+      <w:pPr>
+        <w:pStyle w:val="Heading2"/>
+        <w:spacing w:before="0" w:after="0"/>
+        <w:pBdr>
+          <w:bottom w:val="none" w:sz="0" w:space="0" w:color="auto"/>
+        </w:pBdr>
+        <w:rPr>
+          <w:vanish/>
+          <w:sz w:val="2"/>
+        </w:rPr>
+      </w:pPr>
+      <w:r>
+        <w:rPr>
+          <w:vanish/>
+          <w:sz w:val="2"/>
+        </w:rPr>
+        <w:t>Article 14 — Financial Sustainability</w:t>
+      </w:r>
+    </w:p>
     <w:tbl>
       <w:tblPr>
         <w:tblW w:w="9350" w:type="dxa"/>
@@ -20654,6 +20934,26 @@
         <w:br w:type="page"/>
       </w:r>
     </w:p>
+    <w:p>
+      <w:pPr>
+        <w:pStyle w:val="Heading2"/>
+        <w:spacing w:before="0" w:after="0"/>
+        <w:pBdr>
+          <w:bottom w:val="none" w:sz="0" w:space="0" w:color="auto"/>
+        </w:pBdr>
+        <w:rPr>
+          <w:vanish/>
+          <w:sz w:val="2"/>
+        </w:rPr>
+      </w:pPr>
+      <w:r>
+        <w:rPr>
+          <w:vanish/>
+          <w:sz w:val="2"/>
+        </w:rPr>
+        <w:t>Article 15 — Transparency and Accountability</w:t>
+      </w:r>
+    </w:p>
     <w:tbl>
       <w:tblPr>
         <w:tblW w:w="9350" w:type="dxa"/>
@@ -21291,6 +21591,26 @@
         <w:br w:type="page"/>
       </w:r>
     </w:p>
+    <w:p>
+      <w:pPr>
+        <w:pStyle w:val="Heading2"/>
+        <w:spacing w:before="0" w:after="0"/>
+        <w:pBdr>
+          <w:bottom w:val="none" w:sz="0" w:space="0" w:color="auto"/>
+        </w:pBdr>
+        <w:rPr>
+          <w:vanish/>
+          <w:sz w:val="2"/>
+        </w:rPr>
+      </w:pPr>
+      <w:r>
+        <w:rPr>
+          <w:vanish/>
+          <w:sz w:val="2"/>
+        </w:rPr>
+        <w:t>Article 16 — Independent Officers</w:t>
+      </w:r>
+    </w:p>
     <w:tbl>
       <w:tblPr>
         <w:tblW w:w="9350" w:type="dxa"/>
@@ -21751,6 +22071,26 @@
         <w:br w:type="page"/>
       </w:r>
     </w:p>
+    <w:p>
+      <w:pPr>
+        <w:pStyle w:val="Heading2"/>
+        <w:spacing w:before="0" w:after="0"/>
+        <w:pBdr>
+          <w:bottom w:val="none" w:sz="0" w:space="0" w:color="auto"/>
+        </w:pBdr>
+        <w:rPr>
+          <w:vanish/>
+          <w:sz w:val="2"/>
+        </w:rPr>
+      </w:pPr>
+      <w:r>
+        <w:rPr>
+          <w:vanish/>
+          <w:sz w:val="2"/>
+        </w:rPr>
+        <w:t>Article 17 — Records and Archives</w:t>
+      </w:r>
+    </w:p>
     <w:tbl>
       <w:tblPr>
         <w:tblW w:w="9350" w:type="dxa"/>
@@ -22107,6 +22447,26 @@
         <w:br w:type="page"/>
       </w:r>
     </w:p>
+    <w:p>
+      <w:pPr>
+        <w:pStyle w:val="Heading2"/>
+        <w:spacing w:before="0" w:after="0"/>
+        <w:pBdr>
+          <w:bottom w:val="none" w:sz="0" w:space="0" w:color="auto"/>
+        </w:pBdr>
+        <w:rPr>
+          <w:vanish/>
+          <w:sz w:val="2"/>
+        </w:rPr>
+      </w:pPr>
+      <w:r>
+        <w:rPr>
+          <w:vanish/>
+          <w:sz w:val="2"/>
+        </w:rPr>
+        <w:t>Article 18 — Amendment</w:t>
+      </w:r>
+    </w:p>
     <w:tbl>
       <w:tblPr>
         <w:tblW w:w="9350" w:type="dxa"/>
@@ -22463,6 +22823,26 @@
         <w:br w:type="page"/>
       </w:r>
     </w:p>
+    <w:p>
+      <w:pPr>
+        <w:pStyle w:val="Heading2"/>
+        <w:spacing w:before="0" w:after="0"/>
+        <w:pBdr>
+          <w:bottom w:val="none" w:sz="0" w:space="0" w:color="auto"/>
+        </w:pBdr>
+        <w:rPr>
+          <w:vanish/>
+          <w:sz w:val="2"/>
+        </w:rPr>
+      </w:pPr>
+      <w:r>
+        <w:rPr>
+          <w:vanish/>
+          <w:sz w:val="2"/>
+        </w:rPr>
+        <w:t>Article 19 — Transitional Provisions</w:t>
+      </w:r>
+    </w:p>
     <w:tbl>
       <w:tblPr>
         <w:tblW w:w="9350" w:type="dxa"/>
@@ -22736,6 +23116,26 @@
         <w:br w:type="page"/>
       </w:r>
     </w:p>
+    <w:p>
+      <w:pPr>
+        <w:pStyle w:val="Heading2"/>
+        <w:spacing w:before="0" w:after="0"/>
+        <w:pBdr>
+          <w:bottom w:val="none" w:sz="0" w:space="0" w:color="auto"/>
+        </w:pBdr>
+        <w:rPr>
+          <w:vanish/>
+          <w:sz w:val="2"/>
+        </w:rPr>
+      </w:pPr>
+      <w:r>
+        <w:rPr>
+          <w:vanish/>
+          <w:sz w:val="2"/>
+        </w:rPr>
+        <w:t>Article 20 — Dissolution</w:t>
+      </w:r>
+    </w:p>
     <w:tbl>
       <w:tblPr>
         <w:tblW w:w="9350" w:type="dxa"/>
@@ -23009,6 +23409,26 @@
         <w:br w:type="page"/>
       </w:r>
     </w:p>
+    <w:p>
+      <w:pPr>
+        <w:pStyle w:val="Heading2"/>
+        <w:spacing w:before="0" w:after="0"/>
+        <w:pBdr>
+          <w:bottom w:val="none" w:sz="0" w:space="0" w:color="auto"/>
+        </w:pBdr>
+        <w:rPr>
+          <w:vanish/>
+          <w:sz w:val="2"/>
+        </w:rPr>
+      </w:pPr>
+      <w:r>
+        <w:rPr>
+          <w:vanish/>
+          <w:sz w:val="2"/>
+        </w:rPr>
+        <w:t>Article 21 — Non-Political and Non-Profit Provisions</w:t>
+      </w:r>
+    </w:p>
     <w:tbl>
       <w:tblPr>
         <w:tblW w:w="9350" w:type="dxa"/>
@@ -23427,6 +23847,26 @@
         <w:br w:type="page"/>
       </w:r>
     </w:p>
+    <w:p>
+      <w:pPr>
+        <w:pStyle w:val="Heading2"/>
+        <w:spacing w:before="0" w:after="0"/>
+        <w:pBdr>
+          <w:bottom w:val="none" w:sz="0" w:space="0" w:color="auto"/>
+        </w:pBdr>
+        <w:rPr>
+          <w:vanish/>
+          <w:sz w:val="2"/>
+        </w:rPr>
+      </w:pPr>
+      <w:r>
+        <w:rPr>
+          <w:vanish/>
+          <w:sz w:val="2"/>
+        </w:rPr>
+        <w:t>Article 22 — Indemnification</w:t>
+      </w:r>
+    </w:p>
     <w:tbl>
       <w:tblPr>
         <w:tblW w:w="9350" w:type="dxa"/>
@@ -23716,6 +24156,26 @@
       </w:pPr>
       <w:r>
         <w:br w:type="page"/>
+      </w:r>
+    </w:p>
+    <w:p>
+      <w:pPr>
+        <w:pStyle w:val="Heading2"/>
+        <w:spacing w:before="0" w:after="0"/>
+        <w:pBdr>
+          <w:bottom w:val="none" w:sz="0" w:space="0" w:color="auto"/>
+        </w:pBdr>
+        <w:rPr>
+          <w:vanish/>
+          <w:sz w:val="2"/>
+        </w:rPr>
+      </w:pPr>
+      <w:r>
+        <w:rPr>
+          <w:vanish/>
+          <w:sz w:val="2"/>
+        </w:rPr>
+        <w:t>Article 23 — Final Provisions</w:t>
       </w:r>
     </w:p>
     <w:tbl>
@@ -24200,7 +24660,7 @@
               <w:right w:w="150" w:type="dxa"/>
             </w:tcMar>
             <w:vAlign w:val="center"/>
-            <w:shd w:val="clear" w:color="auto" w:fill="E9EDF6"/>
+            <w:shd w:val="clear" w:color="auto" w:fill="F7F3E8"/>
             <w:tcW w:w="1878" w:type="dxa"/>
           </w:tcPr>
           <w:p>
@@ -24222,7 +24682,7 @@
               <w:right w:w="150" w:type="dxa"/>
             </w:tcMar>
             <w:vAlign w:val="center"/>
-            <w:shd w:val="clear" w:color="auto" w:fill="E9EDF6"/>
+            <w:shd w:val="clear" w:color="auto" w:fill="F7F3E8"/>
             <w:tcW w:w="2992" w:type="dxa"/>
           </w:tcPr>
           <w:p>
@@ -24244,7 +24704,7 @@
               <w:right w:w="150" w:type="dxa"/>
             </w:tcMar>
             <w:vAlign w:val="center"/>
-            <w:shd w:val="clear" w:color="auto" w:fill="E9EDF6"/>
+            <w:shd w:val="clear" w:color="auto" w:fill="F7F3E8"/>
             <w:tcW w:w="2992" w:type="dxa"/>
           </w:tcPr>
           <w:p>
@@ -24266,7 +24726,7 @@
               <w:right w:w="150" w:type="dxa"/>
             </w:tcMar>
             <w:vAlign w:val="center"/>
-            <w:shd w:val="clear" w:color="auto" w:fill="E9EDF6"/>
+            <w:shd w:val="clear" w:color="auto" w:fill="F7F3E8"/>
             <w:tcW w:w="1210" w:type="dxa"/>
           </w:tcPr>
           <w:p>
@@ -24382,7 +24842,7 @@
               <w:right w:w="150" w:type="dxa"/>
             </w:tcMar>
             <w:vAlign w:val="center"/>
-            <w:shd w:val="clear" w:color="auto" w:fill="E9EDF6"/>
+            <w:shd w:val="clear" w:color="auto" w:fill="F7F3E8"/>
             <w:tcW w:w="1878" w:type="dxa"/>
           </w:tcPr>
           <w:p>
@@ -24404,7 +24864,7 @@
               <w:right w:w="150" w:type="dxa"/>
             </w:tcMar>
             <w:vAlign w:val="center"/>
-            <w:shd w:val="clear" w:color="auto" w:fill="E9EDF6"/>
+            <w:shd w:val="clear" w:color="auto" w:fill="F7F3E8"/>
             <w:tcW w:w="2992" w:type="dxa"/>
           </w:tcPr>
           <w:p>
@@ -24426,7 +24886,7 @@
               <w:right w:w="150" w:type="dxa"/>
             </w:tcMar>
             <w:vAlign w:val="center"/>
-            <w:shd w:val="clear" w:color="auto" w:fill="E9EDF6"/>
+            <w:shd w:val="clear" w:color="auto" w:fill="F7F3E8"/>
             <w:tcW w:w="2992" w:type="dxa"/>
           </w:tcPr>
           <w:p>
@@ -24448,7 +24908,7 @@
               <w:right w:w="150" w:type="dxa"/>
             </w:tcMar>
             <w:vAlign w:val="center"/>
-            <w:shd w:val="clear" w:color="auto" w:fill="E9EDF6"/>
+            <w:shd w:val="clear" w:color="auto" w:fill="F7F3E8"/>
             <w:tcW w:w="1210" w:type="dxa"/>
           </w:tcPr>
           <w:p>
@@ -24804,11 +25264,14 @@
     <w:r>
       <w:rPr>
         <w:rFonts w:ascii="Fraunces" w:hAnsi="Fraunces"/>
+        <w:b w:val="0"/>
         <w:i/>
         <w:color w:val="5B6372"/>
         <w:sz w:val="19"/>
       </w:rPr>
-      <w:t>Constitution · Flagship Governance Edition</w:t>
+      <w:fldChar w:fldCharType="begin"/>
+      <w:instrText xml:space="preserve"> STYLEREF "Heading 2" \* MERGEFORMAT </w:instrText>
+      <w:fldChar w:fldCharType="end"/>
     </w:r>
   </w:p>
 </w:hdr>

--- a/AMIU_Constitution_2028_Flagship_Governance_Edition.docx
+++ b/AMIU_Constitution_2028_Flagship_Governance_Edition.docx
@@ -25244,6 +25244,7 @@
       <w:pBdr>
         <w:bottom w:val="single" w:sz="3" w:space="6" w:color="B08625"/>
       </w:pBdr>
+      <w:suppressAutoHyphens w:val="true"/>
     </w:pPr>
     <w:r/>
     <w:r>

--- a/AMIU_Constitution_2028_Flagship_Governance_Edition.docx
+++ b/AMIU_Constitution_2028_Flagship_Governance_Edition.docx
@@ -530,7 +530,7 @@
                 <w:bCs/>
                 <w:b/>
               </w:rPr>
-              <w:t xml:space="preserve">Companion Volume</w:t>
+              <w:t xml:space="preserve">Companion Volumes</w:t>
             </w:r>
           </w:p>
         </w:tc>
@@ -551,7 +551,7 @@
               <w:suppressAutoHyphens/>
             </w:pPr>
             <w:r>
-              <w:t xml:space="preserve">Strategic Implementation Blueprint 2028–2050 (AMIU-SB-002)</w:t>
+              <w:t xml:space="preserve">Strategic Implementation Blueprint 2028–2050 (AMIU-SB-002); Institutional Governance Compendium (AMIU-IGC-004); Academic Handbook (AMIU-ACAH-001); Student Policies Handbook (AMIU-STUH-001); Operations Handbook (AMIU-OPSH-001)</w:t>
             </w:r>
           </w:p>
         </w:tc>

--- a/AMIU_Constitution_2028_Flagship_Governance_Edition.docx
+++ b/AMIU_Constitution_2028_Flagship_Governance_Edition.docx
@@ -551,7 +551,7 @@
               <w:suppressAutoHyphens/>
             </w:pPr>
             <w:r>
-              <w:t xml:space="preserve">Strategic Implementation Blueprint 2028–2050 (AMIU-SB-002); Institutional Governance Compendium (AMIU-IGC-004); Academic Handbook (AMIU-ACAH-001); Student Policies Handbook (AMIU-STUH-001); Operations Handbook (AMIU-OPSH-001)</w:t>
+              <w:t xml:space="preserve">Strategic Implementation Blueprint 2028–2050 (AMIU-SB-002); Institutional Governance Compendium (AMIU-IGC-004); Academic Handbook (AMIU-ACAH-001); Student Policies Handbook (AMIU-STUH-001); Operations Handbook (AMIU-OPSH-001); Legal &amp; Compliance Handbook (AMIU-LEGH-001)</w:t>
             </w:r>
           </w:p>
         </w:tc>

--- a/AMIU_Constitution_2028_Flagship_Governance_Edition.docx
+++ b/AMIU_Constitution_2028_Flagship_Governance_Edition.docx
@@ -551,7 +551,7 @@
               <w:suppressAutoHyphens/>
             </w:pPr>
             <w:r>
-              <w:t xml:space="preserve">Strategic Implementation Blueprint 2028–2050 (AMIU-SB-002); Institutional Governance Compendium (AMIU-IGC-004); Academic Handbook (AMIU-ACAH-001); Student Policies Handbook (AMIU-STUH-001); Operations Handbook (AMIU-OPSH-001); Legal &amp; Compliance Handbook (AMIU-LEGH-001)</w:t>
+              <w:t xml:space="preserve">Strategic Implementation Blueprint 2028–2050 (AMIU-SB-002); Institutional Governance Compendium (AMIU-IGC-004); Academic Handbook (AMIU-ACAH-001); Student Policies Handbook (AMIU-STUH-001); Operations Handbook (AMIU-OPSH-001); Legal &amp; Compliance Handbook (AMIU-LEGH-001); Marketing &amp; Communications Handbook (AMIU-MKTH-001)</w:t>
             </w:r>
           </w:p>
         </w:tc>

--- a/AMIU_Constitution_2028_Flagship_Governance_Edition.docx
+++ b/AMIU_Constitution_2028_Flagship_Governance_Edition.docx
@@ -551,7 +551,7 @@
               <w:suppressAutoHyphens/>
             </w:pPr>
             <w:r>
-              <w:t xml:space="preserve">Strategic Implementation Blueprint 2028–2050 (AMIU-SB-002); Institutional Governance Compendium (AMIU-IGC-004); Academic Handbook (AMIU-ACAH-001); Student Policies Handbook (AMIU-STUH-001); Operations Handbook (AMIU-OPSH-001); Legal &amp; Compliance Handbook (AMIU-LEGH-001); Marketing &amp; Communications Handbook (AMIU-MKTH-001)</w:t>
+              <w:t xml:space="preserve">Strategic Implementation Blueprint 2028–2050 (AMIU-SB-002); Institutional Governance Compendium (AMIU-IGC-004); Academic Handbook (AMIU-ACAH-001); Student Policies Handbook (AMIU-STUH-001); Operations Handbook (AMIU-OPSH-001); Legal &amp; Compliance Handbook (AMIU-LEGH-001); Marketing &amp; Communications Handbook (AMIU-MKTH-001); Waqf &amp; Research Handbook (AMIU-WAQH-001)</w:t>
             </w:r>
           </w:p>
         </w:tc>
